--- a/Documentazione/documentazione completa.docx
+++ b/Documentazione/documentazione completa.docx
@@ -159,6 +159,59 @@
           <w:szCs w:val="20"/>
         </w:rPr>
       </w:pPr>
+      <w:r>
+        <w:rPr>
+          <w:noProof/>
+        </w:rPr>
+        <w:drawing>
+          <wp:inline distT="0" distB="0" distL="0" distR="0" wp14:anchorId="69389147" wp14:editId="4F6A9375">
+            <wp:extent cx="6120130" cy="5370394"/>
+            <wp:effectExtent l="0" t="0" r="0" b="1905"/>
+            <wp:docPr id="4" name="Immagine 4"/>
+            <wp:cNvGraphicFramePr>
+              <a:graphicFrameLocks xmlns:a="http://schemas.openxmlformats.org/drawingml/2006/main" noChangeAspect="1"/>
+            </wp:cNvGraphicFramePr>
+            <a:graphic xmlns:a="http://schemas.openxmlformats.org/drawingml/2006/main">
+              <a:graphicData uri="http://schemas.openxmlformats.org/drawingml/2006/picture">
+                <pic:pic xmlns:pic="http://schemas.openxmlformats.org/drawingml/2006/picture">
+                  <pic:nvPicPr>
+                    <pic:cNvPr id="0" name="Picture 2"/>
+                    <pic:cNvPicPr>
+                      <a:picLocks noChangeAspect="1" noChangeArrowheads="1"/>
+                    </pic:cNvPicPr>
+                  </pic:nvPicPr>
+                  <pic:blipFill>
+                    <a:blip r:embed="rId7">
+                      <a:extLst>
+                        <a:ext uri="{28A0092B-C50C-407E-A947-70E740481C1C}">
+                          <a14:useLocalDpi xmlns:a14="http://schemas.microsoft.com/office/drawing/2010/main" val="0"/>
+                        </a:ext>
+                      </a:extLst>
+                    </a:blip>
+                    <a:srcRect/>
+                    <a:stretch>
+                      <a:fillRect/>
+                    </a:stretch>
+                  </pic:blipFill>
+                  <pic:spPr bwMode="auto">
+                    <a:xfrm>
+                      <a:off x="0" y="0"/>
+                      <a:ext cx="6125556" cy="5375155"/>
+                    </a:xfrm>
+                    <a:prstGeom prst="rect">
+                      <a:avLst/>
+                    </a:prstGeom>
+                    <a:noFill/>
+                    <a:ln>
+                      <a:noFill/>
+                    </a:ln>
+                  </pic:spPr>
+                </pic:pic>
+              </a:graphicData>
+            </a:graphic>
+          </wp:inline>
+        </w:drawing>
+      </w:r>
     </w:p>
     <w:p>
       <w:pPr>
@@ -210,162 +263,6 @@
     </w:p>
     <w:p>
       <w:pPr>
-        <w:jc w:val="center"/>
-        <w:rPr>
-          <w:rFonts w:cstheme="minorHAnsi"/>
-          <w:i/>
-          <w:iCs/>
-          <w:sz w:val="20"/>
-          <w:szCs w:val="20"/>
-        </w:rPr>
-      </w:pPr>
-    </w:p>
-    <w:p>
-      <w:pPr>
-        <w:jc w:val="center"/>
-        <w:rPr>
-          <w:rFonts w:cstheme="minorHAnsi"/>
-          <w:i/>
-          <w:iCs/>
-          <w:sz w:val="20"/>
-          <w:szCs w:val="20"/>
-        </w:rPr>
-      </w:pPr>
-    </w:p>
-    <w:p>
-      <w:pPr>
-        <w:jc w:val="center"/>
-        <w:rPr>
-          <w:rFonts w:cstheme="minorHAnsi"/>
-          <w:i/>
-          <w:iCs/>
-          <w:sz w:val="20"/>
-          <w:szCs w:val="20"/>
-        </w:rPr>
-      </w:pPr>
-    </w:p>
-    <w:p>
-      <w:pPr>
-        <w:jc w:val="center"/>
-        <w:rPr>
-          <w:rFonts w:cstheme="minorHAnsi"/>
-          <w:i/>
-          <w:iCs/>
-          <w:sz w:val="20"/>
-          <w:szCs w:val="20"/>
-        </w:rPr>
-      </w:pPr>
-    </w:p>
-    <w:p>
-      <w:pPr>
-        <w:jc w:val="center"/>
-        <w:rPr>
-          <w:rFonts w:cstheme="minorHAnsi"/>
-          <w:i/>
-          <w:iCs/>
-          <w:sz w:val="20"/>
-          <w:szCs w:val="20"/>
-        </w:rPr>
-      </w:pPr>
-    </w:p>
-    <w:p>
-      <w:pPr>
-        <w:jc w:val="center"/>
-        <w:rPr>
-          <w:rFonts w:cstheme="minorHAnsi"/>
-          <w:i/>
-          <w:iCs/>
-          <w:sz w:val="20"/>
-          <w:szCs w:val="20"/>
-        </w:rPr>
-      </w:pPr>
-    </w:p>
-    <w:p>
-      <w:pPr>
-        <w:jc w:val="center"/>
-        <w:rPr>
-          <w:rFonts w:cstheme="minorHAnsi"/>
-          <w:i/>
-          <w:iCs/>
-          <w:sz w:val="20"/>
-          <w:szCs w:val="20"/>
-        </w:rPr>
-      </w:pPr>
-    </w:p>
-    <w:p>
-      <w:pPr>
-        <w:jc w:val="center"/>
-        <w:rPr>
-          <w:rFonts w:cstheme="minorHAnsi"/>
-          <w:i/>
-          <w:iCs/>
-          <w:sz w:val="20"/>
-          <w:szCs w:val="20"/>
-        </w:rPr>
-      </w:pPr>
-    </w:p>
-    <w:p>
-      <w:pPr>
-        <w:jc w:val="center"/>
-        <w:rPr>
-          <w:rFonts w:cstheme="minorHAnsi"/>
-          <w:i/>
-          <w:iCs/>
-          <w:sz w:val="20"/>
-          <w:szCs w:val="20"/>
-        </w:rPr>
-      </w:pPr>
-    </w:p>
-    <w:p>
-      <w:pPr>
-        <w:jc w:val="center"/>
-        <w:rPr>
-          <w:rFonts w:cstheme="minorHAnsi"/>
-          <w:i/>
-          <w:iCs/>
-          <w:sz w:val="20"/>
-          <w:szCs w:val="20"/>
-        </w:rPr>
-      </w:pPr>
-    </w:p>
-    <w:p>
-      <w:pPr>
-        <w:jc w:val="center"/>
-        <w:rPr>
-          <w:rFonts w:cstheme="minorHAnsi"/>
-          <w:i/>
-          <w:iCs/>
-          <w:sz w:val="20"/>
-          <w:szCs w:val="20"/>
-        </w:rPr>
-      </w:pPr>
-    </w:p>
-    <w:p>
-      <w:pPr>
-        <w:jc w:val="center"/>
-        <w:rPr>
-          <w:rFonts w:cstheme="minorHAnsi"/>
-          <w:i/>
-          <w:iCs/>
-          <w:sz w:val="20"/>
-          <w:szCs w:val="20"/>
-        </w:rPr>
-      </w:pPr>
-    </w:p>
-    <w:p>
-      <w:pPr>
-        <w:jc w:val="center"/>
-        <w:rPr>
-          <w:rFonts w:cstheme="minorHAnsi"/>
-          <w:i/>
-          <w:iCs/>
-          <w:sz w:val="20"/>
-          <w:szCs w:val="20"/>
-        </w:rPr>
-      </w:pPr>
-    </w:p>
-    <w:p>
-      <w:pPr>
         <w:rPr>
           <w:rFonts w:cstheme="minorHAnsi"/>
         </w:rPr>
@@ -400,6 +297,7 @@
         <w:rPr>
           <w:rFonts w:cstheme="minorHAnsi"/>
         </w:rPr>
+        <w:lastRenderedPageBreak/>
         <w:br w:type="page"/>
       </w:r>
     </w:p>
@@ -453,7 +351,13 @@
         <w:rPr>
           <w:rFonts w:cstheme="minorHAnsi"/>
         </w:rPr>
-        <w:t>dell'applicazione</w:t>
+        <w:t>dell'</w:t>
+      </w:r>
+      <w:r>
+        <w:rPr>
+          <w:rFonts w:cstheme="minorHAnsi"/>
+        </w:rPr>
+        <w:t>applicativo</w:t>
       </w:r>
       <w:r>
         <w:rPr>
@@ -605,7 +509,19 @@
         <w:rPr>
           <w:rFonts w:cstheme="minorHAnsi"/>
         </w:rPr>
-        <w:t>delle migliorie al codice ed è stato aggiunto un Database per gestire la</w:t>
+        <w:t xml:space="preserve">delle migliorie al codice ed è stato aggiunto un </w:t>
+      </w:r>
+      <w:r>
+        <w:rPr>
+          <w:rFonts w:cstheme="minorHAnsi"/>
+        </w:rPr>
+        <w:t>d</w:t>
+      </w:r>
+      <w:r>
+        <w:rPr>
+          <w:rFonts w:cstheme="minorHAnsi"/>
+        </w:rPr>
+        <w:t>atabase per gestire la</w:t>
       </w:r>
     </w:p>
     <w:p>
@@ -3225,7 +3141,7 @@
                     <pic:cNvPicPr/>
                   </pic:nvPicPr>
                   <pic:blipFill>
-                    <a:blip r:embed="rId7"/>
+                    <a:blip r:embed="rId8"/>
                     <a:stretch>
                       <a:fillRect/>
                     </a:stretch>
@@ -7945,7 +7861,7 @@
                     <pic:cNvPicPr/>
                   </pic:nvPicPr>
                   <pic:blipFill>
-                    <a:blip r:embed="rId8"/>
+                    <a:blip r:embed="rId9"/>
                     <a:stretch>
                       <a:fillRect/>
                     </a:stretch>
@@ -8756,47 +8672,7 @@
           <w:i/>
           <w:iCs/>
         </w:rPr>
-        <w:t xml:space="preserve">, </w:t>
-      </w:r>
-      <w:r>
-        <w:rPr>
-          <w:rFonts w:cstheme="minorHAnsi"/>
-          <w:b/>
-          <w:bCs/>
-          <w:i/>
-          <w:iCs/>
-        </w:rPr>
-        <w:t xml:space="preserve">qui viene generato il pannello relativo alla </w:t>
-      </w:r>
-      <w:r>
-        <w:rPr>
-          <w:rFonts w:cstheme="minorHAnsi"/>
-          <w:b/>
-          <w:bCs/>
-          <w:i/>
-          <w:iCs/>
-        </w:rPr>
-        <w:t>gestione dei</w:t>
-      </w:r>
-      <w:r>
-        <w:rPr>
-          <w:rFonts w:cstheme="minorHAnsi"/>
-          <w:b/>
-          <w:bCs/>
-          <w:i/>
-          <w:iCs/>
-        </w:rPr>
-        <w:t xml:space="preserve"> </w:t>
-      </w:r>
-      <w:r>
-        <w:rPr>
-          <w:rFonts w:cstheme="minorHAnsi"/>
-          <w:b/>
-          <w:bCs/>
-          <w:i/>
-          <w:iCs/>
-        </w:rPr>
-        <w:t>pazienti</w:t>
+        <w:t>, qui viene generato il pannello relativo alla gestione dei pazienti</w:t>
       </w:r>
     </w:p>
     <w:p>
@@ -8836,31 +8712,224 @@
           <w:i/>
           <w:iCs/>
         </w:rPr>
-        <w:t xml:space="preserve">, </w:t>
-      </w:r>
-      <w:r>
-        <w:rPr>
-          <w:rFonts w:cstheme="minorHAnsi"/>
-          <w:b/>
-          <w:bCs/>
-          <w:i/>
-          <w:iCs/>
-        </w:rPr>
-        <w:t xml:space="preserve">qui viene generato il pannello relativo alla gestione </w:t>
-      </w:r>
-      <w:r>
-        <w:rPr>
-          <w:rFonts w:cstheme="minorHAnsi"/>
-          <w:b/>
-          <w:bCs/>
-          <w:i/>
-          <w:iCs/>
-        </w:rPr>
-        <w:t>delle prenotazioni</w:t>
-      </w:r>
+        <w:t>, qui viene generato il pannello relativo alla gestione delle prenotazioni</w:t>
+      </w:r>
+    </w:p>
+    <w:p>
+      <w:pPr>
+        <w:pStyle w:val="Paragrafoelenco"/>
+        <w:numPr>
+          <w:ilvl w:val="0"/>
+          <w:numId w:val="18"/>
+        </w:numPr>
+        <w:autoSpaceDE w:val="0"/>
+        <w:autoSpaceDN w:val="0"/>
+        <w:adjustRightInd w:val="0"/>
+        <w:spacing w:after="0" w:line="240" w:lineRule="auto"/>
+        <w:rPr>
+          <w:rFonts w:cstheme="minorHAnsi"/>
+          <w:b/>
+          <w:bCs/>
+          <w:i/>
+          <w:iCs/>
+        </w:rPr>
+      </w:pPr>
+      <w:r>
+        <w:rPr>
+          <w:rFonts w:cstheme="minorHAnsi"/>
+          <w:b/>
+          <w:bCs/>
+          <w:i/>
+          <w:iCs/>
+        </w:rPr>
+        <w:t>ListFrame, qui vengono generate le</w:t>
+      </w:r>
+      <w:r>
+        <w:rPr>
+          <w:rFonts w:cstheme="minorHAnsi"/>
+          <w:b/>
+          <w:bCs/>
+          <w:i/>
+          <w:iCs/>
+          <w:noProof/>
+        </w:rPr>
+        <w:drawing>
+          <wp:inline distT="0" distB="0" distL="0" distR="0" wp14:anchorId="26EDAD1D" wp14:editId="73601798">
+            <wp:extent cx="6114415" cy="6114415"/>
+            <wp:effectExtent l="0" t="0" r="635" b="635"/>
+            <wp:docPr id="3" name="Immagine 3"/>
+            <wp:cNvGraphicFramePr>
+              <a:graphicFrameLocks xmlns:a="http://schemas.openxmlformats.org/drawingml/2006/main" noChangeAspect="1"/>
+            </wp:cNvGraphicFramePr>
+            <a:graphic xmlns:a="http://schemas.openxmlformats.org/drawingml/2006/main">
+              <a:graphicData uri="http://schemas.openxmlformats.org/drawingml/2006/picture">
+                <pic:pic xmlns:pic="http://schemas.openxmlformats.org/drawingml/2006/picture">
+                  <pic:nvPicPr>
+                    <pic:cNvPr id="0" name="Picture 1"/>
+                    <pic:cNvPicPr>
+                      <a:picLocks noChangeAspect="1" noChangeArrowheads="1"/>
+                    </pic:cNvPicPr>
+                  </pic:nvPicPr>
+                  <pic:blipFill>
+                    <a:blip r:embed="rId7">
+                      <a:extLst>
+                        <a:ext uri="{28A0092B-C50C-407E-A947-70E740481C1C}">
+                          <a14:useLocalDpi xmlns:a14="http://schemas.microsoft.com/office/drawing/2010/main" val="0"/>
+                        </a:ext>
+                      </a:extLst>
+                    </a:blip>
+                    <a:srcRect/>
+                    <a:stretch>
+                      <a:fillRect/>
+                    </a:stretch>
+                  </pic:blipFill>
+                  <pic:spPr bwMode="auto">
+                    <a:xfrm>
+                      <a:off x="0" y="0"/>
+                      <a:ext cx="6114415" cy="6114415"/>
+                    </a:xfrm>
+                    <a:prstGeom prst="rect">
+                      <a:avLst/>
+                    </a:prstGeom>
+                    <a:noFill/>
+                    <a:ln>
+                      <a:noFill/>
+                    </a:ln>
+                  </pic:spPr>
+                </pic:pic>
+              </a:graphicData>
+            </a:graphic>
+          </wp:inline>
+        </w:drawing>
+      </w:r>
+      <w:r>
+        <w:rPr>
+          <w:rFonts w:cstheme="minorHAnsi"/>
+          <w:b/>
+          <w:bCs/>
+          <w:i/>
+          <w:iCs/>
+        </w:rPr>
+        <w:t xml:space="preserve"> varie frame relative ai dati inseriti</w:t>
+      </w:r>
+    </w:p>
+    <w:p>
+      <w:pPr>
+        <w:autoSpaceDE w:val="0"/>
+        <w:autoSpaceDN w:val="0"/>
+        <w:adjustRightInd w:val="0"/>
+        <w:spacing w:after="0" w:line="240" w:lineRule="auto"/>
+        <w:rPr>
+          <w:rFonts w:cstheme="minorHAnsi"/>
+          <w:b/>
+          <w:bCs/>
+          <w:i/>
+          <w:iCs/>
+        </w:rPr>
+      </w:pPr>
+    </w:p>
+    <w:p>
+      <w:pPr>
+        <w:autoSpaceDE w:val="0"/>
+        <w:autoSpaceDN w:val="0"/>
+        <w:adjustRightInd w:val="0"/>
+        <w:spacing w:after="0" w:line="240" w:lineRule="auto"/>
+        <w:rPr>
+          <w:rFonts w:cstheme="minorHAnsi"/>
+          <w:b/>
+          <w:bCs/>
+          <w:i/>
+          <w:iCs/>
+        </w:rPr>
+      </w:pPr>
+    </w:p>
+    <w:p>
+      <w:pPr>
+        <w:autoSpaceDE w:val="0"/>
+        <w:autoSpaceDN w:val="0"/>
+        <w:adjustRightInd w:val="0"/>
+        <w:spacing w:after="0" w:line="240" w:lineRule="auto"/>
+        <w:rPr>
+          <w:rFonts w:cstheme="minorHAnsi"/>
+          <w:b/>
+          <w:bCs/>
+          <w:i/>
+          <w:iCs/>
+        </w:rPr>
+      </w:pPr>
+    </w:p>
+    <w:p>
+      <w:pPr>
+        <w:autoSpaceDE w:val="0"/>
+        <w:autoSpaceDN w:val="0"/>
+        <w:adjustRightInd w:val="0"/>
+        <w:spacing w:after="0" w:line="240" w:lineRule="auto"/>
+        <w:rPr>
+          <w:rFonts w:ascii="TrebuchetMS-Bold" w:hAnsi="TrebuchetMS-Bold" w:cs="TrebuchetMS-Bold"/>
+          <w:b/>
+          <w:bCs/>
+          <w:sz w:val="26"/>
+          <w:szCs w:val="26"/>
+        </w:rPr>
+      </w:pPr>
+      <w:r>
+        <w:rPr>
+          <w:rFonts w:ascii="TrebuchetMS-Bold" w:hAnsi="TrebuchetMS-Bold" w:cs="TrebuchetMS-Bold"/>
+          <w:b/>
+          <w:bCs/>
+          <w:sz w:val="26"/>
+          <w:szCs w:val="26"/>
+        </w:rPr>
+        <w:t>2.3 SSD e Contratti</w:t>
+      </w:r>
+    </w:p>
+    <w:p>
+      <w:pPr>
+        <w:autoSpaceDE w:val="0"/>
+        <w:autoSpaceDN w:val="0"/>
+        <w:adjustRightInd w:val="0"/>
+        <w:spacing w:after="0" w:line="240" w:lineRule="auto"/>
+        <w:rPr>
+          <w:rFonts w:ascii="TrebuchetMS-Bold" w:hAnsi="TrebuchetMS-Bold" w:cs="TrebuchetMS-Bold"/>
+          <w:b/>
+          <w:bCs/>
+          <w:sz w:val="26"/>
+          <w:szCs w:val="26"/>
+        </w:rPr>
+      </w:pPr>
+    </w:p>
+    <w:p>
+      <w:pPr>
+        <w:autoSpaceDE w:val="0"/>
+        <w:autoSpaceDN w:val="0"/>
+        <w:adjustRightInd w:val="0"/>
+        <w:spacing w:after="0" w:line="240" w:lineRule="auto"/>
+        <w:rPr>
+          <w:rFonts w:ascii="TrebuchetMS-Bold" w:hAnsi="TrebuchetMS-Bold" w:cs="TrebuchetMS-Bold"/>
+          <w:b/>
+          <w:bCs/>
+          <w:sz w:val="26"/>
+          <w:szCs w:val="26"/>
+        </w:rPr>
+      </w:pPr>
+    </w:p>
+    <w:p>
+      <w:pPr>
+        <w:autoSpaceDE w:val="0"/>
+        <w:autoSpaceDN w:val="0"/>
+        <w:adjustRightInd w:val="0"/>
+        <w:spacing w:after="0" w:line="240" w:lineRule="auto"/>
+        <w:rPr>
+          <w:rFonts w:cstheme="minorHAnsi"/>
+          <w:b/>
+          <w:bCs/>
+          <w:i/>
+          <w:iCs/>
+        </w:rPr>
+      </w:pPr>
     </w:p>
     <w:sectPr>
-      <w:footerReference w:type="default" r:id="rId9"/>
+      <w:footerReference w:type="default" r:id="rId10"/>
       <w:pgSz w:w="11906" w:h="16838"/>
       <w:pgMar w:top="1417" w:right="1134" w:bottom="1134" w:left="1134" w:header="708" w:footer="708" w:gutter="0"/>
       <w:cols w:space="708"/>

--- a/Documentazione/documentazione completa.docx
+++ b/Documentazione/documentazione completa.docx
@@ -687,73 +687,63 @@
           <w:sz w:val="28"/>
           <w:szCs w:val="28"/>
         </w:rPr>
-        <w:t>1 Ideazione e analisi dei requisiti . . . . . . . . . . . . . . . . . . . . . . . . . . . . . . . pag. 4</w:t>
-      </w:r>
-    </w:p>
-    <w:p>
-      <w:pPr>
-        <w:autoSpaceDE w:val="0"/>
-        <w:autoSpaceDN w:val="0"/>
-        <w:adjustRightInd w:val="0"/>
-        <w:spacing w:after="0" w:line="240" w:lineRule="auto"/>
-        <w:ind w:firstLine="708"/>
+        <w:t xml:space="preserve">1 Ideazione e analisi dei requisiti . . . . . . . . . . . . . . . . . . . . . . . . . . . </w:t>
+      </w:r>
+      <w:proofErr w:type="gramStart"/>
+      <w:r>
         <w:rPr>
           <w:rFonts w:cstheme="minorHAnsi"/>
           <w:sz w:val="28"/>
           <w:szCs w:val="28"/>
         </w:rPr>
-      </w:pPr>
+        <w:t>. . . .</w:t>
+      </w:r>
+      <w:proofErr w:type="gramEnd"/>
       <w:r>
         <w:rPr>
           <w:rFonts w:cstheme="minorHAnsi"/>
           <w:sz w:val="28"/>
           <w:szCs w:val="28"/>
         </w:rPr>
-        <w:t>1.1 Introduzione . . . . . . . . . . . . . . . . . . . . . . . . . . . . . . . . . . . . . . .pag. 4</w:t>
-      </w:r>
-    </w:p>
-    <w:p>
-      <w:pPr>
-        <w:autoSpaceDE w:val="0"/>
-        <w:autoSpaceDN w:val="0"/>
-        <w:adjustRightInd w:val="0"/>
-        <w:spacing w:after="0" w:line="240" w:lineRule="auto"/>
-        <w:ind w:firstLine="708"/>
+        <w:t xml:space="preserve"> pag. </w:t>
+      </w:r>
+      <w:r>
         <w:rPr>
           <w:rFonts w:cstheme="minorHAnsi"/>
           <w:sz w:val="28"/>
           <w:szCs w:val="28"/>
         </w:rPr>
-      </w:pPr>
-      <w:r>
+        <w:t>5</w:t>
+      </w:r>
+    </w:p>
+    <w:p>
+      <w:pPr>
+        <w:autoSpaceDE w:val="0"/>
+        <w:autoSpaceDN w:val="0"/>
+        <w:adjustRightInd w:val="0"/>
+        <w:spacing w:after="0" w:line="240" w:lineRule="auto"/>
+        <w:ind w:firstLine="708"/>
         <w:rPr>
           <w:rFonts w:cstheme="minorHAnsi"/>
           <w:sz w:val="28"/>
           <w:szCs w:val="28"/>
         </w:rPr>
-        <w:t>1.2 Requisiti . . . . . . . . . . . . . . . . . . . . . . . . . . . . . . . . . . . . . . . . . .pag. 4</w:t>
-      </w:r>
-    </w:p>
-    <w:p>
-      <w:pPr>
-        <w:autoSpaceDE w:val="0"/>
-        <w:autoSpaceDN w:val="0"/>
-        <w:adjustRightInd w:val="0"/>
-        <w:spacing w:after="0" w:line="240" w:lineRule="auto"/>
-        <w:ind w:firstLine="708"/>
+      </w:pPr>
+      <w:r>
         <w:rPr>
           <w:rFonts w:cstheme="minorHAnsi"/>
           <w:sz w:val="28"/>
           <w:szCs w:val="28"/>
         </w:rPr>
-      </w:pPr>
+        <w:t xml:space="preserve">1.1 Introduzione . . . . . . . . . . . . . . . . . . . . . . . . . . . . . . . . . . . . . . .pag. </w:t>
+      </w:r>
       <w:r>
         <w:rPr>
           <w:rFonts w:cstheme="minorHAnsi"/>
           <w:sz w:val="28"/>
           <w:szCs w:val="28"/>
         </w:rPr>
-        <w:t>1.3 Obiettivi e casi d’uso . . . . . . . . . . . . . . . . . . . . . . . . . . . . . . . . pag. 5</w:t>
+        <w:t>5</w:t>
       </w:r>
     </w:p>
     <w:p>
@@ -775,175 +765,159 @@
           <w:sz w:val="28"/>
           <w:szCs w:val="28"/>
         </w:rPr>
-        <w:t>1.4 Modello dei casi d’uso . . . . . . . . . . . . . . . . . . . . . . . . . . . . . . ..pag. 7</w:t>
-      </w:r>
-    </w:p>
-    <w:p>
-      <w:pPr>
-        <w:autoSpaceDE w:val="0"/>
-        <w:autoSpaceDN w:val="0"/>
-        <w:adjustRightInd w:val="0"/>
-        <w:spacing w:after="0" w:line="240" w:lineRule="auto"/>
-        <w:ind w:firstLine="708"/>
+        <w:t xml:space="preserve">1.2 Requisiti . . . . . . . . . . . . . . . . . . . . . . . . . . . . . . . . . . . . . . . . . .pag. </w:t>
+      </w:r>
+      <w:r>
         <w:rPr>
           <w:rFonts w:cstheme="minorHAnsi"/>
           <w:sz w:val="28"/>
           <w:szCs w:val="28"/>
         </w:rPr>
-      </w:pPr>
-      <w:r>
+        <w:t>5</w:t>
+      </w:r>
+    </w:p>
+    <w:p>
+      <w:pPr>
+        <w:autoSpaceDE w:val="0"/>
+        <w:autoSpaceDN w:val="0"/>
+        <w:adjustRightInd w:val="0"/>
+        <w:spacing w:after="0" w:line="240" w:lineRule="auto"/>
+        <w:ind w:firstLine="708"/>
         <w:rPr>
           <w:rFonts w:cstheme="minorHAnsi"/>
           <w:sz w:val="28"/>
           <w:szCs w:val="28"/>
         </w:rPr>
-        <w:t xml:space="preserve">1.5 </w:t>
-      </w:r>
+      </w:pPr>
       <w:r>
         <w:rPr>
           <w:rFonts w:cstheme="minorHAnsi"/>
           <w:sz w:val="28"/>
           <w:szCs w:val="28"/>
         </w:rPr>
-        <w:t>Specifiche Supplementari</w:t>
-      </w:r>
+        <w:t xml:space="preserve">1.3 Obiettivi e casi d’uso . . . . . . . . . . . . . . . . . . . . . . . . . . . </w:t>
+      </w:r>
+      <w:proofErr w:type="gramStart"/>
       <w:r>
         <w:rPr>
           <w:rFonts w:cstheme="minorHAnsi"/>
           <w:sz w:val="28"/>
           <w:szCs w:val="28"/>
         </w:rPr>
-        <w:t>. . . . . . . . . . . . . . . . . . . . . . . . . . . . . . . pag. 16</w:t>
-      </w:r>
-    </w:p>
-    <w:p>
-      <w:pPr>
-        <w:autoSpaceDE w:val="0"/>
-        <w:autoSpaceDN w:val="0"/>
-        <w:adjustRightInd w:val="0"/>
-        <w:spacing w:after="0" w:line="240" w:lineRule="auto"/>
-        <w:ind w:firstLine="708"/>
+        <w:t>. . . .</w:t>
+      </w:r>
+      <w:proofErr w:type="gramEnd"/>
+      <w:r>
         <w:rPr>
           <w:rFonts w:cstheme="minorHAnsi"/>
           <w:sz w:val="28"/>
           <w:szCs w:val="28"/>
         </w:rPr>
-      </w:pPr>
-      <w:r>
+        <w:t xml:space="preserve"> . pag. 5</w:t>
+      </w:r>
+    </w:p>
+    <w:p>
+      <w:pPr>
+        <w:autoSpaceDE w:val="0"/>
+        <w:autoSpaceDN w:val="0"/>
+        <w:adjustRightInd w:val="0"/>
+        <w:spacing w:after="0" w:line="240" w:lineRule="auto"/>
+        <w:ind w:firstLine="708"/>
         <w:rPr>
           <w:rFonts w:cstheme="minorHAnsi"/>
           <w:sz w:val="28"/>
           <w:szCs w:val="28"/>
         </w:rPr>
-        <w:t>1.8 Glossario . . . . . . . . . . . . . . . . . . . . . . . . . . . . . . . . . . . . . . . . . pag. 17</w:t>
-      </w:r>
-    </w:p>
-    <w:p>
-      <w:pPr>
-        <w:autoSpaceDE w:val="0"/>
-        <w:autoSpaceDN w:val="0"/>
-        <w:adjustRightInd w:val="0"/>
-        <w:spacing w:after="0" w:line="240" w:lineRule="auto"/>
+      </w:pPr>
+      <w:r>
         <w:rPr>
           <w:rFonts w:cstheme="minorHAnsi"/>
           <w:sz w:val="28"/>
           <w:szCs w:val="28"/>
         </w:rPr>
-      </w:pPr>
+        <w:t>1.4 Modello dei casi d’uso . . . . . . . . . . . . . . . . . . . . . . . . . . . . . .</w:t>
+      </w:r>
+      <w:proofErr w:type="gramStart"/>
       <w:r>
         <w:rPr>
           <w:rFonts w:cstheme="minorHAnsi"/>
           <w:sz w:val="28"/>
           <w:szCs w:val="28"/>
         </w:rPr>
-        <w:t>2 Analisi Orientata agli Oggetti . . . . . . . . . . . . . . . . . . . . . . . . . . . . . . . . .pag. 20</w:t>
-      </w:r>
-    </w:p>
-    <w:p>
-      <w:pPr>
-        <w:autoSpaceDE w:val="0"/>
-        <w:autoSpaceDN w:val="0"/>
-        <w:adjustRightInd w:val="0"/>
-        <w:spacing w:after="0" w:line="240" w:lineRule="auto"/>
-        <w:ind w:firstLine="708"/>
+        <w:t xml:space="preserve"> ..</w:t>
+      </w:r>
+      <w:proofErr w:type="gramEnd"/>
+      <w:r>
         <w:rPr>
           <w:rFonts w:cstheme="minorHAnsi"/>
           <w:sz w:val="28"/>
           <w:szCs w:val="28"/>
         </w:rPr>
-      </w:pPr>
-      <w:r>
+        <w:t>pag. 7</w:t>
+      </w:r>
+    </w:p>
+    <w:p>
+      <w:pPr>
+        <w:autoSpaceDE w:val="0"/>
+        <w:autoSpaceDN w:val="0"/>
+        <w:adjustRightInd w:val="0"/>
+        <w:spacing w:after="0" w:line="240" w:lineRule="auto"/>
+        <w:ind w:firstLine="708"/>
         <w:rPr>
           <w:rFonts w:cstheme="minorHAnsi"/>
           <w:sz w:val="28"/>
           <w:szCs w:val="28"/>
         </w:rPr>
-        <w:t>2.1 Introduzione . . . . . . . . . . . . . . . . . . . . . . . . . . . . . . . . . . . . . . pag. 20</w:t>
-      </w:r>
-    </w:p>
-    <w:p>
-      <w:pPr>
-        <w:autoSpaceDE w:val="0"/>
-        <w:autoSpaceDN w:val="0"/>
-        <w:adjustRightInd w:val="0"/>
-        <w:spacing w:after="0" w:line="240" w:lineRule="auto"/>
-        <w:ind w:firstLine="708"/>
+      </w:pPr>
+      <w:r>
         <w:rPr>
           <w:rFonts w:cstheme="minorHAnsi"/>
           <w:sz w:val="28"/>
           <w:szCs w:val="28"/>
         </w:rPr>
-      </w:pPr>
+        <w:t xml:space="preserve">1.5 </w:t>
+      </w:r>
       <w:r>
         <w:rPr>
           <w:rFonts w:cstheme="minorHAnsi"/>
           <w:sz w:val="28"/>
           <w:szCs w:val="28"/>
         </w:rPr>
-        <w:t>2.1 Modello di Dominio . . . . . . . . . . . . . . . . . . . . . . . . . . . . . . . . . pag. 21</w:t>
-      </w:r>
-    </w:p>
-    <w:p>
-      <w:pPr>
-        <w:autoSpaceDE w:val="0"/>
-        <w:autoSpaceDN w:val="0"/>
-        <w:adjustRightInd w:val="0"/>
-        <w:spacing w:after="0" w:line="240" w:lineRule="auto"/>
-        <w:ind w:firstLine="708"/>
+        <w:t>Specifiche Supplementari</w:t>
+      </w:r>
+      <w:r>
         <w:rPr>
           <w:rFonts w:cstheme="minorHAnsi"/>
           <w:sz w:val="28"/>
           <w:szCs w:val="28"/>
         </w:rPr>
-      </w:pPr>
+        <w:t xml:space="preserve">. . . . . . . . . . . . . . . . . . . . . . . . . . . </w:t>
+      </w:r>
+      <w:proofErr w:type="gramStart"/>
       <w:r>
         <w:rPr>
           <w:rFonts w:cstheme="minorHAnsi"/>
           <w:sz w:val="28"/>
           <w:szCs w:val="28"/>
         </w:rPr>
-        <w:t>2.2 SSD e Contratti . . . . . . . . . . . . . . . . . . . . . . . . . . . . . . . . . . . . pag. 22</w:t>
-      </w:r>
-    </w:p>
-    <w:p>
-      <w:pPr>
-        <w:autoSpaceDE w:val="0"/>
-        <w:autoSpaceDN w:val="0"/>
-        <w:adjustRightInd w:val="0"/>
-        <w:spacing w:after="0" w:line="240" w:lineRule="auto"/>
+        <w:t>. . . .</w:t>
+      </w:r>
+      <w:proofErr w:type="gramEnd"/>
+      <w:r>
         <w:rPr>
           <w:rFonts w:cstheme="minorHAnsi"/>
           <w:sz w:val="28"/>
           <w:szCs w:val="28"/>
         </w:rPr>
-      </w:pPr>
+        <w:t xml:space="preserve"> pag. 1</w:t>
+      </w:r>
       <w:r>
         <w:rPr>
           <w:rFonts w:cstheme="minorHAnsi"/>
           <w:sz w:val="28"/>
           <w:szCs w:val="28"/>
         </w:rPr>
-        <w:t>3 Progettazione . . . . . . . . . . . . . . . . . . . . . . . . . . . . . . . . . . . . . . . pag. 28</w:t>
+        <w:t>0</w:t>
       </w:r>
     </w:p>
     <w:p>
@@ -965,94 +939,78 @@
           <w:sz w:val="28"/>
           <w:szCs w:val="28"/>
         </w:rPr>
-        <w:t>3.1 Diagramma delle Classi . . . . . . . . . . . . . . . . . . . . . . . . . . . . . pag. 28</w:t>
-      </w:r>
-    </w:p>
-    <w:p>
-      <w:pPr>
-        <w:autoSpaceDE w:val="0"/>
-        <w:autoSpaceDN w:val="0"/>
-        <w:adjustRightInd w:val="0"/>
-        <w:spacing w:after="0" w:line="240" w:lineRule="auto"/>
-        <w:ind w:firstLine="708"/>
+        <w:t>1.</w:t>
+      </w:r>
+      <w:r>
         <w:rPr>
           <w:rFonts w:cstheme="minorHAnsi"/>
           <w:sz w:val="28"/>
           <w:szCs w:val="28"/>
         </w:rPr>
-      </w:pPr>
+        <w:t>6</w:t>
+      </w:r>
       <w:r>
         <w:rPr>
           <w:rFonts w:cstheme="minorHAnsi"/>
           <w:sz w:val="28"/>
           <w:szCs w:val="28"/>
         </w:rPr>
-        <w:t>3.2 Diagrammi di Sequenza . . . . . . . . . . . . . . . . . . . . . . . . . . . . . pag. 28</w:t>
-      </w:r>
-    </w:p>
-    <w:p>
-      <w:pPr>
-        <w:autoSpaceDE w:val="0"/>
-        <w:autoSpaceDN w:val="0"/>
-        <w:adjustRightInd w:val="0"/>
-        <w:spacing w:after="0" w:line="240" w:lineRule="auto"/>
+        <w:t xml:space="preserve"> Glossario . . . . . . . . . . . . . . . . . . . . . . . . . . . . . . . . . . . . </w:t>
+      </w:r>
+      <w:proofErr w:type="gramStart"/>
+      <w:r>
         <w:rPr>
           <w:rFonts w:cstheme="minorHAnsi"/>
           <w:sz w:val="28"/>
           <w:szCs w:val="28"/>
         </w:rPr>
-      </w:pPr>
+        <w:t>. . . .</w:t>
+      </w:r>
+      <w:proofErr w:type="gramEnd"/>
       <w:r>
         <w:rPr>
           <w:rFonts w:cstheme="minorHAnsi"/>
           <w:sz w:val="28"/>
           <w:szCs w:val="28"/>
         </w:rPr>
-        <w:t>4 Testing . . . . . . . . . . . . . . . . . . . . . . . . . . . . . . . . . . . . . . . . . . . . . . . . . .pag. 34</w:t>
-      </w:r>
-    </w:p>
-    <w:p>
-      <w:pPr>
-        <w:autoSpaceDE w:val="0"/>
-        <w:autoSpaceDN w:val="0"/>
-        <w:adjustRightInd w:val="0"/>
-        <w:spacing w:after="0" w:line="240" w:lineRule="auto"/>
-        <w:ind w:firstLine="708"/>
+        <w:t xml:space="preserve"> . pag. 1</w:t>
+      </w:r>
+      <w:r>
         <w:rPr>
           <w:rFonts w:cstheme="minorHAnsi"/>
           <w:sz w:val="28"/>
           <w:szCs w:val="28"/>
         </w:rPr>
-      </w:pPr>
-      <w:r>
+        <w:t>0</w:t>
+      </w:r>
+    </w:p>
+    <w:p>
+      <w:pPr>
+        <w:autoSpaceDE w:val="0"/>
+        <w:autoSpaceDN w:val="0"/>
+        <w:adjustRightInd w:val="0"/>
+        <w:spacing w:after="0" w:line="240" w:lineRule="auto"/>
         <w:rPr>
           <w:rFonts w:cstheme="minorHAnsi"/>
           <w:sz w:val="28"/>
           <w:szCs w:val="28"/>
         </w:rPr>
-        <w:t>4.1 Introduzione. . . . . . . . . . . . . . . . . . . . . . . . . . . . . . . . . . . . . . . pag. 34</w:t>
-      </w:r>
-    </w:p>
-    <w:p>
-      <w:pPr>
-        <w:autoSpaceDE w:val="0"/>
-        <w:autoSpaceDN w:val="0"/>
-        <w:adjustRightInd w:val="0"/>
-        <w:spacing w:after="0" w:line="240" w:lineRule="auto"/>
-        <w:ind w:firstLine="708"/>
+      </w:pPr>
+      <w:r>
         <w:rPr>
           <w:rFonts w:cstheme="minorHAnsi"/>
           <w:sz w:val="28"/>
           <w:szCs w:val="28"/>
         </w:rPr>
-      </w:pPr>
+        <w:t xml:space="preserve">2 Analisi Orientata agli Oggetti . . . . . . . . . . . . . . . . . . . . . . . . . . . . . . . . .pag. </w:t>
+      </w:r>
       <w:r>
         <w:rPr>
           <w:rFonts w:cstheme="minorHAnsi"/>
           <w:sz w:val="28"/>
           <w:szCs w:val="28"/>
         </w:rPr>
-        <w:t>4.2 Individuazione dei casi di test e Testing Unitario . . . . . . . . . . pag. 34</w:t>
+        <w:t>11</w:t>
       </w:r>
     </w:p>
     <w:p>
@@ -1074,7 +1032,393 @@
           <w:sz w:val="28"/>
           <w:szCs w:val="28"/>
         </w:rPr>
-        <w:t>4.2 Test di Sistema . . . . . . . . . . . . . . . . . . . . . . . . . . . . . . . . . . . . pag. 36</w:t>
+        <w:t xml:space="preserve">2.1 Introduzione . . . . . . . . . . . . . . . . . . . . . . . . . . . . . . . . . </w:t>
+      </w:r>
+      <w:proofErr w:type="gramStart"/>
+      <w:r>
+        <w:rPr>
+          <w:rFonts w:cstheme="minorHAnsi"/>
+          <w:sz w:val="28"/>
+          <w:szCs w:val="28"/>
+        </w:rPr>
+        <w:t>. . . .</w:t>
+      </w:r>
+      <w:proofErr w:type="gramEnd"/>
+      <w:r>
+        <w:rPr>
+          <w:rFonts w:cstheme="minorHAnsi"/>
+          <w:sz w:val="28"/>
+          <w:szCs w:val="28"/>
+        </w:rPr>
+        <w:t xml:space="preserve"> . pag. </w:t>
+      </w:r>
+      <w:r>
+        <w:rPr>
+          <w:rFonts w:cstheme="minorHAnsi"/>
+          <w:sz w:val="28"/>
+          <w:szCs w:val="28"/>
+        </w:rPr>
+        <w:t>11</w:t>
+      </w:r>
+    </w:p>
+    <w:p>
+      <w:pPr>
+        <w:autoSpaceDE w:val="0"/>
+        <w:autoSpaceDN w:val="0"/>
+        <w:adjustRightInd w:val="0"/>
+        <w:spacing w:after="0" w:line="240" w:lineRule="auto"/>
+        <w:ind w:firstLine="708"/>
+        <w:rPr>
+          <w:rFonts w:cstheme="minorHAnsi"/>
+          <w:sz w:val="28"/>
+          <w:szCs w:val="28"/>
+        </w:rPr>
+      </w:pPr>
+      <w:r>
+        <w:rPr>
+          <w:rFonts w:cstheme="minorHAnsi"/>
+          <w:sz w:val="28"/>
+          <w:szCs w:val="28"/>
+        </w:rPr>
+        <w:t>2.</w:t>
+      </w:r>
+      <w:r>
+        <w:rPr>
+          <w:rFonts w:cstheme="minorHAnsi"/>
+          <w:sz w:val="28"/>
+          <w:szCs w:val="28"/>
+        </w:rPr>
+        <w:t>2</w:t>
+      </w:r>
+      <w:r>
+        <w:rPr>
+          <w:rFonts w:cstheme="minorHAnsi"/>
+          <w:sz w:val="28"/>
+          <w:szCs w:val="28"/>
+        </w:rPr>
+        <w:t xml:space="preserve"> Modello di Dominio . . . . . . . . . . . . . . . . . . . . . . . . . . . . . . . . . pag. </w:t>
+      </w:r>
+      <w:r>
+        <w:rPr>
+          <w:rFonts w:cstheme="minorHAnsi"/>
+          <w:sz w:val="28"/>
+          <w:szCs w:val="28"/>
+        </w:rPr>
+        <w:t>12</w:t>
+      </w:r>
+    </w:p>
+    <w:p>
+      <w:pPr>
+        <w:autoSpaceDE w:val="0"/>
+        <w:autoSpaceDN w:val="0"/>
+        <w:adjustRightInd w:val="0"/>
+        <w:spacing w:after="0" w:line="240" w:lineRule="auto"/>
+        <w:ind w:firstLine="708"/>
+        <w:rPr>
+          <w:rFonts w:cstheme="minorHAnsi"/>
+          <w:sz w:val="28"/>
+          <w:szCs w:val="28"/>
+        </w:rPr>
+      </w:pPr>
+      <w:r>
+        <w:rPr>
+          <w:rFonts w:cstheme="minorHAnsi"/>
+          <w:sz w:val="28"/>
+          <w:szCs w:val="28"/>
+        </w:rPr>
+        <w:t>2.</w:t>
+      </w:r>
+      <w:r>
+        <w:rPr>
+          <w:rFonts w:cstheme="minorHAnsi"/>
+          <w:sz w:val="28"/>
+          <w:szCs w:val="28"/>
+        </w:rPr>
+        <w:t>3</w:t>
+      </w:r>
+      <w:r>
+        <w:rPr>
+          <w:rFonts w:cstheme="minorHAnsi"/>
+          <w:sz w:val="28"/>
+          <w:szCs w:val="28"/>
+        </w:rPr>
+        <w:t xml:space="preserve"> SSD e Contratti . . . . . . . . . . . . . . . . . . . . . . . . . . . . . . . . . . . . pag. </w:t>
+      </w:r>
+      <w:r>
+        <w:rPr>
+          <w:rFonts w:cstheme="minorHAnsi"/>
+          <w:sz w:val="28"/>
+          <w:szCs w:val="28"/>
+        </w:rPr>
+        <w:t>13</w:t>
+      </w:r>
+    </w:p>
+    <w:p>
+      <w:pPr>
+        <w:autoSpaceDE w:val="0"/>
+        <w:autoSpaceDN w:val="0"/>
+        <w:adjustRightInd w:val="0"/>
+        <w:spacing w:after="0" w:line="240" w:lineRule="auto"/>
+        <w:rPr>
+          <w:rFonts w:cstheme="minorHAnsi"/>
+          <w:sz w:val="28"/>
+          <w:szCs w:val="28"/>
+        </w:rPr>
+      </w:pPr>
+      <w:r>
+        <w:rPr>
+          <w:rFonts w:cstheme="minorHAnsi"/>
+          <w:sz w:val="28"/>
+          <w:szCs w:val="28"/>
+        </w:rPr>
+        <w:t xml:space="preserve">3 Progettazione . . . . . . . . . . . . . . . . . . . . . . . . . . . . . . . . . . . . . . . pag. </w:t>
+      </w:r>
+      <w:r>
+        <w:rPr>
+          <w:rFonts w:cstheme="minorHAnsi"/>
+          <w:sz w:val="28"/>
+          <w:szCs w:val="28"/>
+        </w:rPr>
+        <w:t>15</w:t>
+      </w:r>
+    </w:p>
+    <w:p>
+      <w:pPr>
+        <w:autoSpaceDE w:val="0"/>
+        <w:autoSpaceDN w:val="0"/>
+        <w:adjustRightInd w:val="0"/>
+        <w:spacing w:after="0" w:line="240" w:lineRule="auto"/>
+        <w:ind w:firstLine="708"/>
+        <w:rPr>
+          <w:rFonts w:cstheme="minorHAnsi"/>
+          <w:sz w:val="28"/>
+          <w:szCs w:val="28"/>
+        </w:rPr>
+      </w:pPr>
+      <w:r>
+        <w:rPr>
+          <w:rFonts w:cstheme="minorHAnsi"/>
+          <w:sz w:val="28"/>
+          <w:szCs w:val="28"/>
+        </w:rPr>
+        <w:t xml:space="preserve">3.1 Diagramma delle Classi . . . . . . . . . . . . . . . . . . . . . . . . </w:t>
+      </w:r>
+      <w:proofErr w:type="gramStart"/>
+      <w:r>
+        <w:rPr>
+          <w:rFonts w:cstheme="minorHAnsi"/>
+          <w:sz w:val="28"/>
+          <w:szCs w:val="28"/>
+        </w:rPr>
+        <w:t>. . . .</w:t>
+      </w:r>
+      <w:proofErr w:type="gramEnd"/>
+      <w:r>
+        <w:rPr>
+          <w:rFonts w:cstheme="minorHAnsi"/>
+          <w:sz w:val="28"/>
+          <w:szCs w:val="28"/>
+        </w:rPr>
+        <w:t xml:space="preserve"> . pag. </w:t>
+      </w:r>
+      <w:r>
+        <w:rPr>
+          <w:rFonts w:cstheme="minorHAnsi"/>
+          <w:sz w:val="28"/>
+          <w:szCs w:val="28"/>
+        </w:rPr>
+        <w:t>15</w:t>
+      </w:r>
+    </w:p>
+    <w:p>
+      <w:pPr>
+        <w:autoSpaceDE w:val="0"/>
+        <w:autoSpaceDN w:val="0"/>
+        <w:adjustRightInd w:val="0"/>
+        <w:spacing w:after="0" w:line="240" w:lineRule="auto"/>
+        <w:ind w:firstLine="708"/>
+        <w:rPr>
+          <w:rFonts w:cstheme="minorHAnsi"/>
+          <w:sz w:val="28"/>
+          <w:szCs w:val="28"/>
+        </w:rPr>
+      </w:pPr>
+      <w:r>
+        <w:rPr>
+          <w:rFonts w:cstheme="minorHAnsi"/>
+          <w:sz w:val="28"/>
+          <w:szCs w:val="28"/>
+        </w:rPr>
+        <w:t xml:space="preserve">3.2 Diagrammi di Sequenza . . . . . . . . . . . . . . . . . . . . . . . . </w:t>
+      </w:r>
+      <w:proofErr w:type="gramStart"/>
+      <w:r>
+        <w:rPr>
+          <w:rFonts w:cstheme="minorHAnsi"/>
+          <w:sz w:val="28"/>
+          <w:szCs w:val="28"/>
+        </w:rPr>
+        <w:t>. . . .</w:t>
+      </w:r>
+      <w:proofErr w:type="gramEnd"/>
+      <w:r>
+        <w:rPr>
+          <w:rFonts w:cstheme="minorHAnsi"/>
+          <w:sz w:val="28"/>
+          <w:szCs w:val="28"/>
+        </w:rPr>
+        <w:t xml:space="preserve"> . pag. </w:t>
+      </w:r>
+      <w:r>
+        <w:rPr>
+          <w:rFonts w:cstheme="minorHAnsi"/>
+          <w:sz w:val="28"/>
+          <w:szCs w:val="28"/>
+        </w:rPr>
+        <w:t>17</w:t>
+      </w:r>
+    </w:p>
+    <w:p>
+      <w:pPr>
+        <w:autoSpaceDE w:val="0"/>
+        <w:autoSpaceDN w:val="0"/>
+        <w:adjustRightInd w:val="0"/>
+        <w:spacing w:after="0" w:line="240" w:lineRule="auto"/>
+        <w:rPr>
+          <w:rFonts w:cstheme="minorHAnsi"/>
+          <w:sz w:val="28"/>
+          <w:szCs w:val="28"/>
+        </w:rPr>
+      </w:pPr>
+      <w:r>
+        <w:rPr>
+          <w:rFonts w:cstheme="minorHAnsi"/>
+          <w:sz w:val="28"/>
+          <w:szCs w:val="28"/>
+        </w:rPr>
+        <w:t xml:space="preserve">4 Testing . . . . . . . . . . . . . . . . . . . . . . . . . . . . . . . . . . . . . . . . . . . . . </w:t>
+      </w:r>
+      <w:proofErr w:type="gramStart"/>
+      <w:r>
+        <w:rPr>
+          <w:rFonts w:cstheme="minorHAnsi"/>
+          <w:sz w:val="28"/>
+          <w:szCs w:val="28"/>
+        </w:rPr>
+        <w:t>. . . .</w:t>
+      </w:r>
+      <w:proofErr w:type="gramEnd"/>
+      <w:r>
+        <w:rPr>
+          <w:rFonts w:cstheme="minorHAnsi"/>
+          <w:sz w:val="28"/>
+          <w:szCs w:val="28"/>
+        </w:rPr>
+        <w:t xml:space="preserve"> </w:t>
+      </w:r>
+      <w:proofErr w:type="gramStart"/>
+      <w:r>
+        <w:rPr>
+          <w:rFonts w:cstheme="minorHAnsi"/>
+          <w:sz w:val="28"/>
+          <w:szCs w:val="28"/>
+        </w:rPr>
+        <w:t>.pag.</w:t>
+      </w:r>
+      <w:proofErr w:type="gramEnd"/>
+      <w:r>
+        <w:rPr>
+          <w:rFonts w:cstheme="minorHAnsi"/>
+          <w:sz w:val="28"/>
+          <w:szCs w:val="28"/>
+        </w:rPr>
+        <w:t xml:space="preserve"> </w:t>
+      </w:r>
+      <w:r>
+        <w:rPr>
+          <w:rFonts w:cstheme="minorHAnsi"/>
+          <w:sz w:val="28"/>
+          <w:szCs w:val="28"/>
+        </w:rPr>
+        <w:t>18</w:t>
+      </w:r>
+    </w:p>
+    <w:p>
+      <w:pPr>
+        <w:autoSpaceDE w:val="0"/>
+        <w:autoSpaceDN w:val="0"/>
+        <w:adjustRightInd w:val="0"/>
+        <w:spacing w:after="0" w:line="240" w:lineRule="auto"/>
+        <w:ind w:firstLine="708"/>
+        <w:rPr>
+          <w:rFonts w:cstheme="minorHAnsi"/>
+          <w:sz w:val="28"/>
+          <w:szCs w:val="28"/>
+        </w:rPr>
+      </w:pPr>
+      <w:r>
+        <w:rPr>
+          <w:rFonts w:cstheme="minorHAnsi"/>
+          <w:sz w:val="28"/>
+          <w:szCs w:val="28"/>
+        </w:rPr>
+        <w:t xml:space="preserve">4.1 Introduzione. . . . . . . . . . . . . . . . . . . . . . . . . . . . . . . . . . . . . . . pag. </w:t>
+      </w:r>
+      <w:r>
+        <w:rPr>
+          <w:rFonts w:cstheme="minorHAnsi"/>
+          <w:sz w:val="28"/>
+          <w:szCs w:val="28"/>
+        </w:rPr>
+        <w:t>18</w:t>
+      </w:r>
+    </w:p>
+    <w:p>
+      <w:pPr>
+        <w:autoSpaceDE w:val="0"/>
+        <w:autoSpaceDN w:val="0"/>
+        <w:adjustRightInd w:val="0"/>
+        <w:spacing w:after="0" w:line="240" w:lineRule="auto"/>
+        <w:ind w:firstLine="708"/>
+        <w:rPr>
+          <w:rFonts w:cstheme="minorHAnsi"/>
+          <w:sz w:val="28"/>
+          <w:szCs w:val="28"/>
+        </w:rPr>
+      </w:pPr>
+      <w:r>
+        <w:rPr>
+          <w:rFonts w:cstheme="minorHAnsi"/>
+          <w:sz w:val="28"/>
+          <w:szCs w:val="28"/>
+        </w:rPr>
+        <w:t xml:space="preserve">4.2 Individuazione dei casi di test e Testing Unitario . . . . . . </w:t>
+      </w:r>
+      <w:proofErr w:type="gramStart"/>
+      <w:r>
+        <w:rPr>
+          <w:rFonts w:cstheme="minorHAnsi"/>
+          <w:sz w:val="28"/>
+          <w:szCs w:val="28"/>
+        </w:rPr>
+        <w:t>. . . .</w:t>
+      </w:r>
+      <w:proofErr w:type="gramEnd"/>
+      <w:r>
+        <w:rPr>
+          <w:rFonts w:cstheme="minorHAnsi"/>
+          <w:sz w:val="28"/>
+          <w:szCs w:val="28"/>
+        </w:rPr>
+        <w:t xml:space="preserve"> pag. </w:t>
+      </w:r>
+      <w:r>
+        <w:rPr>
+          <w:rFonts w:cstheme="minorHAnsi"/>
+          <w:sz w:val="28"/>
+          <w:szCs w:val="28"/>
+        </w:rPr>
+        <w:t>18</w:t>
       </w:r>
     </w:p>
     <w:p>
@@ -8232,15 +8576,23 @@
         <w:spacing w:after="0" w:line="240" w:lineRule="auto"/>
         <w:rPr>
           <w:rFonts w:cstheme="minorHAnsi"/>
-          <w:sz w:val="24"/>
-          <w:szCs w:val="24"/>
-        </w:rPr>
-      </w:pPr>
-      <w:r>
-        <w:rPr>
-          <w:rFonts w:cstheme="minorHAnsi"/>
-          <w:sz w:val="24"/>
-          <w:szCs w:val="24"/>
+          <w:b/>
+          <w:bCs/>
+          <w:i/>
+          <w:iCs/>
+          <w:sz w:val="28"/>
+          <w:szCs w:val="28"/>
+        </w:rPr>
+      </w:pPr>
+      <w:r>
+        <w:rPr>
+          <w:rFonts w:cstheme="minorHAnsi"/>
+          <w:b/>
+          <w:bCs/>
+          <w:i/>
+          <w:iCs/>
+          <w:sz w:val="28"/>
+          <w:szCs w:val="28"/>
         </w:rPr>
         <w:t>2.3 SSD e Contratti</w:t>
       </w:r>
@@ -8577,6 +8929,36 @@
           <w:szCs w:val="28"/>
         </w:rPr>
       </w:pPr>
+    </w:p>
+    <w:p>
+      <w:pPr>
+        <w:autoSpaceDE w:val="0"/>
+        <w:autoSpaceDN w:val="0"/>
+        <w:adjustRightInd w:val="0"/>
+        <w:spacing w:after="0" w:line="240" w:lineRule="auto"/>
+        <w:rPr>
+          <w:rFonts w:cstheme="minorHAnsi"/>
+          <w:b/>
+          <w:bCs/>
+          <w:sz w:val="28"/>
+          <w:szCs w:val="28"/>
+        </w:rPr>
+      </w:pPr>
+    </w:p>
+    <w:p>
+      <w:pPr>
+        <w:autoSpaceDE w:val="0"/>
+        <w:autoSpaceDN w:val="0"/>
+        <w:adjustRightInd w:val="0"/>
+        <w:spacing w:after="0" w:line="240" w:lineRule="auto"/>
+        <w:rPr>
+          <w:rFonts w:cstheme="minorHAnsi"/>
+          <w:b/>
+          <w:bCs/>
+          <w:sz w:val="28"/>
+          <w:szCs w:val="28"/>
+        </w:rPr>
+      </w:pPr>
       <w:r>
         <w:rPr>
           <w:rFonts w:cstheme="minorHAnsi"/>
@@ -8870,6 +9252,7 @@
           <w:sz w:val="28"/>
           <w:szCs w:val="28"/>
         </w:rPr>
+        <w:lastRenderedPageBreak/>
         <w:t xml:space="preserve">Contratto CO2: </w:t>
       </w:r>
       <w:r>
@@ -8916,7 +9299,6 @@
           <w:sz w:val="24"/>
           <w:szCs w:val="24"/>
         </w:rPr>
-        <w:lastRenderedPageBreak/>
         <w:t xml:space="preserve">Operazione: </w:t>
       </w:r>
       <w:r>
@@ -8936,6 +9318,7 @@
         </w:rPr>
         <w:t>(</w:t>
       </w:r>
+      <w:proofErr w:type="gramStart"/>
       <w:r>
         <w:rPr>
           <w:rFonts w:cstheme="minorHAnsi"/>
@@ -8943,7 +9326,17 @@
           <w:szCs w:val="24"/>
           <w:lang w:bidi="he-IL"/>
         </w:rPr>
-        <w:t xml:space="preserve">Nome : </w:t>
+        <w:t>Nome :</w:t>
+      </w:r>
+      <w:proofErr w:type="gramEnd"/>
+      <w:r>
+        <w:rPr>
+          <w:rFonts w:cstheme="minorHAnsi"/>
+          <w:sz w:val="24"/>
+          <w:szCs w:val="24"/>
+          <w:lang w:bidi="he-IL"/>
+        </w:rPr>
+        <w:t xml:space="preserve"> </w:t>
       </w:r>
       <w:proofErr w:type="spellStart"/>
       <w:r>
@@ -9664,6 +10057,7 @@
           <w:sz w:val="32"/>
           <w:szCs w:val="32"/>
         </w:rPr>
+        <w:lastRenderedPageBreak/>
         <w:t>3 Progettazione</w:t>
       </w:r>
     </w:p>
@@ -9703,7 +10097,6 @@
           <w:sz w:val="28"/>
           <w:szCs w:val="28"/>
         </w:rPr>
-        <w:lastRenderedPageBreak/>
         <w:t>3.1 Diagramma delle Classi</w:t>
       </w:r>
     </w:p>
@@ -9822,23 +10215,25 @@
           <w:sz w:val="24"/>
           <w:szCs w:val="24"/>
         </w:rPr>
-        <w:t>requisiti individuati nei passi precedenti. L’elaborato principale di questa fase che è stato</w:t>
-      </w:r>
-      <w:r>
-        <w:rPr>
-          <w:rFonts w:cstheme="minorHAnsi"/>
-          <w:sz w:val="24"/>
-          <w:szCs w:val="24"/>
-        </w:rPr>
-        <w:t xml:space="preserve"> </w:t>
-      </w:r>
-      <w:r>
-        <w:rPr>
-          <w:rFonts w:cstheme="minorHAnsi"/>
-          <w:sz w:val="24"/>
-          <w:szCs w:val="24"/>
-        </w:rPr>
-        <w:t xml:space="preserve">preso in considerazione è il </w:t>
+        <w:t xml:space="preserve">requisiti individuati nei passi precedenti. L’elaborato principale di questa </w:t>
+      </w:r>
+      <w:proofErr w:type="gramStart"/>
+      <w:r>
+        <w:rPr>
+          <w:rFonts w:cstheme="minorHAnsi"/>
+          <w:sz w:val="24"/>
+          <w:szCs w:val="24"/>
+        </w:rPr>
+        <w:t>fase  è</w:t>
+      </w:r>
+      <w:proofErr w:type="gramEnd"/>
+      <w:r>
+        <w:rPr>
+          <w:rFonts w:cstheme="minorHAnsi"/>
+          <w:sz w:val="24"/>
+          <w:szCs w:val="24"/>
+        </w:rPr>
+        <w:t xml:space="preserve"> il </w:t>
       </w:r>
       <w:r>
         <w:rPr>
@@ -10157,6 +10552,7 @@
           <w:sz w:val="24"/>
           <w:szCs w:val="24"/>
         </w:rPr>
+        <w:lastRenderedPageBreak/>
         <w:t>Da questo modello notiamo le classi individuate per il progetto, suddivise in due package per una gestione migliore del codice:</w:t>
       </w:r>
     </w:p>
@@ -10196,7 +10592,6 @@
           <w:sz w:val="24"/>
           <w:szCs w:val="24"/>
         </w:rPr>
-        <w:lastRenderedPageBreak/>
         <w:t>Package principale</w:t>
       </w:r>
     </w:p>
@@ -10962,11 +11357,149 @@
     </w:p>
     <w:p>
       <w:pPr>
-        <w:pStyle w:val="Paragrafoelenco"/>
-        <w:numPr>
-          <w:ilvl w:val="1"/>
-          <w:numId w:val="14"/>
-        </w:numPr>
+        <w:autoSpaceDE w:val="0"/>
+        <w:autoSpaceDN w:val="0"/>
+        <w:adjustRightInd w:val="0"/>
+        <w:spacing w:after="0" w:line="240" w:lineRule="auto"/>
+        <w:rPr>
+          <w:rFonts w:cstheme="minorHAnsi"/>
+          <w:sz w:val="24"/>
+          <w:szCs w:val="24"/>
+        </w:rPr>
+      </w:pPr>
+    </w:p>
+    <w:p>
+      <w:pPr>
+        <w:autoSpaceDE w:val="0"/>
+        <w:autoSpaceDN w:val="0"/>
+        <w:adjustRightInd w:val="0"/>
+        <w:spacing w:after="0" w:line="240" w:lineRule="auto"/>
+        <w:rPr>
+          <w:rFonts w:cstheme="minorHAnsi"/>
+          <w:sz w:val="24"/>
+          <w:szCs w:val="24"/>
+        </w:rPr>
+      </w:pPr>
+    </w:p>
+    <w:p>
+      <w:pPr>
+        <w:autoSpaceDE w:val="0"/>
+        <w:autoSpaceDN w:val="0"/>
+        <w:adjustRightInd w:val="0"/>
+        <w:spacing w:after="0" w:line="240" w:lineRule="auto"/>
+        <w:rPr>
+          <w:rFonts w:cstheme="minorHAnsi"/>
+          <w:sz w:val="24"/>
+          <w:szCs w:val="24"/>
+        </w:rPr>
+      </w:pPr>
+    </w:p>
+    <w:p>
+      <w:pPr>
+        <w:autoSpaceDE w:val="0"/>
+        <w:autoSpaceDN w:val="0"/>
+        <w:adjustRightInd w:val="0"/>
+        <w:spacing w:after="0" w:line="240" w:lineRule="auto"/>
+        <w:rPr>
+          <w:rFonts w:cstheme="minorHAnsi"/>
+          <w:sz w:val="24"/>
+          <w:szCs w:val="24"/>
+        </w:rPr>
+      </w:pPr>
+    </w:p>
+    <w:p>
+      <w:pPr>
+        <w:autoSpaceDE w:val="0"/>
+        <w:autoSpaceDN w:val="0"/>
+        <w:adjustRightInd w:val="0"/>
+        <w:spacing w:after="0" w:line="240" w:lineRule="auto"/>
+        <w:rPr>
+          <w:rFonts w:cstheme="minorHAnsi"/>
+          <w:sz w:val="24"/>
+          <w:szCs w:val="24"/>
+        </w:rPr>
+      </w:pPr>
+    </w:p>
+    <w:p>
+      <w:pPr>
+        <w:autoSpaceDE w:val="0"/>
+        <w:autoSpaceDN w:val="0"/>
+        <w:adjustRightInd w:val="0"/>
+        <w:spacing w:after="0" w:line="240" w:lineRule="auto"/>
+        <w:rPr>
+          <w:rFonts w:cstheme="minorHAnsi"/>
+          <w:sz w:val="24"/>
+          <w:szCs w:val="24"/>
+        </w:rPr>
+      </w:pPr>
+    </w:p>
+    <w:p>
+      <w:pPr>
+        <w:autoSpaceDE w:val="0"/>
+        <w:autoSpaceDN w:val="0"/>
+        <w:adjustRightInd w:val="0"/>
+        <w:spacing w:after="0" w:line="240" w:lineRule="auto"/>
+        <w:rPr>
+          <w:rFonts w:cstheme="minorHAnsi"/>
+          <w:sz w:val="24"/>
+          <w:szCs w:val="24"/>
+        </w:rPr>
+      </w:pPr>
+    </w:p>
+    <w:p>
+      <w:pPr>
+        <w:autoSpaceDE w:val="0"/>
+        <w:autoSpaceDN w:val="0"/>
+        <w:adjustRightInd w:val="0"/>
+        <w:spacing w:after="0" w:line="240" w:lineRule="auto"/>
+        <w:rPr>
+          <w:rFonts w:cstheme="minorHAnsi"/>
+          <w:sz w:val="24"/>
+          <w:szCs w:val="24"/>
+        </w:rPr>
+      </w:pPr>
+    </w:p>
+    <w:p>
+      <w:pPr>
+        <w:autoSpaceDE w:val="0"/>
+        <w:autoSpaceDN w:val="0"/>
+        <w:adjustRightInd w:val="0"/>
+        <w:spacing w:after="0" w:line="240" w:lineRule="auto"/>
+        <w:rPr>
+          <w:rFonts w:cstheme="minorHAnsi"/>
+          <w:sz w:val="24"/>
+          <w:szCs w:val="24"/>
+        </w:rPr>
+      </w:pPr>
+    </w:p>
+    <w:p>
+      <w:pPr>
+        <w:autoSpaceDE w:val="0"/>
+        <w:autoSpaceDN w:val="0"/>
+        <w:adjustRightInd w:val="0"/>
+        <w:spacing w:after="0" w:line="240" w:lineRule="auto"/>
+        <w:rPr>
+          <w:rFonts w:cstheme="minorHAnsi"/>
+          <w:sz w:val="24"/>
+          <w:szCs w:val="24"/>
+        </w:rPr>
+      </w:pPr>
+    </w:p>
+    <w:p>
+      <w:pPr>
+        <w:autoSpaceDE w:val="0"/>
+        <w:autoSpaceDN w:val="0"/>
+        <w:adjustRightInd w:val="0"/>
+        <w:spacing w:after="0" w:line="240" w:lineRule="auto"/>
+        <w:rPr>
+          <w:rFonts w:cstheme="minorHAnsi"/>
+          <w:sz w:val="24"/>
+          <w:szCs w:val="24"/>
+        </w:rPr>
+      </w:pPr>
+    </w:p>
+    <w:p>
+      <w:pPr>
         <w:autoSpaceDE w:val="0"/>
         <w:autoSpaceDN w:val="0"/>
         <w:adjustRightInd w:val="0"/>
@@ -10987,7 +11520,8 @@
           <w:sz w:val="28"/>
           <w:szCs w:val="28"/>
         </w:rPr>
-        <w:t xml:space="preserve"> </w:t>
+        <w:lastRenderedPageBreak/>
+        <w:t>3.2</w:t>
       </w:r>
       <w:r>
         <w:rPr>
@@ -10997,7 +11531,7 @@
           <w:sz w:val="28"/>
           <w:szCs w:val="28"/>
         </w:rPr>
-        <w:t>Diagrammi di Sequenza</w:t>
+        <w:t xml:space="preserve"> Diagrammi di Sequenza</w:t>
       </w:r>
     </w:p>
     <w:p>
@@ -11104,12 +11638,11 @@
           <w:sz w:val="24"/>
           <w:szCs w:val="24"/>
         </w:rPr>
-        <w:lastRenderedPageBreak/>
         <w:drawing>
-          <wp:inline distT="0" distB="0" distL="0" distR="0" wp14:anchorId="7A35072A" wp14:editId="32797A40">
-            <wp:extent cx="6120130" cy="2935605"/>
-            <wp:effectExtent l="0" t="0" r="0" b="0"/>
-            <wp:docPr id="8" name="Immagine 8"/>
+          <wp:inline distT="0" distB="0" distL="0" distR="0" wp14:anchorId="6276D3F6" wp14:editId="6FD2C46C">
+            <wp:extent cx="6120130" cy="2962275"/>
+            <wp:effectExtent l="0" t="0" r="0" b="9525"/>
+            <wp:docPr id="10" name="Immagine 10"/>
             <wp:cNvGraphicFramePr>
               <a:graphicFrameLocks xmlns:a="http://schemas.openxmlformats.org/drawingml/2006/main" noChangeAspect="1"/>
             </wp:cNvGraphicFramePr>
@@ -11121,7 +11654,7 @@
                     <pic:cNvPicPr/>
                   </pic:nvPicPr>
                   <pic:blipFill>
-                    <a:blip r:embed="rId10"/>
+                    <a:blip r:embed="rId12"/>
                     <a:stretch>
                       <a:fillRect/>
                     </a:stretch>
@@ -11129,7 +11662,7 @@
                   <pic:spPr>
                     <a:xfrm>
                       <a:off x="0" y="0"/>
-                      <a:ext cx="6120130" cy="2935605"/>
+                      <a:ext cx="6120130" cy="2962275"/>
                     </a:xfrm>
                     <a:prstGeom prst="rect">
                       <a:avLst/>
@@ -11456,448 +11989,6 @@
     </w:p>
     <w:p>
       <w:pPr>
-        <w:autoSpaceDE w:val="0"/>
-        <w:autoSpaceDN w:val="0"/>
-        <w:adjustRightInd w:val="0"/>
-        <w:spacing w:after="0" w:line="240" w:lineRule="auto"/>
-        <w:rPr>
-          <w:rFonts w:cstheme="minorHAnsi"/>
-          <w:sz w:val="24"/>
-          <w:szCs w:val="24"/>
-        </w:rPr>
-      </w:pPr>
-    </w:p>
-    <w:p>
-      <w:pPr>
-        <w:autoSpaceDE w:val="0"/>
-        <w:autoSpaceDN w:val="0"/>
-        <w:adjustRightInd w:val="0"/>
-        <w:spacing w:after="0" w:line="240" w:lineRule="auto"/>
-        <w:rPr>
-          <w:rFonts w:cstheme="minorHAnsi"/>
-          <w:sz w:val="24"/>
-          <w:szCs w:val="24"/>
-        </w:rPr>
-      </w:pPr>
-    </w:p>
-    <w:p>
-      <w:pPr>
-        <w:autoSpaceDE w:val="0"/>
-        <w:autoSpaceDN w:val="0"/>
-        <w:adjustRightInd w:val="0"/>
-        <w:spacing w:after="0" w:line="240" w:lineRule="auto"/>
-        <w:rPr>
-          <w:rFonts w:cstheme="minorHAnsi"/>
-          <w:sz w:val="24"/>
-          <w:szCs w:val="24"/>
-        </w:rPr>
-      </w:pPr>
-    </w:p>
-    <w:p>
-      <w:pPr>
-        <w:autoSpaceDE w:val="0"/>
-        <w:autoSpaceDN w:val="0"/>
-        <w:adjustRightInd w:val="0"/>
-        <w:spacing w:after="0" w:line="240" w:lineRule="auto"/>
-        <w:rPr>
-          <w:rFonts w:cstheme="minorHAnsi"/>
-          <w:sz w:val="24"/>
-          <w:szCs w:val="24"/>
-        </w:rPr>
-      </w:pPr>
-    </w:p>
-    <w:p>
-      <w:pPr>
-        <w:autoSpaceDE w:val="0"/>
-        <w:autoSpaceDN w:val="0"/>
-        <w:adjustRightInd w:val="0"/>
-        <w:spacing w:after="0" w:line="240" w:lineRule="auto"/>
-        <w:rPr>
-          <w:rFonts w:cstheme="minorHAnsi"/>
-          <w:sz w:val="24"/>
-          <w:szCs w:val="24"/>
-        </w:rPr>
-      </w:pPr>
-    </w:p>
-    <w:p>
-      <w:pPr>
-        <w:autoSpaceDE w:val="0"/>
-        <w:autoSpaceDN w:val="0"/>
-        <w:adjustRightInd w:val="0"/>
-        <w:spacing w:after="0" w:line="240" w:lineRule="auto"/>
-        <w:rPr>
-          <w:rFonts w:cstheme="minorHAnsi"/>
-          <w:sz w:val="24"/>
-          <w:szCs w:val="24"/>
-        </w:rPr>
-      </w:pPr>
-    </w:p>
-    <w:p>
-      <w:pPr>
-        <w:autoSpaceDE w:val="0"/>
-        <w:autoSpaceDN w:val="0"/>
-        <w:adjustRightInd w:val="0"/>
-        <w:spacing w:after="0" w:line="240" w:lineRule="auto"/>
-        <w:rPr>
-          <w:rFonts w:cstheme="minorHAnsi"/>
-          <w:sz w:val="24"/>
-          <w:szCs w:val="24"/>
-        </w:rPr>
-      </w:pPr>
-    </w:p>
-    <w:p>
-      <w:pPr>
-        <w:autoSpaceDE w:val="0"/>
-        <w:autoSpaceDN w:val="0"/>
-        <w:adjustRightInd w:val="0"/>
-        <w:spacing w:after="0" w:line="240" w:lineRule="auto"/>
-        <w:rPr>
-          <w:rFonts w:cstheme="minorHAnsi"/>
-          <w:sz w:val="24"/>
-          <w:szCs w:val="24"/>
-        </w:rPr>
-      </w:pPr>
-    </w:p>
-    <w:p>
-      <w:pPr>
-        <w:autoSpaceDE w:val="0"/>
-        <w:autoSpaceDN w:val="0"/>
-        <w:adjustRightInd w:val="0"/>
-        <w:spacing w:after="0" w:line="240" w:lineRule="auto"/>
-        <w:rPr>
-          <w:rFonts w:cstheme="minorHAnsi"/>
-          <w:sz w:val="24"/>
-          <w:szCs w:val="24"/>
-        </w:rPr>
-      </w:pPr>
-    </w:p>
-    <w:p>
-      <w:pPr>
-        <w:autoSpaceDE w:val="0"/>
-        <w:autoSpaceDN w:val="0"/>
-        <w:adjustRightInd w:val="0"/>
-        <w:spacing w:after="0" w:line="240" w:lineRule="auto"/>
-        <w:rPr>
-          <w:rFonts w:cstheme="minorHAnsi"/>
-          <w:sz w:val="24"/>
-          <w:szCs w:val="24"/>
-        </w:rPr>
-      </w:pPr>
-    </w:p>
-    <w:p>
-      <w:pPr>
-        <w:autoSpaceDE w:val="0"/>
-        <w:autoSpaceDN w:val="0"/>
-        <w:adjustRightInd w:val="0"/>
-        <w:spacing w:after="0" w:line="240" w:lineRule="auto"/>
-        <w:rPr>
-          <w:rFonts w:cstheme="minorHAnsi"/>
-          <w:sz w:val="24"/>
-          <w:szCs w:val="24"/>
-        </w:rPr>
-      </w:pPr>
-    </w:p>
-    <w:p>
-      <w:pPr>
-        <w:autoSpaceDE w:val="0"/>
-        <w:autoSpaceDN w:val="0"/>
-        <w:adjustRightInd w:val="0"/>
-        <w:spacing w:after="0" w:line="240" w:lineRule="auto"/>
-        <w:rPr>
-          <w:rFonts w:cstheme="minorHAnsi"/>
-          <w:sz w:val="24"/>
-          <w:szCs w:val="24"/>
-        </w:rPr>
-      </w:pPr>
-    </w:p>
-    <w:p>
-      <w:pPr>
-        <w:autoSpaceDE w:val="0"/>
-        <w:autoSpaceDN w:val="0"/>
-        <w:adjustRightInd w:val="0"/>
-        <w:spacing w:after="0" w:line="240" w:lineRule="auto"/>
-        <w:rPr>
-          <w:rFonts w:cstheme="minorHAnsi"/>
-          <w:sz w:val="24"/>
-          <w:szCs w:val="24"/>
-        </w:rPr>
-      </w:pPr>
-    </w:p>
-    <w:p>
-      <w:pPr>
-        <w:autoSpaceDE w:val="0"/>
-        <w:autoSpaceDN w:val="0"/>
-        <w:adjustRightInd w:val="0"/>
-        <w:spacing w:after="0" w:line="240" w:lineRule="auto"/>
-        <w:rPr>
-          <w:rFonts w:cstheme="minorHAnsi"/>
-          <w:sz w:val="24"/>
-          <w:szCs w:val="24"/>
-        </w:rPr>
-      </w:pPr>
-    </w:p>
-    <w:p>
-      <w:pPr>
-        <w:autoSpaceDE w:val="0"/>
-        <w:autoSpaceDN w:val="0"/>
-        <w:adjustRightInd w:val="0"/>
-        <w:spacing w:after="0" w:line="240" w:lineRule="auto"/>
-        <w:rPr>
-          <w:rFonts w:cstheme="minorHAnsi"/>
-          <w:sz w:val="24"/>
-          <w:szCs w:val="24"/>
-        </w:rPr>
-      </w:pPr>
-    </w:p>
-    <w:p>
-      <w:pPr>
-        <w:autoSpaceDE w:val="0"/>
-        <w:autoSpaceDN w:val="0"/>
-        <w:adjustRightInd w:val="0"/>
-        <w:spacing w:after="0" w:line="240" w:lineRule="auto"/>
-        <w:rPr>
-          <w:rFonts w:cstheme="minorHAnsi"/>
-          <w:sz w:val="24"/>
-          <w:szCs w:val="24"/>
-        </w:rPr>
-      </w:pPr>
-    </w:p>
-    <w:p>
-      <w:pPr>
-        <w:autoSpaceDE w:val="0"/>
-        <w:autoSpaceDN w:val="0"/>
-        <w:adjustRightInd w:val="0"/>
-        <w:spacing w:after="0" w:line="240" w:lineRule="auto"/>
-        <w:rPr>
-          <w:rFonts w:cstheme="minorHAnsi"/>
-          <w:sz w:val="24"/>
-          <w:szCs w:val="24"/>
-        </w:rPr>
-      </w:pPr>
-    </w:p>
-    <w:p>
-      <w:pPr>
-        <w:autoSpaceDE w:val="0"/>
-        <w:autoSpaceDN w:val="0"/>
-        <w:adjustRightInd w:val="0"/>
-        <w:spacing w:after="0" w:line="240" w:lineRule="auto"/>
-        <w:rPr>
-          <w:rFonts w:cstheme="minorHAnsi"/>
-          <w:sz w:val="24"/>
-          <w:szCs w:val="24"/>
-        </w:rPr>
-      </w:pPr>
-    </w:p>
-    <w:p>
-      <w:pPr>
-        <w:autoSpaceDE w:val="0"/>
-        <w:autoSpaceDN w:val="0"/>
-        <w:adjustRightInd w:val="0"/>
-        <w:spacing w:after="0" w:line="240" w:lineRule="auto"/>
-        <w:rPr>
-          <w:rFonts w:cstheme="minorHAnsi"/>
-          <w:sz w:val="24"/>
-          <w:szCs w:val="24"/>
-        </w:rPr>
-      </w:pPr>
-    </w:p>
-    <w:p>
-      <w:pPr>
-        <w:autoSpaceDE w:val="0"/>
-        <w:autoSpaceDN w:val="0"/>
-        <w:adjustRightInd w:val="0"/>
-        <w:spacing w:after="0" w:line="240" w:lineRule="auto"/>
-        <w:rPr>
-          <w:rFonts w:cstheme="minorHAnsi"/>
-          <w:sz w:val="24"/>
-          <w:szCs w:val="24"/>
-        </w:rPr>
-      </w:pPr>
-    </w:p>
-    <w:p>
-      <w:pPr>
-        <w:autoSpaceDE w:val="0"/>
-        <w:autoSpaceDN w:val="0"/>
-        <w:adjustRightInd w:val="0"/>
-        <w:spacing w:after="0" w:line="240" w:lineRule="auto"/>
-        <w:rPr>
-          <w:rFonts w:cstheme="minorHAnsi"/>
-          <w:sz w:val="24"/>
-          <w:szCs w:val="24"/>
-        </w:rPr>
-      </w:pPr>
-    </w:p>
-    <w:p>
-      <w:pPr>
-        <w:autoSpaceDE w:val="0"/>
-        <w:autoSpaceDN w:val="0"/>
-        <w:adjustRightInd w:val="0"/>
-        <w:spacing w:after="0" w:line="240" w:lineRule="auto"/>
-        <w:rPr>
-          <w:rFonts w:cstheme="minorHAnsi"/>
-          <w:sz w:val="24"/>
-          <w:szCs w:val="24"/>
-        </w:rPr>
-      </w:pPr>
-    </w:p>
-    <w:p>
-      <w:pPr>
-        <w:autoSpaceDE w:val="0"/>
-        <w:autoSpaceDN w:val="0"/>
-        <w:adjustRightInd w:val="0"/>
-        <w:spacing w:after="0" w:line="240" w:lineRule="auto"/>
-        <w:rPr>
-          <w:rFonts w:cstheme="minorHAnsi"/>
-          <w:sz w:val="24"/>
-          <w:szCs w:val="24"/>
-        </w:rPr>
-      </w:pPr>
-    </w:p>
-    <w:p>
-      <w:pPr>
-        <w:autoSpaceDE w:val="0"/>
-        <w:autoSpaceDN w:val="0"/>
-        <w:adjustRightInd w:val="0"/>
-        <w:spacing w:after="0" w:line="240" w:lineRule="auto"/>
-        <w:rPr>
-          <w:rFonts w:cstheme="minorHAnsi"/>
-          <w:sz w:val="24"/>
-          <w:szCs w:val="24"/>
-        </w:rPr>
-      </w:pPr>
-    </w:p>
-    <w:p>
-      <w:pPr>
-        <w:autoSpaceDE w:val="0"/>
-        <w:autoSpaceDN w:val="0"/>
-        <w:adjustRightInd w:val="0"/>
-        <w:spacing w:after="0" w:line="240" w:lineRule="auto"/>
-        <w:rPr>
-          <w:rFonts w:cstheme="minorHAnsi"/>
-          <w:sz w:val="24"/>
-          <w:szCs w:val="24"/>
-        </w:rPr>
-      </w:pPr>
-    </w:p>
-    <w:p>
-      <w:pPr>
-        <w:autoSpaceDE w:val="0"/>
-        <w:autoSpaceDN w:val="0"/>
-        <w:adjustRightInd w:val="0"/>
-        <w:spacing w:after="0" w:line="240" w:lineRule="auto"/>
-        <w:rPr>
-          <w:rFonts w:cstheme="minorHAnsi"/>
-          <w:sz w:val="24"/>
-          <w:szCs w:val="24"/>
-        </w:rPr>
-      </w:pPr>
-    </w:p>
-    <w:p>
-      <w:pPr>
-        <w:autoSpaceDE w:val="0"/>
-        <w:autoSpaceDN w:val="0"/>
-        <w:adjustRightInd w:val="0"/>
-        <w:spacing w:after="0" w:line="240" w:lineRule="auto"/>
-        <w:rPr>
-          <w:rFonts w:cstheme="minorHAnsi"/>
-          <w:sz w:val="24"/>
-          <w:szCs w:val="24"/>
-        </w:rPr>
-      </w:pPr>
-    </w:p>
-    <w:p>
-      <w:pPr>
-        <w:autoSpaceDE w:val="0"/>
-        <w:autoSpaceDN w:val="0"/>
-        <w:adjustRightInd w:val="0"/>
-        <w:spacing w:after="0" w:line="240" w:lineRule="auto"/>
-        <w:rPr>
-          <w:rFonts w:cstheme="minorHAnsi"/>
-          <w:sz w:val="24"/>
-          <w:szCs w:val="24"/>
-        </w:rPr>
-      </w:pPr>
-    </w:p>
-    <w:p>
-      <w:pPr>
-        <w:autoSpaceDE w:val="0"/>
-        <w:autoSpaceDN w:val="0"/>
-        <w:adjustRightInd w:val="0"/>
-        <w:spacing w:after="0" w:line="240" w:lineRule="auto"/>
-        <w:rPr>
-          <w:rFonts w:cstheme="minorHAnsi"/>
-          <w:sz w:val="24"/>
-          <w:szCs w:val="24"/>
-        </w:rPr>
-      </w:pPr>
-    </w:p>
-    <w:p>
-      <w:pPr>
-        <w:autoSpaceDE w:val="0"/>
-        <w:autoSpaceDN w:val="0"/>
-        <w:adjustRightInd w:val="0"/>
-        <w:spacing w:after="0" w:line="240" w:lineRule="auto"/>
-        <w:rPr>
-          <w:rFonts w:cstheme="minorHAnsi"/>
-          <w:sz w:val="24"/>
-          <w:szCs w:val="24"/>
-        </w:rPr>
-      </w:pPr>
-    </w:p>
-    <w:p>
-      <w:pPr>
-        <w:autoSpaceDE w:val="0"/>
-        <w:autoSpaceDN w:val="0"/>
-        <w:adjustRightInd w:val="0"/>
-        <w:spacing w:after="0" w:line="240" w:lineRule="auto"/>
-        <w:rPr>
-          <w:rFonts w:cstheme="minorHAnsi"/>
-          <w:sz w:val="24"/>
-          <w:szCs w:val="24"/>
-        </w:rPr>
-      </w:pPr>
-    </w:p>
-    <w:p>
-      <w:pPr>
-        <w:autoSpaceDE w:val="0"/>
-        <w:autoSpaceDN w:val="0"/>
-        <w:adjustRightInd w:val="0"/>
-        <w:spacing w:after="0" w:line="240" w:lineRule="auto"/>
-        <w:rPr>
-          <w:rFonts w:cstheme="minorHAnsi"/>
-          <w:sz w:val="24"/>
-          <w:szCs w:val="24"/>
-        </w:rPr>
-      </w:pPr>
-    </w:p>
-    <w:p>
-      <w:pPr>
-        <w:autoSpaceDE w:val="0"/>
-        <w:autoSpaceDN w:val="0"/>
-        <w:adjustRightInd w:val="0"/>
-        <w:spacing w:after="0" w:line="240" w:lineRule="auto"/>
-        <w:rPr>
-          <w:rFonts w:cstheme="minorHAnsi"/>
-          <w:sz w:val="24"/>
-          <w:szCs w:val="24"/>
-        </w:rPr>
-      </w:pPr>
-    </w:p>
-    <w:p>
-      <w:pPr>
-        <w:autoSpaceDE w:val="0"/>
-        <w:autoSpaceDN w:val="0"/>
-        <w:adjustRightInd w:val="0"/>
-        <w:spacing w:after="0" w:line="240" w:lineRule="auto"/>
-        <w:rPr>
-          <w:rFonts w:cstheme="minorHAnsi"/>
-          <w:sz w:val="24"/>
-          <w:szCs w:val="24"/>
-        </w:rPr>
-      </w:pPr>
-    </w:p>
-    <w:p>
-      <w:pPr>
         <w:pStyle w:val="Paragrafoelenco"/>
         <w:numPr>
           <w:ilvl w:val="0"/>
@@ -11910,16 +12001,21 @@
         <w:jc w:val="center"/>
         <w:rPr>
           <w:rFonts w:cstheme="minorHAnsi"/>
-          <w:sz w:val="24"/>
-          <w:szCs w:val="24"/>
-        </w:rPr>
-      </w:pPr>
-      <w:r>
-        <w:rPr>
-          <w:rFonts w:cstheme="minorHAnsi"/>
-          <w:sz w:val="24"/>
-          <w:szCs w:val="24"/>
-        </w:rPr>
+          <w:b/>
+          <w:bCs/>
+          <w:sz w:val="32"/>
+          <w:szCs w:val="32"/>
+        </w:rPr>
+      </w:pPr>
+      <w:r>
+        <w:rPr>
+          <w:rFonts w:cstheme="minorHAnsi"/>
+          <w:b/>
+          <w:bCs/>
+          <w:sz w:val="32"/>
+          <w:szCs w:val="32"/>
+        </w:rPr>
+        <w:lastRenderedPageBreak/>
         <w:t>Testing</w:t>
       </w:r>
     </w:p>
@@ -11939,24 +12035,66 @@
     </w:p>
     <w:p>
       <w:pPr>
-        <w:autoSpaceDE w:val="0"/>
-        <w:autoSpaceDN w:val="0"/>
-        <w:adjustRightInd w:val="0"/>
-        <w:spacing w:after="0" w:line="240" w:lineRule="auto"/>
-        <w:rPr>
-          <w:rFonts w:cstheme="minorHAnsi"/>
-          <w:sz w:val="24"/>
-          <w:szCs w:val="24"/>
-        </w:rPr>
-      </w:pPr>
-      <w:r>
-        <w:rPr>
-          <w:rFonts w:cstheme="minorHAnsi"/>
-          <w:sz w:val="24"/>
-          <w:szCs w:val="24"/>
-        </w:rPr>
-        <w:t>4.1 Introduzione</w:t>
-      </w:r>
+        <w:pStyle w:val="Paragrafoelenco"/>
+        <w:numPr>
+          <w:ilvl w:val="1"/>
+          <w:numId w:val="14"/>
+        </w:numPr>
+        <w:autoSpaceDE w:val="0"/>
+        <w:autoSpaceDN w:val="0"/>
+        <w:adjustRightInd w:val="0"/>
+        <w:spacing w:after="0" w:line="240" w:lineRule="auto"/>
+        <w:rPr>
+          <w:rFonts w:cstheme="minorHAnsi"/>
+          <w:b/>
+          <w:bCs/>
+          <w:i/>
+          <w:iCs/>
+          <w:sz w:val="28"/>
+          <w:szCs w:val="28"/>
+        </w:rPr>
+      </w:pPr>
+      <w:r>
+        <w:rPr>
+          <w:rFonts w:cstheme="minorHAnsi"/>
+          <w:b/>
+          <w:bCs/>
+          <w:i/>
+          <w:iCs/>
+          <w:sz w:val="28"/>
+          <w:szCs w:val="28"/>
+        </w:rPr>
+        <w:t xml:space="preserve"> </w:t>
+      </w:r>
+      <w:r>
+        <w:rPr>
+          <w:rFonts w:cstheme="minorHAnsi"/>
+          <w:b/>
+          <w:bCs/>
+          <w:i/>
+          <w:iCs/>
+          <w:sz w:val="28"/>
+          <w:szCs w:val="28"/>
+        </w:rPr>
+        <w:t>Introduzione</w:t>
+      </w:r>
+    </w:p>
+    <w:p>
+      <w:pPr>
+        <w:autoSpaceDE w:val="0"/>
+        <w:autoSpaceDN w:val="0"/>
+        <w:adjustRightInd w:val="0"/>
+        <w:spacing w:after="0" w:line="240" w:lineRule="auto"/>
+        <w:rPr>
+          <w:rFonts w:cstheme="minorHAnsi"/>
+          <w:b/>
+          <w:bCs/>
+          <w:i/>
+          <w:iCs/>
+          <w:sz w:val="28"/>
+          <w:szCs w:val="28"/>
+        </w:rPr>
+      </w:pPr>
     </w:p>
     <w:p>
       <w:pPr>
@@ -11997,28 +12135,103 @@
           <w:sz w:val="24"/>
           <w:szCs w:val="24"/>
         </w:rPr>
-        <w:t>efficiente. Permette inoltre di ridurre in modo sostanziale i costi di manutenzione di un</w:t>
-      </w:r>
-    </w:p>
-    <w:p>
-      <w:pPr>
-        <w:autoSpaceDE w:val="0"/>
-        <w:autoSpaceDN w:val="0"/>
-        <w:adjustRightInd w:val="0"/>
-        <w:spacing w:after="0" w:line="240" w:lineRule="auto"/>
-        <w:rPr>
-          <w:rFonts w:cstheme="minorHAnsi"/>
-          <w:sz w:val="24"/>
-          <w:szCs w:val="24"/>
-        </w:rPr>
-      </w:pPr>
-      <w:r>
-        <w:rPr>
-          <w:rFonts w:cstheme="minorHAnsi"/>
-          <w:sz w:val="24"/>
-          <w:szCs w:val="24"/>
-        </w:rPr>
-        <w:t>applicazione.</w:t>
+        <w:t>E</w:t>
+      </w:r>
+      <w:r>
+        <w:rPr>
+          <w:rFonts w:cstheme="minorHAnsi"/>
+          <w:sz w:val="24"/>
+          <w:szCs w:val="24"/>
+        </w:rPr>
+        <w:t>fficiente</w:t>
+      </w:r>
+      <w:r>
+        <w:rPr>
+          <w:rFonts w:cstheme="minorHAnsi"/>
+          <w:sz w:val="24"/>
+          <w:szCs w:val="24"/>
+        </w:rPr>
+        <w:t>, ne</w:t>
+      </w:r>
+      <w:r>
+        <w:rPr>
+          <w:rFonts w:cstheme="minorHAnsi"/>
+          <w:sz w:val="24"/>
+          <w:szCs w:val="24"/>
+        </w:rPr>
+        <w:t xml:space="preserve"> </w:t>
+      </w:r>
+      <w:r>
+        <w:rPr>
+          <w:rFonts w:cstheme="minorHAnsi"/>
+          <w:sz w:val="24"/>
+          <w:szCs w:val="24"/>
+        </w:rPr>
+        <w:t>p</w:t>
+      </w:r>
+      <w:r>
+        <w:rPr>
+          <w:rFonts w:cstheme="minorHAnsi"/>
+          <w:sz w:val="24"/>
+          <w:szCs w:val="24"/>
+        </w:rPr>
+        <w:t xml:space="preserve">ermette inoltre </w:t>
+      </w:r>
+      <w:r>
+        <w:rPr>
+          <w:rFonts w:cstheme="minorHAnsi"/>
+          <w:sz w:val="24"/>
+          <w:szCs w:val="24"/>
+        </w:rPr>
+        <w:t>la riduzione</w:t>
+      </w:r>
+      <w:r>
+        <w:rPr>
+          <w:rFonts w:cstheme="minorHAnsi"/>
+          <w:sz w:val="24"/>
+          <w:szCs w:val="24"/>
+        </w:rPr>
+        <w:t xml:space="preserve"> in </w:t>
+      </w:r>
+      <w:r>
+        <w:rPr>
+          <w:rFonts w:cstheme="minorHAnsi"/>
+          <w:sz w:val="24"/>
+          <w:szCs w:val="24"/>
+        </w:rPr>
+        <w:t>maniera</w:t>
+      </w:r>
+      <w:r>
+        <w:rPr>
+          <w:rFonts w:cstheme="minorHAnsi"/>
+          <w:sz w:val="24"/>
+          <w:szCs w:val="24"/>
+        </w:rPr>
+        <w:t xml:space="preserve"> sostanziale </w:t>
+      </w:r>
+      <w:r>
+        <w:rPr>
+          <w:rFonts w:cstheme="minorHAnsi"/>
+          <w:sz w:val="24"/>
+          <w:szCs w:val="24"/>
+        </w:rPr>
+        <w:t>de</w:t>
+      </w:r>
+      <w:r>
+        <w:rPr>
+          <w:rFonts w:cstheme="minorHAnsi"/>
+          <w:sz w:val="24"/>
+          <w:szCs w:val="24"/>
+        </w:rPr>
+        <w:t>i costi di manutenzione</w:t>
+      </w:r>
+      <w:r>
+        <w:rPr>
+          <w:rFonts w:cstheme="minorHAnsi"/>
+          <w:sz w:val="24"/>
+          <w:szCs w:val="24"/>
+        </w:rPr>
+        <w:t>.</w:t>
       </w:r>
     </w:p>
     <w:p>
@@ -12060,28 +12273,92 @@
           <w:sz w:val="24"/>
           <w:szCs w:val="24"/>
         </w:rPr>
-        <w:t>è difficile testare un programma completamente. Infatti le possibili combinazioni di valori di</w:t>
-      </w:r>
-    </w:p>
-    <w:p>
-      <w:pPr>
-        <w:autoSpaceDE w:val="0"/>
-        <w:autoSpaceDN w:val="0"/>
-        <w:adjustRightInd w:val="0"/>
-        <w:spacing w:after="0" w:line="240" w:lineRule="auto"/>
-        <w:rPr>
-          <w:rFonts w:cstheme="minorHAnsi"/>
-          <w:sz w:val="24"/>
-          <w:szCs w:val="24"/>
-        </w:rPr>
-      </w:pPr>
-      <w:r>
-        <w:rPr>
-          <w:rFonts w:cstheme="minorHAnsi"/>
-          <w:sz w:val="24"/>
-          <w:szCs w:val="24"/>
-        </w:rPr>
-        <w:t>input da prendere in considerazione sono enormi, e non sempre possono essere riprodotte in</w:t>
+        <w:t>è difficile testare un programma completamente</w:t>
+      </w:r>
+      <w:r>
+        <w:rPr>
+          <w:rFonts w:cstheme="minorHAnsi"/>
+          <w:sz w:val="24"/>
+          <w:szCs w:val="24"/>
+        </w:rPr>
+        <w:t>,</w:t>
+      </w:r>
+      <w:r>
+        <w:rPr>
+          <w:rFonts w:cstheme="minorHAnsi"/>
+          <w:sz w:val="24"/>
+          <w:szCs w:val="24"/>
+        </w:rPr>
+        <w:t xml:space="preserve"> </w:t>
+      </w:r>
+      <w:r>
+        <w:rPr>
+          <w:rFonts w:cstheme="minorHAnsi"/>
+          <w:sz w:val="24"/>
+          <w:szCs w:val="24"/>
+        </w:rPr>
+        <w:t>i</w:t>
+      </w:r>
+      <w:r>
+        <w:rPr>
+          <w:rFonts w:cstheme="minorHAnsi"/>
+          <w:sz w:val="24"/>
+          <w:szCs w:val="24"/>
+        </w:rPr>
+        <w:t>nfatti le possibili combinazioni di valori di</w:t>
+      </w:r>
+    </w:p>
+    <w:p>
+      <w:pPr>
+        <w:autoSpaceDE w:val="0"/>
+        <w:autoSpaceDN w:val="0"/>
+        <w:adjustRightInd w:val="0"/>
+        <w:spacing w:after="0" w:line="240" w:lineRule="auto"/>
+        <w:rPr>
+          <w:rFonts w:cstheme="minorHAnsi"/>
+          <w:sz w:val="24"/>
+          <w:szCs w:val="24"/>
+        </w:rPr>
+      </w:pPr>
+      <w:r>
+        <w:rPr>
+          <w:rFonts w:cstheme="minorHAnsi"/>
+          <w:sz w:val="24"/>
+          <w:szCs w:val="24"/>
+        </w:rPr>
+        <w:t xml:space="preserve">input da prendere in considerazione </w:t>
+      </w:r>
+      <w:r>
+        <w:rPr>
+          <w:rFonts w:cstheme="minorHAnsi"/>
+          <w:sz w:val="24"/>
+          <w:szCs w:val="24"/>
+        </w:rPr>
+        <w:t xml:space="preserve">sono </w:t>
+      </w:r>
+      <w:r>
+        <w:rPr>
+          <w:rFonts w:cstheme="minorHAnsi"/>
+          <w:sz w:val="24"/>
+          <w:szCs w:val="24"/>
+        </w:rPr>
+        <w:t>molteplici</w:t>
+      </w:r>
+      <w:r>
+        <w:rPr>
+          <w:rFonts w:cstheme="minorHAnsi"/>
+          <w:sz w:val="24"/>
+          <w:szCs w:val="24"/>
+        </w:rPr>
+        <w:t xml:space="preserve"> e non sempre possono essere riprodotti</w:t>
+      </w:r>
+      <w:r>
+        <w:rPr>
+          <w:rFonts w:cstheme="minorHAnsi"/>
+          <w:sz w:val="24"/>
+          <w:szCs w:val="24"/>
+        </w:rPr>
+        <w:t xml:space="preserve"> in</w:t>
       </w:r>
     </w:p>
     <w:p>
@@ -12180,13 +12457,26 @@
           <w:szCs w:val="24"/>
         </w:rPr>
       </w:pPr>
-      <w:r>
-        <w:rPr>
-          <w:rFonts w:cstheme="minorHAnsi"/>
-          <w:sz w:val="24"/>
-          <w:szCs w:val="24"/>
-        </w:rPr>
-        <w:t>● I t est unitari (</w:t>
+    </w:p>
+    <w:p>
+      <w:pPr>
+        <w:autoSpaceDE w:val="0"/>
+        <w:autoSpaceDN w:val="0"/>
+        <w:adjustRightInd w:val="0"/>
+        <w:spacing w:after="0" w:line="240" w:lineRule="auto"/>
+        <w:rPr>
+          <w:rFonts w:cstheme="minorHAnsi"/>
+          <w:sz w:val="24"/>
+          <w:szCs w:val="24"/>
+        </w:rPr>
+      </w:pPr>
+      <w:r>
+        <w:rPr>
+          <w:rFonts w:cstheme="minorHAnsi"/>
+          <w:sz w:val="24"/>
+          <w:szCs w:val="24"/>
+        </w:rPr>
+        <w:t>● I test unitari (</w:t>
       </w:r>
       <w:r>
         <w:rPr>
@@ -12195,15 +12485,24 @@
           <w:szCs w:val="24"/>
           <w:lang w:bidi="he-IL"/>
         </w:rPr>
-        <w:t xml:space="preserve">U nit Test </w:t>
-      </w:r>
-      <w:r>
-        <w:rPr>
-          <w:rFonts w:cstheme="minorHAnsi"/>
-          <w:sz w:val="24"/>
-          <w:szCs w:val="24"/>
-        </w:rPr>
-        <w:t>) → Sono semplici test/prove che vanno a verificare la</w:t>
+        <w:t xml:space="preserve">Unit </w:t>
+      </w:r>
+      <w:r>
+        <w:rPr>
+          <w:rFonts w:cstheme="minorHAnsi"/>
+          <w:sz w:val="24"/>
+          <w:szCs w:val="24"/>
+          <w:lang w:bidi="he-IL"/>
+        </w:rPr>
+        <w:t>Test)</w:t>
+      </w:r>
+      <w:r>
+        <w:rPr>
+          <w:rFonts w:cstheme="minorHAnsi"/>
+          <w:sz w:val="24"/>
+          <w:szCs w:val="24"/>
+        </w:rPr>
+        <w:t xml:space="preserve"> → Sono semplici test/prove che vanno a verificare la</w:t>
       </w:r>
     </w:p>
     <w:p>
@@ -12349,7 +12648,7 @@
           <w:sz w:val="24"/>
           <w:szCs w:val="24"/>
         </w:rPr>
-        <w:t>● I t est funzionali → Sono dei test che vanno a verificare che il sistema software nella</w:t>
+        <w:t>● I test funzionali → Sono dei test che vanno a verificare che il sistema software nella</w:t>
       </w:r>
     </w:p>
     <w:p>
@@ -12412,2297 +12711,528 @@
           <w:sz w:val="24"/>
           <w:szCs w:val="24"/>
         </w:rPr>
+        <w:t>Per eseguire il testing dell’applicazione realizzata, si è scelto di concentrarsi principalmente</w:t>
+      </w:r>
+    </w:p>
+    <w:p>
+      <w:pPr>
+        <w:autoSpaceDE w:val="0"/>
+        <w:autoSpaceDN w:val="0"/>
+        <w:adjustRightInd w:val="0"/>
+        <w:spacing w:after="0" w:line="240" w:lineRule="auto"/>
+        <w:rPr>
+          <w:rFonts w:cstheme="minorHAnsi"/>
+          <w:sz w:val="24"/>
+          <w:szCs w:val="24"/>
+        </w:rPr>
+      </w:pPr>
+      <w:r>
+        <w:rPr>
+          <w:rFonts w:cstheme="minorHAnsi"/>
+          <w:sz w:val="24"/>
+          <w:szCs w:val="24"/>
+        </w:rPr>
+        <w:t xml:space="preserve">su test unitari eseguiti tramite l’ausilio di </w:t>
+      </w:r>
+      <w:proofErr w:type="spellStart"/>
+      <w:r>
+        <w:rPr>
+          <w:rFonts w:cstheme="minorHAnsi"/>
+          <w:sz w:val="24"/>
+          <w:szCs w:val="24"/>
+        </w:rPr>
+        <w:t>JUnit</w:t>
+      </w:r>
+      <w:proofErr w:type="spellEnd"/>
+      <w:r>
+        <w:rPr>
+          <w:rFonts w:cstheme="minorHAnsi"/>
+          <w:sz w:val="24"/>
+          <w:szCs w:val="24"/>
+        </w:rPr>
+        <w:t>.</w:t>
+      </w:r>
+    </w:p>
+    <w:p>
+      <w:pPr>
+        <w:autoSpaceDE w:val="0"/>
+        <w:autoSpaceDN w:val="0"/>
+        <w:adjustRightInd w:val="0"/>
+        <w:spacing w:after="0" w:line="240" w:lineRule="auto"/>
+        <w:rPr>
+          <w:rFonts w:cstheme="minorHAnsi"/>
+          <w:sz w:val="24"/>
+          <w:szCs w:val="24"/>
+        </w:rPr>
+      </w:pPr>
+    </w:p>
+    <w:p>
+      <w:pPr>
+        <w:pStyle w:val="Paragrafoelenco"/>
+        <w:numPr>
+          <w:ilvl w:val="1"/>
+          <w:numId w:val="14"/>
+        </w:numPr>
+        <w:autoSpaceDE w:val="0"/>
+        <w:autoSpaceDN w:val="0"/>
+        <w:adjustRightInd w:val="0"/>
+        <w:spacing w:after="0" w:line="240" w:lineRule="auto"/>
+        <w:rPr>
+          <w:rFonts w:cstheme="minorHAnsi"/>
+          <w:b/>
+          <w:bCs/>
+          <w:i/>
+          <w:iCs/>
+          <w:sz w:val="28"/>
+          <w:szCs w:val="28"/>
+        </w:rPr>
+      </w:pPr>
+      <w:r>
+        <w:rPr>
+          <w:rFonts w:cstheme="minorHAnsi"/>
+          <w:b/>
+          <w:bCs/>
+          <w:i/>
+          <w:iCs/>
+          <w:sz w:val="28"/>
+          <w:szCs w:val="28"/>
+        </w:rPr>
+        <w:t xml:space="preserve"> </w:t>
+      </w:r>
+      <w:r>
+        <w:rPr>
+          <w:rFonts w:cstheme="minorHAnsi"/>
+          <w:b/>
+          <w:bCs/>
+          <w:i/>
+          <w:iCs/>
+          <w:sz w:val="28"/>
+          <w:szCs w:val="28"/>
+        </w:rPr>
+        <w:t>Individuazione dei casi di test e Testing Unitario</w:t>
+      </w:r>
+    </w:p>
+    <w:p>
+      <w:pPr>
+        <w:autoSpaceDE w:val="0"/>
+        <w:autoSpaceDN w:val="0"/>
+        <w:adjustRightInd w:val="0"/>
+        <w:spacing w:after="0" w:line="240" w:lineRule="auto"/>
+        <w:rPr>
+          <w:rFonts w:cstheme="minorHAnsi"/>
+          <w:b/>
+          <w:bCs/>
+          <w:i/>
+          <w:iCs/>
+          <w:sz w:val="28"/>
+          <w:szCs w:val="28"/>
+        </w:rPr>
+      </w:pPr>
+    </w:p>
+    <w:p>
+      <w:pPr>
+        <w:autoSpaceDE w:val="0"/>
+        <w:autoSpaceDN w:val="0"/>
+        <w:adjustRightInd w:val="0"/>
+        <w:spacing w:after="0" w:line="240" w:lineRule="auto"/>
+        <w:rPr>
+          <w:rFonts w:cstheme="minorHAnsi"/>
+          <w:sz w:val="24"/>
+          <w:szCs w:val="24"/>
+        </w:rPr>
+      </w:pPr>
+      <w:r>
+        <w:rPr>
+          <w:rFonts w:cstheme="minorHAnsi"/>
+          <w:sz w:val="24"/>
+          <w:szCs w:val="24"/>
+        </w:rPr>
+        <w:t xml:space="preserve">In una fase preliminare al testing, </w:t>
+      </w:r>
+      <w:r>
+        <w:rPr>
+          <w:rFonts w:cstheme="minorHAnsi"/>
+          <w:sz w:val="24"/>
+          <w:szCs w:val="24"/>
+        </w:rPr>
+        <w:t>si è presa coscienza ed</w:t>
+      </w:r>
+      <w:r>
+        <w:rPr>
+          <w:rFonts w:cstheme="minorHAnsi"/>
+          <w:sz w:val="24"/>
+          <w:szCs w:val="24"/>
+        </w:rPr>
+        <w:t xml:space="preserve"> ispezione del codice</w:t>
+      </w:r>
+    </w:p>
+    <w:p>
+      <w:pPr>
+        <w:autoSpaceDE w:val="0"/>
+        <w:autoSpaceDN w:val="0"/>
+        <w:adjustRightInd w:val="0"/>
+        <w:spacing w:after="0" w:line="240" w:lineRule="auto"/>
+        <w:rPr>
+          <w:rFonts w:cstheme="minorHAnsi"/>
+          <w:sz w:val="24"/>
+          <w:szCs w:val="24"/>
+        </w:rPr>
+      </w:pPr>
+      <w:r>
+        <w:rPr>
+          <w:rFonts w:cstheme="minorHAnsi"/>
+          <w:sz w:val="24"/>
+          <w:szCs w:val="24"/>
+        </w:rPr>
+        <w:t>sorgente scritto al fine di operare una scelta sulle classi e sui metodi da testare. Il criterio</w:t>
+      </w:r>
+    </w:p>
+    <w:p>
+      <w:pPr>
+        <w:autoSpaceDE w:val="0"/>
+        <w:autoSpaceDN w:val="0"/>
+        <w:adjustRightInd w:val="0"/>
+        <w:spacing w:after="0" w:line="240" w:lineRule="auto"/>
+        <w:rPr>
+          <w:rFonts w:cstheme="minorHAnsi"/>
+          <w:sz w:val="24"/>
+          <w:szCs w:val="24"/>
+        </w:rPr>
+      </w:pPr>
+      <w:r>
+        <w:rPr>
+          <w:rFonts w:cstheme="minorHAnsi"/>
+          <w:sz w:val="24"/>
+          <w:szCs w:val="24"/>
+        </w:rPr>
+        <w:t>scelto per individuare tali metodi su cui concentrare i test di unità è stato quello di dare priorità</w:t>
+      </w:r>
+    </w:p>
+    <w:p>
+      <w:pPr>
+        <w:autoSpaceDE w:val="0"/>
+        <w:autoSpaceDN w:val="0"/>
+        <w:adjustRightInd w:val="0"/>
+        <w:spacing w:after="0" w:line="240" w:lineRule="auto"/>
+        <w:rPr>
+          <w:rFonts w:cstheme="minorHAnsi"/>
+          <w:sz w:val="24"/>
+          <w:szCs w:val="24"/>
+        </w:rPr>
+      </w:pPr>
+      <w:r>
+        <w:rPr>
+          <w:rFonts w:cstheme="minorHAnsi"/>
+          <w:sz w:val="24"/>
+          <w:szCs w:val="24"/>
+        </w:rPr>
+        <w:t>a tutti i metodi che si occupano dell’inserimento di nuove istanze</w:t>
+      </w:r>
+      <w:r>
+        <w:rPr>
+          <w:rFonts w:cstheme="minorHAnsi"/>
+          <w:sz w:val="24"/>
+          <w:szCs w:val="24"/>
+        </w:rPr>
+        <w:t xml:space="preserve"> le quali possono facilmente portare ad errori</w:t>
+      </w:r>
+      <w:r>
+        <w:rPr>
+          <w:rFonts w:cstheme="minorHAnsi"/>
+          <w:sz w:val="24"/>
+          <w:szCs w:val="24"/>
+        </w:rPr>
+        <w:t xml:space="preserve"> quantità, </w:t>
+      </w:r>
+      <w:r>
+        <w:rPr>
+          <w:rFonts w:cstheme="minorHAnsi"/>
+          <w:sz w:val="24"/>
+          <w:szCs w:val="24"/>
+        </w:rPr>
+        <w:t>alla gestione del database e la creazione dei vari oggetti</w:t>
+      </w:r>
+      <w:r>
+        <w:rPr>
+          <w:rFonts w:cstheme="minorHAnsi"/>
+          <w:sz w:val="24"/>
+          <w:szCs w:val="24"/>
+        </w:rPr>
+        <w:t xml:space="preserve">. </w:t>
+      </w:r>
+    </w:p>
+    <w:p>
+      <w:pPr>
+        <w:autoSpaceDE w:val="0"/>
+        <w:autoSpaceDN w:val="0"/>
+        <w:adjustRightInd w:val="0"/>
+        <w:spacing w:after="0" w:line="240" w:lineRule="auto"/>
+        <w:rPr>
+          <w:rFonts w:cstheme="minorHAnsi"/>
+          <w:sz w:val="24"/>
+          <w:szCs w:val="24"/>
+        </w:rPr>
+      </w:pPr>
+      <w:r>
+        <w:rPr>
+          <w:rFonts w:cstheme="minorHAnsi"/>
+          <w:sz w:val="24"/>
+          <w:szCs w:val="24"/>
+        </w:rPr>
+        <w:t xml:space="preserve">A seguito dell’esecuzione di questi test unitari con </w:t>
+      </w:r>
+      <w:proofErr w:type="spellStart"/>
+      <w:r>
+        <w:rPr>
+          <w:rFonts w:cstheme="minorHAnsi"/>
+          <w:sz w:val="24"/>
+          <w:szCs w:val="24"/>
+        </w:rPr>
+        <w:t>JUnit</w:t>
+      </w:r>
+      <w:proofErr w:type="spellEnd"/>
+      <w:r>
+        <w:rPr>
+          <w:rFonts w:cstheme="minorHAnsi"/>
+          <w:sz w:val="24"/>
+          <w:szCs w:val="24"/>
+        </w:rPr>
+        <w:t>, si è passati a correggere le relative</w:t>
+      </w:r>
+    </w:p>
+    <w:p>
+      <w:pPr>
+        <w:autoSpaceDE w:val="0"/>
+        <w:autoSpaceDN w:val="0"/>
+        <w:adjustRightInd w:val="0"/>
+        <w:spacing w:after="0" w:line="240" w:lineRule="auto"/>
+        <w:rPr>
+          <w:rFonts w:cstheme="minorHAnsi"/>
+          <w:sz w:val="24"/>
+          <w:szCs w:val="24"/>
+        </w:rPr>
+      </w:pPr>
+      <w:r>
+        <w:rPr>
+          <w:rFonts w:cstheme="minorHAnsi"/>
+          <w:sz w:val="24"/>
+          <w:szCs w:val="24"/>
+        </w:rPr>
+        <w:t>porzioni di codice che portavano al fallimento di alcuni test.</w:t>
+      </w:r>
+    </w:p>
+    <w:p>
+      <w:pPr>
+        <w:autoSpaceDE w:val="0"/>
+        <w:autoSpaceDN w:val="0"/>
+        <w:adjustRightInd w:val="0"/>
+        <w:spacing w:after="0" w:line="240" w:lineRule="auto"/>
+        <w:rPr>
+          <w:rFonts w:cstheme="minorHAnsi"/>
+          <w:sz w:val="24"/>
+          <w:szCs w:val="24"/>
+        </w:rPr>
+      </w:pPr>
+      <w:r>
+        <w:rPr>
+          <w:rFonts w:cstheme="minorHAnsi"/>
+          <w:sz w:val="24"/>
+          <w:szCs w:val="24"/>
+        </w:rPr>
+        <w:t>4.3 Test di Sistema</w:t>
+      </w:r>
+    </w:p>
+    <w:p>
+      <w:pPr>
+        <w:autoSpaceDE w:val="0"/>
+        <w:autoSpaceDN w:val="0"/>
+        <w:adjustRightInd w:val="0"/>
+        <w:spacing w:after="0" w:line="240" w:lineRule="auto"/>
+        <w:rPr>
+          <w:rFonts w:cstheme="minorHAnsi"/>
+          <w:sz w:val="24"/>
+          <w:szCs w:val="24"/>
+        </w:rPr>
+      </w:pPr>
+      <w:r>
+        <w:rPr>
+          <w:rFonts w:cstheme="minorHAnsi"/>
+          <w:sz w:val="24"/>
+          <w:szCs w:val="24"/>
+        </w:rPr>
+        <w:t>In previsione di una fase di refactoring in cui verrà integrato un Database con l’applicazione</w:t>
+      </w:r>
+    </w:p>
+    <w:p>
+      <w:pPr>
+        <w:autoSpaceDE w:val="0"/>
+        <w:autoSpaceDN w:val="0"/>
+        <w:adjustRightInd w:val="0"/>
+        <w:spacing w:after="0" w:line="240" w:lineRule="auto"/>
+        <w:rPr>
+          <w:rFonts w:cstheme="minorHAnsi"/>
+          <w:sz w:val="24"/>
+          <w:szCs w:val="24"/>
+        </w:rPr>
+      </w:pPr>
+      <w:r>
+        <w:rPr>
+          <w:rFonts w:cstheme="minorHAnsi"/>
+          <w:sz w:val="24"/>
+          <w:szCs w:val="24"/>
+        </w:rPr>
+        <w:t>esistente, si è scelto di eseguire dei test di sistema manuali lanciando l’applicazione e</w:t>
+      </w:r>
+    </w:p>
+    <w:p>
+      <w:pPr>
+        <w:autoSpaceDE w:val="0"/>
+        <w:autoSpaceDN w:val="0"/>
+        <w:adjustRightInd w:val="0"/>
+        <w:spacing w:after="0" w:line="240" w:lineRule="auto"/>
+        <w:rPr>
+          <w:rFonts w:cstheme="minorHAnsi"/>
+          <w:sz w:val="24"/>
+          <w:szCs w:val="24"/>
+        </w:rPr>
+      </w:pPr>
+      <w:r>
+        <w:rPr>
+          <w:rFonts w:cstheme="minorHAnsi"/>
+          <w:sz w:val="24"/>
+          <w:szCs w:val="24"/>
+        </w:rPr>
+        <w:t>provando a portare a termine i principali casi d’uso con i rispettivi scenari alternativi.</w:t>
+      </w:r>
+    </w:p>
+    <w:p>
+      <w:pPr>
+        <w:autoSpaceDE w:val="0"/>
+        <w:autoSpaceDN w:val="0"/>
+        <w:adjustRightInd w:val="0"/>
+        <w:spacing w:after="0" w:line="240" w:lineRule="auto"/>
+        <w:rPr>
+          <w:rFonts w:cstheme="minorHAnsi"/>
+          <w:sz w:val="24"/>
+          <w:szCs w:val="24"/>
+        </w:rPr>
+      </w:pPr>
+      <w:r>
+        <w:rPr>
+          <w:rFonts w:cstheme="minorHAnsi"/>
+          <w:sz w:val="24"/>
+          <w:szCs w:val="24"/>
+        </w:rPr>
+        <w:t>A seguito di tali test non sono emersi grandi errori nel funzionamento e le prestazioni del</w:t>
+      </w:r>
+    </w:p>
+    <w:p>
+      <w:pPr>
+        <w:autoSpaceDE w:val="0"/>
+        <w:autoSpaceDN w:val="0"/>
+        <w:adjustRightInd w:val="0"/>
+        <w:spacing w:after="0" w:line="240" w:lineRule="auto"/>
+        <w:rPr>
+          <w:rFonts w:cstheme="minorHAnsi"/>
+          <w:sz w:val="24"/>
+          <w:szCs w:val="24"/>
+        </w:rPr>
+      </w:pPr>
+      <w:r>
+        <w:rPr>
+          <w:rFonts w:cstheme="minorHAnsi"/>
+          <w:sz w:val="24"/>
+          <w:szCs w:val="24"/>
+        </w:rPr>
+        <w:t>sistema si sono mantenute piuttosto elevate, tuttavia sono state rilevate delle imperfezioni e</w:t>
+      </w:r>
+    </w:p>
+    <w:p>
+      <w:pPr>
+        <w:autoSpaceDE w:val="0"/>
+        <w:autoSpaceDN w:val="0"/>
+        <w:adjustRightInd w:val="0"/>
+        <w:spacing w:after="0" w:line="240" w:lineRule="auto"/>
+        <w:rPr>
+          <w:rFonts w:cstheme="minorHAnsi"/>
+          <w:sz w:val="24"/>
+          <w:szCs w:val="24"/>
+        </w:rPr>
+      </w:pPr>
+      <w:r>
+        <w:rPr>
+          <w:rFonts w:cstheme="minorHAnsi"/>
+          <w:sz w:val="24"/>
+          <w:szCs w:val="24"/>
+        </w:rPr>
+        <w:t>anomalie nell’esecuzione di alcune funzionalità:</w:t>
+      </w:r>
+    </w:p>
+    <w:p>
+      <w:pPr>
+        <w:autoSpaceDE w:val="0"/>
+        <w:autoSpaceDN w:val="0"/>
+        <w:adjustRightInd w:val="0"/>
+        <w:spacing w:after="0" w:line="360" w:lineRule="auto"/>
+        <w:rPr>
+          <w:rFonts w:cstheme="minorHAnsi"/>
+          <w:sz w:val="24"/>
+          <w:szCs w:val="24"/>
+        </w:rPr>
+      </w:pPr>
+    </w:p>
+    <w:p>
+      <w:pPr>
+        <w:pStyle w:val="Paragrafoelenco"/>
+        <w:autoSpaceDE w:val="0"/>
+        <w:autoSpaceDN w:val="0"/>
+        <w:adjustRightInd w:val="0"/>
+        <w:spacing w:after="0" w:line="360" w:lineRule="auto"/>
+        <w:rPr>
+          <w:rFonts w:cstheme="minorHAnsi"/>
+          <w:sz w:val="24"/>
+          <w:szCs w:val="24"/>
+        </w:rPr>
+      </w:pPr>
+      <w:r>
+        <w:rPr>
+          <w:rFonts w:cstheme="minorHAnsi"/>
+          <w:sz w:val="24"/>
+          <w:szCs w:val="24"/>
+        </w:rPr>
+        <w:t xml:space="preserve">Per esempio, sono state individuate alcune implementazioni </w:t>
+      </w:r>
+      <w:proofErr w:type="spellStart"/>
+      <w:r>
+        <w:rPr>
+          <w:rFonts w:cstheme="minorHAnsi"/>
+          <w:sz w:val="24"/>
+          <w:szCs w:val="24"/>
+        </w:rPr>
+        <w:t>piu</w:t>
+      </w:r>
+      <w:proofErr w:type="spellEnd"/>
+      <w:r>
+        <w:rPr>
+          <w:rFonts w:cstheme="minorHAnsi"/>
+          <w:sz w:val="24"/>
+          <w:szCs w:val="24"/>
+        </w:rPr>
+        <w:t xml:space="preserve"> ostiche quali la persistenza dei dati per tanto si è provveduto a testarne l’aggiunta dei vari oggetti , la scrittura su file, </w:t>
+      </w:r>
+      <w:r>
+        <w:rPr>
+          <w:rFonts w:cstheme="minorHAnsi"/>
+          <w:sz w:val="24"/>
+          <w:szCs w:val="24"/>
+        </w:rPr>
         <w:lastRenderedPageBreak/>
-        <w:t>Per eseguire il testing dell’applicazione realizzata, si è scelto di concentrarsi principalmente</w:t>
-      </w:r>
-    </w:p>
-    <w:p>
-      <w:pPr>
-        <w:autoSpaceDE w:val="0"/>
-        <w:autoSpaceDN w:val="0"/>
-        <w:adjustRightInd w:val="0"/>
-        <w:spacing w:after="0" w:line="240" w:lineRule="auto"/>
-        <w:rPr>
-          <w:rFonts w:cstheme="minorHAnsi"/>
-          <w:sz w:val="24"/>
-          <w:szCs w:val="24"/>
-          <w:lang w:bidi="he-IL"/>
-        </w:rPr>
-      </w:pPr>
-      <w:r>
-        <w:rPr>
-          <w:rFonts w:cstheme="minorHAnsi"/>
-          <w:sz w:val="24"/>
-          <w:szCs w:val="24"/>
-        </w:rPr>
-        <w:t xml:space="preserve">su test unitari eseguiti tramite l’ausilio di </w:t>
-      </w:r>
-      <w:proofErr w:type="spellStart"/>
-      <w:r>
-        <w:rPr>
-          <w:rFonts w:cstheme="minorHAnsi"/>
-          <w:sz w:val="24"/>
-          <w:szCs w:val="24"/>
-        </w:rPr>
-        <w:t>JUnit</w:t>
-      </w:r>
-      <w:proofErr w:type="spellEnd"/>
-      <w:r>
-        <w:rPr>
-          <w:rFonts w:cstheme="minorHAnsi"/>
-          <w:sz w:val="24"/>
-          <w:szCs w:val="24"/>
-        </w:rPr>
-        <w:t xml:space="preserve"> e quindi di seguire un approccio </w:t>
-      </w:r>
-      <w:r>
-        <w:rPr>
-          <w:rFonts w:cstheme="minorHAnsi"/>
-          <w:sz w:val="24"/>
-          <w:szCs w:val="24"/>
-          <w:lang w:bidi="he-IL"/>
-        </w:rPr>
-        <w:t xml:space="preserve">B </w:t>
-      </w:r>
-      <w:proofErr w:type="spellStart"/>
-      <w:r>
-        <w:rPr>
-          <w:rFonts w:cstheme="minorHAnsi"/>
-          <w:sz w:val="24"/>
-          <w:szCs w:val="24"/>
-          <w:lang w:bidi="he-IL"/>
-        </w:rPr>
-        <w:t>uttomUp</w:t>
-      </w:r>
-      <w:proofErr w:type="spellEnd"/>
-    </w:p>
-    <w:p>
-      <w:pPr>
-        <w:autoSpaceDE w:val="0"/>
-        <w:autoSpaceDN w:val="0"/>
-        <w:adjustRightInd w:val="0"/>
-        <w:spacing w:after="0" w:line="240" w:lineRule="auto"/>
-        <w:rPr>
-          <w:rFonts w:cstheme="minorHAnsi"/>
-          <w:sz w:val="24"/>
-          <w:szCs w:val="24"/>
-        </w:rPr>
-      </w:pPr>
-      <w:r>
-        <w:rPr>
-          <w:rFonts w:cstheme="minorHAnsi"/>
-          <w:sz w:val="24"/>
-          <w:szCs w:val="24"/>
-        </w:rPr>
-        <w:t>collaudando prima le piccole unità che comporranno poi il programma completo.</w:t>
-      </w:r>
-    </w:p>
-    <w:p>
-      <w:pPr>
-        <w:autoSpaceDE w:val="0"/>
-        <w:autoSpaceDN w:val="0"/>
-        <w:adjustRightInd w:val="0"/>
-        <w:spacing w:after="0" w:line="240" w:lineRule="auto"/>
-        <w:rPr>
-          <w:rFonts w:cstheme="minorHAnsi"/>
-          <w:sz w:val="24"/>
-          <w:szCs w:val="24"/>
-        </w:rPr>
-      </w:pPr>
-      <w:r>
-        <w:rPr>
-          <w:rFonts w:cstheme="minorHAnsi"/>
-          <w:sz w:val="24"/>
-          <w:szCs w:val="24"/>
-        </w:rPr>
-        <w:t>4.2 Individuazione dei casi di test e Testing Unitario</w:t>
-      </w:r>
-    </w:p>
-    <w:p>
-      <w:pPr>
-        <w:autoSpaceDE w:val="0"/>
-        <w:autoSpaceDN w:val="0"/>
-        <w:adjustRightInd w:val="0"/>
-        <w:spacing w:after="0" w:line="240" w:lineRule="auto"/>
-        <w:rPr>
-          <w:rFonts w:cstheme="minorHAnsi"/>
-          <w:sz w:val="24"/>
-          <w:szCs w:val="24"/>
-        </w:rPr>
-      </w:pPr>
-      <w:r>
-        <w:rPr>
-          <w:rFonts w:cstheme="minorHAnsi"/>
-          <w:sz w:val="24"/>
-          <w:szCs w:val="24"/>
-        </w:rPr>
-        <w:t>In una fase preliminare al testing, è stata affrontata una discussione e ispezione del codice</w:t>
-      </w:r>
-    </w:p>
-    <w:p>
-      <w:pPr>
-        <w:autoSpaceDE w:val="0"/>
-        <w:autoSpaceDN w:val="0"/>
-        <w:adjustRightInd w:val="0"/>
-        <w:spacing w:after="0" w:line="240" w:lineRule="auto"/>
-        <w:rPr>
-          <w:rFonts w:cstheme="minorHAnsi"/>
-          <w:sz w:val="24"/>
-          <w:szCs w:val="24"/>
-        </w:rPr>
-      </w:pPr>
-      <w:r>
-        <w:rPr>
-          <w:rFonts w:cstheme="minorHAnsi"/>
-          <w:sz w:val="24"/>
-          <w:szCs w:val="24"/>
-        </w:rPr>
-        <w:t>sorgente scritto al fine di operare una scelta sulle classi e sui metodi da testare. Il criterio</w:t>
-      </w:r>
-    </w:p>
-    <w:p>
-      <w:pPr>
-        <w:autoSpaceDE w:val="0"/>
-        <w:autoSpaceDN w:val="0"/>
-        <w:adjustRightInd w:val="0"/>
-        <w:spacing w:after="0" w:line="240" w:lineRule="auto"/>
-        <w:rPr>
-          <w:rFonts w:cstheme="minorHAnsi"/>
-          <w:sz w:val="24"/>
-          <w:szCs w:val="24"/>
-        </w:rPr>
-      </w:pPr>
-      <w:r>
-        <w:rPr>
-          <w:rFonts w:cstheme="minorHAnsi"/>
-          <w:sz w:val="24"/>
-          <w:szCs w:val="24"/>
-        </w:rPr>
-        <w:t>scelto per individuare tali metodi su cui concentrare i test di unità è stato quello di dare priorità</w:t>
-      </w:r>
-    </w:p>
-    <w:p>
-      <w:pPr>
-        <w:autoSpaceDE w:val="0"/>
-        <w:autoSpaceDN w:val="0"/>
-        <w:adjustRightInd w:val="0"/>
-        <w:spacing w:after="0" w:line="240" w:lineRule="auto"/>
-        <w:rPr>
-          <w:rFonts w:cstheme="minorHAnsi"/>
-          <w:sz w:val="24"/>
-          <w:szCs w:val="24"/>
-        </w:rPr>
-      </w:pPr>
-      <w:r>
-        <w:rPr>
-          <w:rFonts w:cstheme="minorHAnsi"/>
-          <w:sz w:val="24"/>
-          <w:szCs w:val="24"/>
-        </w:rPr>
-        <w:t>a tutti i metodi che si occupano dell’inserimento di nuove istanze, dell’aggiornamento delle</w:t>
-      </w:r>
-    </w:p>
-    <w:p>
-      <w:pPr>
-        <w:autoSpaceDE w:val="0"/>
-        <w:autoSpaceDN w:val="0"/>
-        <w:adjustRightInd w:val="0"/>
-        <w:spacing w:after="0" w:line="240" w:lineRule="auto"/>
-        <w:rPr>
-          <w:rFonts w:cstheme="minorHAnsi"/>
-          <w:sz w:val="24"/>
-          <w:szCs w:val="24"/>
-        </w:rPr>
-      </w:pPr>
-      <w:r>
-        <w:rPr>
-          <w:rFonts w:cstheme="minorHAnsi"/>
-          <w:sz w:val="24"/>
-          <w:szCs w:val="24"/>
-        </w:rPr>
-        <w:t>copie in magazzino e del calcolo dei fattori economici quali: quantità, calcolo del subtotale e</w:t>
-      </w:r>
-    </w:p>
-    <w:p>
-      <w:pPr>
-        <w:autoSpaceDE w:val="0"/>
-        <w:autoSpaceDN w:val="0"/>
-        <w:adjustRightInd w:val="0"/>
-        <w:spacing w:after="0" w:line="240" w:lineRule="auto"/>
-        <w:rPr>
-          <w:rFonts w:cstheme="minorHAnsi"/>
-          <w:sz w:val="24"/>
-          <w:szCs w:val="24"/>
-        </w:rPr>
-      </w:pPr>
-      <w:r>
-        <w:rPr>
-          <w:rFonts w:cstheme="minorHAnsi"/>
-          <w:sz w:val="24"/>
-          <w:szCs w:val="24"/>
-        </w:rPr>
-        <w:t>del totale, applicazione degli sconti, ecc. Per ciascuno sono state individuate le c lassi di</w:t>
-      </w:r>
-    </w:p>
-    <w:p>
-      <w:pPr>
-        <w:autoSpaceDE w:val="0"/>
-        <w:autoSpaceDN w:val="0"/>
-        <w:adjustRightInd w:val="0"/>
-        <w:spacing w:after="0" w:line="240" w:lineRule="auto"/>
-        <w:rPr>
-          <w:rFonts w:cstheme="minorHAnsi"/>
-          <w:sz w:val="24"/>
-          <w:szCs w:val="24"/>
-        </w:rPr>
-      </w:pPr>
-      <w:r>
-        <w:rPr>
-          <w:rFonts w:cstheme="minorHAnsi"/>
-          <w:sz w:val="24"/>
-          <w:szCs w:val="24"/>
-        </w:rPr>
-        <w:t>equivalenza tali da poter ridurre il numero di test al minimo insieme necessario, in</w:t>
-      </w:r>
-    </w:p>
-    <w:p>
-      <w:pPr>
-        <w:autoSpaceDE w:val="0"/>
-        <w:autoSpaceDN w:val="0"/>
-        <w:adjustRightInd w:val="0"/>
-        <w:spacing w:after="0" w:line="240" w:lineRule="auto"/>
-        <w:rPr>
-          <w:rFonts w:cstheme="minorHAnsi"/>
-          <w:sz w:val="24"/>
-          <w:szCs w:val="24"/>
-        </w:rPr>
-      </w:pPr>
-      <w:r>
-        <w:rPr>
-          <w:rFonts w:cstheme="minorHAnsi"/>
-          <w:sz w:val="24"/>
-          <w:szCs w:val="24"/>
-        </w:rPr>
-        <w:t>particolare:</w:t>
-      </w:r>
-    </w:p>
-    <w:p>
-      <w:pPr>
-        <w:autoSpaceDE w:val="0"/>
-        <w:autoSpaceDN w:val="0"/>
-        <w:adjustRightInd w:val="0"/>
-        <w:spacing w:after="0" w:line="240" w:lineRule="auto"/>
-        <w:rPr>
-          <w:rFonts w:cstheme="minorHAnsi"/>
-          <w:sz w:val="24"/>
-          <w:szCs w:val="24"/>
-        </w:rPr>
-      </w:pPr>
-      <w:r>
-        <w:rPr>
-          <w:rFonts w:cstheme="minorHAnsi"/>
-          <w:sz w:val="24"/>
-          <w:szCs w:val="24"/>
-        </w:rPr>
-        <w:t>36</w:t>
-      </w:r>
-    </w:p>
-    <w:p>
-      <w:pPr>
-        <w:autoSpaceDE w:val="0"/>
-        <w:autoSpaceDN w:val="0"/>
-        <w:adjustRightInd w:val="0"/>
-        <w:spacing w:after="0" w:line="240" w:lineRule="auto"/>
-        <w:rPr>
-          <w:rFonts w:cstheme="minorHAnsi"/>
-          <w:sz w:val="24"/>
-          <w:szCs w:val="24"/>
-        </w:rPr>
-      </w:pPr>
-      <w:r>
-        <w:rPr>
-          <w:rFonts w:cstheme="minorHAnsi"/>
-          <w:sz w:val="24"/>
-          <w:szCs w:val="24"/>
-        </w:rPr>
-        <w:t>● Acquisto</w:t>
-      </w:r>
-    </w:p>
-    <w:p>
-      <w:pPr>
-        <w:autoSpaceDE w:val="0"/>
-        <w:autoSpaceDN w:val="0"/>
-        <w:adjustRightInd w:val="0"/>
-        <w:spacing w:after="0" w:line="240" w:lineRule="auto"/>
-        <w:rPr>
-          <w:rFonts w:cstheme="minorHAnsi"/>
-          <w:sz w:val="24"/>
-          <w:szCs w:val="24"/>
-        </w:rPr>
-      </w:pPr>
-      <w:r>
-        <w:rPr>
-          <w:rFonts w:cstheme="minorHAnsi"/>
-          <w:sz w:val="24"/>
-          <w:szCs w:val="24"/>
-        </w:rPr>
-        <w:t xml:space="preserve">○ </w:t>
-      </w:r>
-      <w:proofErr w:type="spellStart"/>
-      <w:r>
-        <w:rPr>
-          <w:rFonts w:cstheme="minorHAnsi"/>
-          <w:sz w:val="24"/>
-          <w:szCs w:val="24"/>
-        </w:rPr>
-        <w:t>addRigaAcquisto</w:t>
-      </w:r>
-      <w:proofErr w:type="spellEnd"/>
-    </w:p>
-    <w:p>
-      <w:pPr>
-        <w:autoSpaceDE w:val="0"/>
-        <w:autoSpaceDN w:val="0"/>
-        <w:adjustRightInd w:val="0"/>
-        <w:spacing w:after="0" w:line="240" w:lineRule="auto"/>
-        <w:rPr>
-          <w:rFonts w:cstheme="minorHAnsi"/>
-          <w:sz w:val="24"/>
-          <w:szCs w:val="24"/>
-        </w:rPr>
-      </w:pPr>
-      <w:r>
-        <w:rPr>
-          <w:rFonts w:ascii="Arial" w:hAnsi="Arial" w:cs="Arial"/>
-          <w:sz w:val="24"/>
-          <w:szCs w:val="24"/>
-        </w:rPr>
-        <w:t>■</w:t>
-      </w:r>
-      <w:r>
-        <w:rPr>
-          <w:rFonts w:cstheme="minorHAnsi"/>
-          <w:sz w:val="24"/>
-          <w:szCs w:val="24"/>
-        </w:rPr>
-        <w:t xml:space="preserve"> Una riga d’</w:t>
-      </w:r>
-      <w:proofErr w:type="spellStart"/>
-      <w:r>
-        <w:rPr>
-          <w:rFonts w:cstheme="minorHAnsi"/>
-          <w:sz w:val="24"/>
-          <w:szCs w:val="24"/>
-        </w:rPr>
-        <w:t>oridine</w:t>
-      </w:r>
-      <w:proofErr w:type="spellEnd"/>
-      <w:r>
-        <w:rPr>
-          <w:rFonts w:cstheme="minorHAnsi"/>
-          <w:sz w:val="24"/>
-          <w:szCs w:val="24"/>
-        </w:rPr>
-        <w:t xml:space="preserve"> relativa a un numero positivo di libri è inserita tra le</w:t>
-      </w:r>
-    </w:p>
-    <w:p>
-      <w:pPr>
-        <w:autoSpaceDE w:val="0"/>
-        <w:autoSpaceDN w:val="0"/>
-        <w:adjustRightInd w:val="0"/>
-        <w:spacing w:after="0" w:line="240" w:lineRule="auto"/>
-        <w:rPr>
-          <w:rFonts w:cstheme="minorHAnsi"/>
-          <w:sz w:val="24"/>
-          <w:szCs w:val="24"/>
-        </w:rPr>
-      </w:pPr>
-      <w:r>
-        <w:rPr>
-          <w:rFonts w:cstheme="minorHAnsi"/>
-          <w:sz w:val="24"/>
-          <w:szCs w:val="24"/>
-        </w:rPr>
-        <w:t>righe d’acquisto.</w:t>
-      </w:r>
-    </w:p>
-    <w:p>
-      <w:pPr>
-        <w:autoSpaceDE w:val="0"/>
-        <w:autoSpaceDN w:val="0"/>
-        <w:adjustRightInd w:val="0"/>
-        <w:spacing w:after="0" w:line="240" w:lineRule="auto"/>
-        <w:rPr>
-          <w:rFonts w:cstheme="minorHAnsi"/>
-          <w:sz w:val="24"/>
-          <w:szCs w:val="24"/>
-        </w:rPr>
-      </w:pPr>
-      <w:r>
-        <w:rPr>
-          <w:rFonts w:ascii="Arial" w:hAnsi="Arial" w:cs="Arial"/>
-          <w:sz w:val="24"/>
-          <w:szCs w:val="24"/>
-        </w:rPr>
-        <w:t>■</w:t>
-      </w:r>
-      <w:r>
-        <w:rPr>
-          <w:rFonts w:cstheme="minorHAnsi"/>
-          <w:sz w:val="24"/>
-          <w:szCs w:val="24"/>
-        </w:rPr>
-        <w:t xml:space="preserve"> Una riga d’acquisto relativa ad un numero negativo o nullo non è</w:t>
-      </w:r>
-    </w:p>
-    <w:p>
-      <w:pPr>
-        <w:autoSpaceDE w:val="0"/>
-        <w:autoSpaceDN w:val="0"/>
-        <w:adjustRightInd w:val="0"/>
-        <w:spacing w:after="0" w:line="240" w:lineRule="auto"/>
-        <w:rPr>
-          <w:rFonts w:cstheme="minorHAnsi"/>
-          <w:sz w:val="24"/>
-          <w:szCs w:val="24"/>
-        </w:rPr>
-      </w:pPr>
-      <w:r>
-        <w:rPr>
-          <w:rFonts w:cstheme="minorHAnsi"/>
-          <w:sz w:val="24"/>
-          <w:szCs w:val="24"/>
-        </w:rPr>
-        <w:t>inserita tra le righe d’acquisto.</w:t>
-      </w:r>
-    </w:p>
-    <w:p>
-      <w:pPr>
-        <w:autoSpaceDE w:val="0"/>
-        <w:autoSpaceDN w:val="0"/>
-        <w:adjustRightInd w:val="0"/>
-        <w:spacing w:after="0" w:line="240" w:lineRule="auto"/>
-        <w:rPr>
-          <w:rFonts w:cstheme="minorHAnsi"/>
-          <w:sz w:val="24"/>
-          <w:szCs w:val="24"/>
-        </w:rPr>
-      </w:pPr>
-      <w:r>
-        <w:rPr>
-          <w:rFonts w:cstheme="minorHAnsi"/>
-          <w:sz w:val="24"/>
-          <w:szCs w:val="24"/>
-        </w:rPr>
-        <w:t xml:space="preserve">○ </w:t>
-      </w:r>
-      <w:proofErr w:type="spellStart"/>
-      <w:r>
-        <w:rPr>
-          <w:rFonts w:cstheme="minorHAnsi"/>
-          <w:sz w:val="24"/>
-          <w:szCs w:val="24"/>
-        </w:rPr>
-        <w:t>calcolaTotale</w:t>
-      </w:r>
-      <w:proofErr w:type="spellEnd"/>
-    </w:p>
-    <w:p>
-      <w:pPr>
-        <w:autoSpaceDE w:val="0"/>
-        <w:autoSpaceDN w:val="0"/>
-        <w:adjustRightInd w:val="0"/>
-        <w:spacing w:after="0" w:line="240" w:lineRule="auto"/>
-        <w:rPr>
-          <w:rFonts w:cstheme="minorHAnsi"/>
-          <w:sz w:val="24"/>
-          <w:szCs w:val="24"/>
-        </w:rPr>
-      </w:pPr>
-      <w:r>
-        <w:rPr>
-          <w:rFonts w:ascii="Arial" w:hAnsi="Arial" w:cs="Arial"/>
-          <w:sz w:val="24"/>
-          <w:szCs w:val="24"/>
-        </w:rPr>
-        <w:t>■</w:t>
-      </w:r>
-      <w:r>
-        <w:rPr>
-          <w:rFonts w:cstheme="minorHAnsi"/>
-          <w:sz w:val="24"/>
-          <w:szCs w:val="24"/>
-        </w:rPr>
-        <w:t xml:space="preserve"> Il totale di un acquisto contenente almeno un libro è calcolato</w:t>
-      </w:r>
-    </w:p>
-    <w:p>
-      <w:pPr>
-        <w:autoSpaceDE w:val="0"/>
-        <w:autoSpaceDN w:val="0"/>
-        <w:adjustRightInd w:val="0"/>
-        <w:spacing w:after="0" w:line="240" w:lineRule="auto"/>
-        <w:rPr>
-          <w:rFonts w:cstheme="minorHAnsi"/>
-          <w:sz w:val="24"/>
-          <w:szCs w:val="24"/>
-        </w:rPr>
-      </w:pPr>
-      <w:r>
-        <w:rPr>
-          <w:rFonts w:cstheme="minorHAnsi"/>
-          <w:sz w:val="24"/>
-          <w:szCs w:val="24"/>
-        </w:rPr>
-        <w:t>correttamente (precisione 0.01 €).</w:t>
-      </w:r>
-    </w:p>
-    <w:p>
-      <w:pPr>
-        <w:autoSpaceDE w:val="0"/>
-        <w:autoSpaceDN w:val="0"/>
-        <w:adjustRightInd w:val="0"/>
-        <w:spacing w:after="0" w:line="240" w:lineRule="auto"/>
-        <w:rPr>
-          <w:rFonts w:cstheme="minorHAnsi"/>
-          <w:sz w:val="24"/>
-          <w:szCs w:val="24"/>
-        </w:rPr>
-      </w:pPr>
-      <w:r>
-        <w:rPr>
-          <w:rFonts w:ascii="Arial" w:hAnsi="Arial" w:cs="Arial"/>
-          <w:sz w:val="24"/>
-          <w:szCs w:val="24"/>
-        </w:rPr>
-        <w:t>■</w:t>
-      </w:r>
-      <w:r>
-        <w:rPr>
-          <w:rFonts w:cstheme="minorHAnsi"/>
-          <w:sz w:val="24"/>
-          <w:szCs w:val="24"/>
-        </w:rPr>
-        <w:t xml:space="preserve"> Il totale di un acquisto vuoto è zero.</w:t>
-      </w:r>
-    </w:p>
-    <w:p>
-      <w:pPr>
-        <w:autoSpaceDE w:val="0"/>
-        <w:autoSpaceDN w:val="0"/>
-        <w:adjustRightInd w:val="0"/>
-        <w:spacing w:after="0" w:line="240" w:lineRule="auto"/>
-        <w:rPr>
-          <w:rFonts w:cstheme="minorHAnsi"/>
-          <w:sz w:val="24"/>
-          <w:szCs w:val="24"/>
-        </w:rPr>
-      </w:pPr>
-      <w:r>
-        <w:rPr>
-          <w:rFonts w:cstheme="minorHAnsi"/>
-          <w:sz w:val="24"/>
-          <w:szCs w:val="24"/>
-        </w:rPr>
-        <w:t xml:space="preserve">○ </w:t>
-      </w:r>
-      <w:proofErr w:type="spellStart"/>
-      <w:r>
-        <w:rPr>
-          <w:rFonts w:cstheme="minorHAnsi"/>
-          <w:sz w:val="24"/>
-          <w:szCs w:val="24"/>
-        </w:rPr>
-        <w:t>associaPromozione</w:t>
-      </w:r>
-      <w:proofErr w:type="spellEnd"/>
-    </w:p>
-    <w:p>
-      <w:pPr>
-        <w:autoSpaceDE w:val="0"/>
-        <w:autoSpaceDN w:val="0"/>
-        <w:adjustRightInd w:val="0"/>
-        <w:spacing w:after="0" w:line="240" w:lineRule="auto"/>
-        <w:rPr>
-          <w:rFonts w:cstheme="minorHAnsi"/>
-          <w:sz w:val="24"/>
-          <w:szCs w:val="24"/>
-        </w:rPr>
-      </w:pPr>
-      <w:r>
-        <w:rPr>
-          <w:rFonts w:ascii="Arial" w:hAnsi="Arial" w:cs="Arial"/>
-          <w:sz w:val="24"/>
-          <w:szCs w:val="24"/>
-        </w:rPr>
-        <w:t>■</w:t>
-      </w:r>
-      <w:r>
-        <w:rPr>
-          <w:rFonts w:cstheme="minorHAnsi"/>
-          <w:sz w:val="24"/>
-          <w:szCs w:val="24"/>
-        </w:rPr>
-        <w:t xml:space="preserve"> Il totale scontato su un acquisto contente almeno un libro è calcolato</w:t>
-      </w:r>
-    </w:p>
-    <w:p>
-      <w:pPr>
-        <w:autoSpaceDE w:val="0"/>
-        <w:autoSpaceDN w:val="0"/>
-        <w:adjustRightInd w:val="0"/>
-        <w:spacing w:after="0" w:line="240" w:lineRule="auto"/>
-        <w:rPr>
-          <w:rFonts w:cstheme="minorHAnsi"/>
-          <w:sz w:val="24"/>
-          <w:szCs w:val="24"/>
-        </w:rPr>
-      </w:pPr>
-      <w:r>
-        <w:rPr>
-          <w:rFonts w:cstheme="minorHAnsi"/>
-          <w:sz w:val="24"/>
-          <w:szCs w:val="24"/>
-        </w:rPr>
-        <w:t>correttamente.</w:t>
-      </w:r>
-    </w:p>
-    <w:p>
-      <w:pPr>
-        <w:autoSpaceDE w:val="0"/>
-        <w:autoSpaceDN w:val="0"/>
-        <w:adjustRightInd w:val="0"/>
-        <w:spacing w:after="0" w:line="240" w:lineRule="auto"/>
-        <w:rPr>
-          <w:rFonts w:cstheme="minorHAnsi"/>
-          <w:sz w:val="24"/>
-          <w:szCs w:val="24"/>
-        </w:rPr>
-      </w:pPr>
-      <w:r>
-        <w:rPr>
-          <w:rFonts w:ascii="Arial" w:hAnsi="Arial" w:cs="Arial"/>
-          <w:sz w:val="24"/>
-          <w:szCs w:val="24"/>
-        </w:rPr>
-        <w:t>■</w:t>
-      </w:r>
-      <w:r>
-        <w:rPr>
-          <w:rFonts w:cstheme="minorHAnsi"/>
-          <w:sz w:val="24"/>
-          <w:szCs w:val="24"/>
-        </w:rPr>
-        <w:t xml:space="preserve"> Il totale scontato di un acquisto vuoto è zero.</w:t>
-      </w:r>
-    </w:p>
-    <w:p>
-      <w:pPr>
-        <w:autoSpaceDE w:val="0"/>
-        <w:autoSpaceDN w:val="0"/>
-        <w:adjustRightInd w:val="0"/>
-        <w:spacing w:after="0" w:line="240" w:lineRule="auto"/>
-        <w:rPr>
-          <w:rFonts w:cstheme="minorHAnsi"/>
-          <w:sz w:val="24"/>
-          <w:szCs w:val="24"/>
-        </w:rPr>
-      </w:pPr>
-      <w:r>
-        <w:rPr>
-          <w:rFonts w:cstheme="minorHAnsi"/>
-          <w:sz w:val="24"/>
-          <w:szCs w:val="24"/>
-        </w:rPr>
-        <w:t>● Catalogo</w:t>
-      </w:r>
-    </w:p>
-    <w:p>
-      <w:pPr>
-        <w:autoSpaceDE w:val="0"/>
-        <w:autoSpaceDN w:val="0"/>
-        <w:adjustRightInd w:val="0"/>
-        <w:spacing w:after="0" w:line="240" w:lineRule="auto"/>
-        <w:rPr>
-          <w:rFonts w:cstheme="minorHAnsi"/>
-          <w:sz w:val="24"/>
-          <w:szCs w:val="24"/>
-        </w:rPr>
-      </w:pPr>
-      <w:r>
-        <w:rPr>
-          <w:rFonts w:cstheme="minorHAnsi"/>
-          <w:sz w:val="24"/>
-          <w:szCs w:val="24"/>
-        </w:rPr>
-        <w:t xml:space="preserve">○ </w:t>
-      </w:r>
-      <w:proofErr w:type="spellStart"/>
-      <w:r>
-        <w:rPr>
-          <w:rFonts w:cstheme="minorHAnsi"/>
-          <w:sz w:val="24"/>
-          <w:szCs w:val="24"/>
-        </w:rPr>
-        <w:t>aggiungiEditore</w:t>
-      </w:r>
-      <w:proofErr w:type="spellEnd"/>
-    </w:p>
-    <w:p>
-      <w:pPr>
-        <w:autoSpaceDE w:val="0"/>
-        <w:autoSpaceDN w:val="0"/>
-        <w:adjustRightInd w:val="0"/>
-        <w:spacing w:after="0" w:line="240" w:lineRule="auto"/>
-        <w:rPr>
-          <w:rFonts w:cstheme="minorHAnsi"/>
-          <w:sz w:val="24"/>
-          <w:szCs w:val="24"/>
-        </w:rPr>
-      </w:pPr>
-      <w:r>
-        <w:rPr>
-          <w:rFonts w:ascii="Arial" w:hAnsi="Arial" w:cs="Arial"/>
-          <w:sz w:val="24"/>
-          <w:szCs w:val="24"/>
-        </w:rPr>
-        <w:t>■</w:t>
-      </w:r>
-      <w:r>
-        <w:rPr>
-          <w:rFonts w:cstheme="minorHAnsi"/>
-          <w:sz w:val="24"/>
-          <w:szCs w:val="24"/>
-        </w:rPr>
-        <w:t xml:space="preserve"> Tre editori distinti sono correttamente inseriti nella lista degli editori.</w:t>
-      </w:r>
-    </w:p>
-    <w:p>
-      <w:pPr>
-        <w:autoSpaceDE w:val="0"/>
-        <w:autoSpaceDN w:val="0"/>
-        <w:adjustRightInd w:val="0"/>
-        <w:spacing w:after="0" w:line="240" w:lineRule="auto"/>
-        <w:rPr>
-          <w:rFonts w:cstheme="minorHAnsi"/>
-          <w:sz w:val="24"/>
-          <w:szCs w:val="24"/>
-        </w:rPr>
-      </w:pPr>
-      <w:r>
-        <w:rPr>
-          <w:rFonts w:ascii="Arial" w:hAnsi="Arial" w:cs="Arial"/>
-          <w:sz w:val="24"/>
-          <w:szCs w:val="24"/>
-        </w:rPr>
-        <w:t>■</w:t>
-      </w:r>
-      <w:r>
-        <w:rPr>
-          <w:rFonts w:cstheme="minorHAnsi"/>
-          <w:sz w:val="24"/>
-          <w:szCs w:val="24"/>
-        </w:rPr>
-        <w:t xml:space="preserve"> Un editore duplicato non viene inserito nella lista degli editori.</w:t>
-      </w:r>
-    </w:p>
-    <w:p>
-      <w:pPr>
-        <w:autoSpaceDE w:val="0"/>
-        <w:autoSpaceDN w:val="0"/>
-        <w:adjustRightInd w:val="0"/>
-        <w:spacing w:after="0" w:line="240" w:lineRule="auto"/>
-        <w:rPr>
-          <w:rFonts w:cstheme="minorHAnsi"/>
-          <w:sz w:val="24"/>
-          <w:szCs w:val="24"/>
-        </w:rPr>
-      </w:pPr>
-      <w:r>
-        <w:rPr>
-          <w:rFonts w:ascii="Arial" w:hAnsi="Arial" w:cs="Arial"/>
-          <w:sz w:val="24"/>
-          <w:szCs w:val="24"/>
-        </w:rPr>
-        <w:t>■</w:t>
-      </w:r>
-      <w:r>
-        <w:rPr>
-          <w:rFonts w:cstheme="minorHAnsi"/>
-          <w:sz w:val="24"/>
-          <w:szCs w:val="24"/>
-        </w:rPr>
-        <w:t xml:space="preserve"> Un editore con nome nullo non viene inserito nella lista degli editori.</w:t>
-      </w:r>
-    </w:p>
-    <w:p>
-      <w:pPr>
-        <w:autoSpaceDE w:val="0"/>
-        <w:autoSpaceDN w:val="0"/>
-        <w:adjustRightInd w:val="0"/>
-        <w:spacing w:after="0" w:line="240" w:lineRule="auto"/>
-        <w:rPr>
-          <w:rFonts w:cstheme="minorHAnsi"/>
-          <w:sz w:val="24"/>
-          <w:szCs w:val="24"/>
-        </w:rPr>
-      </w:pPr>
-      <w:r>
-        <w:rPr>
-          <w:rFonts w:cstheme="minorHAnsi"/>
-          <w:sz w:val="24"/>
-          <w:szCs w:val="24"/>
-        </w:rPr>
-        <w:t xml:space="preserve">○ </w:t>
-      </w:r>
-      <w:proofErr w:type="spellStart"/>
-      <w:r>
-        <w:rPr>
-          <w:rFonts w:cstheme="minorHAnsi"/>
-          <w:sz w:val="24"/>
-          <w:szCs w:val="24"/>
-        </w:rPr>
-        <w:t>cercaEditore</w:t>
-      </w:r>
-      <w:proofErr w:type="spellEnd"/>
-    </w:p>
-    <w:p>
-      <w:pPr>
-        <w:autoSpaceDE w:val="0"/>
-        <w:autoSpaceDN w:val="0"/>
-        <w:adjustRightInd w:val="0"/>
-        <w:spacing w:after="0" w:line="240" w:lineRule="auto"/>
-        <w:rPr>
-          <w:rFonts w:cstheme="minorHAnsi"/>
-          <w:sz w:val="24"/>
-          <w:szCs w:val="24"/>
-        </w:rPr>
-      </w:pPr>
-      <w:r>
-        <w:rPr>
-          <w:rFonts w:ascii="Arial" w:hAnsi="Arial" w:cs="Arial"/>
-          <w:sz w:val="24"/>
-          <w:szCs w:val="24"/>
-        </w:rPr>
-        <w:t>■</w:t>
-      </w:r>
-      <w:r>
-        <w:rPr>
-          <w:rFonts w:cstheme="minorHAnsi"/>
-          <w:sz w:val="24"/>
-          <w:szCs w:val="24"/>
-        </w:rPr>
-        <w:t xml:space="preserve"> La ricerca con una sottostringa univoca restituisce l’istanza cercata.</w:t>
-      </w:r>
-    </w:p>
-    <w:p>
-      <w:pPr>
-        <w:autoSpaceDE w:val="0"/>
-        <w:autoSpaceDN w:val="0"/>
-        <w:adjustRightInd w:val="0"/>
-        <w:spacing w:after="0" w:line="240" w:lineRule="auto"/>
-        <w:rPr>
-          <w:rFonts w:cstheme="minorHAnsi"/>
-          <w:sz w:val="24"/>
-          <w:szCs w:val="24"/>
-        </w:rPr>
-      </w:pPr>
-      <w:r>
-        <w:rPr>
-          <w:rFonts w:ascii="Arial" w:hAnsi="Arial" w:cs="Arial"/>
-          <w:sz w:val="24"/>
-          <w:szCs w:val="24"/>
-        </w:rPr>
-        <w:t>■</w:t>
-      </w:r>
-      <w:r>
-        <w:rPr>
-          <w:rFonts w:cstheme="minorHAnsi"/>
-          <w:sz w:val="24"/>
-          <w:szCs w:val="24"/>
-        </w:rPr>
-        <w:t xml:space="preserve"> Una sottostringa non univoca restituisce </w:t>
-      </w:r>
-      <w:proofErr w:type="spellStart"/>
-      <w:r>
-        <w:rPr>
-          <w:rFonts w:cstheme="minorHAnsi"/>
-          <w:sz w:val="24"/>
-          <w:szCs w:val="24"/>
-        </w:rPr>
-        <w:t>null</w:t>
-      </w:r>
-      <w:proofErr w:type="spellEnd"/>
-      <w:r>
-        <w:rPr>
-          <w:rFonts w:cstheme="minorHAnsi"/>
-          <w:sz w:val="24"/>
-          <w:szCs w:val="24"/>
-        </w:rPr>
-        <w:t xml:space="preserve"> come risultato della</w:t>
-      </w:r>
-    </w:p>
-    <w:p>
-      <w:pPr>
-        <w:autoSpaceDE w:val="0"/>
-        <w:autoSpaceDN w:val="0"/>
-        <w:adjustRightInd w:val="0"/>
-        <w:spacing w:after="0" w:line="240" w:lineRule="auto"/>
-        <w:rPr>
-          <w:rFonts w:cstheme="minorHAnsi"/>
-          <w:sz w:val="24"/>
-          <w:szCs w:val="24"/>
-        </w:rPr>
-      </w:pPr>
-      <w:r>
-        <w:rPr>
-          <w:rFonts w:cstheme="minorHAnsi"/>
-          <w:sz w:val="24"/>
-          <w:szCs w:val="24"/>
-        </w:rPr>
-        <w:t>ricerca.</w:t>
-      </w:r>
-    </w:p>
-    <w:p>
-      <w:pPr>
-        <w:autoSpaceDE w:val="0"/>
-        <w:autoSpaceDN w:val="0"/>
-        <w:adjustRightInd w:val="0"/>
-        <w:spacing w:after="0" w:line="240" w:lineRule="auto"/>
-        <w:rPr>
-          <w:rFonts w:cstheme="minorHAnsi"/>
-          <w:sz w:val="24"/>
-          <w:szCs w:val="24"/>
-        </w:rPr>
-      </w:pPr>
-      <w:r>
-        <w:rPr>
-          <w:rFonts w:cstheme="minorHAnsi"/>
-          <w:sz w:val="24"/>
-          <w:szCs w:val="24"/>
-        </w:rPr>
-        <w:t xml:space="preserve">○ </w:t>
-      </w:r>
-      <w:proofErr w:type="spellStart"/>
-      <w:r>
-        <w:rPr>
-          <w:rFonts w:cstheme="minorHAnsi"/>
-          <w:sz w:val="24"/>
-          <w:szCs w:val="24"/>
-        </w:rPr>
-        <w:t>addLibro</w:t>
-      </w:r>
-      <w:proofErr w:type="spellEnd"/>
-    </w:p>
-    <w:p>
-      <w:pPr>
-        <w:autoSpaceDE w:val="0"/>
-        <w:autoSpaceDN w:val="0"/>
-        <w:adjustRightInd w:val="0"/>
-        <w:spacing w:after="0" w:line="240" w:lineRule="auto"/>
-        <w:rPr>
-          <w:rFonts w:cstheme="minorHAnsi"/>
-          <w:sz w:val="24"/>
-          <w:szCs w:val="24"/>
-        </w:rPr>
-      </w:pPr>
-      <w:r>
-        <w:rPr>
-          <w:rFonts w:ascii="Arial" w:hAnsi="Arial" w:cs="Arial"/>
-          <w:sz w:val="24"/>
-          <w:szCs w:val="24"/>
-        </w:rPr>
-        <w:t>■</w:t>
-      </w:r>
-      <w:r>
-        <w:rPr>
-          <w:rFonts w:cstheme="minorHAnsi"/>
-          <w:sz w:val="24"/>
-          <w:szCs w:val="24"/>
-        </w:rPr>
-        <w:t xml:space="preserve"> Un libro con ISBN già presente in catalogo non viene aggiunto.</w:t>
-      </w:r>
-    </w:p>
-    <w:p>
-      <w:pPr>
-        <w:autoSpaceDE w:val="0"/>
-        <w:autoSpaceDN w:val="0"/>
-        <w:adjustRightInd w:val="0"/>
-        <w:spacing w:after="0" w:line="240" w:lineRule="auto"/>
-        <w:rPr>
-          <w:rFonts w:cstheme="minorHAnsi"/>
-          <w:sz w:val="24"/>
-          <w:szCs w:val="24"/>
-        </w:rPr>
-      </w:pPr>
-      <w:r>
-        <w:rPr>
-          <w:rFonts w:ascii="Arial" w:hAnsi="Arial" w:cs="Arial"/>
-          <w:sz w:val="24"/>
-          <w:szCs w:val="24"/>
-        </w:rPr>
-        <w:t>■</w:t>
-      </w:r>
-      <w:r>
-        <w:rPr>
-          <w:rFonts w:cstheme="minorHAnsi"/>
-          <w:sz w:val="24"/>
-          <w:szCs w:val="24"/>
-        </w:rPr>
-        <w:t xml:space="preserve"> Un libro senza ISBN non è aggiunto al catalogo.</w:t>
-      </w:r>
-    </w:p>
-    <w:p>
-      <w:pPr>
-        <w:autoSpaceDE w:val="0"/>
-        <w:autoSpaceDN w:val="0"/>
-        <w:adjustRightInd w:val="0"/>
-        <w:spacing w:after="0" w:line="240" w:lineRule="auto"/>
-        <w:rPr>
-          <w:rFonts w:cstheme="minorHAnsi"/>
-          <w:sz w:val="24"/>
-          <w:szCs w:val="24"/>
-        </w:rPr>
-      </w:pPr>
-      <w:r>
-        <w:rPr>
-          <w:rFonts w:ascii="Arial" w:hAnsi="Arial" w:cs="Arial"/>
-          <w:sz w:val="24"/>
-          <w:szCs w:val="24"/>
-        </w:rPr>
-        <w:t>■</w:t>
-      </w:r>
-      <w:r>
-        <w:rPr>
-          <w:rFonts w:cstheme="minorHAnsi"/>
-          <w:sz w:val="24"/>
-          <w:szCs w:val="24"/>
-        </w:rPr>
-        <w:t xml:space="preserve"> Un libro correttamente istanziato con ISBN non nullo è correttamente</w:t>
-      </w:r>
-    </w:p>
-    <w:p>
-      <w:pPr>
-        <w:autoSpaceDE w:val="0"/>
-        <w:autoSpaceDN w:val="0"/>
-        <w:adjustRightInd w:val="0"/>
-        <w:spacing w:after="0" w:line="240" w:lineRule="auto"/>
-        <w:rPr>
-          <w:rFonts w:cstheme="minorHAnsi"/>
-          <w:sz w:val="24"/>
-          <w:szCs w:val="24"/>
-        </w:rPr>
-      </w:pPr>
-      <w:r>
-        <w:rPr>
-          <w:rFonts w:cstheme="minorHAnsi"/>
-          <w:sz w:val="24"/>
-          <w:szCs w:val="24"/>
-        </w:rPr>
-        <w:t>aggiunto al catalogo.</w:t>
-      </w:r>
-    </w:p>
-    <w:p>
-      <w:pPr>
-        <w:autoSpaceDE w:val="0"/>
-        <w:autoSpaceDN w:val="0"/>
-        <w:adjustRightInd w:val="0"/>
-        <w:spacing w:after="0" w:line="240" w:lineRule="auto"/>
-        <w:rPr>
-          <w:rFonts w:cstheme="minorHAnsi"/>
-          <w:sz w:val="24"/>
-          <w:szCs w:val="24"/>
-        </w:rPr>
-      </w:pPr>
-      <w:r>
-        <w:rPr>
-          <w:rFonts w:cstheme="minorHAnsi"/>
-          <w:sz w:val="24"/>
-          <w:szCs w:val="24"/>
-        </w:rPr>
-        <w:t xml:space="preserve">○ </w:t>
-      </w:r>
-      <w:proofErr w:type="spellStart"/>
-      <w:r>
-        <w:rPr>
-          <w:rFonts w:cstheme="minorHAnsi"/>
-          <w:sz w:val="24"/>
-          <w:szCs w:val="24"/>
-        </w:rPr>
-        <w:t>getLibro</w:t>
-      </w:r>
-      <w:proofErr w:type="spellEnd"/>
-    </w:p>
-    <w:p>
-      <w:pPr>
-        <w:autoSpaceDE w:val="0"/>
-        <w:autoSpaceDN w:val="0"/>
-        <w:adjustRightInd w:val="0"/>
-        <w:spacing w:after="0" w:line="240" w:lineRule="auto"/>
-        <w:rPr>
-          <w:rFonts w:cstheme="minorHAnsi"/>
-          <w:sz w:val="24"/>
-          <w:szCs w:val="24"/>
-        </w:rPr>
-      </w:pPr>
-      <w:r>
-        <w:rPr>
-          <w:rFonts w:ascii="Arial" w:hAnsi="Arial" w:cs="Arial"/>
-          <w:sz w:val="24"/>
-          <w:szCs w:val="24"/>
-        </w:rPr>
-        <w:t>■</w:t>
-      </w:r>
-      <w:r>
-        <w:rPr>
-          <w:rFonts w:cstheme="minorHAnsi"/>
-          <w:sz w:val="24"/>
-          <w:szCs w:val="24"/>
-        </w:rPr>
-        <w:t xml:space="preserve"> La ricerca di un libro mediante ISBN (univoco) restituisce l’istanza</w:t>
-      </w:r>
-    </w:p>
-    <w:p>
-      <w:pPr>
-        <w:autoSpaceDE w:val="0"/>
-        <w:autoSpaceDN w:val="0"/>
-        <w:adjustRightInd w:val="0"/>
-        <w:spacing w:after="0" w:line="240" w:lineRule="auto"/>
-        <w:rPr>
-          <w:rFonts w:cstheme="minorHAnsi"/>
-          <w:sz w:val="24"/>
-          <w:szCs w:val="24"/>
-        </w:rPr>
-      </w:pPr>
-      <w:r>
-        <w:rPr>
-          <w:rFonts w:cstheme="minorHAnsi"/>
-          <w:sz w:val="24"/>
-          <w:szCs w:val="24"/>
-        </w:rPr>
-        <w:t>cercata.</w:t>
-      </w:r>
-    </w:p>
-    <w:p>
-      <w:pPr>
-        <w:autoSpaceDE w:val="0"/>
-        <w:autoSpaceDN w:val="0"/>
-        <w:adjustRightInd w:val="0"/>
-        <w:spacing w:after="0" w:line="240" w:lineRule="auto"/>
-        <w:rPr>
-          <w:rFonts w:cstheme="minorHAnsi"/>
-          <w:sz w:val="24"/>
-          <w:szCs w:val="24"/>
-        </w:rPr>
-      </w:pPr>
-      <w:r>
-        <w:rPr>
-          <w:rFonts w:ascii="Arial" w:hAnsi="Arial" w:cs="Arial"/>
-          <w:sz w:val="24"/>
-          <w:szCs w:val="24"/>
-        </w:rPr>
-        <w:t>■</w:t>
-      </w:r>
-      <w:r>
-        <w:rPr>
-          <w:rFonts w:cstheme="minorHAnsi"/>
-          <w:sz w:val="24"/>
-          <w:szCs w:val="24"/>
-        </w:rPr>
-        <w:t xml:space="preserve"> La ricerca di un libro non presente in catalogo restituisce </w:t>
-      </w:r>
-      <w:proofErr w:type="spellStart"/>
-      <w:r>
-        <w:rPr>
-          <w:rFonts w:cstheme="minorHAnsi"/>
-          <w:sz w:val="24"/>
-          <w:szCs w:val="24"/>
-        </w:rPr>
-        <w:t>null</w:t>
-      </w:r>
-      <w:proofErr w:type="spellEnd"/>
-      <w:r>
-        <w:rPr>
-          <w:rFonts w:cstheme="minorHAnsi"/>
-          <w:sz w:val="24"/>
-          <w:szCs w:val="24"/>
-        </w:rPr>
-        <w:t>.</w:t>
-      </w:r>
-    </w:p>
-    <w:p>
-      <w:pPr>
-        <w:autoSpaceDE w:val="0"/>
-        <w:autoSpaceDN w:val="0"/>
-        <w:adjustRightInd w:val="0"/>
-        <w:spacing w:after="0" w:line="240" w:lineRule="auto"/>
-        <w:rPr>
-          <w:rFonts w:cstheme="minorHAnsi"/>
-          <w:sz w:val="24"/>
-          <w:szCs w:val="24"/>
-        </w:rPr>
-      </w:pPr>
-      <w:r>
-        <w:rPr>
-          <w:rFonts w:cstheme="minorHAnsi"/>
-          <w:sz w:val="24"/>
-          <w:szCs w:val="24"/>
-        </w:rPr>
-        <w:t>● Libro</w:t>
-      </w:r>
-    </w:p>
-    <w:p>
-      <w:pPr>
-        <w:autoSpaceDE w:val="0"/>
-        <w:autoSpaceDN w:val="0"/>
-        <w:adjustRightInd w:val="0"/>
-        <w:spacing w:after="0" w:line="240" w:lineRule="auto"/>
-        <w:rPr>
-          <w:rFonts w:cstheme="minorHAnsi"/>
-          <w:sz w:val="24"/>
-          <w:szCs w:val="24"/>
-        </w:rPr>
-      </w:pPr>
-      <w:r>
-        <w:rPr>
-          <w:rFonts w:cstheme="minorHAnsi"/>
-          <w:sz w:val="24"/>
-          <w:szCs w:val="24"/>
-        </w:rPr>
-        <w:t xml:space="preserve">○ </w:t>
-      </w:r>
-      <w:proofErr w:type="spellStart"/>
-      <w:r>
-        <w:rPr>
-          <w:rFonts w:cstheme="minorHAnsi"/>
-          <w:sz w:val="24"/>
-          <w:szCs w:val="24"/>
-        </w:rPr>
-        <w:t>incrementaCopieResidue</w:t>
-      </w:r>
-      <w:proofErr w:type="spellEnd"/>
-    </w:p>
-    <w:p>
-      <w:pPr>
-        <w:autoSpaceDE w:val="0"/>
-        <w:autoSpaceDN w:val="0"/>
-        <w:adjustRightInd w:val="0"/>
-        <w:spacing w:after="0" w:line="240" w:lineRule="auto"/>
-        <w:rPr>
-          <w:rFonts w:cstheme="minorHAnsi"/>
-          <w:sz w:val="24"/>
-          <w:szCs w:val="24"/>
-        </w:rPr>
-      </w:pPr>
-      <w:r>
-        <w:rPr>
-          <w:rFonts w:cstheme="minorHAnsi"/>
-          <w:sz w:val="24"/>
-          <w:szCs w:val="24"/>
-        </w:rPr>
-        <w:t>37</w:t>
-      </w:r>
-    </w:p>
-    <w:p>
-      <w:pPr>
-        <w:autoSpaceDE w:val="0"/>
-        <w:autoSpaceDN w:val="0"/>
-        <w:adjustRightInd w:val="0"/>
-        <w:spacing w:after="0" w:line="240" w:lineRule="auto"/>
-        <w:rPr>
-          <w:rFonts w:cstheme="minorHAnsi"/>
-          <w:sz w:val="24"/>
-          <w:szCs w:val="24"/>
-        </w:rPr>
-      </w:pPr>
-      <w:r>
-        <w:rPr>
-          <w:rFonts w:ascii="Arial" w:hAnsi="Arial" w:cs="Arial"/>
-          <w:sz w:val="24"/>
-          <w:szCs w:val="24"/>
-        </w:rPr>
-        <w:lastRenderedPageBreak/>
-        <w:t>■</w:t>
-      </w:r>
-      <w:r>
-        <w:rPr>
-          <w:rFonts w:cstheme="minorHAnsi"/>
-          <w:sz w:val="24"/>
-          <w:szCs w:val="24"/>
-        </w:rPr>
-        <w:t xml:space="preserve"> Incrementare le copie residue mediante un numero positivo aggiorna il</w:t>
-      </w:r>
-    </w:p>
-    <w:p>
-      <w:pPr>
-        <w:autoSpaceDE w:val="0"/>
-        <w:autoSpaceDN w:val="0"/>
-        <w:adjustRightInd w:val="0"/>
-        <w:spacing w:after="0" w:line="240" w:lineRule="auto"/>
-        <w:rPr>
-          <w:rFonts w:cstheme="minorHAnsi"/>
-          <w:sz w:val="24"/>
-          <w:szCs w:val="24"/>
-        </w:rPr>
-      </w:pPr>
-      <w:r>
-        <w:rPr>
-          <w:rFonts w:cstheme="minorHAnsi"/>
-          <w:sz w:val="24"/>
-          <w:szCs w:val="24"/>
-        </w:rPr>
-        <w:t>valore correttamente.</w:t>
-      </w:r>
-    </w:p>
-    <w:p>
-      <w:pPr>
-        <w:autoSpaceDE w:val="0"/>
-        <w:autoSpaceDN w:val="0"/>
-        <w:adjustRightInd w:val="0"/>
-        <w:spacing w:after="0" w:line="240" w:lineRule="auto"/>
-        <w:rPr>
-          <w:rFonts w:cstheme="minorHAnsi"/>
-          <w:sz w:val="24"/>
-          <w:szCs w:val="24"/>
-        </w:rPr>
-      </w:pPr>
-      <w:r>
-        <w:rPr>
-          <w:rFonts w:ascii="Arial" w:hAnsi="Arial" w:cs="Arial"/>
-          <w:sz w:val="24"/>
-          <w:szCs w:val="24"/>
-        </w:rPr>
-        <w:t>■</w:t>
-      </w:r>
-      <w:r>
-        <w:rPr>
-          <w:rFonts w:cstheme="minorHAnsi"/>
-          <w:sz w:val="24"/>
-          <w:szCs w:val="24"/>
-        </w:rPr>
-        <w:t xml:space="preserve"> Un parametro negativo o nullo non alterano il numero di copie residue.</w:t>
-      </w:r>
-    </w:p>
-    <w:p>
-      <w:pPr>
-        <w:autoSpaceDE w:val="0"/>
-        <w:autoSpaceDN w:val="0"/>
-        <w:adjustRightInd w:val="0"/>
-        <w:spacing w:after="0" w:line="240" w:lineRule="auto"/>
-        <w:rPr>
-          <w:rFonts w:cstheme="minorHAnsi"/>
-          <w:sz w:val="24"/>
-          <w:szCs w:val="24"/>
-        </w:rPr>
-      </w:pPr>
-      <w:r>
-        <w:rPr>
-          <w:rFonts w:cstheme="minorHAnsi"/>
-          <w:sz w:val="24"/>
-          <w:szCs w:val="24"/>
-        </w:rPr>
-        <w:t>○ assegna</w:t>
-      </w:r>
-    </w:p>
-    <w:p>
-      <w:pPr>
-        <w:autoSpaceDE w:val="0"/>
-        <w:autoSpaceDN w:val="0"/>
-        <w:adjustRightInd w:val="0"/>
-        <w:spacing w:after="0" w:line="240" w:lineRule="auto"/>
-        <w:rPr>
-          <w:rFonts w:cstheme="minorHAnsi"/>
-          <w:sz w:val="24"/>
-          <w:szCs w:val="24"/>
-        </w:rPr>
-      </w:pPr>
-      <w:r>
-        <w:rPr>
-          <w:rFonts w:ascii="Arial" w:hAnsi="Arial" w:cs="Arial"/>
-          <w:sz w:val="24"/>
-          <w:szCs w:val="24"/>
-        </w:rPr>
-        <w:t>■</w:t>
-      </w:r>
-      <w:r>
-        <w:rPr>
-          <w:rFonts w:cstheme="minorHAnsi"/>
-          <w:sz w:val="24"/>
-          <w:szCs w:val="24"/>
-        </w:rPr>
-        <w:t xml:space="preserve"> Non è possibile assegnare un numero negativo di copie.</w:t>
-      </w:r>
-    </w:p>
-    <w:p>
-      <w:pPr>
-        <w:autoSpaceDE w:val="0"/>
-        <w:autoSpaceDN w:val="0"/>
-        <w:adjustRightInd w:val="0"/>
-        <w:spacing w:after="0" w:line="240" w:lineRule="auto"/>
-        <w:rPr>
-          <w:rFonts w:cstheme="minorHAnsi"/>
-          <w:sz w:val="24"/>
-          <w:szCs w:val="24"/>
-        </w:rPr>
-      </w:pPr>
-      <w:r>
-        <w:rPr>
-          <w:rFonts w:ascii="Arial" w:hAnsi="Arial" w:cs="Arial"/>
-          <w:sz w:val="24"/>
-          <w:szCs w:val="24"/>
-        </w:rPr>
-        <w:t>■</w:t>
-      </w:r>
-      <w:r>
-        <w:rPr>
-          <w:rFonts w:cstheme="minorHAnsi"/>
-          <w:sz w:val="24"/>
-          <w:szCs w:val="24"/>
-        </w:rPr>
-        <w:t xml:space="preserve"> Non è possibile assegnare più copie di quanti sono presenti in</w:t>
-      </w:r>
-    </w:p>
-    <w:p>
-      <w:pPr>
-        <w:autoSpaceDE w:val="0"/>
-        <w:autoSpaceDN w:val="0"/>
-        <w:adjustRightInd w:val="0"/>
-        <w:spacing w:after="0" w:line="240" w:lineRule="auto"/>
-        <w:rPr>
-          <w:rFonts w:cstheme="minorHAnsi"/>
-          <w:sz w:val="24"/>
-          <w:szCs w:val="24"/>
-        </w:rPr>
-      </w:pPr>
-      <w:r>
-        <w:rPr>
-          <w:rFonts w:cstheme="minorHAnsi"/>
-          <w:sz w:val="24"/>
-          <w:szCs w:val="24"/>
-        </w:rPr>
-        <w:t>magazzino.</w:t>
-      </w:r>
-    </w:p>
-    <w:p>
-      <w:pPr>
-        <w:autoSpaceDE w:val="0"/>
-        <w:autoSpaceDN w:val="0"/>
-        <w:adjustRightInd w:val="0"/>
-        <w:spacing w:after="0" w:line="240" w:lineRule="auto"/>
-        <w:rPr>
-          <w:rFonts w:cstheme="minorHAnsi"/>
-          <w:sz w:val="24"/>
-          <w:szCs w:val="24"/>
-        </w:rPr>
-      </w:pPr>
-      <w:r>
-        <w:rPr>
-          <w:rFonts w:cstheme="minorHAnsi"/>
-          <w:sz w:val="24"/>
-          <w:szCs w:val="24"/>
-        </w:rPr>
-        <w:t xml:space="preserve">○ </w:t>
-      </w:r>
-      <w:proofErr w:type="spellStart"/>
-      <w:r>
-        <w:rPr>
-          <w:rFonts w:cstheme="minorHAnsi"/>
-          <w:sz w:val="24"/>
-          <w:szCs w:val="24"/>
-        </w:rPr>
-        <w:t>setCopieResidue</w:t>
-      </w:r>
-      <w:proofErr w:type="spellEnd"/>
-    </w:p>
-    <w:p>
-      <w:pPr>
-        <w:autoSpaceDE w:val="0"/>
-        <w:autoSpaceDN w:val="0"/>
-        <w:adjustRightInd w:val="0"/>
-        <w:spacing w:after="0" w:line="240" w:lineRule="auto"/>
-        <w:rPr>
-          <w:rFonts w:cstheme="minorHAnsi"/>
-          <w:sz w:val="24"/>
-          <w:szCs w:val="24"/>
-        </w:rPr>
-      </w:pPr>
-      <w:r>
-        <w:rPr>
-          <w:rFonts w:ascii="Arial" w:hAnsi="Arial" w:cs="Arial"/>
-          <w:sz w:val="24"/>
-          <w:szCs w:val="24"/>
-        </w:rPr>
-        <w:t>■</w:t>
-      </w:r>
-      <w:r>
-        <w:rPr>
-          <w:rFonts w:cstheme="minorHAnsi"/>
-          <w:sz w:val="24"/>
-          <w:szCs w:val="24"/>
-        </w:rPr>
-        <w:t xml:space="preserve"> Un parametro nullo o positivo incrementa correttamente il numero di</w:t>
-      </w:r>
-    </w:p>
-    <w:p>
-      <w:pPr>
-        <w:autoSpaceDE w:val="0"/>
-        <w:autoSpaceDN w:val="0"/>
-        <w:adjustRightInd w:val="0"/>
-        <w:spacing w:after="0" w:line="240" w:lineRule="auto"/>
-        <w:rPr>
-          <w:rFonts w:cstheme="minorHAnsi"/>
-          <w:sz w:val="24"/>
-          <w:szCs w:val="24"/>
-        </w:rPr>
-      </w:pPr>
-      <w:r>
-        <w:rPr>
-          <w:rFonts w:cstheme="minorHAnsi"/>
-          <w:sz w:val="24"/>
-          <w:szCs w:val="24"/>
-        </w:rPr>
-        <w:t>copie.</w:t>
-      </w:r>
-    </w:p>
-    <w:p>
-      <w:pPr>
-        <w:autoSpaceDE w:val="0"/>
-        <w:autoSpaceDN w:val="0"/>
-        <w:adjustRightInd w:val="0"/>
-        <w:spacing w:after="0" w:line="240" w:lineRule="auto"/>
-        <w:rPr>
-          <w:rFonts w:cstheme="minorHAnsi"/>
-          <w:sz w:val="24"/>
-          <w:szCs w:val="24"/>
-        </w:rPr>
-      </w:pPr>
-      <w:r>
-        <w:rPr>
-          <w:rFonts w:ascii="Arial" w:hAnsi="Arial" w:cs="Arial"/>
-          <w:sz w:val="24"/>
-          <w:szCs w:val="24"/>
-        </w:rPr>
-        <w:t>■</w:t>
-      </w:r>
-      <w:r>
-        <w:rPr>
-          <w:rFonts w:cstheme="minorHAnsi"/>
-          <w:sz w:val="24"/>
-          <w:szCs w:val="24"/>
-        </w:rPr>
-        <w:t xml:space="preserve"> Un parametro negativo non modifica il numero di copie residue.</w:t>
-      </w:r>
-    </w:p>
-    <w:p>
-      <w:pPr>
-        <w:autoSpaceDE w:val="0"/>
-        <w:autoSpaceDN w:val="0"/>
-        <w:adjustRightInd w:val="0"/>
-        <w:spacing w:after="0" w:line="240" w:lineRule="auto"/>
-        <w:rPr>
-          <w:rFonts w:cstheme="minorHAnsi"/>
-          <w:sz w:val="24"/>
-          <w:szCs w:val="24"/>
-        </w:rPr>
-      </w:pPr>
-      <w:r>
-        <w:rPr>
-          <w:rFonts w:cstheme="minorHAnsi"/>
-          <w:sz w:val="24"/>
-          <w:szCs w:val="24"/>
-        </w:rPr>
-        <w:t>● Ordine</w:t>
-      </w:r>
-    </w:p>
-    <w:p>
-      <w:pPr>
-        <w:autoSpaceDE w:val="0"/>
-        <w:autoSpaceDN w:val="0"/>
-        <w:adjustRightInd w:val="0"/>
-        <w:spacing w:after="0" w:line="240" w:lineRule="auto"/>
-        <w:rPr>
-          <w:rFonts w:cstheme="minorHAnsi"/>
-          <w:sz w:val="24"/>
-          <w:szCs w:val="24"/>
-        </w:rPr>
-      </w:pPr>
-      <w:r>
-        <w:rPr>
-          <w:rFonts w:cstheme="minorHAnsi"/>
-          <w:sz w:val="24"/>
-          <w:szCs w:val="24"/>
-        </w:rPr>
-        <w:t xml:space="preserve">○ </w:t>
-      </w:r>
-      <w:proofErr w:type="spellStart"/>
-      <w:r>
-        <w:rPr>
-          <w:rFonts w:cstheme="minorHAnsi"/>
-          <w:sz w:val="24"/>
-          <w:szCs w:val="24"/>
-        </w:rPr>
-        <w:t>aggiungiRigaOrdine</w:t>
-      </w:r>
-      <w:proofErr w:type="spellEnd"/>
-    </w:p>
-    <w:p>
-      <w:pPr>
-        <w:autoSpaceDE w:val="0"/>
-        <w:autoSpaceDN w:val="0"/>
-        <w:adjustRightInd w:val="0"/>
-        <w:spacing w:after="0" w:line="240" w:lineRule="auto"/>
-        <w:rPr>
-          <w:rFonts w:cstheme="minorHAnsi"/>
-          <w:sz w:val="24"/>
-          <w:szCs w:val="24"/>
-        </w:rPr>
-      </w:pPr>
-      <w:r>
-        <w:rPr>
-          <w:rFonts w:ascii="Arial" w:hAnsi="Arial" w:cs="Arial"/>
-          <w:sz w:val="24"/>
-          <w:szCs w:val="24"/>
-        </w:rPr>
-        <w:t>■</w:t>
-      </w:r>
-      <w:r>
-        <w:rPr>
-          <w:rFonts w:cstheme="minorHAnsi"/>
-          <w:sz w:val="24"/>
-          <w:szCs w:val="24"/>
-        </w:rPr>
-        <w:t xml:space="preserve"> La riga d’ordine relativa ad un libro con quantità nulla non viene</w:t>
-      </w:r>
-    </w:p>
-    <w:p>
-      <w:pPr>
-        <w:autoSpaceDE w:val="0"/>
-        <w:autoSpaceDN w:val="0"/>
-        <w:adjustRightInd w:val="0"/>
-        <w:spacing w:after="0" w:line="240" w:lineRule="auto"/>
-        <w:rPr>
-          <w:rFonts w:cstheme="minorHAnsi"/>
-          <w:sz w:val="24"/>
-          <w:szCs w:val="24"/>
-        </w:rPr>
-      </w:pPr>
-      <w:r>
-        <w:rPr>
-          <w:rFonts w:cstheme="minorHAnsi"/>
-          <w:sz w:val="24"/>
-          <w:szCs w:val="24"/>
-        </w:rPr>
-        <w:t>aggiunta alla lista di righe d’ordine.</w:t>
-      </w:r>
-    </w:p>
-    <w:p>
-      <w:pPr>
-        <w:autoSpaceDE w:val="0"/>
-        <w:autoSpaceDN w:val="0"/>
-        <w:adjustRightInd w:val="0"/>
-        <w:spacing w:after="0" w:line="240" w:lineRule="auto"/>
-        <w:rPr>
-          <w:rFonts w:cstheme="minorHAnsi"/>
-          <w:sz w:val="24"/>
-          <w:szCs w:val="24"/>
-        </w:rPr>
-      </w:pPr>
-      <w:r>
-        <w:rPr>
-          <w:rFonts w:ascii="Arial" w:hAnsi="Arial" w:cs="Arial"/>
-          <w:sz w:val="24"/>
-          <w:szCs w:val="24"/>
-        </w:rPr>
-        <w:t>■</w:t>
-      </w:r>
-      <w:r>
-        <w:rPr>
-          <w:rFonts w:cstheme="minorHAnsi"/>
-          <w:sz w:val="24"/>
-          <w:szCs w:val="24"/>
-        </w:rPr>
-        <w:t xml:space="preserve"> Una riga d’ordine relativa ad un libro con quantità positiva e dello stesso</w:t>
-      </w:r>
-    </w:p>
-    <w:p>
-      <w:pPr>
-        <w:autoSpaceDE w:val="0"/>
-        <w:autoSpaceDN w:val="0"/>
-        <w:adjustRightInd w:val="0"/>
-        <w:spacing w:after="0" w:line="240" w:lineRule="auto"/>
-        <w:rPr>
-          <w:rFonts w:cstheme="minorHAnsi"/>
-          <w:sz w:val="24"/>
-          <w:szCs w:val="24"/>
-        </w:rPr>
-      </w:pPr>
-      <w:r>
-        <w:rPr>
-          <w:rFonts w:cstheme="minorHAnsi"/>
-          <w:sz w:val="24"/>
-          <w:szCs w:val="24"/>
-        </w:rPr>
-        <w:t>editore dell’ordine è aggiunta alla lista di righe d’ordine.</w:t>
-      </w:r>
-    </w:p>
-    <w:p>
-      <w:pPr>
-        <w:autoSpaceDE w:val="0"/>
-        <w:autoSpaceDN w:val="0"/>
-        <w:adjustRightInd w:val="0"/>
-        <w:spacing w:after="0" w:line="240" w:lineRule="auto"/>
-        <w:rPr>
-          <w:rFonts w:cstheme="minorHAnsi"/>
-          <w:sz w:val="24"/>
-          <w:szCs w:val="24"/>
-        </w:rPr>
-      </w:pPr>
-      <w:r>
-        <w:rPr>
-          <w:rFonts w:ascii="Arial" w:hAnsi="Arial" w:cs="Arial"/>
-          <w:sz w:val="24"/>
-          <w:szCs w:val="24"/>
-        </w:rPr>
-        <w:t>■</w:t>
-      </w:r>
-      <w:r>
-        <w:rPr>
-          <w:rFonts w:cstheme="minorHAnsi"/>
-          <w:sz w:val="24"/>
-          <w:szCs w:val="24"/>
-        </w:rPr>
-        <w:t xml:space="preserve"> Una riga d’ordine relativa ad un libro con editore diverso da quello</w:t>
-      </w:r>
-    </w:p>
-    <w:p>
-      <w:pPr>
-        <w:autoSpaceDE w:val="0"/>
-        <w:autoSpaceDN w:val="0"/>
-        <w:adjustRightInd w:val="0"/>
-        <w:spacing w:after="0" w:line="240" w:lineRule="auto"/>
-        <w:rPr>
-          <w:rFonts w:cstheme="minorHAnsi"/>
-          <w:sz w:val="24"/>
-          <w:szCs w:val="24"/>
-        </w:rPr>
-      </w:pPr>
-      <w:r>
-        <w:rPr>
-          <w:rFonts w:cstheme="minorHAnsi"/>
-          <w:sz w:val="24"/>
-          <w:szCs w:val="24"/>
-        </w:rPr>
-        <w:t>dell’ordine non è aggiunta alle righe d’ordine.</w:t>
-      </w:r>
-    </w:p>
-    <w:p>
-      <w:pPr>
-        <w:autoSpaceDE w:val="0"/>
-        <w:autoSpaceDN w:val="0"/>
-        <w:adjustRightInd w:val="0"/>
-        <w:spacing w:after="0" w:line="240" w:lineRule="auto"/>
-        <w:rPr>
-          <w:rFonts w:cstheme="minorHAnsi"/>
-          <w:sz w:val="24"/>
-          <w:szCs w:val="24"/>
-        </w:rPr>
-      </w:pPr>
-      <w:r>
-        <w:rPr>
-          <w:rFonts w:cstheme="minorHAnsi"/>
-          <w:sz w:val="24"/>
-          <w:szCs w:val="24"/>
-        </w:rPr>
-        <w:t xml:space="preserve">● </w:t>
-      </w:r>
-      <w:proofErr w:type="spellStart"/>
-      <w:r>
-        <w:rPr>
-          <w:rFonts w:cstheme="minorHAnsi"/>
-          <w:sz w:val="24"/>
-          <w:szCs w:val="24"/>
-        </w:rPr>
-        <w:t>RigheOrdine</w:t>
-      </w:r>
-      <w:proofErr w:type="spellEnd"/>
-    </w:p>
-    <w:p>
-      <w:pPr>
-        <w:autoSpaceDE w:val="0"/>
-        <w:autoSpaceDN w:val="0"/>
-        <w:adjustRightInd w:val="0"/>
-        <w:spacing w:after="0" w:line="240" w:lineRule="auto"/>
-        <w:rPr>
-          <w:rFonts w:cstheme="minorHAnsi"/>
-          <w:sz w:val="24"/>
-          <w:szCs w:val="24"/>
-        </w:rPr>
-      </w:pPr>
-      <w:r>
-        <w:rPr>
-          <w:rFonts w:cstheme="minorHAnsi"/>
-          <w:sz w:val="24"/>
-          <w:szCs w:val="24"/>
-        </w:rPr>
-        <w:t xml:space="preserve">○ </w:t>
-      </w:r>
-      <w:proofErr w:type="spellStart"/>
-      <w:r>
-        <w:rPr>
-          <w:rFonts w:cstheme="minorHAnsi"/>
-          <w:sz w:val="24"/>
-          <w:szCs w:val="24"/>
-        </w:rPr>
-        <w:t>aggiornaCopieResidue</w:t>
-      </w:r>
-      <w:proofErr w:type="spellEnd"/>
-    </w:p>
-    <w:p>
-      <w:pPr>
-        <w:autoSpaceDE w:val="0"/>
-        <w:autoSpaceDN w:val="0"/>
-        <w:adjustRightInd w:val="0"/>
-        <w:spacing w:after="0" w:line="240" w:lineRule="auto"/>
-        <w:rPr>
-          <w:rFonts w:cstheme="minorHAnsi"/>
-          <w:sz w:val="24"/>
-          <w:szCs w:val="24"/>
-        </w:rPr>
-      </w:pPr>
-      <w:r>
-        <w:rPr>
-          <w:rFonts w:ascii="Arial" w:hAnsi="Arial" w:cs="Arial"/>
-          <w:sz w:val="24"/>
-          <w:szCs w:val="24"/>
-        </w:rPr>
-        <w:t>■</w:t>
-      </w:r>
-      <w:r>
-        <w:rPr>
-          <w:rFonts w:cstheme="minorHAnsi"/>
-          <w:sz w:val="24"/>
-          <w:szCs w:val="24"/>
-        </w:rPr>
-        <w:t xml:space="preserve"> Verifica che il metodo restituisca il numero corretto di copie da</w:t>
-      </w:r>
-    </w:p>
-    <w:p>
-      <w:pPr>
-        <w:autoSpaceDE w:val="0"/>
-        <w:autoSpaceDN w:val="0"/>
-        <w:adjustRightInd w:val="0"/>
-        <w:spacing w:after="0" w:line="240" w:lineRule="auto"/>
-        <w:rPr>
-          <w:rFonts w:cstheme="minorHAnsi"/>
-          <w:sz w:val="24"/>
-          <w:szCs w:val="24"/>
-        </w:rPr>
-      </w:pPr>
-      <w:r>
-        <w:rPr>
-          <w:rFonts w:cstheme="minorHAnsi"/>
-          <w:sz w:val="24"/>
-          <w:szCs w:val="24"/>
-        </w:rPr>
-        <w:t>prenotare.</w:t>
-      </w:r>
-    </w:p>
-    <w:p>
-      <w:pPr>
-        <w:autoSpaceDE w:val="0"/>
-        <w:autoSpaceDN w:val="0"/>
-        <w:adjustRightInd w:val="0"/>
-        <w:spacing w:after="0" w:line="240" w:lineRule="auto"/>
-        <w:rPr>
-          <w:rFonts w:cstheme="minorHAnsi"/>
-          <w:sz w:val="24"/>
-          <w:szCs w:val="24"/>
-        </w:rPr>
-      </w:pPr>
-      <w:r>
-        <w:rPr>
-          <w:rFonts w:cstheme="minorHAnsi"/>
-          <w:sz w:val="24"/>
-          <w:szCs w:val="24"/>
-        </w:rPr>
-        <w:t xml:space="preserve">A seguito dell’esecuzione di questi test unitari con </w:t>
-      </w:r>
-      <w:proofErr w:type="spellStart"/>
-      <w:r>
-        <w:rPr>
-          <w:rFonts w:cstheme="minorHAnsi"/>
-          <w:sz w:val="24"/>
-          <w:szCs w:val="24"/>
-        </w:rPr>
-        <w:t>JUnit</w:t>
-      </w:r>
-      <w:proofErr w:type="spellEnd"/>
-      <w:r>
-        <w:rPr>
-          <w:rFonts w:cstheme="minorHAnsi"/>
-          <w:sz w:val="24"/>
-          <w:szCs w:val="24"/>
-        </w:rPr>
-        <w:t>, si è passati a correggere le relative</w:t>
-      </w:r>
-    </w:p>
-    <w:p>
-      <w:pPr>
-        <w:autoSpaceDE w:val="0"/>
-        <w:autoSpaceDN w:val="0"/>
-        <w:adjustRightInd w:val="0"/>
-        <w:spacing w:after="0" w:line="240" w:lineRule="auto"/>
-        <w:rPr>
-          <w:rFonts w:cstheme="minorHAnsi"/>
-          <w:sz w:val="24"/>
-          <w:szCs w:val="24"/>
-        </w:rPr>
-      </w:pPr>
-      <w:r>
-        <w:rPr>
-          <w:rFonts w:cstheme="minorHAnsi"/>
-          <w:sz w:val="24"/>
-          <w:szCs w:val="24"/>
-        </w:rPr>
-        <w:t>porzioni di codice che portavano al fallimento di alcuni test.</w:t>
-      </w:r>
-    </w:p>
-    <w:p>
-      <w:pPr>
-        <w:autoSpaceDE w:val="0"/>
-        <w:autoSpaceDN w:val="0"/>
-        <w:adjustRightInd w:val="0"/>
-        <w:spacing w:after="0" w:line="240" w:lineRule="auto"/>
-        <w:rPr>
-          <w:rFonts w:cstheme="minorHAnsi"/>
-          <w:sz w:val="24"/>
-          <w:szCs w:val="24"/>
-        </w:rPr>
-      </w:pPr>
-      <w:r>
-        <w:rPr>
-          <w:rFonts w:cstheme="minorHAnsi"/>
-          <w:sz w:val="24"/>
-          <w:szCs w:val="24"/>
-        </w:rPr>
-        <w:t>4.3 Test di Sistema</w:t>
-      </w:r>
-    </w:p>
-    <w:p>
-      <w:pPr>
-        <w:autoSpaceDE w:val="0"/>
-        <w:autoSpaceDN w:val="0"/>
-        <w:adjustRightInd w:val="0"/>
-        <w:spacing w:after="0" w:line="240" w:lineRule="auto"/>
-        <w:rPr>
-          <w:rFonts w:cstheme="minorHAnsi"/>
-          <w:sz w:val="24"/>
-          <w:szCs w:val="24"/>
-        </w:rPr>
-      </w:pPr>
-      <w:r>
-        <w:rPr>
-          <w:rFonts w:cstheme="minorHAnsi"/>
-          <w:sz w:val="24"/>
-          <w:szCs w:val="24"/>
-        </w:rPr>
-        <w:t>In previsione di una fase di refactoring in cui verrà integrato un Database con l’applicazione</w:t>
-      </w:r>
-    </w:p>
-    <w:p>
-      <w:pPr>
-        <w:autoSpaceDE w:val="0"/>
-        <w:autoSpaceDN w:val="0"/>
-        <w:adjustRightInd w:val="0"/>
-        <w:spacing w:after="0" w:line="240" w:lineRule="auto"/>
-        <w:rPr>
-          <w:rFonts w:cstheme="minorHAnsi"/>
-          <w:sz w:val="24"/>
-          <w:szCs w:val="24"/>
-        </w:rPr>
-      </w:pPr>
-      <w:r>
-        <w:rPr>
-          <w:rFonts w:cstheme="minorHAnsi"/>
-          <w:sz w:val="24"/>
-          <w:szCs w:val="24"/>
-        </w:rPr>
-        <w:t>esistente, si è scelto di eseguire dei test di sistema manuali lanciando l’applicazione e</w:t>
-      </w:r>
-    </w:p>
-    <w:p>
-      <w:pPr>
-        <w:autoSpaceDE w:val="0"/>
-        <w:autoSpaceDN w:val="0"/>
-        <w:adjustRightInd w:val="0"/>
-        <w:spacing w:after="0" w:line="240" w:lineRule="auto"/>
-        <w:rPr>
-          <w:rFonts w:cstheme="minorHAnsi"/>
-          <w:sz w:val="24"/>
-          <w:szCs w:val="24"/>
-        </w:rPr>
-      </w:pPr>
-      <w:r>
-        <w:rPr>
-          <w:rFonts w:cstheme="minorHAnsi"/>
-          <w:sz w:val="24"/>
-          <w:szCs w:val="24"/>
-        </w:rPr>
-        <w:t>provando a portare a termine i principali casi d’uso con i rispettivi scenari alternativi.</w:t>
-      </w:r>
-    </w:p>
-    <w:p>
-      <w:pPr>
-        <w:autoSpaceDE w:val="0"/>
-        <w:autoSpaceDN w:val="0"/>
-        <w:adjustRightInd w:val="0"/>
-        <w:spacing w:after="0" w:line="240" w:lineRule="auto"/>
-        <w:rPr>
-          <w:rFonts w:cstheme="minorHAnsi"/>
-          <w:sz w:val="24"/>
-          <w:szCs w:val="24"/>
-        </w:rPr>
-      </w:pPr>
-      <w:r>
-        <w:rPr>
-          <w:rFonts w:cstheme="minorHAnsi"/>
-          <w:sz w:val="24"/>
-          <w:szCs w:val="24"/>
-        </w:rPr>
-        <w:t>A seguito di tali test non sono emersi grandi errori nel funzionamento e le prestazioni del</w:t>
-      </w:r>
-    </w:p>
-    <w:p>
-      <w:pPr>
-        <w:autoSpaceDE w:val="0"/>
-        <w:autoSpaceDN w:val="0"/>
-        <w:adjustRightInd w:val="0"/>
-        <w:spacing w:after="0" w:line="240" w:lineRule="auto"/>
-        <w:rPr>
-          <w:rFonts w:cstheme="minorHAnsi"/>
-          <w:sz w:val="24"/>
-          <w:szCs w:val="24"/>
-        </w:rPr>
-      </w:pPr>
-      <w:r>
-        <w:rPr>
-          <w:rFonts w:cstheme="minorHAnsi"/>
-          <w:sz w:val="24"/>
-          <w:szCs w:val="24"/>
-        </w:rPr>
-        <w:t>sistema si sono mantenute piuttosto elevate, tuttavia sono state rilevate delle imperfezioni e</w:t>
-      </w:r>
-    </w:p>
-    <w:p>
-      <w:pPr>
-        <w:autoSpaceDE w:val="0"/>
-        <w:autoSpaceDN w:val="0"/>
-        <w:adjustRightInd w:val="0"/>
-        <w:spacing w:after="0" w:line="240" w:lineRule="auto"/>
-        <w:rPr>
-          <w:rFonts w:cstheme="minorHAnsi"/>
-          <w:sz w:val="24"/>
-          <w:szCs w:val="24"/>
-        </w:rPr>
-      </w:pPr>
-      <w:r>
-        <w:rPr>
-          <w:rFonts w:cstheme="minorHAnsi"/>
-          <w:sz w:val="24"/>
-          <w:szCs w:val="24"/>
-        </w:rPr>
-        <w:t>anomalie nell’esecuzione di alcune funzionalità:</w:t>
-      </w:r>
-    </w:p>
-    <w:p>
-      <w:pPr>
-        <w:autoSpaceDE w:val="0"/>
-        <w:autoSpaceDN w:val="0"/>
-        <w:adjustRightInd w:val="0"/>
-        <w:spacing w:after="0" w:line="240" w:lineRule="auto"/>
-        <w:rPr>
-          <w:rFonts w:cstheme="minorHAnsi"/>
-          <w:sz w:val="24"/>
-          <w:szCs w:val="24"/>
-        </w:rPr>
-      </w:pPr>
-      <w:r>
-        <w:rPr>
-          <w:rFonts w:cstheme="minorHAnsi"/>
-          <w:sz w:val="24"/>
-          <w:szCs w:val="24"/>
-        </w:rPr>
-        <w:t>38</w:t>
-      </w:r>
-    </w:p>
-    <w:p>
-      <w:pPr>
-        <w:autoSpaceDE w:val="0"/>
-        <w:autoSpaceDN w:val="0"/>
-        <w:adjustRightInd w:val="0"/>
-        <w:spacing w:after="0" w:line="240" w:lineRule="auto"/>
-        <w:rPr>
-          <w:rFonts w:cstheme="minorHAnsi"/>
-          <w:sz w:val="24"/>
-          <w:szCs w:val="24"/>
-        </w:rPr>
-      </w:pPr>
-      <w:r>
-        <w:rPr>
-          <w:rFonts w:cstheme="minorHAnsi"/>
-          <w:sz w:val="24"/>
-          <w:szCs w:val="24"/>
-        </w:rPr>
-        <w:t>● Effettuando la ricerca di un cliente e successivamente provando ad effettuare un</w:t>
-      </w:r>
-    </w:p>
-    <w:p>
-      <w:pPr>
-        <w:autoSpaceDE w:val="0"/>
-        <w:autoSpaceDN w:val="0"/>
-        <w:adjustRightInd w:val="0"/>
-        <w:spacing w:after="0" w:line="240" w:lineRule="auto"/>
-        <w:rPr>
-          <w:rFonts w:cstheme="minorHAnsi"/>
-          <w:sz w:val="24"/>
-          <w:szCs w:val="24"/>
-        </w:rPr>
-      </w:pPr>
-      <w:r>
-        <w:rPr>
-          <w:rFonts w:cstheme="minorHAnsi"/>
-          <w:sz w:val="24"/>
-          <w:szCs w:val="24"/>
-        </w:rPr>
-        <w:t xml:space="preserve">nuovo acquisto, la procedura non può essere portata a termine </w:t>
-      </w:r>
-      <w:proofErr w:type="spellStart"/>
-      <w:r>
-        <w:rPr>
-          <w:rFonts w:cstheme="minorHAnsi"/>
-          <w:sz w:val="24"/>
-          <w:szCs w:val="24"/>
-        </w:rPr>
-        <w:t>perchè</w:t>
-      </w:r>
-      <w:proofErr w:type="spellEnd"/>
-      <w:r>
-        <w:rPr>
-          <w:rFonts w:cstheme="minorHAnsi"/>
-          <w:sz w:val="24"/>
-          <w:szCs w:val="24"/>
-        </w:rPr>
-        <w:t xml:space="preserve"> non risulta</w:t>
-      </w:r>
-    </w:p>
-    <w:p>
-      <w:pPr>
-        <w:autoSpaceDE w:val="0"/>
-        <w:autoSpaceDN w:val="0"/>
-        <w:adjustRightInd w:val="0"/>
-        <w:spacing w:after="0" w:line="240" w:lineRule="auto"/>
-        <w:rPr>
-          <w:rFonts w:cstheme="minorHAnsi"/>
-          <w:sz w:val="24"/>
-          <w:szCs w:val="24"/>
-        </w:rPr>
-      </w:pPr>
-      <w:r>
-        <w:rPr>
-          <w:rFonts w:cstheme="minorHAnsi"/>
-          <w:sz w:val="24"/>
-          <w:szCs w:val="24"/>
-        </w:rPr>
-        <w:t>visibile il tasto “Avanti” che permette di proseguire con l’acquisto.</w:t>
-      </w:r>
-    </w:p>
-    <w:p>
-      <w:pPr>
-        <w:autoSpaceDE w:val="0"/>
-        <w:autoSpaceDN w:val="0"/>
-        <w:adjustRightInd w:val="0"/>
-        <w:spacing w:after="0" w:line="240" w:lineRule="auto"/>
-        <w:rPr>
-          <w:rFonts w:cstheme="minorHAnsi"/>
-          <w:sz w:val="24"/>
-          <w:szCs w:val="24"/>
-        </w:rPr>
-      </w:pPr>
-      <w:r>
-        <w:rPr>
-          <w:rFonts w:cstheme="minorHAnsi"/>
-          <w:sz w:val="24"/>
-          <w:szCs w:val="24"/>
-        </w:rPr>
-        <w:t>● L’utente è obbligato a selezionare una promozione da associare all’acquisto in corso,</w:t>
-      </w:r>
-    </w:p>
-    <w:p>
-      <w:pPr>
-        <w:autoSpaceDE w:val="0"/>
-        <w:autoSpaceDN w:val="0"/>
-        <w:adjustRightInd w:val="0"/>
-        <w:spacing w:after="0" w:line="240" w:lineRule="auto"/>
-        <w:rPr>
-          <w:rFonts w:cstheme="minorHAnsi"/>
-          <w:sz w:val="24"/>
-          <w:szCs w:val="24"/>
-        </w:rPr>
-      </w:pPr>
-      <w:r>
-        <w:rPr>
-          <w:rFonts w:cstheme="minorHAnsi"/>
-          <w:sz w:val="24"/>
-          <w:szCs w:val="24"/>
-        </w:rPr>
-        <w:t>ovvero non è possibile terminare un acquisto senza applicarvi una promozione.</w:t>
-      </w:r>
-    </w:p>
-    <w:p>
-      <w:pPr>
-        <w:autoSpaceDE w:val="0"/>
-        <w:autoSpaceDN w:val="0"/>
-        <w:adjustRightInd w:val="0"/>
-        <w:spacing w:after="0" w:line="240" w:lineRule="auto"/>
-        <w:rPr>
-          <w:rFonts w:cstheme="minorHAnsi"/>
-          <w:sz w:val="24"/>
-          <w:szCs w:val="24"/>
-        </w:rPr>
-      </w:pPr>
-      <w:r>
-        <w:rPr>
-          <w:rFonts w:cstheme="minorHAnsi"/>
-          <w:sz w:val="24"/>
-          <w:szCs w:val="24"/>
-        </w:rPr>
-        <w:t>● Dopo la creazione di un ordine non viene salvato alcun file contenente i dettagli</w:t>
-      </w:r>
-    </w:p>
-    <w:p>
-      <w:pPr>
-        <w:autoSpaceDE w:val="0"/>
-        <w:autoSpaceDN w:val="0"/>
-        <w:adjustRightInd w:val="0"/>
-        <w:spacing w:after="0" w:line="240" w:lineRule="auto"/>
-        <w:rPr>
-          <w:rFonts w:cstheme="minorHAnsi"/>
-          <w:sz w:val="24"/>
-          <w:szCs w:val="24"/>
-        </w:rPr>
-      </w:pPr>
-      <w:r>
-        <w:rPr>
-          <w:rFonts w:cstheme="minorHAnsi"/>
-          <w:sz w:val="24"/>
-          <w:szCs w:val="24"/>
-        </w:rPr>
-        <w:t>dell’ordine da inoltrare al fornitore.</w:t>
-      </w:r>
-    </w:p>
-    <w:p>
-      <w:pPr>
+        <w:t>la lettura da file e la lettura dei vari oggetti con conseguente pulizia finale per non incombere a malfunzionamenti o oggetti indesiderati durante il funzionamento.</w:t>
+      </w:r>
+    </w:p>
+    <w:p>
+      <w:pPr>
+        <w:pStyle w:val="Paragrafoelenco"/>
         <w:autoSpaceDE w:val="0"/>
         <w:autoSpaceDN w:val="0"/>
         <w:adjustRightInd w:val="0"/>
@@ -14716,6 +13246,7 @@
     </w:p>
     <w:p>
       <w:pPr>
+        <w:pStyle w:val="Paragrafoelenco"/>
         <w:autoSpaceDE w:val="0"/>
         <w:autoSpaceDN w:val="0"/>
         <w:adjustRightInd w:val="0"/>
@@ -14728,7 +13259,7 @@
       </w:pPr>
     </w:p>
     <w:sectPr>
-      <w:footerReference w:type="default" r:id="rId12"/>
+      <w:footerReference w:type="default" r:id="rId13"/>
       <w:pgSz w:w="11906" w:h="16838"/>
       <w:pgMar w:top="1417" w:right="1134" w:bottom="1134" w:left="1134" w:header="708" w:footer="708" w:gutter="0"/>
       <w:cols w:space="708"/>
@@ -15368,7 +13899,7 @@
   <w:abstractNum w:abstractNumId="5" w15:restartNumberingAfterBreak="0">
     <w:nsid w:val="2E274726"/>
     <w:multiLevelType w:val="hybridMultilevel"/>
-    <w:tmpl w:val="66845CE6"/>
+    <w:tmpl w:val="071E60D6"/>
     <w:lvl w:ilvl="0" w:tplc="04100001">
       <w:start w:val="1"/>
       <w:numFmt w:val="bullet"/>

--- a/Documentazione/documentazione completa.docx
+++ b/Documentazione/documentazione completa.docx
@@ -277,15 +277,7 @@
           <w:sz w:val="28"/>
           <w:szCs w:val="28"/>
         </w:rPr>
-        <w:t xml:space="preserve"> </w:t>
-      </w:r>
-      <w:r>
-        <w:rPr>
-          <w:rFonts w:cstheme="minorHAnsi"/>
-          <w:sz w:val="28"/>
-          <w:szCs w:val="28"/>
-        </w:rPr>
-        <w:t>1000052471</w:t>
+        <w:t xml:space="preserve"> 1000052471</w:t>
       </w:r>
       <w:r>
         <w:rPr>
@@ -687,93 +679,97 @@
           <w:sz w:val="28"/>
           <w:szCs w:val="28"/>
         </w:rPr>
-        <w:t xml:space="preserve">1 Ideazione e analisi dei requisiti . . . . . . . . . . . . . . . . . . . . . . . . . . . </w:t>
-      </w:r>
-      <w:proofErr w:type="gramStart"/>
+        <w:t xml:space="preserve">1 Ideazione e analisi dei requisiti . . . . . . . . . . . . . . . . . . . . . . . . . . . . . . . pag. </w:t>
+      </w:r>
       <w:r>
         <w:rPr>
           <w:rFonts w:cstheme="minorHAnsi"/>
           <w:sz w:val="28"/>
           <w:szCs w:val="28"/>
         </w:rPr>
-        <w:t>. . . .</w:t>
-      </w:r>
-      <w:proofErr w:type="gramEnd"/>
-      <w:r>
+        <w:t>5</w:t>
+      </w:r>
+    </w:p>
+    <w:p>
+      <w:pPr>
+        <w:autoSpaceDE w:val="0"/>
+        <w:autoSpaceDN w:val="0"/>
+        <w:adjustRightInd w:val="0"/>
+        <w:spacing w:after="0" w:line="240" w:lineRule="auto"/>
+        <w:ind w:firstLine="708"/>
         <w:rPr>
           <w:rFonts w:cstheme="minorHAnsi"/>
           <w:sz w:val="28"/>
           <w:szCs w:val="28"/>
         </w:rPr>
-        <w:t xml:space="preserve"> pag. </w:t>
-      </w:r>
+      </w:pPr>
       <w:r>
         <w:rPr>
           <w:rFonts w:cstheme="minorHAnsi"/>
           <w:sz w:val="28"/>
           <w:szCs w:val="28"/>
         </w:rPr>
-        <w:t>5</w:t>
-      </w:r>
-    </w:p>
-    <w:p>
-      <w:pPr>
-        <w:autoSpaceDE w:val="0"/>
-        <w:autoSpaceDN w:val="0"/>
-        <w:adjustRightInd w:val="0"/>
-        <w:spacing w:after="0" w:line="240" w:lineRule="auto"/>
-        <w:ind w:firstLine="708"/>
+        <w:t xml:space="preserve">1.1 Introduzione . . . . . . . . . . . . . . . . . . . . . . . . . . . . . . . . . . . . . . .pag. </w:t>
+      </w:r>
+      <w:r>
         <w:rPr>
           <w:rFonts w:cstheme="minorHAnsi"/>
           <w:sz w:val="28"/>
           <w:szCs w:val="28"/>
         </w:rPr>
-      </w:pPr>
-      <w:r>
+        <w:t>5</w:t>
+      </w:r>
+    </w:p>
+    <w:p>
+      <w:pPr>
+        <w:autoSpaceDE w:val="0"/>
+        <w:autoSpaceDN w:val="0"/>
+        <w:adjustRightInd w:val="0"/>
+        <w:spacing w:after="0" w:line="240" w:lineRule="auto"/>
+        <w:ind w:firstLine="708"/>
         <w:rPr>
           <w:rFonts w:cstheme="minorHAnsi"/>
           <w:sz w:val="28"/>
           <w:szCs w:val="28"/>
         </w:rPr>
-        <w:t xml:space="preserve">1.1 Introduzione . . . . . . . . . . . . . . . . . . . . . . . . . . . . . . . . . . . . . . .pag. </w:t>
-      </w:r>
+      </w:pPr>
       <w:r>
         <w:rPr>
           <w:rFonts w:cstheme="minorHAnsi"/>
           <w:sz w:val="28"/>
           <w:szCs w:val="28"/>
         </w:rPr>
-        <w:t>5</w:t>
-      </w:r>
-    </w:p>
-    <w:p>
-      <w:pPr>
-        <w:autoSpaceDE w:val="0"/>
-        <w:autoSpaceDN w:val="0"/>
-        <w:adjustRightInd w:val="0"/>
-        <w:spacing w:after="0" w:line="240" w:lineRule="auto"/>
-        <w:ind w:firstLine="708"/>
+        <w:t xml:space="preserve">1.2 Requisiti . . . . . . . . . . . . . . . . . . . . . . . . . . . . . . . . . . . . . . . . . .pag. </w:t>
+      </w:r>
+      <w:r>
         <w:rPr>
           <w:rFonts w:cstheme="minorHAnsi"/>
           <w:sz w:val="28"/>
           <w:szCs w:val="28"/>
         </w:rPr>
-      </w:pPr>
-      <w:r>
+        <w:t>5</w:t>
+      </w:r>
+    </w:p>
+    <w:p>
+      <w:pPr>
+        <w:autoSpaceDE w:val="0"/>
+        <w:autoSpaceDN w:val="0"/>
+        <w:adjustRightInd w:val="0"/>
+        <w:spacing w:after="0" w:line="240" w:lineRule="auto"/>
+        <w:ind w:firstLine="708"/>
         <w:rPr>
           <w:rFonts w:cstheme="minorHAnsi"/>
           <w:sz w:val="28"/>
           <w:szCs w:val="28"/>
         </w:rPr>
-        <w:t xml:space="preserve">1.2 Requisiti . . . . . . . . . . . . . . . . . . . . . . . . . . . . . . . . . . . . . . . . . .pag. </w:t>
-      </w:r>
+      </w:pPr>
       <w:r>
         <w:rPr>
           <w:rFonts w:cstheme="minorHAnsi"/>
           <w:sz w:val="28"/>
           <w:szCs w:val="28"/>
         </w:rPr>
-        <w:t>5</w:t>
+        <w:t>1.3 Obiettivi e casi d’uso . . . . . . . . . . . . . . . . . . . . . . . . . . . . . . . . pag. 5</w:t>
       </w:r>
     </w:p>
     <w:p>
@@ -795,87 +791,83 @@
           <w:sz w:val="28"/>
           <w:szCs w:val="28"/>
         </w:rPr>
-        <w:t xml:space="preserve">1.3 Obiettivi e casi d’uso . . . . . . . . . . . . . . . . . . . . . . . . . . . </w:t>
-      </w:r>
-      <w:proofErr w:type="gramStart"/>
-      <w:r>
+        <w:t>1.4 Modello dei casi d’uso . . . . . . . . . . . . . . . . . . . . . . . . . . . . . . ..pag. 7</w:t>
+      </w:r>
+    </w:p>
+    <w:p>
+      <w:pPr>
+        <w:autoSpaceDE w:val="0"/>
+        <w:autoSpaceDN w:val="0"/>
+        <w:adjustRightInd w:val="0"/>
+        <w:spacing w:after="0" w:line="240" w:lineRule="auto"/>
+        <w:ind w:firstLine="708"/>
         <w:rPr>
           <w:rFonts w:cstheme="minorHAnsi"/>
           <w:sz w:val="28"/>
           <w:szCs w:val="28"/>
         </w:rPr>
-        <w:t>. . . .</w:t>
-      </w:r>
-      <w:proofErr w:type="gramEnd"/>
+      </w:pPr>
       <w:r>
         <w:rPr>
           <w:rFonts w:cstheme="minorHAnsi"/>
           <w:sz w:val="28"/>
           <w:szCs w:val="28"/>
         </w:rPr>
-        <w:t xml:space="preserve"> . pag. 5</w:t>
-      </w:r>
-    </w:p>
-    <w:p>
-      <w:pPr>
-        <w:autoSpaceDE w:val="0"/>
-        <w:autoSpaceDN w:val="0"/>
-        <w:adjustRightInd w:val="0"/>
-        <w:spacing w:after="0" w:line="240" w:lineRule="auto"/>
-        <w:ind w:firstLine="708"/>
+        <w:t xml:space="preserve">1.5 </w:t>
+      </w:r>
+      <w:r>
         <w:rPr>
           <w:rFonts w:cstheme="minorHAnsi"/>
           <w:sz w:val="28"/>
           <w:szCs w:val="28"/>
         </w:rPr>
-      </w:pPr>
+        <w:t>Specifiche Supplementari</w:t>
+      </w:r>
       <w:r>
         <w:rPr>
           <w:rFonts w:cstheme="minorHAnsi"/>
           <w:sz w:val="28"/>
           <w:szCs w:val="28"/>
         </w:rPr>
-        <w:t>1.4 Modello dei casi d’uso . . . . . . . . . . . . . . . . . . . . . . . . . . . . . .</w:t>
-      </w:r>
-      <w:proofErr w:type="gramStart"/>
+        <w:t>. . . . . . . . . . . . . . . . . . . . . . . . . . . . . . . pag. 1</w:t>
+      </w:r>
       <w:r>
         <w:rPr>
           <w:rFonts w:cstheme="minorHAnsi"/>
           <w:sz w:val="28"/>
           <w:szCs w:val="28"/>
         </w:rPr>
-        <w:t xml:space="preserve"> ..</w:t>
-      </w:r>
-      <w:proofErr w:type="gramEnd"/>
-      <w:r>
+        <w:t>0</w:t>
+      </w:r>
+    </w:p>
+    <w:p>
+      <w:pPr>
+        <w:autoSpaceDE w:val="0"/>
+        <w:autoSpaceDN w:val="0"/>
+        <w:adjustRightInd w:val="0"/>
+        <w:spacing w:after="0" w:line="240" w:lineRule="auto"/>
+        <w:ind w:firstLine="708"/>
         <w:rPr>
           <w:rFonts w:cstheme="minorHAnsi"/>
           <w:sz w:val="28"/>
           <w:szCs w:val="28"/>
         </w:rPr>
-        <w:t>pag. 7</w:t>
-      </w:r>
-    </w:p>
-    <w:p>
-      <w:pPr>
-        <w:autoSpaceDE w:val="0"/>
-        <w:autoSpaceDN w:val="0"/>
-        <w:adjustRightInd w:val="0"/>
-        <w:spacing w:after="0" w:line="240" w:lineRule="auto"/>
-        <w:ind w:firstLine="708"/>
+      </w:pPr>
+      <w:r>
         <w:rPr>
           <w:rFonts w:cstheme="minorHAnsi"/>
           <w:sz w:val="28"/>
           <w:szCs w:val="28"/>
         </w:rPr>
-      </w:pPr>
+        <w:t>1.</w:t>
+      </w:r>
       <w:r>
         <w:rPr>
           <w:rFonts w:cstheme="minorHAnsi"/>
           <w:sz w:val="28"/>
           <w:szCs w:val="28"/>
         </w:rPr>
-        <w:t xml:space="preserve">1.5 </w:t>
+        <w:t>6</w:t>
       </w:r>
       <w:r>
         <w:rPr>
@@ -883,7 +875,7 @@
           <w:sz w:val="28"/>
           <w:szCs w:val="28"/>
         </w:rPr>
-        <w:t>Specifiche Supplementari</w:t>
+        <w:t xml:space="preserve"> Glossario . . . . . . . . . . . . . . . . . . . . . . . . . . . . . . . . . . . . . . . . . pag. 1</w:t>
       </w:r>
       <w:r>
         <w:rPr>
@@ -891,25 +883,28 @@
           <w:sz w:val="28"/>
           <w:szCs w:val="28"/>
         </w:rPr>
-        <w:t xml:space="preserve">. . . . . . . . . . . . . . . . . . . . . . . . . . . </w:t>
-      </w:r>
-      <w:proofErr w:type="gramStart"/>
-      <w:r>
+        <w:t>0</w:t>
+      </w:r>
+    </w:p>
+    <w:p>
+      <w:pPr>
+        <w:autoSpaceDE w:val="0"/>
+        <w:autoSpaceDN w:val="0"/>
+        <w:adjustRightInd w:val="0"/>
+        <w:spacing w:after="0" w:line="240" w:lineRule="auto"/>
         <w:rPr>
           <w:rFonts w:cstheme="minorHAnsi"/>
           <w:sz w:val="28"/>
           <w:szCs w:val="28"/>
         </w:rPr>
-        <w:t>. . . .</w:t>
-      </w:r>
-      <w:proofErr w:type="gramEnd"/>
+      </w:pPr>
       <w:r>
         <w:rPr>
           <w:rFonts w:cstheme="minorHAnsi"/>
           <w:sz w:val="28"/>
           <w:szCs w:val="28"/>
         </w:rPr>
-        <w:t xml:space="preserve"> pag. 1</w:t>
+        <w:t xml:space="preserve">2 Analisi Orientata agli Oggetti . . . . . . . . . . . . . . . . . . . . . . . . . . . . . . . . .pag. </w:t>
       </w:r>
       <w:r>
         <w:rPr>
@@ -917,7 +912,7 @@
           <w:sz w:val="28"/>
           <w:szCs w:val="28"/>
         </w:rPr>
-        <w:t>0</w:t>
+        <w:t>11</w:t>
       </w:r>
     </w:p>
     <w:p>
@@ -939,7 +934,7 @@
           <w:sz w:val="28"/>
           <w:szCs w:val="28"/>
         </w:rPr>
-        <w:t>1.</w:t>
+        <w:t xml:space="preserve">2.1 Introduzione . . . . . . . . . . . . . . . . . . . . . . . . . . . . . . . . . . . . . . pag. </w:t>
       </w:r>
       <w:r>
         <w:rPr>
@@ -947,33 +942,37 @@
           <w:sz w:val="28"/>
           <w:szCs w:val="28"/>
         </w:rPr>
-        <w:t>6</w:t>
-      </w:r>
-      <w:r>
+        <w:t>11</w:t>
+      </w:r>
+    </w:p>
+    <w:p>
+      <w:pPr>
+        <w:autoSpaceDE w:val="0"/>
+        <w:autoSpaceDN w:val="0"/>
+        <w:adjustRightInd w:val="0"/>
+        <w:spacing w:after="0" w:line="240" w:lineRule="auto"/>
+        <w:ind w:firstLine="708"/>
         <w:rPr>
           <w:rFonts w:cstheme="minorHAnsi"/>
           <w:sz w:val="28"/>
           <w:szCs w:val="28"/>
         </w:rPr>
-        <w:t xml:space="preserve"> Glossario . . . . . . . . . . . . . . . . . . . . . . . . . . . . . . . . . . . . </w:t>
-      </w:r>
-      <w:proofErr w:type="gramStart"/>
+      </w:pPr>
       <w:r>
         <w:rPr>
           <w:rFonts w:cstheme="minorHAnsi"/>
           <w:sz w:val="28"/>
           <w:szCs w:val="28"/>
         </w:rPr>
-        <w:t>. . . .</w:t>
-      </w:r>
-      <w:proofErr w:type="gramEnd"/>
+        <w:t>2.</w:t>
+      </w:r>
       <w:r>
         <w:rPr>
           <w:rFonts w:cstheme="minorHAnsi"/>
           <w:sz w:val="28"/>
           <w:szCs w:val="28"/>
         </w:rPr>
-        <w:t xml:space="preserve"> . pag. 1</w:t>
+        <w:t>2</w:t>
       </w:r>
       <w:r>
         <w:rPr>
@@ -981,114 +980,112 @@
           <w:sz w:val="28"/>
           <w:szCs w:val="28"/>
         </w:rPr>
-        <w:t>0</w:t>
-      </w:r>
-    </w:p>
-    <w:p>
-      <w:pPr>
-        <w:autoSpaceDE w:val="0"/>
-        <w:autoSpaceDN w:val="0"/>
-        <w:adjustRightInd w:val="0"/>
-        <w:spacing w:after="0" w:line="240" w:lineRule="auto"/>
+        <w:t xml:space="preserve"> Modello di Dominio . . . . . . . . . . . . . . . . . . . . . . . . . . . . . . . . . pag. </w:t>
+      </w:r>
+      <w:r>
         <w:rPr>
           <w:rFonts w:cstheme="minorHAnsi"/>
           <w:sz w:val="28"/>
           <w:szCs w:val="28"/>
         </w:rPr>
-      </w:pPr>
-      <w:r>
+        <w:t>12</w:t>
+      </w:r>
+    </w:p>
+    <w:p>
+      <w:pPr>
+        <w:autoSpaceDE w:val="0"/>
+        <w:autoSpaceDN w:val="0"/>
+        <w:adjustRightInd w:val="0"/>
+        <w:spacing w:after="0" w:line="240" w:lineRule="auto"/>
+        <w:ind w:firstLine="708"/>
         <w:rPr>
           <w:rFonts w:cstheme="minorHAnsi"/>
           <w:sz w:val="28"/>
           <w:szCs w:val="28"/>
         </w:rPr>
-        <w:t xml:space="preserve">2 Analisi Orientata agli Oggetti . . . . . . . . . . . . . . . . . . . . . . . . . . . . . . . . .pag. </w:t>
-      </w:r>
+      </w:pPr>
       <w:r>
         <w:rPr>
           <w:rFonts w:cstheme="minorHAnsi"/>
           <w:sz w:val="28"/>
           <w:szCs w:val="28"/>
         </w:rPr>
-        <w:t>11</w:t>
-      </w:r>
-    </w:p>
-    <w:p>
-      <w:pPr>
-        <w:autoSpaceDE w:val="0"/>
-        <w:autoSpaceDN w:val="0"/>
-        <w:adjustRightInd w:val="0"/>
-        <w:spacing w:after="0" w:line="240" w:lineRule="auto"/>
-        <w:ind w:firstLine="708"/>
+        <w:t>2.</w:t>
+      </w:r>
+      <w:r>
         <w:rPr>
           <w:rFonts w:cstheme="minorHAnsi"/>
           <w:sz w:val="28"/>
           <w:szCs w:val="28"/>
         </w:rPr>
-      </w:pPr>
+        <w:t>3</w:t>
+      </w:r>
       <w:r>
         <w:rPr>
           <w:rFonts w:cstheme="minorHAnsi"/>
           <w:sz w:val="28"/>
           <w:szCs w:val="28"/>
         </w:rPr>
-        <w:t xml:space="preserve">2.1 Introduzione . . . . . . . . . . . . . . . . . . . . . . . . . . . . . . . . . </w:t>
-      </w:r>
-      <w:proofErr w:type="gramStart"/>
+        <w:t xml:space="preserve"> SSD e Contratti . . . . . . . . . . . . . . . . . . . . . . . . . . . . . . . . . . . . pag. </w:t>
+      </w:r>
       <w:r>
         <w:rPr>
           <w:rFonts w:cstheme="minorHAnsi"/>
           <w:sz w:val="28"/>
           <w:szCs w:val="28"/>
         </w:rPr>
-        <w:t>. . . .</w:t>
-      </w:r>
-      <w:proofErr w:type="gramEnd"/>
-      <w:r>
+        <w:t>13</w:t>
+      </w:r>
+    </w:p>
+    <w:p>
+      <w:pPr>
+        <w:autoSpaceDE w:val="0"/>
+        <w:autoSpaceDN w:val="0"/>
+        <w:adjustRightInd w:val="0"/>
+        <w:spacing w:after="0" w:line="240" w:lineRule="auto"/>
         <w:rPr>
           <w:rFonts w:cstheme="minorHAnsi"/>
           <w:sz w:val="28"/>
           <w:szCs w:val="28"/>
         </w:rPr>
-        <w:t xml:space="preserve"> . pag. </w:t>
-      </w:r>
+      </w:pPr>
       <w:r>
         <w:rPr>
           <w:rFonts w:cstheme="minorHAnsi"/>
           <w:sz w:val="28"/>
           <w:szCs w:val="28"/>
         </w:rPr>
-        <w:t>11</w:t>
-      </w:r>
-    </w:p>
-    <w:p>
-      <w:pPr>
-        <w:autoSpaceDE w:val="0"/>
-        <w:autoSpaceDN w:val="0"/>
-        <w:adjustRightInd w:val="0"/>
-        <w:spacing w:after="0" w:line="240" w:lineRule="auto"/>
-        <w:ind w:firstLine="708"/>
+        <w:t xml:space="preserve">3 Progettazione . . . . . . . . . . . . . . . . . . . . . . . . . . . . . . . . . . . . . . . pag. </w:t>
+      </w:r>
+      <w:r>
         <w:rPr>
           <w:rFonts w:cstheme="minorHAnsi"/>
           <w:sz w:val="28"/>
           <w:szCs w:val="28"/>
         </w:rPr>
-      </w:pPr>
-      <w:r>
+        <w:t>15</w:t>
+      </w:r>
+    </w:p>
+    <w:p>
+      <w:pPr>
+        <w:autoSpaceDE w:val="0"/>
+        <w:autoSpaceDN w:val="0"/>
+        <w:adjustRightInd w:val="0"/>
+        <w:spacing w:after="0" w:line="240" w:lineRule="auto"/>
+        <w:ind w:firstLine="708"/>
         <w:rPr>
           <w:rFonts w:cstheme="minorHAnsi"/>
           <w:sz w:val="28"/>
           <w:szCs w:val="28"/>
         </w:rPr>
-        <w:t>2.</w:t>
-      </w:r>
+      </w:pPr>
       <w:r>
         <w:rPr>
           <w:rFonts w:cstheme="minorHAnsi"/>
           <w:sz w:val="28"/>
           <w:szCs w:val="28"/>
         </w:rPr>
-        <w:t>2</w:t>
+        <w:t xml:space="preserve">3.1 Diagramma delle Classi . . . . . . . . . . . . . . . . . . . . . . . . . . . . . pag. </w:t>
       </w:r>
       <w:r>
         <w:rPr>
@@ -1096,53 +1093,58 @@
           <w:sz w:val="28"/>
           <w:szCs w:val="28"/>
         </w:rPr>
-        <w:t xml:space="preserve"> Modello di Dominio . . . . . . . . . . . . . . . . . . . . . . . . . . . . . . . . . pag. </w:t>
-      </w:r>
-      <w:r>
+        <w:t>15</w:t>
+      </w:r>
+    </w:p>
+    <w:p>
+      <w:pPr>
+        <w:autoSpaceDE w:val="0"/>
+        <w:autoSpaceDN w:val="0"/>
+        <w:adjustRightInd w:val="0"/>
+        <w:spacing w:after="0" w:line="240" w:lineRule="auto"/>
+        <w:ind w:firstLine="708"/>
         <w:rPr>
           <w:rFonts w:cstheme="minorHAnsi"/>
           <w:sz w:val="28"/>
           <w:szCs w:val="28"/>
         </w:rPr>
-        <w:t>12</w:t>
-      </w:r>
-    </w:p>
-    <w:p>
-      <w:pPr>
-        <w:autoSpaceDE w:val="0"/>
-        <w:autoSpaceDN w:val="0"/>
-        <w:adjustRightInd w:val="0"/>
-        <w:spacing w:after="0" w:line="240" w:lineRule="auto"/>
-        <w:ind w:firstLine="708"/>
+      </w:pPr>
+      <w:r>
         <w:rPr>
           <w:rFonts w:cstheme="minorHAnsi"/>
           <w:sz w:val="28"/>
           <w:szCs w:val="28"/>
         </w:rPr>
-      </w:pPr>
+        <w:t xml:space="preserve">3.2 Diagrammi di Sequenza . . . . . . . . . . . . . . . . . . . . . . . . . . . . . pag. </w:t>
+      </w:r>
       <w:r>
         <w:rPr>
           <w:rFonts w:cstheme="minorHAnsi"/>
           <w:sz w:val="28"/>
           <w:szCs w:val="28"/>
         </w:rPr>
-        <w:t>2.</w:t>
-      </w:r>
-      <w:r>
+        <w:t>17</w:t>
+      </w:r>
+    </w:p>
+    <w:p>
+      <w:pPr>
+        <w:autoSpaceDE w:val="0"/>
+        <w:autoSpaceDN w:val="0"/>
+        <w:adjustRightInd w:val="0"/>
+        <w:spacing w:after="0" w:line="240" w:lineRule="auto"/>
         <w:rPr>
           <w:rFonts w:cstheme="minorHAnsi"/>
           <w:sz w:val="28"/>
           <w:szCs w:val="28"/>
         </w:rPr>
-        <w:t>3</w:t>
-      </w:r>
+      </w:pPr>
       <w:r>
         <w:rPr>
           <w:rFonts w:cstheme="minorHAnsi"/>
           <w:sz w:val="28"/>
           <w:szCs w:val="28"/>
         </w:rPr>
-        <w:t xml:space="preserve"> SSD e Contratti . . . . . . . . . . . . . . . . . . . . . . . . . . . . . . . . . . . . pag. </w:t>
+        <w:t xml:space="preserve">4 Testing . . . . . . . . . . . . . . . . . . . . . . . . . . . . . . . . . . . . . . . . . . . . . . . . . .pag. </w:t>
       </w:r>
       <w:r>
         <w:rPr>
@@ -1150,15 +1152,16 @@
           <w:sz w:val="28"/>
           <w:szCs w:val="28"/>
         </w:rPr>
-        <w:t>13</w:t>
-      </w:r>
-    </w:p>
-    <w:p>
-      <w:pPr>
-        <w:autoSpaceDE w:val="0"/>
-        <w:autoSpaceDN w:val="0"/>
-        <w:adjustRightInd w:val="0"/>
-        <w:spacing w:after="0" w:line="240" w:lineRule="auto"/>
+        <w:t>18</w:t>
+      </w:r>
+    </w:p>
+    <w:p>
+      <w:pPr>
+        <w:autoSpaceDE w:val="0"/>
+        <w:autoSpaceDN w:val="0"/>
+        <w:adjustRightInd w:val="0"/>
+        <w:spacing w:after="0" w:line="240" w:lineRule="auto"/>
+        <w:ind w:firstLine="708"/>
         <w:rPr>
           <w:rFonts w:cstheme="minorHAnsi"/>
           <w:sz w:val="28"/>
@@ -1171,7 +1174,7 @@
           <w:sz w:val="28"/>
           <w:szCs w:val="28"/>
         </w:rPr>
-        <w:t xml:space="preserve">3 Progettazione . . . . . . . . . . . . . . . . . . . . . . . . . . . . . . . . . . . . . . . pag. </w:t>
+        <w:t xml:space="preserve">4.1 Introduzione. . . . . . . . . . . . . . . . . . . . . . . . . . . . . . . . . . . . . . . pag. </w:t>
       </w:r>
       <w:r>
         <w:rPr>
@@ -1179,7 +1182,7 @@
           <w:sz w:val="28"/>
           <w:szCs w:val="28"/>
         </w:rPr>
-        <w:t>15</w:t>
+        <w:t>18</w:t>
       </w:r>
     </w:p>
     <w:p>
@@ -1201,216 +1204,7 @@
           <w:sz w:val="28"/>
           <w:szCs w:val="28"/>
         </w:rPr>
-        <w:t xml:space="preserve">3.1 Diagramma delle Classi . . . . . . . . . . . . . . . . . . . . . . . . </w:t>
-      </w:r>
-      <w:proofErr w:type="gramStart"/>
-      <w:r>
-        <w:rPr>
-          <w:rFonts w:cstheme="minorHAnsi"/>
-          <w:sz w:val="28"/>
-          <w:szCs w:val="28"/>
-        </w:rPr>
-        <w:t>. . . .</w:t>
-      </w:r>
-      <w:proofErr w:type="gramEnd"/>
-      <w:r>
-        <w:rPr>
-          <w:rFonts w:cstheme="minorHAnsi"/>
-          <w:sz w:val="28"/>
-          <w:szCs w:val="28"/>
-        </w:rPr>
-        <w:t xml:space="preserve"> . pag. </w:t>
-      </w:r>
-      <w:r>
-        <w:rPr>
-          <w:rFonts w:cstheme="minorHAnsi"/>
-          <w:sz w:val="28"/>
-          <w:szCs w:val="28"/>
-        </w:rPr>
-        <w:t>15</w:t>
-      </w:r>
-    </w:p>
-    <w:p>
-      <w:pPr>
-        <w:autoSpaceDE w:val="0"/>
-        <w:autoSpaceDN w:val="0"/>
-        <w:adjustRightInd w:val="0"/>
-        <w:spacing w:after="0" w:line="240" w:lineRule="auto"/>
-        <w:ind w:firstLine="708"/>
-        <w:rPr>
-          <w:rFonts w:cstheme="minorHAnsi"/>
-          <w:sz w:val="28"/>
-          <w:szCs w:val="28"/>
-        </w:rPr>
-      </w:pPr>
-      <w:r>
-        <w:rPr>
-          <w:rFonts w:cstheme="minorHAnsi"/>
-          <w:sz w:val="28"/>
-          <w:szCs w:val="28"/>
-        </w:rPr>
-        <w:t xml:space="preserve">3.2 Diagrammi di Sequenza . . . . . . . . . . . . . . . . . . . . . . . . </w:t>
-      </w:r>
-      <w:proofErr w:type="gramStart"/>
-      <w:r>
-        <w:rPr>
-          <w:rFonts w:cstheme="minorHAnsi"/>
-          <w:sz w:val="28"/>
-          <w:szCs w:val="28"/>
-        </w:rPr>
-        <w:t>. . . .</w:t>
-      </w:r>
-      <w:proofErr w:type="gramEnd"/>
-      <w:r>
-        <w:rPr>
-          <w:rFonts w:cstheme="minorHAnsi"/>
-          <w:sz w:val="28"/>
-          <w:szCs w:val="28"/>
-        </w:rPr>
-        <w:t xml:space="preserve"> . pag. </w:t>
-      </w:r>
-      <w:r>
-        <w:rPr>
-          <w:rFonts w:cstheme="minorHAnsi"/>
-          <w:sz w:val="28"/>
-          <w:szCs w:val="28"/>
-        </w:rPr>
-        <w:t>17</w:t>
-      </w:r>
-    </w:p>
-    <w:p>
-      <w:pPr>
-        <w:autoSpaceDE w:val="0"/>
-        <w:autoSpaceDN w:val="0"/>
-        <w:adjustRightInd w:val="0"/>
-        <w:spacing w:after="0" w:line="240" w:lineRule="auto"/>
-        <w:rPr>
-          <w:rFonts w:cstheme="minorHAnsi"/>
-          <w:sz w:val="28"/>
-          <w:szCs w:val="28"/>
-        </w:rPr>
-      </w:pPr>
-      <w:r>
-        <w:rPr>
-          <w:rFonts w:cstheme="minorHAnsi"/>
-          <w:sz w:val="28"/>
-          <w:szCs w:val="28"/>
-        </w:rPr>
-        <w:t xml:space="preserve">4 Testing . . . . . . . . . . . . . . . . . . . . . . . . . . . . . . . . . . . . . . . . . . . . . </w:t>
-      </w:r>
-      <w:proofErr w:type="gramStart"/>
-      <w:r>
-        <w:rPr>
-          <w:rFonts w:cstheme="minorHAnsi"/>
-          <w:sz w:val="28"/>
-          <w:szCs w:val="28"/>
-        </w:rPr>
-        <w:t>. . . .</w:t>
-      </w:r>
-      <w:proofErr w:type="gramEnd"/>
-      <w:r>
-        <w:rPr>
-          <w:rFonts w:cstheme="minorHAnsi"/>
-          <w:sz w:val="28"/>
-          <w:szCs w:val="28"/>
-        </w:rPr>
-        <w:t xml:space="preserve"> </w:t>
-      </w:r>
-      <w:proofErr w:type="gramStart"/>
-      <w:r>
-        <w:rPr>
-          <w:rFonts w:cstheme="minorHAnsi"/>
-          <w:sz w:val="28"/>
-          <w:szCs w:val="28"/>
-        </w:rPr>
-        <w:t>.pag.</w:t>
-      </w:r>
-      <w:proofErr w:type="gramEnd"/>
-      <w:r>
-        <w:rPr>
-          <w:rFonts w:cstheme="minorHAnsi"/>
-          <w:sz w:val="28"/>
-          <w:szCs w:val="28"/>
-        </w:rPr>
-        <w:t xml:space="preserve"> </w:t>
-      </w:r>
-      <w:r>
-        <w:rPr>
-          <w:rFonts w:cstheme="minorHAnsi"/>
-          <w:sz w:val="28"/>
-          <w:szCs w:val="28"/>
-        </w:rPr>
-        <w:t>18</w:t>
-      </w:r>
-    </w:p>
-    <w:p>
-      <w:pPr>
-        <w:autoSpaceDE w:val="0"/>
-        <w:autoSpaceDN w:val="0"/>
-        <w:adjustRightInd w:val="0"/>
-        <w:spacing w:after="0" w:line="240" w:lineRule="auto"/>
-        <w:ind w:firstLine="708"/>
-        <w:rPr>
-          <w:rFonts w:cstheme="minorHAnsi"/>
-          <w:sz w:val="28"/>
-          <w:szCs w:val="28"/>
-        </w:rPr>
-      </w:pPr>
-      <w:r>
-        <w:rPr>
-          <w:rFonts w:cstheme="minorHAnsi"/>
-          <w:sz w:val="28"/>
-          <w:szCs w:val="28"/>
-        </w:rPr>
-        <w:t xml:space="preserve">4.1 Introduzione. . . . . . . . . . . . . . . . . . . . . . . . . . . . . . . . . . . . . . . pag. </w:t>
-      </w:r>
-      <w:r>
-        <w:rPr>
-          <w:rFonts w:cstheme="minorHAnsi"/>
-          <w:sz w:val="28"/>
-          <w:szCs w:val="28"/>
-        </w:rPr>
-        <w:t>18</w:t>
-      </w:r>
-    </w:p>
-    <w:p>
-      <w:pPr>
-        <w:autoSpaceDE w:val="0"/>
-        <w:autoSpaceDN w:val="0"/>
-        <w:adjustRightInd w:val="0"/>
-        <w:spacing w:after="0" w:line="240" w:lineRule="auto"/>
-        <w:ind w:firstLine="708"/>
-        <w:rPr>
-          <w:rFonts w:cstheme="minorHAnsi"/>
-          <w:sz w:val="28"/>
-          <w:szCs w:val="28"/>
-        </w:rPr>
-      </w:pPr>
-      <w:r>
-        <w:rPr>
-          <w:rFonts w:cstheme="minorHAnsi"/>
-          <w:sz w:val="28"/>
-          <w:szCs w:val="28"/>
-        </w:rPr>
-        <w:t xml:space="preserve">4.2 Individuazione dei casi di test e Testing Unitario . . . . . . </w:t>
-      </w:r>
-      <w:proofErr w:type="gramStart"/>
-      <w:r>
-        <w:rPr>
-          <w:rFonts w:cstheme="minorHAnsi"/>
-          <w:sz w:val="28"/>
-          <w:szCs w:val="28"/>
-        </w:rPr>
-        <w:t>. . . .</w:t>
-      </w:r>
-      <w:proofErr w:type="gramEnd"/>
-      <w:r>
-        <w:rPr>
-          <w:rFonts w:cstheme="minorHAnsi"/>
-          <w:sz w:val="28"/>
-          <w:szCs w:val="28"/>
-        </w:rPr>
-        <w:t xml:space="preserve"> pag. </w:t>
+        <w:t xml:space="preserve">4.2 Individuazione dei casi di test e Testing Unitario . . . . . . . . . . pag. </w:t>
       </w:r>
       <w:r>
         <w:rPr>
@@ -1714,7 +1508,7 @@
           <w:sz w:val="24"/>
           <w:szCs w:val="24"/>
         </w:rPr>
-        <w:t>G</w:t>
+        <w:t>g</w:t>
       </w:r>
       <w:r>
         <w:rPr>
@@ -2075,23 +1869,7 @@
           <w:sz w:val="24"/>
           <w:szCs w:val="24"/>
         </w:rPr>
-        <w:t xml:space="preserve">i dati acquisiti dei </w:t>
-      </w:r>
-      <w:r>
-        <w:rPr>
-          <w:rFonts w:cstheme="minorHAnsi"/>
-          <w:sz w:val="24"/>
-          <w:szCs w:val="24"/>
-        </w:rPr>
-        <w:t>medici</w:t>
-      </w:r>
-      <w:r>
-        <w:rPr>
-          <w:rFonts w:cstheme="minorHAnsi"/>
-          <w:sz w:val="24"/>
-          <w:szCs w:val="24"/>
-        </w:rPr>
-        <w:t xml:space="preserve"> in un database (dati persistenti)</w:t>
+        <w:t>i dati acquisiti dei medici in un database (dati persistenti)</w:t>
       </w:r>
     </w:p>
     <w:p>
@@ -2121,23 +1899,29 @@
           <w:sz w:val="24"/>
           <w:szCs w:val="24"/>
         </w:rPr>
-        <w:t xml:space="preserve">i dati acquisiti </w:t>
-      </w:r>
-      <w:r>
-        <w:rPr>
-          <w:rFonts w:cstheme="minorHAnsi"/>
-          <w:sz w:val="24"/>
-          <w:szCs w:val="24"/>
-        </w:rPr>
-        <w:t xml:space="preserve">nelle varie prenotazioni registrate </w:t>
-      </w:r>
-      <w:r>
-        <w:rPr>
-          <w:rFonts w:cstheme="minorHAnsi"/>
-          <w:sz w:val="24"/>
-          <w:szCs w:val="24"/>
-        </w:rPr>
-        <w:t>in un database (dati persistenti)</w:t>
+        <w:t>i dati acquisiti nelle varie prenotazioni registrate in un database (dati persistenti)</w:t>
+      </w:r>
+    </w:p>
+    <w:p>
+      <w:pPr>
+        <w:pStyle w:val="Paragrafoelenco"/>
+        <w:numPr>
+          <w:ilvl w:val="0"/>
+          <w:numId w:val="2"/>
+        </w:numPr>
+        <w:rPr>
+          <w:rFonts w:cstheme="minorHAnsi"/>
+          <w:sz w:val="24"/>
+          <w:szCs w:val="24"/>
+        </w:rPr>
+      </w:pPr>
+      <w:r>
+        <w:rPr>
+          <w:rFonts w:cstheme="minorHAnsi"/>
+          <w:sz w:val="24"/>
+          <w:szCs w:val="24"/>
+        </w:rPr>
+        <w:t>Gestione pagamenti</w:t>
       </w:r>
     </w:p>
     <w:p>
@@ -2395,6 +2179,14 @@
               </w:rPr>
               <w:t>UC1: Inserimento nel database di un nuovo paziente</w:t>
             </w:r>
+            <w:r>
+              <w:rPr>
+                <w:rFonts w:cstheme="minorHAnsi"/>
+                <w:sz w:val="24"/>
+                <w:szCs w:val="24"/>
+              </w:rPr>
+              <w:t xml:space="preserve"> (CRUD)</w:t>
+            </w:r>
           </w:p>
         </w:tc>
       </w:tr>
@@ -2465,6 +2257,23 @@
                 <w:szCs w:val="24"/>
               </w:rPr>
               <w:t>UC2: Inserimento nel database di un nuovo medico</w:t>
+            </w:r>
+          </w:p>
+          <w:p>
+            <w:pPr>
+              <w:rPr>
+                <w:rFonts w:cstheme="minorHAnsi"/>
+                <w:sz w:val="24"/>
+                <w:szCs w:val="24"/>
+              </w:rPr>
+            </w:pPr>
+            <w:r>
+              <w:rPr>
+                <w:rFonts w:cstheme="minorHAnsi"/>
+                <w:sz w:val="24"/>
+                <w:szCs w:val="24"/>
+              </w:rPr>
+              <w:t>(CRUD)</w:t>
             </w:r>
           </w:p>
         </w:tc>
@@ -2535,7 +2344,31 @@
                 <w:sz w:val="24"/>
                 <w:szCs w:val="24"/>
               </w:rPr>
-              <w:t>UC3: Inserimento nel database di una nuova prenotazione</w:t>
+              <w:t xml:space="preserve">UC3: Inserimento nel database di una nuova </w:t>
+            </w:r>
+            <w:r>
+              <w:rPr>
+                <w:rFonts w:cstheme="minorHAnsi"/>
+                <w:sz w:val="24"/>
+                <w:szCs w:val="24"/>
+              </w:rPr>
+              <w:t>prenotazione</w:t>
+            </w:r>
+            <w:r>
+              <w:rPr>
+                <w:rFonts w:cstheme="minorHAnsi"/>
+                <w:sz w:val="24"/>
+                <w:szCs w:val="24"/>
+              </w:rPr>
+              <w:t xml:space="preserve"> (</w:t>
+            </w:r>
+            <w:r>
+              <w:rPr>
+                <w:rFonts w:cstheme="minorHAnsi"/>
+                <w:sz w:val="24"/>
+                <w:szCs w:val="24"/>
+              </w:rPr>
+              <w:t>CRUD)</w:t>
             </w:r>
           </w:p>
         </w:tc>
@@ -2947,79 +2780,13 @@
               </w:rPr>
               <w:t>UC7: Salva database pazienti</w:t>
             </w:r>
-          </w:p>
-        </w:tc>
-      </w:tr>
-      <w:tr>
-        <w:trPr>
-          <w:trHeight w:val="563"/>
-        </w:trPr>
-        <w:tc>
-          <w:tcPr>
-            <w:tcW w:w="3193" w:type="dxa"/>
-          </w:tcPr>
-          <w:p>
-            <w:pPr>
-              <w:rPr>
-                <w:rFonts w:cstheme="minorHAnsi"/>
-                <w:sz w:val="24"/>
-                <w:szCs w:val="24"/>
-              </w:rPr>
-            </w:pPr>
             <w:r>
               <w:rPr>
                 <w:rFonts w:cstheme="minorHAnsi"/>
                 <w:sz w:val="24"/>
                 <w:szCs w:val="24"/>
               </w:rPr>
-              <w:t>Operatore</w:t>
-            </w:r>
-          </w:p>
-        </w:tc>
-        <w:tc>
-          <w:tcPr>
-            <w:tcW w:w="3193" w:type="dxa"/>
-          </w:tcPr>
-          <w:p>
-            <w:pPr>
-              <w:rPr>
-                <w:rFonts w:cstheme="minorHAnsi"/>
-                <w:sz w:val="24"/>
-                <w:szCs w:val="24"/>
-              </w:rPr>
-            </w:pPr>
-            <w:r>
-              <w:rPr>
-                <w:rFonts w:cstheme="minorHAnsi"/>
-                <w:sz w:val="24"/>
-                <w:szCs w:val="24"/>
-              </w:rPr>
-              <w:t>Salvare il database dei medici</w:t>
-            </w:r>
-          </w:p>
-        </w:tc>
-        <w:tc>
-          <w:tcPr>
-            <w:tcW w:w="3194" w:type="dxa"/>
-          </w:tcPr>
-          <w:p>
-            <w:pPr>
-              <w:autoSpaceDE w:val="0"/>
-              <w:autoSpaceDN w:val="0"/>
-              <w:adjustRightInd w:val="0"/>
-              <w:rPr>
-                <w:rFonts w:cstheme="minorHAnsi"/>
-                <w:sz w:val="24"/>
-                <w:szCs w:val="24"/>
-              </w:rPr>
-            </w:pPr>
-            <w:r>
-              <w:rPr>
-                <w:rFonts w:cstheme="minorHAnsi"/>
-                <w:sz w:val="24"/>
-                <w:szCs w:val="24"/>
-              </w:rPr>
-              <w:t>UC8: Salva database medici</w:t>
+              <w:t xml:space="preserve"> (CRUD)</w:t>
             </w:r>
           </w:p>
         </w:tc>
@@ -3068,6 +2835,88 @@
                 <w:sz w:val="24"/>
                 <w:szCs w:val="24"/>
               </w:rPr>
+              <w:t>Salvare il database dei medici</w:t>
+            </w:r>
+          </w:p>
+        </w:tc>
+        <w:tc>
+          <w:tcPr>
+            <w:tcW w:w="3194" w:type="dxa"/>
+          </w:tcPr>
+          <w:p>
+            <w:pPr>
+              <w:autoSpaceDE w:val="0"/>
+              <w:autoSpaceDN w:val="0"/>
+              <w:adjustRightInd w:val="0"/>
+              <w:rPr>
+                <w:rFonts w:cstheme="minorHAnsi"/>
+                <w:sz w:val="24"/>
+                <w:szCs w:val="24"/>
+              </w:rPr>
+            </w:pPr>
+            <w:r>
+              <w:rPr>
+                <w:rFonts w:cstheme="minorHAnsi"/>
+                <w:sz w:val="24"/>
+                <w:szCs w:val="24"/>
+              </w:rPr>
+              <w:t>UC8: Salva database medici</w:t>
+            </w:r>
+            <w:r>
+              <w:rPr>
+                <w:rFonts w:cstheme="minorHAnsi"/>
+                <w:sz w:val="24"/>
+                <w:szCs w:val="24"/>
+              </w:rPr>
+              <w:t xml:space="preserve"> (CRUD)</w:t>
+            </w:r>
+          </w:p>
+        </w:tc>
+      </w:tr>
+      <w:tr>
+        <w:trPr>
+          <w:trHeight w:val="563"/>
+        </w:trPr>
+        <w:tc>
+          <w:tcPr>
+            <w:tcW w:w="3193" w:type="dxa"/>
+          </w:tcPr>
+          <w:p>
+            <w:pPr>
+              <w:rPr>
+                <w:rFonts w:cstheme="minorHAnsi"/>
+                <w:sz w:val="24"/>
+                <w:szCs w:val="24"/>
+              </w:rPr>
+            </w:pPr>
+            <w:r>
+              <w:rPr>
+                <w:rFonts w:cstheme="minorHAnsi"/>
+                <w:sz w:val="24"/>
+                <w:szCs w:val="24"/>
+              </w:rPr>
+              <w:t>Operatore</w:t>
+            </w:r>
+          </w:p>
+        </w:tc>
+        <w:tc>
+          <w:tcPr>
+            <w:tcW w:w="3193" w:type="dxa"/>
+          </w:tcPr>
+          <w:p>
+            <w:pPr>
+              <w:rPr>
+                <w:rFonts w:cstheme="minorHAnsi"/>
+                <w:sz w:val="24"/>
+                <w:szCs w:val="24"/>
+              </w:rPr>
+            </w:pPr>
+            <w:r>
+              <w:rPr>
+                <w:rFonts w:cstheme="minorHAnsi"/>
+                <w:sz w:val="24"/>
+                <w:szCs w:val="24"/>
+              </w:rPr>
               <w:t>Salvare il database delle prenotazioni</w:t>
             </w:r>
           </w:p>
@@ -3095,6 +2944,88 @@
               </w:rPr>
               <w:t>UC9: Salva database prenotazioni</w:t>
             </w:r>
+            <w:r>
+              <w:rPr>
+                <w:rFonts w:cstheme="minorHAnsi"/>
+                <w:sz w:val="24"/>
+                <w:szCs w:val="24"/>
+              </w:rPr>
+              <w:t xml:space="preserve"> (CRUD)</w:t>
+            </w:r>
+          </w:p>
+        </w:tc>
+      </w:tr>
+      <w:tr>
+        <w:trPr>
+          <w:trHeight w:val="563"/>
+        </w:trPr>
+        <w:tc>
+          <w:tcPr>
+            <w:tcW w:w="3193" w:type="dxa"/>
+          </w:tcPr>
+          <w:p>
+            <w:pPr>
+              <w:rPr>
+                <w:rFonts w:cstheme="minorHAnsi"/>
+                <w:sz w:val="24"/>
+                <w:szCs w:val="24"/>
+              </w:rPr>
+            </w:pPr>
+            <w:r>
+              <w:rPr>
+                <w:rFonts w:cstheme="minorHAnsi"/>
+                <w:sz w:val="24"/>
+                <w:szCs w:val="24"/>
+              </w:rPr>
+              <w:t>Operatore</w:t>
+            </w:r>
+          </w:p>
+        </w:tc>
+        <w:tc>
+          <w:tcPr>
+            <w:tcW w:w="3193" w:type="dxa"/>
+          </w:tcPr>
+          <w:p>
+            <w:pPr>
+              <w:rPr>
+                <w:rFonts w:cstheme="minorHAnsi"/>
+                <w:sz w:val="24"/>
+                <w:szCs w:val="24"/>
+              </w:rPr>
+            </w:pPr>
+            <w:r>
+              <w:rPr>
+                <w:rFonts w:cstheme="minorHAnsi"/>
+                <w:sz w:val="24"/>
+                <w:szCs w:val="24"/>
+              </w:rPr>
+              <w:t>Gestione del pagamento</w:t>
+            </w:r>
+          </w:p>
+        </w:tc>
+        <w:tc>
+          <w:tcPr>
+            <w:tcW w:w="3194" w:type="dxa"/>
+          </w:tcPr>
+          <w:p>
+            <w:pPr>
+              <w:autoSpaceDE w:val="0"/>
+              <w:autoSpaceDN w:val="0"/>
+              <w:adjustRightInd w:val="0"/>
+              <w:rPr>
+                <w:rFonts w:cstheme="minorHAnsi"/>
+                <w:sz w:val="24"/>
+                <w:szCs w:val="24"/>
+              </w:rPr>
+            </w:pPr>
+            <w:r>
+              <w:rPr>
+                <w:rFonts w:cstheme="minorHAnsi"/>
+                <w:sz w:val="24"/>
+                <w:szCs w:val="24"/>
+              </w:rPr>
+              <w:t>UC10: Gestione del pagamento</w:t>
+            </w:r>
           </w:p>
         </w:tc>
       </w:tr>
@@ -3221,7 +3152,6 @@
           <w:sz w:val="24"/>
           <w:szCs w:val="24"/>
         </w:rPr>
-        <w:lastRenderedPageBreak/>
         <w:t>I casi d’uso appena descritti si traducono graficamente nel seguente diagramma UML:</w:t>
       </w:r>
     </w:p>
@@ -3250,8 +3180,8 @@
           <w:szCs w:val="24"/>
         </w:rPr>
         <w:drawing>
-          <wp:inline distT="0" distB="0" distL="0" distR="0" wp14:anchorId="62B51AA6" wp14:editId="7E60FD13">
-            <wp:extent cx="6120130" cy="3216910"/>
+          <wp:inline distT="0" distB="0" distL="0" distR="0" wp14:anchorId="08DE06F4" wp14:editId="4125F72A">
+            <wp:extent cx="6120130" cy="4245610"/>
             <wp:effectExtent l="0" t="0" r="0" b="2540"/>
             <wp:docPr id="1" name="Immagine 1"/>
             <wp:cNvGraphicFramePr>
@@ -3273,7 +3203,7 @@
                   <pic:spPr>
                     <a:xfrm>
                       <a:off x="0" y="0"/>
-                      <a:ext cx="6120130" cy="3216910"/>
+                      <a:ext cx="6120130" cy="4245610"/>
                     </a:xfrm>
                     <a:prstGeom prst="rect">
                       <a:avLst/>
@@ -3471,6 +3401,7 @@
                 <w:sz w:val="24"/>
                 <w:szCs w:val="24"/>
               </w:rPr>
+              <w:lastRenderedPageBreak/>
               <w:t>Nome del caso d’uso</w:t>
             </w:r>
           </w:p>
@@ -3846,7 +3777,6 @@
                 <w:sz w:val="24"/>
                 <w:szCs w:val="24"/>
               </w:rPr>
-              <w:lastRenderedPageBreak/>
               <w:t>Scenario principale di</w:t>
             </w:r>
           </w:p>
@@ -4231,33 +4161,15 @@
           <w:sz w:val="24"/>
           <w:szCs w:val="24"/>
         </w:rPr>
-        <w:t>UC</w:t>
-      </w:r>
-      <w:r>
-        <w:rPr>
-          <w:rFonts w:cstheme="minorHAnsi"/>
-          <w:b/>
-          <w:bCs/>
-          <w:sz w:val="24"/>
-          <w:szCs w:val="24"/>
-        </w:rPr>
-        <w:t>2</w:t>
-      </w:r>
-      <w:r>
-        <w:rPr>
-          <w:rFonts w:cstheme="minorHAnsi"/>
-          <w:sz w:val="24"/>
-          <w:szCs w:val="24"/>
-        </w:rPr>
-        <w:t xml:space="preserve">: Inserimento nel database di un nuovo </w:t>
-      </w:r>
-      <w:r>
-        <w:rPr>
-          <w:rFonts w:cstheme="minorHAnsi"/>
-          <w:sz w:val="24"/>
-          <w:szCs w:val="24"/>
-        </w:rPr>
-        <w:t>medico</w:t>
+        <w:t>UC2</w:t>
+      </w:r>
+      <w:r>
+        <w:rPr>
+          <w:rFonts w:cstheme="minorHAnsi"/>
+          <w:sz w:val="24"/>
+          <w:szCs w:val="24"/>
+        </w:rPr>
+        <w:t>: Inserimento nel database di un nuovo medico</w:t>
       </w:r>
     </w:p>
     <w:p>
@@ -4320,15 +4232,7 @@
                 <w:sz w:val="24"/>
                 <w:szCs w:val="24"/>
               </w:rPr>
-              <w:t xml:space="preserve">Inserimento nel database di un nuovo </w:t>
-            </w:r>
-            <w:r>
-              <w:rPr>
-                <w:rFonts w:cstheme="minorHAnsi"/>
-                <w:sz w:val="24"/>
-                <w:szCs w:val="24"/>
-              </w:rPr>
-              <w:t>medico</w:t>
+              <w:t>Inserimento nel database di un nuovo medico</w:t>
             </w:r>
           </w:p>
         </w:tc>
@@ -4540,15 +4444,7 @@
                 <w:sz w:val="24"/>
                 <w:szCs w:val="24"/>
               </w:rPr>
-              <w:t xml:space="preserve">Operatore: Riporta in un form i dati acquisiti del </w:t>
-            </w:r>
-            <w:r>
-              <w:rPr>
-                <w:rFonts w:cstheme="minorHAnsi"/>
-                <w:sz w:val="24"/>
-                <w:szCs w:val="24"/>
-              </w:rPr>
-              <w:t>medico</w:t>
+              <w:t>Operatore: Riporta in un form i dati acquisiti del medico</w:t>
             </w:r>
           </w:p>
           <w:p>
@@ -4570,15 +4466,7 @@
                 <w:sz w:val="24"/>
                 <w:szCs w:val="24"/>
               </w:rPr>
-              <w:t>Medico</w:t>
-            </w:r>
-            <w:r>
-              <w:rPr>
-                <w:rFonts w:cstheme="minorHAnsi"/>
-                <w:sz w:val="24"/>
-                <w:szCs w:val="24"/>
-              </w:rPr>
-              <w:t>: Fornisce i dati</w:t>
+              <w:t>Medico: Fornisce i dati</w:t>
             </w:r>
           </w:p>
         </w:tc>
@@ -4624,15 +4512,7 @@
                 <w:sz w:val="24"/>
                 <w:szCs w:val="24"/>
               </w:rPr>
-              <w:t xml:space="preserve">Dati del </w:t>
-            </w:r>
-            <w:r>
-              <w:rPr>
-                <w:rFonts w:cstheme="minorHAnsi"/>
-                <w:sz w:val="24"/>
-                <w:szCs w:val="24"/>
-              </w:rPr>
-              <w:t>medico</w:t>
+              <w:t>Dati del medico</w:t>
             </w:r>
           </w:p>
         </w:tc>
@@ -4678,23 +4558,7 @@
                 <w:sz w:val="24"/>
                 <w:szCs w:val="24"/>
               </w:rPr>
-              <w:t xml:space="preserve">Il </w:t>
-            </w:r>
-            <w:r>
-              <w:rPr>
-                <w:rFonts w:cstheme="minorHAnsi"/>
-                <w:sz w:val="24"/>
-                <w:szCs w:val="24"/>
-              </w:rPr>
-              <w:t>medico</w:t>
-            </w:r>
-            <w:r>
-              <w:rPr>
-                <w:rFonts w:cstheme="minorHAnsi"/>
-                <w:sz w:val="24"/>
-                <w:szCs w:val="24"/>
-              </w:rPr>
-              <w:t xml:space="preserve"> fornisce tutti i dati richiesti dall’operatore</w:t>
+              <w:t>Il medico fornisce tutti i dati richiesti dall’operatore</w:t>
             </w:r>
           </w:p>
         </w:tc>
@@ -4863,6 +4727,7 @@
                 <w:sz w:val="24"/>
                 <w:szCs w:val="24"/>
               </w:rPr>
+              <w:lastRenderedPageBreak/>
               <w:t>Elenco delle varianti</w:t>
             </w:r>
           </w:p>
@@ -4940,15 +4805,7 @@
                 <w:sz w:val="24"/>
                 <w:szCs w:val="24"/>
               </w:rPr>
-              <w:t>Dipendente dal numero d</w:t>
-            </w:r>
-            <w:r>
-              <w:rPr>
-                <w:rFonts w:cstheme="minorHAnsi"/>
-                <w:sz w:val="24"/>
-                <w:szCs w:val="24"/>
-              </w:rPr>
-              <w:t>ei medici</w:t>
+              <w:t>Dipendente dal numero dei medici</w:t>
             </w:r>
           </w:p>
         </w:tc>
@@ -4992,15 +4849,6 @@
         </w:tc>
       </w:tr>
     </w:tbl>
-    <w:p>
-      <w:pPr>
-        <w:rPr>
-          <w:rFonts w:cstheme="minorHAnsi"/>
-          <w:sz w:val="24"/>
-          <w:szCs w:val="24"/>
-        </w:rPr>
-      </w:pPr>
-    </w:p>
     <w:p>
       <w:pPr>
         <w:rPr>
@@ -5905,6 +5753,800 @@
           <w:szCs w:val="24"/>
         </w:rPr>
       </w:pPr>
+      <w:r>
+        <w:rPr>
+          <w:rFonts w:cstheme="minorHAnsi"/>
+          <w:b/>
+          <w:bCs/>
+          <w:sz w:val="24"/>
+          <w:szCs w:val="24"/>
+        </w:rPr>
+        <w:t>UC</w:t>
+      </w:r>
+      <w:r>
+        <w:rPr>
+          <w:rFonts w:cstheme="minorHAnsi"/>
+          <w:b/>
+          <w:bCs/>
+          <w:sz w:val="24"/>
+          <w:szCs w:val="24"/>
+        </w:rPr>
+        <w:t>10</w:t>
+      </w:r>
+      <w:r>
+        <w:rPr>
+          <w:rFonts w:cstheme="minorHAnsi"/>
+          <w:sz w:val="24"/>
+          <w:szCs w:val="24"/>
+        </w:rPr>
+        <w:t xml:space="preserve">: </w:t>
+      </w:r>
+      <w:r>
+        <w:rPr>
+          <w:rFonts w:cstheme="minorHAnsi"/>
+          <w:sz w:val="24"/>
+          <w:szCs w:val="24"/>
+        </w:rPr>
+        <w:t>Gestione del pagamento</w:t>
+      </w:r>
+    </w:p>
+    <w:p>
+      <w:pPr>
+        <w:rPr>
+          <w:rFonts w:cstheme="minorHAnsi"/>
+          <w:sz w:val="24"/>
+          <w:szCs w:val="24"/>
+        </w:rPr>
+      </w:pPr>
+    </w:p>
+    <w:tbl>
+      <w:tblPr>
+        <w:tblStyle w:val="Grigliatabella"/>
+        <w:tblW w:w="0" w:type="auto"/>
+        <w:tblLook w:val="04A0" w:firstRow="1" w:lastRow="0" w:firstColumn="1" w:lastColumn="0" w:noHBand="0" w:noVBand="1"/>
+      </w:tblPr>
+      <w:tblGrid>
+        <w:gridCol w:w="4814"/>
+        <w:gridCol w:w="4814"/>
+      </w:tblGrid>
+      <w:tr>
+        <w:tc>
+          <w:tcPr>
+            <w:tcW w:w="4814" w:type="dxa"/>
+            <w:hideMark/>
+          </w:tcPr>
+          <w:p>
+            <w:pPr>
+              <w:rPr>
+                <w:rFonts w:cstheme="minorHAnsi"/>
+                <w:sz w:val="24"/>
+                <w:szCs w:val="24"/>
+              </w:rPr>
+            </w:pPr>
+            <w:r>
+              <w:rPr>
+                <w:rFonts w:cstheme="minorHAnsi"/>
+                <w:sz w:val="24"/>
+                <w:szCs w:val="24"/>
+              </w:rPr>
+              <w:t>Nome del caso d’uso</w:t>
+            </w:r>
+          </w:p>
+        </w:tc>
+        <w:tc>
+          <w:tcPr>
+            <w:tcW w:w="4814" w:type="dxa"/>
+            <w:hideMark/>
+          </w:tcPr>
+          <w:p>
+            <w:pPr>
+              <w:rPr>
+                <w:rFonts w:cstheme="minorHAnsi"/>
+                <w:sz w:val="24"/>
+                <w:szCs w:val="24"/>
+              </w:rPr>
+            </w:pPr>
+            <w:r>
+              <w:rPr>
+                <w:rFonts w:cstheme="minorHAnsi"/>
+                <w:sz w:val="24"/>
+                <w:szCs w:val="24"/>
+              </w:rPr>
+              <w:t>Gestione del pagamento</w:t>
+            </w:r>
+          </w:p>
+        </w:tc>
+      </w:tr>
+      <w:tr>
+        <w:tc>
+          <w:tcPr>
+            <w:tcW w:w="4814" w:type="dxa"/>
+            <w:hideMark/>
+          </w:tcPr>
+          <w:p>
+            <w:pPr>
+              <w:rPr>
+                <w:rFonts w:cstheme="minorHAnsi"/>
+                <w:sz w:val="24"/>
+                <w:szCs w:val="24"/>
+              </w:rPr>
+            </w:pPr>
+            <w:r>
+              <w:rPr>
+                <w:rFonts w:cstheme="minorHAnsi"/>
+                <w:sz w:val="24"/>
+                <w:szCs w:val="24"/>
+              </w:rPr>
+              <w:t>Portata</w:t>
+            </w:r>
+          </w:p>
+        </w:tc>
+        <w:tc>
+          <w:tcPr>
+            <w:tcW w:w="4814" w:type="dxa"/>
+            <w:hideMark/>
+          </w:tcPr>
+          <w:p>
+            <w:pPr>
+              <w:tabs>
+                <w:tab w:val="left" w:pos="1051"/>
+              </w:tabs>
+              <w:rPr>
+                <w:rFonts w:cstheme="minorHAnsi"/>
+                <w:sz w:val="24"/>
+                <w:szCs w:val="24"/>
+              </w:rPr>
+            </w:pPr>
+            <w:r>
+              <w:rPr>
+                <w:rFonts w:cstheme="minorHAnsi"/>
+                <w:sz w:val="24"/>
+                <w:szCs w:val="24"/>
+              </w:rPr>
+              <w:t>Applicazione</w:t>
+            </w:r>
+          </w:p>
+        </w:tc>
+      </w:tr>
+      <w:tr>
+        <w:tc>
+          <w:tcPr>
+            <w:tcW w:w="4814" w:type="dxa"/>
+            <w:hideMark/>
+          </w:tcPr>
+          <w:p>
+            <w:pPr>
+              <w:rPr>
+                <w:rFonts w:cstheme="minorHAnsi"/>
+                <w:sz w:val="24"/>
+                <w:szCs w:val="24"/>
+              </w:rPr>
+            </w:pPr>
+            <w:r>
+              <w:rPr>
+                <w:rFonts w:cstheme="minorHAnsi"/>
+                <w:sz w:val="24"/>
+                <w:szCs w:val="24"/>
+              </w:rPr>
+              <w:t>Livello</w:t>
+            </w:r>
+          </w:p>
+        </w:tc>
+        <w:tc>
+          <w:tcPr>
+            <w:tcW w:w="4814" w:type="dxa"/>
+            <w:hideMark/>
+          </w:tcPr>
+          <w:p>
+            <w:pPr>
+              <w:rPr>
+                <w:rFonts w:cstheme="minorHAnsi"/>
+                <w:sz w:val="24"/>
+                <w:szCs w:val="24"/>
+              </w:rPr>
+            </w:pPr>
+            <w:r>
+              <w:rPr>
+                <w:rFonts w:cstheme="minorHAnsi"/>
+                <w:sz w:val="24"/>
+                <w:szCs w:val="24"/>
+              </w:rPr>
+              <w:t>Obiettivo utente</w:t>
+            </w:r>
+          </w:p>
+        </w:tc>
+      </w:tr>
+      <w:tr>
+        <w:tc>
+          <w:tcPr>
+            <w:tcW w:w="4814" w:type="dxa"/>
+            <w:hideMark/>
+          </w:tcPr>
+          <w:p>
+            <w:pPr>
+              <w:rPr>
+                <w:rFonts w:cstheme="minorHAnsi"/>
+                <w:sz w:val="24"/>
+                <w:szCs w:val="24"/>
+              </w:rPr>
+            </w:pPr>
+            <w:r>
+              <w:rPr>
+                <w:rFonts w:cstheme="minorHAnsi"/>
+                <w:sz w:val="24"/>
+                <w:szCs w:val="24"/>
+              </w:rPr>
+              <w:t>Attore primario</w:t>
+            </w:r>
+          </w:p>
+        </w:tc>
+        <w:tc>
+          <w:tcPr>
+            <w:tcW w:w="4814" w:type="dxa"/>
+            <w:hideMark/>
+          </w:tcPr>
+          <w:p>
+            <w:pPr>
+              <w:rPr>
+                <w:rFonts w:cstheme="minorHAnsi"/>
+                <w:sz w:val="24"/>
+                <w:szCs w:val="24"/>
+              </w:rPr>
+            </w:pPr>
+            <w:r>
+              <w:rPr>
+                <w:rFonts w:cstheme="minorHAnsi"/>
+                <w:sz w:val="24"/>
+                <w:szCs w:val="24"/>
+              </w:rPr>
+              <w:t>Operatore</w:t>
+            </w:r>
+          </w:p>
+        </w:tc>
+      </w:tr>
+      <w:tr>
+        <w:tc>
+          <w:tcPr>
+            <w:tcW w:w="4814" w:type="dxa"/>
+            <w:hideMark/>
+          </w:tcPr>
+          <w:p>
+            <w:pPr>
+              <w:autoSpaceDE w:val="0"/>
+              <w:autoSpaceDN w:val="0"/>
+              <w:adjustRightInd w:val="0"/>
+              <w:rPr>
+                <w:rFonts w:cstheme="minorHAnsi"/>
+                <w:sz w:val="24"/>
+                <w:szCs w:val="24"/>
+              </w:rPr>
+            </w:pPr>
+            <w:r>
+              <w:rPr>
+                <w:rFonts w:cstheme="minorHAnsi"/>
+                <w:sz w:val="24"/>
+                <w:szCs w:val="24"/>
+              </w:rPr>
+              <w:t>Parti interessate e</w:t>
+            </w:r>
+          </w:p>
+          <w:p>
+            <w:pPr>
+              <w:rPr>
+                <w:rFonts w:cstheme="minorHAnsi"/>
+                <w:sz w:val="24"/>
+                <w:szCs w:val="24"/>
+              </w:rPr>
+            </w:pPr>
+            <w:r>
+              <w:rPr>
+                <w:rFonts w:cstheme="minorHAnsi"/>
+                <w:sz w:val="24"/>
+                <w:szCs w:val="24"/>
+              </w:rPr>
+              <w:t>Interessi</w:t>
+            </w:r>
+          </w:p>
+        </w:tc>
+        <w:tc>
+          <w:tcPr>
+            <w:tcW w:w="4814" w:type="dxa"/>
+            <w:hideMark/>
+          </w:tcPr>
+          <w:p>
+            <w:pPr>
+              <w:pStyle w:val="Paragrafoelenco"/>
+              <w:numPr>
+                <w:ilvl w:val="0"/>
+                <w:numId w:val="3"/>
+              </w:numPr>
+              <w:rPr>
+                <w:rFonts w:cstheme="minorHAnsi"/>
+                <w:sz w:val="24"/>
+                <w:szCs w:val="24"/>
+              </w:rPr>
+            </w:pPr>
+            <w:r>
+              <w:rPr>
+                <w:rFonts w:cstheme="minorHAnsi"/>
+                <w:sz w:val="24"/>
+                <w:szCs w:val="24"/>
+              </w:rPr>
+              <w:t xml:space="preserve">Operatore: </w:t>
+            </w:r>
+            <w:r>
+              <w:rPr>
+                <w:rFonts w:cstheme="minorHAnsi"/>
+                <w:sz w:val="24"/>
+                <w:szCs w:val="24"/>
+              </w:rPr>
+              <w:t>Fornisce il totale dovuto per la prestazione</w:t>
+            </w:r>
+          </w:p>
+          <w:p>
+            <w:pPr>
+              <w:pStyle w:val="Paragrafoelenco"/>
+              <w:numPr>
+                <w:ilvl w:val="0"/>
+                <w:numId w:val="3"/>
+              </w:numPr>
+              <w:rPr>
+                <w:rFonts w:cstheme="minorHAnsi"/>
+                <w:sz w:val="24"/>
+                <w:szCs w:val="24"/>
+              </w:rPr>
+            </w:pPr>
+            <w:r>
+              <w:rPr>
+                <w:rFonts w:cstheme="minorHAnsi"/>
+                <w:sz w:val="24"/>
+                <w:szCs w:val="24"/>
+              </w:rPr>
+              <w:t xml:space="preserve">Paziente: </w:t>
+            </w:r>
+            <w:r>
+              <w:rPr>
+                <w:rFonts w:cstheme="minorHAnsi"/>
+                <w:sz w:val="24"/>
+                <w:szCs w:val="24"/>
+              </w:rPr>
+              <w:t>Paga</w:t>
+            </w:r>
+          </w:p>
+        </w:tc>
+      </w:tr>
+      <w:tr>
+        <w:tc>
+          <w:tcPr>
+            <w:tcW w:w="4814" w:type="dxa"/>
+            <w:hideMark/>
+          </w:tcPr>
+          <w:p>
+            <w:pPr>
+              <w:rPr>
+                <w:rFonts w:cstheme="minorHAnsi"/>
+                <w:sz w:val="24"/>
+                <w:szCs w:val="24"/>
+              </w:rPr>
+            </w:pPr>
+            <w:r>
+              <w:rPr>
+                <w:rFonts w:cstheme="minorHAnsi"/>
+                <w:sz w:val="24"/>
+                <w:szCs w:val="24"/>
+              </w:rPr>
+              <w:t>Precondizioni</w:t>
+            </w:r>
+          </w:p>
+        </w:tc>
+        <w:tc>
+          <w:tcPr>
+            <w:tcW w:w="4814" w:type="dxa"/>
+            <w:hideMark/>
+          </w:tcPr>
+          <w:p>
+            <w:pPr>
+              <w:rPr>
+                <w:rFonts w:cstheme="minorHAnsi"/>
+                <w:sz w:val="24"/>
+                <w:szCs w:val="24"/>
+              </w:rPr>
+            </w:pPr>
+            <w:r>
+              <w:rPr>
+                <w:rFonts w:cstheme="minorHAnsi"/>
+                <w:sz w:val="24"/>
+                <w:szCs w:val="24"/>
+              </w:rPr>
+              <w:t>Prenotazione visita</w:t>
+            </w:r>
+          </w:p>
+        </w:tc>
+      </w:tr>
+      <w:tr>
+        <w:tc>
+          <w:tcPr>
+            <w:tcW w:w="4814" w:type="dxa"/>
+            <w:hideMark/>
+          </w:tcPr>
+          <w:p>
+            <w:pPr>
+              <w:rPr>
+                <w:rFonts w:cstheme="minorHAnsi"/>
+                <w:sz w:val="24"/>
+                <w:szCs w:val="24"/>
+              </w:rPr>
+            </w:pPr>
+            <w:r>
+              <w:rPr>
+                <w:rFonts w:cstheme="minorHAnsi"/>
+                <w:sz w:val="24"/>
+                <w:szCs w:val="24"/>
+              </w:rPr>
+              <w:t>Garanzia di successo</w:t>
+            </w:r>
+          </w:p>
+        </w:tc>
+        <w:tc>
+          <w:tcPr>
+            <w:tcW w:w="4814" w:type="dxa"/>
+            <w:hideMark/>
+          </w:tcPr>
+          <w:p>
+            <w:pPr>
+              <w:rPr>
+                <w:rFonts w:cstheme="minorHAnsi"/>
+                <w:sz w:val="24"/>
+                <w:szCs w:val="24"/>
+              </w:rPr>
+            </w:pPr>
+            <w:r>
+              <w:rPr>
+                <w:rFonts w:cstheme="minorHAnsi"/>
+                <w:sz w:val="24"/>
+                <w:szCs w:val="24"/>
+              </w:rPr>
+              <w:t xml:space="preserve">Presenza di </w:t>
+            </w:r>
+            <w:r>
+              <w:rPr>
+                <w:rFonts w:cstheme="minorHAnsi"/>
+                <w:sz w:val="24"/>
+                <w:szCs w:val="24"/>
+              </w:rPr>
+              <w:t>fondi</w:t>
+            </w:r>
+          </w:p>
+        </w:tc>
+      </w:tr>
+      <w:tr>
+        <w:tc>
+          <w:tcPr>
+            <w:tcW w:w="4814" w:type="dxa"/>
+            <w:hideMark/>
+          </w:tcPr>
+          <w:p>
+            <w:pPr>
+              <w:autoSpaceDE w:val="0"/>
+              <w:autoSpaceDN w:val="0"/>
+              <w:adjustRightInd w:val="0"/>
+              <w:rPr>
+                <w:rFonts w:cstheme="minorHAnsi"/>
+                <w:sz w:val="24"/>
+                <w:szCs w:val="24"/>
+              </w:rPr>
+            </w:pPr>
+            <w:r>
+              <w:rPr>
+                <w:rFonts w:cstheme="minorHAnsi"/>
+                <w:sz w:val="24"/>
+                <w:szCs w:val="24"/>
+              </w:rPr>
+              <w:t>Scenario principale di</w:t>
+            </w:r>
+          </w:p>
+          <w:p>
+            <w:pPr>
+              <w:rPr>
+                <w:rFonts w:cstheme="minorHAnsi"/>
+                <w:sz w:val="24"/>
+                <w:szCs w:val="24"/>
+              </w:rPr>
+            </w:pPr>
+            <w:r>
+              <w:rPr>
+                <w:rFonts w:cstheme="minorHAnsi"/>
+                <w:sz w:val="24"/>
+                <w:szCs w:val="24"/>
+              </w:rPr>
+              <w:t>successo</w:t>
+            </w:r>
+          </w:p>
+        </w:tc>
+        <w:tc>
+          <w:tcPr>
+            <w:tcW w:w="4814" w:type="dxa"/>
+            <w:hideMark/>
+          </w:tcPr>
+          <w:p>
+            <w:pPr>
+              <w:pStyle w:val="Paragrafoelenco"/>
+              <w:numPr>
+                <w:ilvl w:val="0"/>
+                <w:numId w:val="21"/>
+              </w:numPr>
+              <w:rPr>
+                <w:rFonts w:cstheme="minorHAnsi"/>
+                <w:sz w:val="24"/>
+                <w:szCs w:val="24"/>
+              </w:rPr>
+            </w:pPr>
+            <w:r>
+              <w:rPr>
+                <w:rFonts w:cstheme="minorHAnsi"/>
+                <w:sz w:val="24"/>
+                <w:szCs w:val="24"/>
+              </w:rPr>
+              <w:t>Prenotazione della visita</w:t>
+            </w:r>
+          </w:p>
+          <w:p>
+            <w:pPr>
+              <w:pStyle w:val="Paragrafoelenco"/>
+              <w:numPr>
+                <w:ilvl w:val="0"/>
+                <w:numId w:val="21"/>
+              </w:numPr>
+              <w:rPr>
+                <w:rFonts w:cstheme="minorHAnsi"/>
+                <w:sz w:val="24"/>
+                <w:szCs w:val="24"/>
+              </w:rPr>
+            </w:pPr>
+            <w:r>
+              <w:rPr>
+                <w:rFonts w:cstheme="minorHAnsi"/>
+                <w:sz w:val="24"/>
+                <w:szCs w:val="24"/>
+              </w:rPr>
+              <w:t>Fondi per il pagamento</w:t>
+            </w:r>
+          </w:p>
+        </w:tc>
+      </w:tr>
+      <w:tr>
+        <w:tc>
+          <w:tcPr>
+            <w:tcW w:w="4814" w:type="dxa"/>
+            <w:hideMark/>
+          </w:tcPr>
+          <w:p>
+            <w:pPr>
+              <w:rPr>
+                <w:rFonts w:cstheme="minorHAnsi"/>
+                <w:sz w:val="24"/>
+                <w:szCs w:val="24"/>
+              </w:rPr>
+            </w:pPr>
+            <w:r>
+              <w:rPr>
+                <w:rFonts w:cstheme="minorHAnsi"/>
+                <w:sz w:val="24"/>
+                <w:szCs w:val="24"/>
+              </w:rPr>
+              <w:t>Estensioni</w:t>
+            </w:r>
+          </w:p>
+        </w:tc>
+        <w:tc>
+          <w:tcPr>
+            <w:tcW w:w="4814" w:type="dxa"/>
+          </w:tcPr>
+          <w:p>
+            <w:pPr>
+              <w:rPr>
+                <w:rFonts w:cstheme="minorHAnsi"/>
+                <w:sz w:val="24"/>
+                <w:szCs w:val="24"/>
+              </w:rPr>
+            </w:pPr>
+          </w:p>
+        </w:tc>
+      </w:tr>
+      <w:tr>
+        <w:tc>
+          <w:tcPr>
+            <w:tcW w:w="4814" w:type="dxa"/>
+            <w:hideMark/>
+          </w:tcPr>
+          <w:p>
+            <w:pPr>
+              <w:rPr>
+                <w:rFonts w:cstheme="minorHAnsi"/>
+                <w:sz w:val="24"/>
+                <w:szCs w:val="24"/>
+              </w:rPr>
+            </w:pPr>
+            <w:r>
+              <w:rPr>
+                <w:rFonts w:cstheme="minorHAnsi"/>
+                <w:sz w:val="24"/>
+                <w:szCs w:val="24"/>
+              </w:rPr>
+              <w:t>Requisiti speciali</w:t>
+            </w:r>
+          </w:p>
+        </w:tc>
+        <w:tc>
+          <w:tcPr>
+            <w:tcW w:w="4814" w:type="dxa"/>
+          </w:tcPr>
+          <w:p>
+            <w:pPr>
+              <w:rPr>
+                <w:rFonts w:cstheme="minorHAnsi"/>
+                <w:sz w:val="24"/>
+                <w:szCs w:val="24"/>
+              </w:rPr>
+            </w:pPr>
+          </w:p>
+        </w:tc>
+      </w:tr>
+      <w:tr>
+        <w:tc>
+          <w:tcPr>
+            <w:tcW w:w="4814" w:type="dxa"/>
+            <w:hideMark/>
+          </w:tcPr>
+          <w:p>
+            <w:pPr>
+              <w:autoSpaceDE w:val="0"/>
+              <w:autoSpaceDN w:val="0"/>
+              <w:adjustRightInd w:val="0"/>
+              <w:rPr>
+                <w:rFonts w:cstheme="minorHAnsi"/>
+                <w:sz w:val="24"/>
+                <w:szCs w:val="24"/>
+              </w:rPr>
+            </w:pPr>
+            <w:r>
+              <w:rPr>
+                <w:rFonts w:cstheme="minorHAnsi"/>
+                <w:sz w:val="24"/>
+                <w:szCs w:val="24"/>
+              </w:rPr>
+              <w:t>Elenco delle varianti</w:t>
+            </w:r>
+          </w:p>
+          <w:p>
+            <w:pPr>
+              <w:rPr>
+                <w:rFonts w:cstheme="minorHAnsi"/>
+                <w:sz w:val="24"/>
+                <w:szCs w:val="24"/>
+              </w:rPr>
+            </w:pPr>
+            <w:r>
+              <w:rPr>
+                <w:rFonts w:cstheme="minorHAnsi"/>
+                <w:sz w:val="24"/>
+                <w:szCs w:val="24"/>
+              </w:rPr>
+              <w:t>tecnologiche e dei dati</w:t>
+            </w:r>
+          </w:p>
+        </w:tc>
+        <w:tc>
+          <w:tcPr>
+            <w:tcW w:w="4814" w:type="dxa"/>
+          </w:tcPr>
+          <w:p>
+            <w:pPr>
+              <w:rPr>
+                <w:rFonts w:cstheme="minorHAnsi"/>
+                <w:sz w:val="24"/>
+                <w:szCs w:val="24"/>
+              </w:rPr>
+            </w:pPr>
+          </w:p>
+        </w:tc>
+      </w:tr>
+      <w:tr>
+        <w:tc>
+          <w:tcPr>
+            <w:tcW w:w="4814" w:type="dxa"/>
+            <w:hideMark/>
+          </w:tcPr>
+          <w:p>
+            <w:pPr>
+              <w:rPr>
+                <w:rFonts w:cstheme="minorHAnsi"/>
+                <w:sz w:val="24"/>
+                <w:szCs w:val="24"/>
+              </w:rPr>
+            </w:pPr>
+            <w:r>
+              <w:rPr>
+                <w:rFonts w:cstheme="minorHAnsi"/>
+                <w:sz w:val="24"/>
+                <w:szCs w:val="24"/>
+              </w:rPr>
+              <w:t>Frequenza di ripetizioni</w:t>
+            </w:r>
+          </w:p>
+        </w:tc>
+        <w:tc>
+          <w:tcPr>
+            <w:tcW w:w="4814" w:type="dxa"/>
+            <w:hideMark/>
+          </w:tcPr>
+          <w:p>
+            <w:pPr>
+              <w:rPr>
+                <w:rFonts w:cstheme="minorHAnsi"/>
+                <w:sz w:val="24"/>
+                <w:szCs w:val="24"/>
+              </w:rPr>
+            </w:pPr>
+            <w:r>
+              <w:rPr>
+                <w:rFonts w:cstheme="minorHAnsi"/>
+                <w:sz w:val="24"/>
+                <w:szCs w:val="24"/>
+              </w:rPr>
+              <w:t>Varia dal numero di pagamenti da effettuare</w:t>
+            </w:r>
+          </w:p>
+        </w:tc>
+      </w:tr>
+      <w:tr>
+        <w:tc>
+          <w:tcPr>
+            <w:tcW w:w="4814" w:type="dxa"/>
+            <w:hideMark/>
+          </w:tcPr>
+          <w:p>
+            <w:pPr>
+              <w:rPr>
+                <w:rFonts w:cstheme="minorHAnsi"/>
+                <w:sz w:val="24"/>
+                <w:szCs w:val="24"/>
+              </w:rPr>
+            </w:pPr>
+            <w:r>
+              <w:rPr>
+                <w:rFonts w:cstheme="minorHAnsi"/>
+                <w:sz w:val="24"/>
+                <w:szCs w:val="24"/>
+              </w:rPr>
+              <w:t>Varie</w:t>
+            </w:r>
+          </w:p>
+        </w:tc>
+        <w:tc>
+          <w:tcPr>
+            <w:tcW w:w="4814" w:type="dxa"/>
+          </w:tcPr>
+          <w:p>
+            <w:pPr>
+              <w:rPr>
+                <w:rFonts w:cstheme="minorHAnsi"/>
+                <w:sz w:val="24"/>
+                <w:szCs w:val="24"/>
+              </w:rPr>
+            </w:pPr>
+          </w:p>
+        </w:tc>
+      </w:tr>
+    </w:tbl>
+    <w:p>
+      <w:pPr>
+        <w:rPr>
+          <w:rFonts w:cstheme="minorHAnsi"/>
+          <w:sz w:val="24"/>
+          <w:szCs w:val="24"/>
+        </w:rPr>
+      </w:pPr>
     </w:p>
     <w:p>
       <w:pPr>
@@ -5959,9 +6601,34 @@
           <w:sz w:val="28"/>
           <w:szCs w:val="28"/>
         </w:rPr>
-        <w:lastRenderedPageBreak/>
         <w:t>1.5 Specifiche Supplementari</w:t>
       </w:r>
+    </w:p>
+    <w:p>
+      <w:pPr>
+        <w:autoSpaceDE w:val="0"/>
+        <w:autoSpaceDN w:val="0"/>
+        <w:adjustRightInd w:val="0"/>
+        <w:spacing w:after="0" w:line="240" w:lineRule="auto"/>
+        <w:rPr>
+          <w:rFonts w:cstheme="minorHAnsi"/>
+          <w:sz w:val="24"/>
+          <w:szCs w:val="24"/>
+        </w:rPr>
+      </w:pPr>
+    </w:p>
+    <w:p>
+      <w:pPr>
+        <w:autoSpaceDE w:val="0"/>
+        <w:autoSpaceDN w:val="0"/>
+        <w:adjustRightInd w:val="0"/>
+        <w:spacing w:after="0" w:line="240" w:lineRule="auto"/>
+        <w:rPr>
+          <w:rFonts w:cstheme="minorHAnsi"/>
+          <w:sz w:val="24"/>
+          <w:szCs w:val="24"/>
+        </w:rPr>
+      </w:pPr>
     </w:p>
     <w:p>
       <w:pPr>
@@ -6081,6 +6748,62 @@
         <w:autoSpaceDN w:val="0"/>
         <w:adjustRightInd w:val="0"/>
         <w:spacing w:after="0" w:line="240" w:lineRule="auto"/>
+        <w:ind w:firstLine="708"/>
+        <w:rPr>
+          <w:rFonts w:cstheme="minorHAnsi"/>
+          <w:sz w:val="24"/>
+          <w:szCs w:val="24"/>
+        </w:rPr>
+      </w:pPr>
+    </w:p>
+    <w:p>
+      <w:pPr>
+        <w:autoSpaceDE w:val="0"/>
+        <w:autoSpaceDN w:val="0"/>
+        <w:adjustRightInd w:val="0"/>
+        <w:spacing w:after="0" w:line="240" w:lineRule="auto"/>
+        <w:ind w:firstLine="708"/>
+        <w:rPr>
+          <w:rFonts w:cstheme="minorHAnsi"/>
+          <w:sz w:val="24"/>
+          <w:szCs w:val="24"/>
+        </w:rPr>
+      </w:pPr>
+    </w:p>
+    <w:p>
+      <w:pPr>
+        <w:autoSpaceDE w:val="0"/>
+        <w:autoSpaceDN w:val="0"/>
+        <w:adjustRightInd w:val="0"/>
+        <w:spacing w:after="0" w:line="240" w:lineRule="auto"/>
+        <w:ind w:firstLine="708"/>
+        <w:rPr>
+          <w:rFonts w:cstheme="minorHAnsi"/>
+          <w:sz w:val="24"/>
+          <w:szCs w:val="24"/>
+        </w:rPr>
+      </w:pPr>
+    </w:p>
+    <w:p>
+      <w:pPr>
+        <w:autoSpaceDE w:val="0"/>
+        <w:autoSpaceDN w:val="0"/>
+        <w:adjustRightInd w:val="0"/>
+        <w:spacing w:after="0" w:line="240" w:lineRule="auto"/>
+        <w:ind w:firstLine="708"/>
+        <w:rPr>
+          <w:rFonts w:cstheme="minorHAnsi"/>
+          <w:sz w:val="24"/>
+          <w:szCs w:val="24"/>
+        </w:rPr>
+      </w:pPr>
+    </w:p>
+    <w:p>
+      <w:pPr>
+        <w:autoSpaceDE w:val="0"/>
+        <w:autoSpaceDN w:val="0"/>
+        <w:adjustRightInd w:val="0"/>
+        <w:spacing w:after="0" w:line="240" w:lineRule="auto"/>
         <w:rPr>
           <w:rFonts w:cstheme="minorHAnsi"/>
           <w:b/>
@@ -6214,6 +6937,7 @@
           <w:sz w:val="24"/>
           <w:szCs w:val="24"/>
         </w:rPr>
+        <w:lastRenderedPageBreak/>
         <w:t>sarà definita più avanti nel progetto.</w:t>
       </w:r>
     </w:p>
@@ -6828,7 +7552,15 @@
           <w:szCs w:val="32"/>
         </w:rPr>
       </w:pPr>
-      <w:r>
+    </w:p>
+    <w:p>
+      <w:pPr>
+        <w:pStyle w:val="Paragrafoelenco"/>
+        <w:autoSpaceDE w:val="0"/>
+        <w:autoSpaceDN w:val="0"/>
+        <w:adjustRightInd w:val="0"/>
+        <w:spacing w:after="0" w:line="240" w:lineRule="auto"/>
+        <w:jc w:val="center"/>
         <w:rPr>
           <w:rFonts w:cstheme="minorHAnsi"/>
           <w:b/>
@@ -6836,7 +7568,49 @@
           <w:sz w:val="32"/>
           <w:szCs w:val="32"/>
         </w:rPr>
-        <w:lastRenderedPageBreak/>
+      </w:pPr>
+    </w:p>
+    <w:p>
+      <w:pPr>
+        <w:pStyle w:val="Paragrafoelenco"/>
+        <w:autoSpaceDE w:val="0"/>
+        <w:autoSpaceDN w:val="0"/>
+        <w:adjustRightInd w:val="0"/>
+        <w:spacing w:after="0" w:line="240" w:lineRule="auto"/>
+        <w:jc w:val="center"/>
+        <w:rPr>
+          <w:rFonts w:cstheme="minorHAnsi"/>
+          <w:b/>
+          <w:bCs/>
+          <w:sz w:val="32"/>
+          <w:szCs w:val="32"/>
+        </w:rPr>
+      </w:pPr>
+    </w:p>
+    <w:p>
+      <w:pPr>
+        <w:pStyle w:val="Paragrafoelenco"/>
+        <w:autoSpaceDE w:val="0"/>
+        <w:autoSpaceDN w:val="0"/>
+        <w:adjustRightInd w:val="0"/>
+        <w:spacing w:after="0" w:line="240" w:lineRule="auto"/>
+        <w:jc w:val="center"/>
+        <w:rPr>
+          <w:rFonts w:cstheme="minorHAnsi"/>
+          <w:b/>
+          <w:bCs/>
+          <w:sz w:val="32"/>
+          <w:szCs w:val="32"/>
+        </w:rPr>
+      </w:pPr>
+      <w:r>
+        <w:rPr>
+          <w:rFonts w:cstheme="minorHAnsi"/>
+          <w:b/>
+          <w:bCs/>
+          <w:sz w:val="32"/>
+          <w:szCs w:val="32"/>
+        </w:rPr>
         <w:t>2 Analisi Orientata agli oggetti</w:t>
       </w:r>
     </w:p>
@@ -6989,6 +7763,7 @@
           <w:sz w:val="24"/>
           <w:szCs w:val="24"/>
         </w:rPr>
+        <w:lastRenderedPageBreak/>
         <w:t>Le problematiche gestite sono le seguenti:</w:t>
       </w:r>
     </w:p>
@@ -7409,6 +8184,199 @@
         </w:rPr>
         <w:t xml:space="preserve"> permette di salvare gli elementi in memoria in maniera persistente per i vari database</w:t>
       </w:r>
+    </w:p>
+    <w:p>
+      <w:pPr>
+        <w:pStyle w:val="Paragrafoelenco"/>
+        <w:numPr>
+          <w:ilvl w:val="0"/>
+          <w:numId w:val="14"/>
+        </w:numPr>
+        <w:autoSpaceDE w:val="0"/>
+        <w:autoSpaceDN w:val="0"/>
+        <w:adjustRightInd w:val="0"/>
+        <w:spacing w:after="0" w:line="240" w:lineRule="auto"/>
+        <w:rPr>
+          <w:rFonts w:cstheme="minorHAnsi"/>
+          <w:sz w:val="24"/>
+          <w:szCs w:val="24"/>
+        </w:rPr>
+      </w:pPr>
+      <w:r>
+        <w:rPr>
+          <w:rFonts w:cstheme="minorHAnsi"/>
+          <w:sz w:val="24"/>
+          <w:szCs w:val="24"/>
+        </w:rPr>
+        <w:t>Iterazione 4:</w:t>
+      </w:r>
+    </w:p>
+    <w:p>
+      <w:pPr>
+        <w:autoSpaceDE w:val="0"/>
+        <w:autoSpaceDN w:val="0"/>
+        <w:adjustRightInd w:val="0"/>
+        <w:spacing w:after="0" w:line="240" w:lineRule="auto"/>
+        <w:rPr>
+          <w:rFonts w:cstheme="minorHAnsi"/>
+          <w:sz w:val="24"/>
+          <w:szCs w:val="24"/>
+        </w:rPr>
+      </w:pPr>
+    </w:p>
+    <w:p>
+      <w:pPr>
+        <w:pStyle w:val="Paragrafoelenco"/>
+        <w:numPr>
+          <w:ilvl w:val="1"/>
+          <w:numId w:val="14"/>
+        </w:numPr>
+        <w:autoSpaceDE w:val="0"/>
+        <w:autoSpaceDN w:val="0"/>
+        <w:adjustRightInd w:val="0"/>
+        <w:spacing w:after="0" w:line="240" w:lineRule="auto"/>
+        <w:rPr>
+          <w:rFonts w:cstheme="minorHAnsi"/>
+          <w:sz w:val="24"/>
+          <w:szCs w:val="24"/>
+        </w:rPr>
+      </w:pPr>
+      <w:r>
+        <w:rPr>
+          <w:rFonts w:cstheme="minorHAnsi"/>
+          <w:sz w:val="24"/>
+          <w:szCs w:val="24"/>
+        </w:rPr>
+        <w:t xml:space="preserve">implementazione scenario principale </w:t>
+      </w:r>
+      <w:r>
+        <w:rPr>
+          <w:rFonts w:cstheme="minorHAnsi"/>
+          <w:sz w:val="24"/>
+          <w:szCs w:val="24"/>
+        </w:rPr>
+        <w:sym w:font="Wingdings" w:char="F0E0"/>
+      </w:r>
+      <w:r>
+        <w:rPr>
+          <w:rFonts w:cstheme="minorHAnsi"/>
+          <w:sz w:val="24"/>
+          <w:szCs w:val="24"/>
+        </w:rPr>
+        <w:t xml:space="preserve">  </w:t>
+      </w:r>
+      <w:r>
+        <w:rPr>
+          <w:rFonts w:cstheme="minorHAnsi"/>
+          <w:sz w:val="24"/>
+          <w:szCs w:val="24"/>
+        </w:rPr>
+        <w:t>Pagamento della prestazione</w:t>
+      </w:r>
+      <w:r>
+        <w:rPr>
+          <w:rFonts w:cstheme="minorHAnsi"/>
+          <w:sz w:val="24"/>
+          <w:szCs w:val="24"/>
+        </w:rPr>
+        <w:t>: UC</w:t>
+      </w:r>
+      <w:r>
+        <w:rPr>
+          <w:rFonts w:cstheme="minorHAnsi"/>
+          <w:sz w:val="24"/>
+          <w:szCs w:val="24"/>
+        </w:rPr>
+        <w:t>10</w:t>
+      </w:r>
+    </w:p>
+    <w:p>
+      <w:pPr>
+        <w:pStyle w:val="Paragrafoelenco"/>
+        <w:numPr>
+          <w:ilvl w:val="1"/>
+          <w:numId w:val="14"/>
+        </w:numPr>
+        <w:autoSpaceDE w:val="0"/>
+        <w:autoSpaceDN w:val="0"/>
+        <w:adjustRightInd w:val="0"/>
+        <w:spacing w:after="0" w:line="240" w:lineRule="auto"/>
+        <w:rPr>
+          <w:rFonts w:cstheme="minorHAnsi"/>
+          <w:sz w:val="24"/>
+          <w:szCs w:val="24"/>
+        </w:rPr>
+      </w:pPr>
+      <w:r>
+        <w:rPr>
+          <w:rFonts w:cstheme="minorHAnsi"/>
+          <w:sz w:val="24"/>
+          <w:szCs w:val="24"/>
+        </w:rPr>
+        <w:t xml:space="preserve">implementazione di un caso d’uso </w:t>
+      </w:r>
+      <w:r>
+        <w:rPr>
+          <w:rFonts w:cstheme="minorHAnsi"/>
+          <w:sz w:val="24"/>
+          <w:szCs w:val="24"/>
+        </w:rPr>
+        <w:sym w:font="Wingdings" w:char="F0E0"/>
+      </w:r>
+      <w:r>
+        <w:rPr>
+          <w:rFonts w:cstheme="minorHAnsi"/>
+          <w:sz w:val="24"/>
+          <w:szCs w:val="24"/>
+        </w:rPr>
+        <w:t xml:space="preserve"> </w:t>
+      </w:r>
+      <w:r>
+        <w:rPr>
+          <w:rFonts w:cstheme="minorHAnsi"/>
+          <w:sz w:val="24"/>
+          <w:szCs w:val="24"/>
+        </w:rPr>
+        <w:t xml:space="preserve">permette </w:t>
+      </w:r>
+      <w:r>
+        <w:rPr>
+          <w:rFonts w:cstheme="minorHAnsi"/>
+          <w:sz w:val="24"/>
+          <w:szCs w:val="24"/>
+        </w:rPr>
+        <w:t xml:space="preserve">il pagamento(selezionabile) da </w:t>
+      </w:r>
+      <w:r>
+        <w:rPr>
+          <w:rFonts w:cstheme="minorHAnsi"/>
+          <w:sz w:val="24"/>
+          <w:szCs w:val="24"/>
+        </w:rPr>
+        <w:t>parte</w:t>
+      </w:r>
+      <w:r>
+        <w:rPr>
+          <w:rFonts w:cstheme="minorHAnsi"/>
+          <w:sz w:val="24"/>
+          <w:szCs w:val="24"/>
+        </w:rPr>
+        <w:t xml:space="preserve"> del paziente per la prestazione effettuata</w:t>
+      </w:r>
+    </w:p>
+    <w:p>
+      <w:pPr>
+        <w:autoSpaceDE w:val="0"/>
+        <w:autoSpaceDN w:val="0"/>
+        <w:adjustRightInd w:val="0"/>
+        <w:spacing w:after="0" w:line="240" w:lineRule="auto"/>
+        <w:ind w:left="360"/>
+        <w:rPr>
+          <w:rFonts w:cstheme="minorHAnsi"/>
+          <w:sz w:val="24"/>
+          <w:szCs w:val="24"/>
+        </w:rPr>
+      </w:pPr>
     </w:p>
     <w:p>
       <w:pPr>
@@ -7708,7 +8676,13 @@
           <w:szCs w:val="28"/>
         </w:rPr>
       </w:pPr>
-      <w:r>
+    </w:p>
+    <w:p>
+      <w:pPr>
+        <w:autoSpaceDE w:val="0"/>
+        <w:autoSpaceDN w:val="0"/>
+        <w:adjustRightInd w:val="0"/>
+        <w:spacing w:after="0" w:line="240" w:lineRule="auto"/>
         <w:rPr>
           <w:rFonts w:cstheme="minorHAnsi"/>
           <w:b/>
@@ -7718,10 +8692,14 @@
           <w:sz w:val="28"/>
           <w:szCs w:val="28"/>
         </w:rPr>
-        <w:lastRenderedPageBreak/>
-        <w:t xml:space="preserve">2.2 </w:t>
-      </w:r>
-      <w:r>
+      </w:pPr>
+    </w:p>
+    <w:p>
+      <w:pPr>
+        <w:autoSpaceDE w:val="0"/>
+        <w:autoSpaceDN w:val="0"/>
+        <w:adjustRightInd w:val="0"/>
+        <w:spacing w:after="0" w:line="240" w:lineRule="auto"/>
         <w:rPr>
           <w:rFonts w:cstheme="minorHAnsi"/>
           <w:b/>
@@ -7731,8 +8709,7 @@
           <w:sz w:val="28"/>
           <w:szCs w:val="28"/>
         </w:rPr>
-        <w:t>Modello di Dominio</w:t>
-      </w:r>
+      </w:pPr>
     </w:p>
     <w:p>
       <w:pPr>
@@ -7750,6 +8727,47 @@
           <w:szCs w:val="28"/>
         </w:rPr>
       </w:pPr>
+      <w:r>
+        <w:rPr>
+          <w:rFonts w:cstheme="minorHAnsi"/>
+          <w:b/>
+          <w:bCs/>
+          <w:i/>
+          <w:iCs/>
+          <w:sz w:val="28"/>
+          <w:szCs w:val="28"/>
+        </w:rPr>
+        <w:t xml:space="preserve">2.2 </w:t>
+      </w:r>
+      <w:r>
+        <w:rPr>
+          <w:rFonts w:cstheme="minorHAnsi"/>
+          <w:b/>
+          <w:bCs/>
+          <w:i/>
+          <w:iCs/>
+          <w:sz w:val="28"/>
+          <w:szCs w:val="28"/>
+        </w:rPr>
+        <w:t>Modello di Dominio</w:t>
+      </w:r>
+    </w:p>
+    <w:p>
+      <w:pPr>
+        <w:autoSpaceDE w:val="0"/>
+        <w:autoSpaceDN w:val="0"/>
+        <w:adjustRightInd w:val="0"/>
+        <w:spacing w:after="0" w:line="240" w:lineRule="auto"/>
+        <w:rPr>
+          <w:rFonts w:cstheme="minorHAnsi"/>
+          <w:b/>
+          <w:bCs/>
+          <w:i/>
+          <w:iCs/>
+          <w:sz w:val="28"/>
+          <w:szCs w:val="28"/>
+        </w:rPr>
+      </w:pPr>
     </w:p>
     <w:p>
       <w:pPr>
@@ -7804,10 +8822,10 @@
           <w:szCs w:val="24"/>
         </w:rPr>
         <w:drawing>
-          <wp:inline distT="0" distB="0" distL="0" distR="0" wp14:anchorId="5A898A8D" wp14:editId="7DF89361">
-            <wp:extent cx="6120130" cy="3348355"/>
-            <wp:effectExtent l="0" t="0" r="0" b="4445"/>
-            <wp:docPr id="6" name="Immagine 6"/>
+          <wp:inline distT="0" distB="0" distL="0" distR="0" wp14:anchorId="6916B6B3" wp14:editId="02D349E3">
+            <wp:extent cx="6120130" cy="3054350"/>
+            <wp:effectExtent l="0" t="0" r="0" b="0"/>
+            <wp:docPr id="2" name="Immagine 2"/>
             <wp:cNvGraphicFramePr>
               <a:graphicFrameLocks xmlns:a="http://schemas.openxmlformats.org/drawingml/2006/main" noChangeAspect="1"/>
             </wp:cNvGraphicFramePr>
@@ -7827,7 +8845,7 @@
                   <pic:spPr>
                     <a:xfrm>
                       <a:off x="0" y="0"/>
-                      <a:ext cx="6120130" cy="3348355"/>
+                      <a:ext cx="6120130" cy="3054350"/>
                     </a:xfrm>
                     <a:prstGeom prst="rect">
                       <a:avLst/>
@@ -7897,7 +8915,23 @@
           <w:sz w:val="24"/>
           <w:szCs w:val="24"/>
         </w:rPr>
-        <w:t>Le principali classi concettuali sono Le seguenti:</w:t>
+        <w:t xml:space="preserve">Le principali classi concettuali sono </w:t>
+      </w:r>
+      <w:r>
+        <w:rPr>
+          <w:rFonts w:cstheme="minorHAnsi"/>
+          <w:sz w:val="24"/>
+          <w:szCs w:val="24"/>
+        </w:rPr>
+        <w:t>l</w:t>
+      </w:r>
+      <w:r>
+        <w:rPr>
+          <w:rFonts w:cstheme="minorHAnsi"/>
+          <w:sz w:val="24"/>
+          <w:szCs w:val="24"/>
+        </w:rPr>
+        <w:t>e seguenti:</w:t>
       </w:r>
     </w:p>
     <w:p>
@@ -8019,15 +9053,7 @@
           <w:sz w:val="24"/>
           <w:szCs w:val="24"/>
         </w:rPr>
-        <w:t xml:space="preserve"> Rappresenta il </w:t>
-      </w:r>
-      <w:r>
-        <w:rPr>
-          <w:rFonts w:cstheme="minorHAnsi"/>
-          <w:sz w:val="24"/>
-          <w:szCs w:val="24"/>
-        </w:rPr>
-        <w:t>database contenente le informazioni di ogni paziente</w:t>
+        <w:t xml:space="preserve"> Rappresenta il database contenente le informazioni di ogni paziente</w:t>
       </w:r>
     </w:p>
     <w:p>
@@ -8075,23 +9101,7 @@
           <w:sz w:val="24"/>
           <w:szCs w:val="24"/>
         </w:rPr>
-        <w:t xml:space="preserve"> Rappresenta il </w:t>
-      </w:r>
-      <w:r>
-        <w:rPr>
-          <w:rFonts w:cstheme="minorHAnsi"/>
-          <w:sz w:val="24"/>
-          <w:szCs w:val="24"/>
-        </w:rPr>
-        <w:t>medico</w:t>
-      </w:r>
-      <w:r>
-        <w:rPr>
-          <w:rFonts w:cstheme="minorHAnsi"/>
-          <w:sz w:val="24"/>
-          <w:szCs w:val="24"/>
-        </w:rPr>
-        <w:t xml:space="preserve"> riportato dall’operatore</w:t>
+        <w:t xml:space="preserve"> Rappresenta il medico riportato dall’operatore</w:t>
       </w:r>
     </w:p>
     <w:p>
@@ -8139,15 +9149,7 @@
           <w:sz w:val="24"/>
           <w:szCs w:val="24"/>
         </w:rPr>
-        <w:t xml:space="preserve"> Rappresenta il database contenente le informazioni di ogni </w:t>
-      </w:r>
-      <w:r>
-        <w:rPr>
-          <w:rFonts w:cstheme="minorHAnsi"/>
-          <w:sz w:val="24"/>
-          <w:szCs w:val="24"/>
-        </w:rPr>
-        <w:t>medico</w:t>
+        <w:t xml:space="preserve"> Rappresenta il database contenente le informazioni di ogni medico</w:t>
       </w:r>
     </w:p>
     <w:p>
@@ -8195,39 +9197,7 @@
           <w:sz w:val="24"/>
           <w:szCs w:val="24"/>
         </w:rPr>
-        <w:t xml:space="preserve"> Rappresenta </w:t>
-      </w:r>
-      <w:r>
-        <w:rPr>
-          <w:rFonts w:cstheme="minorHAnsi"/>
-          <w:sz w:val="24"/>
-          <w:szCs w:val="24"/>
-        </w:rPr>
-        <w:t>la prenotazione</w:t>
-      </w:r>
-      <w:r>
-        <w:rPr>
-          <w:rFonts w:cstheme="minorHAnsi"/>
-          <w:sz w:val="24"/>
-          <w:szCs w:val="24"/>
-        </w:rPr>
-        <w:t xml:space="preserve"> riportat</w:t>
-      </w:r>
-      <w:r>
-        <w:rPr>
-          <w:rFonts w:cstheme="minorHAnsi"/>
-          <w:sz w:val="24"/>
-          <w:szCs w:val="24"/>
-        </w:rPr>
-        <w:t>a</w:t>
-      </w:r>
-      <w:r>
-        <w:rPr>
-          <w:rFonts w:cstheme="minorHAnsi"/>
-          <w:sz w:val="24"/>
-          <w:szCs w:val="24"/>
-        </w:rPr>
-        <w:t xml:space="preserve"> dall’operatore</w:t>
+        <w:t xml:space="preserve"> Rappresenta la prenotazione riportata dall’operatore</w:t>
       </w:r>
     </w:p>
     <w:p>
@@ -8275,15 +9245,7 @@
           <w:sz w:val="24"/>
           <w:szCs w:val="24"/>
         </w:rPr>
-        <w:t xml:space="preserve"> Rappresenta il database contenente le informazioni di ogni </w:t>
-      </w:r>
-      <w:r>
-        <w:rPr>
-          <w:rFonts w:cstheme="minorHAnsi"/>
-          <w:sz w:val="24"/>
-          <w:szCs w:val="24"/>
-        </w:rPr>
-        <w:t>prenotazione assegnata</w:t>
+        <w:t xml:space="preserve"> Rappresenta il database contenente le informazioni di ogni prenotazione assegnata</w:t>
       </w:r>
     </w:p>
     <w:p>
@@ -8313,33 +9275,15 @@
           <w:sz w:val="24"/>
           <w:szCs w:val="24"/>
         </w:rPr>
-        <w:t>O.C.M.</w:t>
-      </w:r>
-      <w:r>
-        <w:rPr>
-          <w:rFonts w:cstheme="minorHAnsi"/>
-          <w:i/>
-          <w:iCs/>
-          <w:sz w:val="24"/>
-          <w:szCs w:val="24"/>
-        </w:rPr>
-        <w:t>:</w:t>
-      </w:r>
-      <w:r>
-        <w:rPr>
-          <w:rFonts w:cstheme="minorHAnsi"/>
-          <w:sz w:val="24"/>
-          <w:szCs w:val="24"/>
-        </w:rPr>
-        <w:t xml:space="preserve"> Rappresenta il </w:t>
-      </w:r>
-      <w:r>
-        <w:rPr>
-          <w:rFonts w:cstheme="minorHAnsi"/>
-          <w:sz w:val="24"/>
-          <w:szCs w:val="24"/>
-        </w:rPr>
-        <w:t>sistema Opensource Clinic Manager</w:t>
+        <w:t xml:space="preserve">Pagamenti: </w:t>
+      </w:r>
+      <w:r>
+        <w:rPr>
+          <w:rFonts w:cstheme="minorHAnsi"/>
+          <w:sz w:val="24"/>
+          <w:szCs w:val="24"/>
+        </w:rPr>
+        <w:t>Rappresenta il sistema di gestione dei pagamenti</w:t>
       </w:r>
     </w:p>
     <w:p>
@@ -8369,7 +9313,7 @@
           <w:sz w:val="24"/>
           <w:szCs w:val="24"/>
         </w:rPr>
-        <w:t>Operatore</w:t>
+        <w:t>O.C.M.</w:t>
       </w:r>
       <w:r>
         <w:rPr>
@@ -8387,98 +9331,60 @@
           <w:sz w:val="24"/>
           <w:szCs w:val="24"/>
         </w:rPr>
-        <w:t xml:space="preserve"> Rappresenta </w:t>
-      </w:r>
-      <w:r>
-        <w:rPr>
-          <w:rFonts w:cstheme="minorHAnsi"/>
-          <w:sz w:val="24"/>
-          <w:szCs w:val="24"/>
-        </w:rPr>
-        <w:t>l’attore primario, il quale interagisce con l’applicativo</w:t>
+        <w:t xml:space="preserve"> Rappresenta il sistema Opensource Clinic Manager</w:t>
       </w:r>
     </w:p>
     <w:p>
       <w:pPr>
         <w:pStyle w:val="Paragrafoelenco"/>
-        <w:autoSpaceDE w:val="0"/>
-        <w:autoSpaceDN w:val="0"/>
-        <w:adjustRightInd w:val="0"/>
-        <w:spacing w:after="0" w:line="240" w:lineRule="auto"/>
-        <w:rPr>
-          <w:rFonts w:cstheme="minorHAnsi"/>
-          <w:sz w:val="24"/>
-          <w:szCs w:val="24"/>
-        </w:rPr>
-      </w:pPr>
-    </w:p>
-    <w:p>
-      <w:pPr>
-        <w:autoSpaceDE w:val="0"/>
-        <w:autoSpaceDN w:val="0"/>
-        <w:adjustRightInd w:val="0"/>
-        <w:spacing w:after="0" w:line="240" w:lineRule="auto"/>
-        <w:rPr>
-          <w:rFonts w:cstheme="minorHAnsi"/>
-          <w:sz w:val="24"/>
-          <w:szCs w:val="24"/>
-        </w:rPr>
-      </w:pPr>
-    </w:p>
-    <w:p>
-      <w:pPr>
-        <w:autoSpaceDE w:val="0"/>
-        <w:autoSpaceDN w:val="0"/>
-        <w:adjustRightInd w:val="0"/>
-        <w:spacing w:after="0" w:line="240" w:lineRule="auto"/>
-        <w:rPr>
-          <w:rFonts w:cstheme="minorHAnsi"/>
-          <w:sz w:val="24"/>
-          <w:szCs w:val="24"/>
-        </w:rPr>
-      </w:pPr>
-    </w:p>
-    <w:p>
-      <w:pPr>
-        <w:autoSpaceDE w:val="0"/>
-        <w:autoSpaceDN w:val="0"/>
-        <w:adjustRightInd w:val="0"/>
-        <w:spacing w:after="0" w:line="240" w:lineRule="auto"/>
-        <w:rPr>
-          <w:rFonts w:cstheme="minorHAnsi"/>
-          <w:sz w:val="24"/>
-          <w:szCs w:val="24"/>
-        </w:rPr>
-      </w:pPr>
-    </w:p>
-    <w:p>
-      <w:pPr>
-        <w:autoSpaceDE w:val="0"/>
-        <w:autoSpaceDN w:val="0"/>
-        <w:adjustRightInd w:val="0"/>
-        <w:spacing w:after="0" w:line="240" w:lineRule="auto"/>
-        <w:rPr>
-          <w:rFonts w:cstheme="minorHAnsi"/>
-          <w:sz w:val="24"/>
-          <w:szCs w:val="24"/>
-        </w:rPr>
-      </w:pPr>
-    </w:p>
-    <w:p>
-      <w:pPr>
-        <w:autoSpaceDE w:val="0"/>
-        <w:autoSpaceDN w:val="0"/>
-        <w:adjustRightInd w:val="0"/>
-        <w:spacing w:after="0" w:line="240" w:lineRule="auto"/>
-        <w:rPr>
-          <w:rFonts w:cstheme="minorHAnsi"/>
-          <w:sz w:val="24"/>
-          <w:szCs w:val="24"/>
-        </w:rPr>
-      </w:pPr>
-    </w:p>
-    <w:p>
-      <w:pPr>
+        <w:numPr>
+          <w:ilvl w:val="0"/>
+          <w:numId w:val="20"/>
+        </w:numPr>
+        <w:autoSpaceDE w:val="0"/>
+        <w:autoSpaceDN w:val="0"/>
+        <w:adjustRightInd w:val="0"/>
+        <w:spacing w:after="0" w:line="240" w:lineRule="auto"/>
+        <w:rPr>
+          <w:rFonts w:cstheme="minorHAnsi"/>
+          <w:i/>
+          <w:iCs/>
+          <w:sz w:val="24"/>
+          <w:szCs w:val="24"/>
+        </w:rPr>
+      </w:pPr>
+      <w:r>
+        <w:rPr>
+          <w:rFonts w:cstheme="minorHAnsi"/>
+          <w:i/>
+          <w:iCs/>
+          <w:sz w:val="24"/>
+          <w:szCs w:val="24"/>
+        </w:rPr>
+        <w:t>Operatore</w:t>
+      </w:r>
+      <w:r>
+        <w:rPr>
+          <w:rFonts w:cstheme="minorHAnsi"/>
+          <w:i/>
+          <w:iCs/>
+          <w:sz w:val="24"/>
+          <w:szCs w:val="24"/>
+        </w:rPr>
+        <w:t>:</w:t>
+      </w:r>
+      <w:r>
+        <w:rPr>
+          <w:rFonts w:cstheme="minorHAnsi"/>
+          <w:sz w:val="24"/>
+          <w:szCs w:val="24"/>
+        </w:rPr>
+        <w:t xml:space="preserve"> Rappresenta l’attore primario, il quale interagisce con l’applicativo</w:t>
+      </w:r>
+    </w:p>
+    <w:p>
+      <w:pPr>
+        <w:pStyle w:val="Paragrafoelenco"/>
         <w:autoSpaceDE w:val="0"/>
         <w:autoSpaceDN w:val="0"/>
         <w:adjustRightInd w:val="0"/>
@@ -8584,7 +9490,13 @@
           <w:szCs w:val="28"/>
         </w:rPr>
       </w:pPr>
-      <w:r>
+    </w:p>
+    <w:p>
+      <w:pPr>
+        <w:autoSpaceDE w:val="0"/>
+        <w:autoSpaceDN w:val="0"/>
+        <w:adjustRightInd w:val="0"/>
+        <w:spacing w:after="0" w:line="240" w:lineRule="auto"/>
         <w:rPr>
           <w:rFonts w:cstheme="minorHAnsi"/>
           <w:b/>
@@ -8594,6 +9506,35 @@
           <w:sz w:val="28"/>
           <w:szCs w:val="28"/>
         </w:rPr>
+      </w:pPr>
+    </w:p>
+    <w:p>
+      <w:pPr>
+        <w:autoSpaceDE w:val="0"/>
+        <w:autoSpaceDN w:val="0"/>
+        <w:adjustRightInd w:val="0"/>
+        <w:spacing w:after="0" w:line="240" w:lineRule="auto"/>
+        <w:rPr>
+          <w:rFonts w:cstheme="minorHAnsi"/>
+          <w:b/>
+          <w:bCs/>
+          <w:i/>
+          <w:iCs/>
+          <w:sz w:val="28"/>
+          <w:szCs w:val="28"/>
+        </w:rPr>
+      </w:pPr>
+      <w:r>
+        <w:rPr>
+          <w:rFonts w:cstheme="minorHAnsi"/>
+          <w:b/>
+          <w:bCs/>
+          <w:i/>
+          <w:iCs/>
+          <w:sz w:val="28"/>
+          <w:szCs w:val="28"/>
+        </w:rPr>
+        <w:lastRenderedPageBreak/>
         <w:t>2.3 SSD e Contratti</w:t>
       </w:r>
     </w:p>
@@ -8704,7 +9645,7 @@
           <w:sz w:val="24"/>
           <w:szCs w:val="24"/>
         </w:rPr>
-        <w:t>sistema individuate negli SSD verranno descritte attraverso i Contratti, quindi avremo</w:t>
+        <w:t>sistema individuate negli SSD verranno descritte attraverso i Contratti</w:t>
       </w:r>
       <w:r>
         <w:rPr>
@@ -8746,7 +9687,7 @@
           <w:sz w:val="24"/>
           <w:szCs w:val="24"/>
         </w:rPr>
-        <w:t>Le varie iterazione sono ripetitive per i vari casi, alche ne viene rappresentata una che ne rappresenta anche le successive</w:t>
+        <w:t>Lo schematico riportato qui sotto rappresenta la gestione del pagamento</w:t>
       </w:r>
       <w:r>
         <w:rPr>
@@ -8772,117 +9713,40 @@
     </w:p>
     <w:p>
       <w:pPr>
-        <w:pStyle w:val="Paragrafoelenco"/>
-        <w:numPr>
-          <w:ilvl w:val="0"/>
-          <w:numId w:val="19"/>
-        </w:numPr>
-        <w:autoSpaceDE w:val="0"/>
-        <w:autoSpaceDN w:val="0"/>
-        <w:adjustRightInd w:val="0"/>
-        <w:spacing w:after="0" w:line="240" w:lineRule="auto"/>
-        <w:rPr>
-          <w:rFonts w:cstheme="minorHAnsi"/>
-          <w:sz w:val="24"/>
-          <w:szCs w:val="24"/>
-        </w:rPr>
-      </w:pPr>
-      <w:r>
-        <w:rPr>
-          <w:rFonts w:cstheme="minorHAnsi"/>
-          <w:sz w:val="24"/>
-          <w:szCs w:val="24"/>
-        </w:rPr>
-        <w:t>Iterazione 1</w:t>
-      </w:r>
-    </w:p>
-    <w:p>
-      <w:pPr>
-        <w:autoSpaceDE w:val="0"/>
-        <w:autoSpaceDN w:val="0"/>
-        <w:adjustRightInd w:val="0"/>
-        <w:spacing w:after="0" w:line="240" w:lineRule="auto"/>
-        <w:rPr>
-          <w:rFonts w:cstheme="minorHAnsi"/>
-          <w:sz w:val="24"/>
-          <w:szCs w:val="24"/>
-        </w:rPr>
-      </w:pPr>
-    </w:p>
-    <w:p>
-      <w:pPr>
-        <w:autoSpaceDE w:val="0"/>
-        <w:autoSpaceDN w:val="0"/>
-        <w:adjustRightInd w:val="0"/>
-        <w:spacing w:after="0" w:line="240" w:lineRule="auto"/>
-        <w:rPr>
-          <w:rFonts w:cstheme="minorHAnsi"/>
-          <w:sz w:val="24"/>
-          <w:szCs w:val="24"/>
-        </w:rPr>
-      </w:pPr>
-      <w:r>
-        <w:rPr>
-          <w:rFonts w:cstheme="minorHAnsi"/>
-          <w:sz w:val="24"/>
-          <w:szCs w:val="24"/>
-        </w:rPr>
-        <w:t xml:space="preserve">Scenario semplificato del caso d’uso </w:t>
-      </w:r>
-      <w:r>
-        <w:rPr>
-          <w:rFonts w:cstheme="minorHAnsi"/>
-          <w:sz w:val="24"/>
-          <w:szCs w:val="24"/>
-        </w:rPr>
-        <w:t>generale riguardo il funzionamento complessivo del software</w:t>
-      </w:r>
-      <w:r>
-        <w:rPr>
-          <w:rFonts w:cstheme="minorHAnsi"/>
-          <w:sz w:val="24"/>
-          <w:szCs w:val="24"/>
-        </w:rPr>
-        <w:t>:</w:t>
-      </w:r>
-    </w:p>
-    <w:p>
-      <w:pPr>
-        <w:autoSpaceDE w:val="0"/>
-        <w:autoSpaceDN w:val="0"/>
-        <w:adjustRightInd w:val="0"/>
-        <w:spacing w:after="0" w:line="240" w:lineRule="auto"/>
-        <w:rPr>
-          <w:rFonts w:cstheme="minorHAnsi"/>
-          <w:sz w:val="24"/>
-          <w:szCs w:val="24"/>
-        </w:rPr>
-      </w:pPr>
-    </w:p>
-    <w:p>
-      <w:pPr>
-        <w:autoSpaceDE w:val="0"/>
-        <w:autoSpaceDN w:val="0"/>
-        <w:adjustRightInd w:val="0"/>
-        <w:spacing w:after="0" w:line="240" w:lineRule="auto"/>
-        <w:rPr>
-          <w:rFonts w:cstheme="minorHAnsi"/>
-          <w:sz w:val="24"/>
-          <w:szCs w:val="24"/>
-        </w:rPr>
-      </w:pPr>
-      <w:r>
-        <w:rPr>
-          <w:rFonts w:cstheme="minorHAnsi"/>
-          <w:noProof/>
+        <w:autoSpaceDE w:val="0"/>
+        <w:autoSpaceDN w:val="0"/>
+        <w:adjustRightInd w:val="0"/>
+        <w:spacing w:after="0" w:line="240" w:lineRule="auto"/>
+        <w:rPr>
+          <w:rFonts w:cstheme="minorHAnsi"/>
+          <w:sz w:val="24"/>
+          <w:szCs w:val="24"/>
+        </w:rPr>
+      </w:pPr>
+    </w:p>
+    <w:p>
+      <w:pPr>
+        <w:autoSpaceDE w:val="0"/>
+        <w:autoSpaceDN w:val="0"/>
+        <w:adjustRightInd w:val="0"/>
+        <w:spacing w:after="0" w:line="240" w:lineRule="auto"/>
+        <w:rPr>
+          <w:rFonts w:cstheme="minorHAnsi"/>
+          <w:sz w:val="24"/>
+          <w:szCs w:val="24"/>
+        </w:rPr>
+      </w:pPr>
+      <w:r>
+        <w:rPr>
+          <w:rFonts w:cstheme="minorHAnsi"/>
           <w:sz w:val="24"/>
           <w:szCs w:val="24"/>
         </w:rPr>
         <w:drawing>
-          <wp:inline distT="0" distB="0" distL="0" distR="0" wp14:anchorId="288B79BB" wp14:editId="557D73D1">
-            <wp:extent cx="6120130" cy="2935605"/>
-            <wp:effectExtent l="0" t="0" r="0" b="0"/>
-            <wp:docPr id="9" name="Immagine 9"/>
+          <wp:inline distT="0" distB="0" distL="0" distR="0" wp14:anchorId="3325CE9C" wp14:editId="798D7244">
+            <wp:extent cx="6120130" cy="3159760"/>
+            <wp:effectExtent l="0" t="0" r="0" b="2540"/>
+            <wp:docPr id="3" name="Immagine 3"/>
             <wp:cNvGraphicFramePr>
               <a:graphicFrameLocks xmlns:a="http://schemas.openxmlformats.org/drawingml/2006/main" noChangeAspect="1"/>
             </wp:cNvGraphicFramePr>
@@ -8902,7 +9766,7 @@
                   <pic:spPr>
                     <a:xfrm>
                       <a:off x="0" y="0"/>
-                      <a:ext cx="6120130" cy="2935605"/>
+                      <a:ext cx="6120130" cy="3159760"/>
                     </a:xfrm>
                     <a:prstGeom prst="rect">
                       <a:avLst/>
@@ -8923,6 +9787,19 @@
         <w:spacing w:after="0" w:line="240" w:lineRule="auto"/>
         <w:rPr>
           <w:rFonts w:cstheme="minorHAnsi"/>
+          <w:sz w:val="24"/>
+          <w:szCs w:val="24"/>
+        </w:rPr>
+      </w:pPr>
+    </w:p>
+    <w:p>
+      <w:pPr>
+        <w:autoSpaceDE w:val="0"/>
+        <w:autoSpaceDN w:val="0"/>
+        <w:adjustRightInd w:val="0"/>
+        <w:spacing w:after="0" w:line="240" w:lineRule="auto"/>
+        <w:rPr>
+          <w:rFonts w:cstheme="minorHAnsi"/>
           <w:b/>
           <w:bCs/>
           <w:sz w:val="28"/>
@@ -9252,7 +10129,6 @@
           <w:sz w:val="28"/>
           <w:szCs w:val="28"/>
         </w:rPr>
-        <w:lastRenderedPageBreak/>
         <w:t xml:space="preserve">Contratto CO2: </w:t>
       </w:r>
       <w:r>
@@ -9318,7 +10194,6 @@
         </w:rPr>
         <w:t>(</w:t>
       </w:r>
-      <w:proofErr w:type="gramStart"/>
       <w:r>
         <w:rPr>
           <w:rFonts w:cstheme="minorHAnsi"/>
@@ -9326,9 +10201,8 @@
           <w:szCs w:val="24"/>
           <w:lang w:bidi="he-IL"/>
         </w:rPr>
-        <w:t>Nome :</w:t>
-      </w:r>
-      <w:proofErr w:type="gramEnd"/>
+        <w:t>Nome:</w:t>
+      </w:r>
       <w:r>
         <w:rPr>
           <w:rFonts w:cstheme="minorHAnsi"/>
@@ -9356,7 +10230,25 @@
           <w:szCs w:val="24"/>
           <w:lang w:bidi="he-IL"/>
         </w:rPr>
-        <w:t xml:space="preserve">, Cognome : </w:t>
+        <w:t xml:space="preserve">, </w:t>
+      </w:r>
+      <w:r>
+        <w:rPr>
+          <w:rFonts w:cstheme="minorHAnsi"/>
+          <w:sz w:val="24"/>
+          <w:szCs w:val="24"/>
+          <w:lang w:bidi="he-IL"/>
+        </w:rPr>
+        <w:t>Cognome:</w:t>
+      </w:r>
+      <w:r>
+        <w:rPr>
+          <w:rFonts w:cstheme="minorHAnsi"/>
+          <w:sz w:val="24"/>
+          <w:szCs w:val="24"/>
+          <w:lang w:bidi="he-IL"/>
+        </w:rPr>
+        <w:t xml:space="preserve"> </w:t>
       </w:r>
       <w:proofErr w:type="spellStart"/>
       <w:r>
@@ -9376,7 +10268,25 @@
           <w:szCs w:val="24"/>
           <w:lang w:bidi="he-IL"/>
         </w:rPr>
-        <w:t xml:space="preserve">, Professione : </w:t>
+        <w:t xml:space="preserve">, </w:t>
+      </w:r>
+      <w:r>
+        <w:rPr>
+          <w:rFonts w:cstheme="minorHAnsi"/>
+          <w:sz w:val="24"/>
+          <w:szCs w:val="24"/>
+          <w:lang w:bidi="he-IL"/>
+        </w:rPr>
+        <w:t>Professione:</w:t>
+      </w:r>
+      <w:r>
+        <w:rPr>
+          <w:rFonts w:cstheme="minorHAnsi"/>
+          <w:sz w:val="24"/>
+          <w:szCs w:val="24"/>
+          <w:lang w:bidi="he-IL"/>
+        </w:rPr>
+        <w:t xml:space="preserve"> </w:t>
       </w:r>
       <w:proofErr w:type="spellStart"/>
       <w:r>
@@ -9416,6 +10326,7 @@
           <w:sz w:val="24"/>
           <w:szCs w:val="24"/>
         </w:rPr>
+        <w:lastRenderedPageBreak/>
         <w:t>Riferimenti: caso d’uso: Gestisco la prenotazione del paziente</w:t>
       </w:r>
     </w:p>
@@ -9720,7 +10631,281 @@
           <w:sz w:val="24"/>
           <w:szCs w:val="24"/>
         </w:rPr>
-        <w:t>Post Condizioni: L’operatore inserisce le informazioni necessarie alla registrazione del medico</w:t>
+        <w:t xml:space="preserve">Post Condizioni: L’operatore inserisce le informazioni necessarie alla registrazione </w:t>
+      </w:r>
+      <w:r>
+        <w:rPr>
+          <w:rFonts w:cstheme="minorHAnsi"/>
+          <w:sz w:val="24"/>
+          <w:szCs w:val="24"/>
+        </w:rPr>
+        <w:t>della prenotazione</w:t>
+      </w:r>
+      <w:r>
+        <w:rPr>
+          <w:rFonts w:cstheme="minorHAnsi"/>
+          <w:sz w:val="24"/>
+          <w:szCs w:val="24"/>
+        </w:rPr>
+        <w:t xml:space="preserve"> e la aggiunge al carrello</w:t>
+      </w:r>
+    </w:p>
+    <w:p>
+      <w:pPr>
+        <w:autoSpaceDE w:val="0"/>
+        <w:autoSpaceDN w:val="0"/>
+        <w:adjustRightInd w:val="0"/>
+        <w:spacing w:after="0" w:line="360" w:lineRule="auto"/>
+        <w:rPr>
+          <w:rFonts w:cstheme="minorHAnsi"/>
+          <w:sz w:val="24"/>
+          <w:szCs w:val="24"/>
+        </w:rPr>
+      </w:pPr>
+    </w:p>
+    <w:p>
+      <w:pPr>
+        <w:autoSpaceDE w:val="0"/>
+        <w:autoSpaceDN w:val="0"/>
+        <w:adjustRightInd w:val="0"/>
+        <w:spacing w:after="0" w:line="360" w:lineRule="auto"/>
+        <w:rPr>
+          <w:rFonts w:cstheme="minorHAnsi"/>
+          <w:b/>
+          <w:bCs/>
+          <w:sz w:val="28"/>
+          <w:szCs w:val="28"/>
+        </w:rPr>
+      </w:pPr>
+      <w:r>
+        <w:rPr>
+          <w:rFonts w:cstheme="minorHAnsi"/>
+          <w:b/>
+          <w:bCs/>
+          <w:sz w:val="28"/>
+          <w:szCs w:val="28"/>
+        </w:rPr>
+        <w:t xml:space="preserve">Contratto C04: </w:t>
+      </w:r>
+      <w:r>
+        <w:rPr>
+          <w:rFonts w:cstheme="minorHAnsi"/>
+          <w:b/>
+          <w:bCs/>
+          <w:sz w:val="28"/>
+          <w:szCs w:val="28"/>
+        </w:rPr>
+        <w:t>Pagamento</w:t>
+      </w:r>
+    </w:p>
+    <w:p>
+      <w:pPr>
+        <w:autoSpaceDE w:val="0"/>
+        <w:autoSpaceDN w:val="0"/>
+        <w:adjustRightInd w:val="0"/>
+        <w:spacing w:after="0" w:line="360" w:lineRule="auto"/>
+        <w:rPr>
+          <w:rFonts w:cstheme="minorHAnsi"/>
+          <w:sz w:val="24"/>
+          <w:szCs w:val="24"/>
+        </w:rPr>
+      </w:pPr>
+      <w:r>
+        <w:rPr>
+          <w:rFonts w:cstheme="minorHAnsi"/>
+          <w:sz w:val="24"/>
+          <w:szCs w:val="24"/>
+        </w:rPr>
+        <w:t xml:space="preserve">Operazione: </w:t>
+      </w:r>
+      <w:r>
+        <w:rPr>
+          <w:rFonts w:cstheme="minorHAnsi"/>
+          <w:sz w:val="24"/>
+          <w:szCs w:val="24"/>
+          <w:lang w:bidi="he-IL"/>
+        </w:rPr>
+        <w:t>Gestisco il pagamento</w:t>
+      </w:r>
+      <w:r>
+        <w:rPr>
+          <w:rFonts w:cstheme="minorHAnsi"/>
+          <w:sz w:val="24"/>
+          <w:szCs w:val="24"/>
+          <w:lang w:bidi="he-IL"/>
+        </w:rPr>
+        <w:t xml:space="preserve"> </w:t>
+      </w:r>
+      <w:r>
+        <w:rPr>
+          <w:rFonts w:cstheme="minorHAnsi"/>
+          <w:sz w:val="24"/>
+          <w:szCs w:val="24"/>
+        </w:rPr>
+        <w:t>(</w:t>
+      </w:r>
+      <w:r>
+        <w:rPr>
+          <w:rFonts w:cstheme="minorHAnsi"/>
+          <w:sz w:val="24"/>
+          <w:szCs w:val="24"/>
+          <w:lang w:bidi="he-IL"/>
+        </w:rPr>
+        <w:t>strategia</w:t>
+      </w:r>
+      <w:r>
+        <w:rPr>
+          <w:rFonts w:cstheme="minorHAnsi"/>
+          <w:sz w:val="24"/>
+          <w:szCs w:val="24"/>
+          <w:lang w:bidi="he-IL"/>
+        </w:rPr>
+        <w:t xml:space="preserve">: </w:t>
+      </w:r>
+      <w:r>
+        <w:rPr>
+          <w:rFonts w:cstheme="minorHAnsi"/>
+          <w:sz w:val="24"/>
+          <w:szCs w:val="24"/>
+          <w:lang w:bidi="he-IL"/>
+        </w:rPr>
+        <w:t>Pagamenti</w:t>
+      </w:r>
+      <w:r>
+        <w:rPr>
+          <w:rFonts w:cstheme="minorHAnsi"/>
+          <w:sz w:val="24"/>
+          <w:szCs w:val="24"/>
+          <w:lang w:bidi="he-IL"/>
+        </w:rPr>
+        <w:t xml:space="preserve">, </w:t>
+      </w:r>
+      <w:proofErr w:type="spellStart"/>
+      <w:r>
+        <w:rPr>
+          <w:rFonts w:cstheme="minorHAnsi"/>
+          <w:sz w:val="24"/>
+          <w:szCs w:val="24"/>
+          <w:lang w:bidi="he-IL"/>
+        </w:rPr>
+        <w:t>idpaziente</w:t>
+      </w:r>
+      <w:proofErr w:type="spellEnd"/>
+      <w:r>
+        <w:rPr>
+          <w:rFonts w:cstheme="minorHAnsi"/>
+          <w:sz w:val="24"/>
+          <w:szCs w:val="24"/>
+          <w:lang w:bidi="he-IL"/>
+        </w:rPr>
+        <w:t xml:space="preserve">: </w:t>
+      </w:r>
+      <w:proofErr w:type="spellStart"/>
+      <w:r>
+        <w:rPr>
+          <w:rFonts w:cstheme="minorHAnsi"/>
+          <w:sz w:val="24"/>
+          <w:szCs w:val="24"/>
+          <w:lang w:bidi="he-IL"/>
+        </w:rPr>
+        <w:t>String</w:t>
+      </w:r>
+      <w:proofErr w:type="spellEnd"/>
+      <w:r>
+        <w:rPr>
+          <w:rFonts w:cstheme="minorHAnsi"/>
+          <w:sz w:val="24"/>
+          <w:szCs w:val="24"/>
+        </w:rPr>
+        <w:t>)</w:t>
+      </w:r>
+    </w:p>
+    <w:p>
+      <w:pPr>
+        <w:autoSpaceDE w:val="0"/>
+        <w:autoSpaceDN w:val="0"/>
+        <w:adjustRightInd w:val="0"/>
+        <w:spacing w:after="0" w:line="360" w:lineRule="auto"/>
+        <w:rPr>
+          <w:rFonts w:cstheme="minorHAnsi"/>
+          <w:sz w:val="24"/>
+          <w:szCs w:val="24"/>
+        </w:rPr>
+      </w:pPr>
+      <w:r>
+        <w:rPr>
+          <w:rFonts w:cstheme="minorHAnsi"/>
+          <w:sz w:val="24"/>
+          <w:szCs w:val="24"/>
+        </w:rPr>
+        <w:t xml:space="preserve">Riferimenti: caso d’uso: Gestisco </w:t>
+      </w:r>
+      <w:r>
+        <w:rPr>
+          <w:rFonts w:cstheme="minorHAnsi"/>
+          <w:sz w:val="24"/>
+          <w:szCs w:val="24"/>
+        </w:rPr>
+        <w:t>il pagamento</w:t>
+      </w:r>
+    </w:p>
+    <w:p>
+      <w:pPr>
+        <w:autoSpaceDE w:val="0"/>
+        <w:autoSpaceDN w:val="0"/>
+        <w:adjustRightInd w:val="0"/>
+        <w:spacing w:after="0" w:line="360" w:lineRule="auto"/>
+        <w:rPr>
+          <w:rFonts w:cstheme="minorHAnsi"/>
+          <w:sz w:val="24"/>
+          <w:szCs w:val="24"/>
+          <w:lang w:bidi="he-IL"/>
+        </w:rPr>
+      </w:pPr>
+      <w:r>
+        <w:rPr>
+          <w:rFonts w:cstheme="minorHAnsi"/>
+          <w:sz w:val="24"/>
+          <w:szCs w:val="24"/>
+        </w:rPr>
+        <w:t xml:space="preserve">Precondizioni: </w:t>
+      </w:r>
+      <w:r>
+        <w:rPr>
+          <w:rFonts w:cstheme="minorHAnsi"/>
+          <w:sz w:val="24"/>
+          <w:szCs w:val="24"/>
+        </w:rPr>
+        <w:t>Precedente prenotazione</w:t>
+      </w:r>
+    </w:p>
+    <w:p>
+      <w:pPr>
+        <w:autoSpaceDE w:val="0"/>
+        <w:autoSpaceDN w:val="0"/>
+        <w:adjustRightInd w:val="0"/>
+        <w:spacing w:after="0" w:line="360" w:lineRule="auto"/>
+        <w:rPr>
+          <w:rFonts w:cstheme="minorHAnsi"/>
+          <w:sz w:val="24"/>
+          <w:szCs w:val="24"/>
+        </w:rPr>
+      </w:pPr>
+      <w:r>
+        <w:rPr>
+          <w:rFonts w:cstheme="minorHAnsi"/>
+          <w:sz w:val="24"/>
+          <w:szCs w:val="24"/>
+        </w:rPr>
+        <w:t xml:space="preserve">Post Condizioni: </w:t>
+      </w:r>
+      <w:r>
+        <w:rPr>
+          <w:rFonts w:cstheme="minorHAnsi"/>
+          <w:sz w:val="24"/>
+          <w:szCs w:val="24"/>
+        </w:rPr>
+        <w:t>Verifica esito pagamento</w:t>
       </w:r>
     </w:p>
     <w:p>
@@ -9960,7 +11145,6 @@
         <w:autoSpaceDN w:val="0"/>
         <w:adjustRightInd w:val="0"/>
         <w:spacing w:after="0" w:line="240" w:lineRule="auto"/>
-        <w:jc w:val="center"/>
         <w:rPr>
           <w:rFonts w:cstheme="minorHAnsi"/>
           <w:b/>
@@ -10017,14 +11201,7 @@
           <w:szCs w:val="32"/>
         </w:rPr>
       </w:pPr>
-    </w:p>
-    <w:p>
-      <w:pPr>
-        <w:autoSpaceDE w:val="0"/>
-        <w:autoSpaceDN w:val="0"/>
-        <w:adjustRightInd w:val="0"/>
-        <w:spacing w:after="0" w:line="240" w:lineRule="auto"/>
-        <w:jc w:val="center"/>
+      <w:r>
         <w:rPr>
           <w:rFonts w:cstheme="minorHAnsi"/>
           <w:b/>
@@ -10032,32 +11209,6 @@
           <w:sz w:val="32"/>
           <w:szCs w:val="32"/>
         </w:rPr>
-      </w:pPr>
-    </w:p>
-    <w:p>
-      <w:pPr>
-        <w:autoSpaceDE w:val="0"/>
-        <w:autoSpaceDN w:val="0"/>
-        <w:adjustRightInd w:val="0"/>
-        <w:spacing w:after="0" w:line="240" w:lineRule="auto"/>
-        <w:jc w:val="center"/>
-        <w:rPr>
-          <w:rFonts w:cstheme="minorHAnsi"/>
-          <w:b/>
-          <w:bCs/>
-          <w:sz w:val="32"/>
-          <w:szCs w:val="32"/>
-        </w:rPr>
-      </w:pPr>
-      <w:r>
-        <w:rPr>
-          <w:rFonts w:cstheme="minorHAnsi"/>
-          <w:b/>
-          <w:bCs/>
-          <w:sz w:val="32"/>
-          <w:szCs w:val="32"/>
-        </w:rPr>
-        <w:lastRenderedPageBreak/>
         <w:t>3 Progettazione</w:t>
       </w:r>
     </w:p>
@@ -10217,16 +11368,14 @@
         </w:rPr>
         <w:t xml:space="preserve">requisiti individuati nei passi precedenti. L’elaborato principale di questa </w:t>
       </w:r>
-      <w:proofErr w:type="gramStart"/>
-      <w:r>
-        <w:rPr>
-          <w:rFonts w:cstheme="minorHAnsi"/>
-          <w:sz w:val="24"/>
-          <w:szCs w:val="24"/>
-        </w:rPr>
-        <w:t>fase  è</w:t>
-      </w:r>
-      <w:proofErr w:type="gramEnd"/>
+      <w:r>
+        <w:rPr>
+          <w:rFonts w:cstheme="minorHAnsi"/>
+          <w:sz w:val="24"/>
+          <w:szCs w:val="24"/>
+        </w:rPr>
+        <w:t>fase è</w:t>
+      </w:r>
       <w:r>
         <w:rPr>
           <w:rFonts w:cstheme="minorHAnsi"/>
@@ -10390,6 +11539,7 @@
       <w:r>
         <w:rPr>
           <w:rFonts w:cstheme="minorHAnsi"/>
+          <w:noProof/>
           <w:sz w:val="24"/>
           <w:szCs w:val="24"/>
         </w:rPr>
@@ -10552,7 +11702,6 @@
           <w:sz w:val="24"/>
           <w:szCs w:val="24"/>
         </w:rPr>
-        <w:lastRenderedPageBreak/>
         <w:t>Da questo modello notiamo le classi individuate per il progetto, suddivise in due package per una gestione migliore del codice:</w:t>
       </w:r>
     </w:p>
@@ -11520,7 +12669,6 @@
           <w:sz w:val="28"/>
           <w:szCs w:val="28"/>
         </w:rPr>
-        <w:lastRenderedPageBreak/>
         <w:t>3.2</w:t>
       </w:r>
       <w:r>
@@ -11635,6 +12783,7 @@
       <w:r>
         <w:rPr>
           <w:rFonts w:cstheme="minorHAnsi"/>
+          <w:noProof/>
           <w:sz w:val="24"/>
           <w:szCs w:val="24"/>
         </w:rPr>
@@ -12015,7 +13164,6 @@
           <w:sz w:val="32"/>
           <w:szCs w:val="32"/>
         </w:rPr>
-        <w:lastRenderedPageBreak/>
         <w:t>Testing</w:t>
       </w:r>
     </w:p>
@@ -13200,6 +14348,7 @@
           <w:sz w:val="24"/>
           <w:szCs w:val="24"/>
         </w:rPr>
+        <w:lastRenderedPageBreak/>
         <w:t xml:space="preserve">Per esempio, sono state individuate alcune implementazioni </w:t>
       </w:r>
       <w:proofErr w:type="spellStart"/>
@@ -13218,16 +14367,7 @@
           <w:sz w:val="24"/>
           <w:szCs w:val="24"/>
         </w:rPr>
-        <w:t xml:space="preserve"> ostiche quali la persistenza dei dati per tanto si è provveduto a testarne l’aggiunta dei vari oggetti , la scrittura su file, </w:t>
-      </w:r>
-      <w:r>
-        <w:rPr>
-          <w:rFonts w:cstheme="minorHAnsi"/>
-          <w:sz w:val="24"/>
-          <w:szCs w:val="24"/>
-        </w:rPr>
-        <w:lastRenderedPageBreak/>
-        <w:t>la lettura da file e la lettura dei vari oggetti con conseguente pulizia finale per non incombere a malfunzionamenti o oggetti indesiderati durante il funzionamento.</w:t>
+        <w:t xml:space="preserve"> ostiche quali la persistenza dei dati per tanto si è provveduto a testarne l’aggiunta dei vari oggetti , la scrittura su file, la lettura da file e la lettura dei vari oggetti con conseguente pulizia finale per non incombere a malfunzionamenti o oggetti indesiderati durante il funzionamento.</w:t>
       </w:r>
     </w:p>
     <w:p>
@@ -15065,6 +16205,92 @@
     </w:lvl>
   </w:abstractNum>
   <w:abstractNum w:abstractNumId="16" w15:restartNumberingAfterBreak="0">
+    <w:nsid w:val="72CA0917"/>
+    <w:multiLevelType w:val="hybridMultilevel"/>
+    <w:tmpl w:val="31864356"/>
+    <w:lvl w:ilvl="0" w:tplc="FFFFFFFF">
+      <w:start w:val="1"/>
+      <w:numFmt w:val="decimal"/>
+      <w:lvlText w:val="%1."/>
+      <w:lvlJc w:val="left"/>
+      <w:pPr>
+        <w:ind w:left="720" w:hanging="360"/>
+      </w:pPr>
+    </w:lvl>
+    <w:lvl w:ilvl="1" w:tplc="FFFFFFFF" w:tentative="1">
+      <w:start w:val="1"/>
+      <w:numFmt w:val="lowerLetter"/>
+      <w:lvlText w:val="%2."/>
+      <w:lvlJc w:val="left"/>
+      <w:pPr>
+        <w:ind w:left="1440" w:hanging="360"/>
+      </w:pPr>
+    </w:lvl>
+    <w:lvl w:ilvl="2" w:tplc="FFFFFFFF" w:tentative="1">
+      <w:start w:val="1"/>
+      <w:numFmt w:val="lowerRoman"/>
+      <w:lvlText w:val="%3."/>
+      <w:lvlJc w:val="right"/>
+      <w:pPr>
+        <w:ind w:left="2160" w:hanging="180"/>
+      </w:pPr>
+    </w:lvl>
+    <w:lvl w:ilvl="3" w:tplc="FFFFFFFF" w:tentative="1">
+      <w:start w:val="1"/>
+      <w:numFmt w:val="decimal"/>
+      <w:lvlText w:val="%4."/>
+      <w:lvlJc w:val="left"/>
+      <w:pPr>
+        <w:ind w:left="2880" w:hanging="360"/>
+      </w:pPr>
+    </w:lvl>
+    <w:lvl w:ilvl="4" w:tplc="FFFFFFFF" w:tentative="1">
+      <w:start w:val="1"/>
+      <w:numFmt w:val="lowerLetter"/>
+      <w:lvlText w:val="%5."/>
+      <w:lvlJc w:val="left"/>
+      <w:pPr>
+        <w:ind w:left="3600" w:hanging="360"/>
+      </w:pPr>
+    </w:lvl>
+    <w:lvl w:ilvl="5" w:tplc="FFFFFFFF" w:tentative="1">
+      <w:start w:val="1"/>
+      <w:numFmt w:val="lowerRoman"/>
+      <w:lvlText w:val="%6."/>
+      <w:lvlJc w:val="right"/>
+      <w:pPr>
+        <w:ind w:left="4320" w:hanging="180"/>
+      </w:pPr>
+    </w:lvl>
+    <w:lvl w:ilvl="6" w:tplc="FFFFFFFF" w:tentative="1">
+      <w:start w:val="1"/>
+      <w:numFmt w:val="decimal"/>
+      <w:lvlText w:val="%7."/>
+      <w:lvlJc w:val="left"/>
+      <w:pPr>
+        <w:ind w:left="5040" w:hanging="360"/>
+      </w:pPr>
+    </w:lvl>
+    <w:lvl w:ilvl="7" w:tplc="FFFFFFFF" w:tentative="1">
+      <w:start w:val="1"/>
+      <w:numFmt w:val="lowerLetter"/>
+      <w:lvlText w:val="%8."/>
+      <w:lvlJc w:val="left"/>
+      <w:pPr>
+        <w:ind w:left="5760" w:hanging="360"/>
+      </w:pPr>
+    </w:lvl>
+    <w:lvl w:ilvl="8" w:tplc="FFFFFFFF" w:tentative="1">
+      <w:start w:val="1"/>
+      <w:numFmt w:val="lowerRoman"/>
+      <w:lvlText w:val="%9."/>
+      <w:lvlJc w:val="right"/>
+      <w:pPr>
+        <w:ind w:left="6480" w:hanging="180"/>
+      </w:pPr>
+    </w:lvl>
+  </w:abstractNum>
+  <w:abstractNum w:abstractNumId="17" w15:restartNumberingAfterBreak="0">
     <w:nsid w:val="731C3F74"/>
     <w:multiLevelType w:val="multilevel"/>
     <w:tmpl w:val="0410001F"/>
@@ -15150,7 +16376,7 @@
       </w:pPr>
     </w:lvl>
   </w:abstractNum>
-  <w:abstractNum w:abstractNumId="17" w15:restartNumberingAfterBreak="0">
+  <w:abstractNum w:abstractNumId="18" w15:restartNumberingAfterBreak="0">
     <w:nsid w:val="7FB87BCA"/>
     <w:multiLevelType w:val="hybridMultilevel"/>
     <w:tmpl w:val="89225236"/>
@@ -15270,13 +16496,13 @@
     <w:abstractNumId w:val="13"/>
   </w:num>
   <w:num w:numId="3" w16cid:durableId="1197347570">
-    <w:abstractNumId w:val="17"/>
+    <w:abstractNumId w:val="18"/>
   </w:num>
   <w:num w:numId="4" w16cid:durableId="1404137809">
     <w:abstractNumId w:val="1"/>
   </w:num>
   <w:num w:numId="5" w16cid:durableId="1675523404">
-    <w:abstractNumId w:val="17"/>
+    <w:abstractNumId w:val="18"/>
   </w:num>
   <w:num w:numId="6" w16cid:durableId="1997370593">
     <w:abstractNumId w:val="1"/>
@@ -15327,7 +16553,7 @@
     <w:abstractNumId w:val="4"/>
   </w:num>
   <w:num w:numId="13" w16cid:durableId="1394961294">
-    <w:abstractNumId w:val="16"/>
+    <w:abstractNumId w:val="17"/>
   </w:num>
   <w:num w:numId="14" w16cid:durableId="1922060990">
     <w:abstractNumId w:val="10"/>
@@ -15349,6 +16575,9 @@
   </w:num>
   <w:num w:numId="20" w16cid:durableId="1332561742">
     <w:abstractNumId w:val="8"/>
+  </w:num>
+  <w:num w:numId="21" w16cid:durableId="1766002005">
+    <w:abstractNumId w:val="16"/>
   </w:num>
 </w:numbering>
 </file>
@@ -15751,7 +16980,7 @@
   <w:style w:type="paragraph" w:default="1" w:styleId="Normale">
     <w:name w:val="Normal"/>
     <w:qFormat/>
-    <w:rsid w:val="007A6063"/>
+    <w:rsid w:val="00FB39EE"/>
   </w:style>
   <w:style w:type="character" w:default="1" w:styleId="Carpredefinitoparagrafo">
     <w:name w:val="Default Paragraph Font"/>

--- a/Documentazione/documentazione completa.docx
+++ b/Documentazione/documentazione completa.docx
@@ -679,97 +679,93 @@
           <w:sz w:val="28"/>
           <w:szCs w:val="28"/>
         </w:rPr>
-        <w:t xml:space="preserve">1 Ideazione e analisi dei requisiti . . . . . . . . . . . . . . . . . . . . . . . . . . . . . . . pag. </w:t>
-      </w:r>
+        <w:t xml:space="preserve">1 Ideazione e analisi dei requisiti . . . . . . . . . . . . . . . . . . . . . . . . . . . </w:t>
+      </w:r>
+      <w:proofErr w:type="gramStart"/>
       <w:r>
         <w:rPr>
           <w:rFonts w:cstheme="minorHAnsi"/>
           <w:sz w:val="28"/>
           <w:szCs w:val="28"/>
         </w:rPr>
-        <w:t>5</w:t>
-      </w:r>
-    </w:p>
-    <w:p>
-      <w:pPr>
-        <w:autoSpaceDE w:val="0"/>
-        <w:autoSpaceDN w:val="0"/>
-        <w:adjustRightInd w:val="0"/>
-        <w:spacing w:after="0" w:line="240" w:lineRule="auto"/>
-        <w:ind w:firstLine="708"/>
+        <w:t>. . . .</w:t>
+      </w:r>
+      <w:proofErr w:type="gramEnd"/>
+      <w:r>
         <w:rPr>
           <w:rFonts w:cstheme="minorHAnsi"/>
           <w:sz w:val="28"/>
           <w:szCs w:val="28"/>
         </w:rPr>
-      </w:pPr>
+        <w:t xml:space="preserve"> pag. </w:t>
+      </w:r>
       <w:r>
         <w:rPr>
           <w:rFonts w:cstheme="minorHAnsi"/>
           <w:sz w:val="28"/>
           <w:szCs w:val="28"/>
         </w:rPr>
-        <w:t xml:space="preserve">1.1 Introduzione . . . . . . . . . . . . . . . . . . . . . . . . . . . . . . . . . . . . . . .pag. </w:t>
-      </w:r>
-      <w:r>
+        <w:t>5</w:t>
+      </w:r>
+    </w:p>
+    <w:p>
+      <w:pPr>
+        <w:autoSpaceDE w:val="0"/>
+        <w:autoSpaceDN w:val="0"/>
+        <w:adjustRightInd w:val="0"/>
+        <w:spacing w:after="0" w:line="240" w:lineRule="auto"/>
+        <w:ind w:firstLine="708"/>
         <w:rPr>
           <w:rFonts w:cstheme="minorHAnsi"/>
           <w:sz w:val="28"/>
           <w:szCs w:val="28"/>
         </w:rPr>
-        <w:t>5</w:t>
-      </w:r>
-    </w:p>
-    <w:p>
-      <w:pPr>
-        <w:autoSpaceDE w:val="0"/>
-        <w:autoSpaceDN w:val="0"/>
-        <w:adjustRightInd w:val="0"/>
-        <w:spacing w:after="0" w:line="240" w:lineRule="auto"/>
-        <w:ind w:firstLine="708"/>
+      </w:pPr>
+      <w:r>
         <w:rPr>
           <w:rFonts w:cstheme="minorHAnsi"/>
           <w:sz w:val="28"/>
           <w:szCs w:val="28"/>
         </w:rPr>
-      </w:pPr>
+        <w:t xml:space="preserve">1.1 Introduzione . . . . . . . . . . . . . . . . . . . . . . . . . . . . . . . . . . . . . . .pag. </w:t>
+      </w:r>
       <w:r>
         <w:rPr>
           <w:rFonts w:cstheme="minorHAnsi"/>
           <w:sz w:val="28"/>
           <w:szCs w:val="28"/>
         </w:rPr>
-        <w:t xml:space="preserve">1.2 Requisiti . . . . . . . . . . . . . . . . . . . . . . . . . . . . . . . . . . . . . . . . . .pag. </w:t>
-      </w:r>
-      <w:r>
+        <w:t>5</w:t>
+      </w:r>
+    </w:p>
+    <w:p>
+      <w:pPr>
+        <w:autoSpaceDE w:val="0"/>
+        <w:autoSpaceDN w:val="0"/>
+        <w:adjustRightInd w:val="0"/>
+        <w:spacing w:after="0" w:line="240" w:lineRule="auto"/>
+        <w:ind w:firstLine="708"/>
         <w:rPr>
           <w:rFonts w:cstheme="minorHAnsi"/>
           <w:sz w:val="28"/>
           <w:szCs w:val="28"/>
         </w:rPr>
-        <w:t>5</w:t>
-      </w:r>
-    </w:p>
-    <w:p>
-      <w:pPr>
-        <w:autoSpaceDE w:val="0"/>
-        <w:autoSpaceDN w:val="0"/>
-        <w:adjustRightInd w:val="0"/>
-        <w:spacing w:after="0" w:line="240" w:lineRule="auto"/>
-        <w:ind w:firstLine="708"/>
+      </w:pPr>
+      <w:r>
         <w:rPr>
           <w:rFonts w:cstheme="minorHAnsi"/>
           <w:sz w:val="28"/>
           <w:szCs w:val="28"/>
         </w:rPr>
-      </w:pPr>
+        <w:t xml:space="preserve">1.2 Requisiti . . . . . . . . . . . . . . . . . . . . . . . . . . . . . . . . . . . . . . . . . .pag. </w:t>
+      </w:r>
       <w:r>
         <w:rPr>
           <w:rFonts w:cstheme="minorHAnsi"/>
           <w:sz w:val="28"/>
           <w:szCs w:val="28"/>
         </w:rPr>
-        <w:t>1.3 Obiettivi e casi d’uso . . . . . . . . . . . . . . . . . . . . . . . . . . . . . . . . pag. 5</w:t>
+        <w:t>5</w:t>
       </w:r>
     </w:p>
     <w:p>
@@ -791,83 +787,87 @@
           <w:sz w:val="28"/>
           <w:szCs w:val="28"/>
         </w:rPr>
-        <w:t>1.4 Modello dei casi d’uso . . . . . . . . . . . . . . . . . . . . . . . . . . . . . . ..pag. 7</w:t>
-      </w:r>
-    </w:p>
-    <w:p>
-      <w:pPr>
-        <w:autoSpaceDE w:val="0"/>
-        <w:autoSpaceDN w:val="0"/>
-        <w:adjustRightInd w:val="0"/>
-        <w:spacing w:after="0" w:line="240" w:lineRule="auto"/>
-        <w:ind w:firstLine="708"/>
+        <w:t xml:space="preserve">1.3 Obiettivi e casi d’uso . . . . . . . . . . . . . . . . . . . . . . . . . . . </w:t>
+      </w:r>
+      <w:proofErr w:type="gramStart"/>
+      <w:r>
         <w:rPr>
           <w:rFonts w:cstheme="minorHAnsi"/>
           <w:sz w:val="28"/>
           <w:szCs w:val="28"/>
         </w:rPr>
-      </w:pPr>
+        <w:t>. . . .</w:t>
+      </w:r>
+      <w:proofErr w:type="gramEnd"/>
       <w:r>
         <w:rPr>
           <w:rFonts w:cstheme="minorHAnsi"/>
           <w:sz w:val="28"/>
           <w:szCs w:val="28"/>
         </w:rPr>
-        <w:t xml:space="preserve">1.5 </w:t>
-      </w:r>
-      <w:r>
+        <w:t xml:space="preserve"> . pag. 5</w:t>
+      </w:r>
+    </w:p>
+    <w:p>
+      <w:pPr>
+        <w:autoSpaceDE w:val="0"/>
+        <w:autoSpaceDN w:val="0"/>
+        <w:adjustRightInd w:val="0"/>
+        <w:spacing w:after="0" w:line="240" w:lineRule="auto"/>
+        <w:ind w:firstLine="708"/>
         <w:rPr>
           <w:rFonts w:cstheme="minorHAnsi"/>
           <w:sz w:val="28"/>
           <w:szCs w:val="28"/>
         </w:rPr>
-        <w:t>Specifiche Supplementari</w:t>
-      </w:r>
+      </w:pPr>
       <w:r>
         <w:rPr>
           <w:rFonts w:cstheme="minorHAnsi"/>
           <w:sz w:val="28"/>
           <w:szCs w:val="28"/>
         </w:rPr>
-        <w:t>. . . . . . . . . . . . . . . . . . . . . . . . . . . . . . . pag. 1</w:t>
-      </w:r>
+        <w:t>1.4 Modello dei casi d’uso . . . . . . . . . . . . . . . . . . . . . . . . . . . . . .</w:t>
+      </w:r>
+      <w:proofErr w:type="gramStart"/>
       <w:r>
         <w:rPr>
           <w:rFonts w:cstheme="minorHAnsi"/>
           <w:sz w:val="28"/>
           <w:szCs w:val="28"/>
         </w:rPr>
-        <w:t>0</w:t>
-      </w:r>
-    </w:p>
-    <w:p>
-      <w:pPr>
-        <w:autoSpaceDE w:val="0"/>
-        <w:autoSpaceDN w:val="0"/>
-        <w:adjustRightInd w:val="0"/>
-        <w:spacing w:after="0" w:line="240" w:lineRule="auto"/>
-        <w:ind w:firstLine="708"/>
+        <w:t xml:space="preserve"> ..</w:t>
+      </w:r>
+      <w:proofErr w:type="gramEnd"/>
+      <w:r>
         <w:rPr>
           <w:rFonts w:cstheme="minorHAnsi"/>
           <w:sz w:val="28"/>
           <w:szCs w:val="28"/>
         </w:rPr>
-      </w:pPr>
-      <w:r>
+        <w:t>pag. 7</w:t>
+      </w:r>
+    </w:p>
+    <w:p>
+      <w:pPr>
+        <w:autoSpaceDE w:val="0"/>
+        <w:autoSpaceDN w:val="0"/>
+        <w:adjustRightInd w:val="0"/>
+        <w:spacing w:after="0" w:line="240" w:lineRule="auto"/>
+        <w:ind w:firstLine="708"/>
         <w:rPr>
           <w:rFonts w:cstheme="minorHAnsi"/>
           <w:sz w:val="28"/>
           <w:szCs w:val="28"/>
         </w:rPr>
-        <w:t>1.</w:t>
-      </w:r>
+      </w:pPr>
       <w:r>
         <w:rPr>
           <w:rFonts w:cstheme="minorHAnsi"/>
           <w:sz w:val="28"/>
           <w:szCs w:val="28"/>
         </w:rPr>
-        <w:t>6</w:t>
+        <w:t xml:space="preserve">1.5 </w:t>
       </w:r>
       <w:r>
         <w:rPr>
@@ -875,7 +875,7 @@
           <w:sz w:val="28"/>
           <w:szCs w:val="28"/>
         </w:rPr>
-        <w:t xml:space="preserve"> Glossario . . . . . . . . . . . . . . . . . . . . . . . . . . . . . . . . . . . . . . . . . pag. 1</w:t>
+        <w:t>Specifiche Supplementari</w:t>
       </w:r>
       <w:r>
         <w:rPr>
@@ -883,28 +883,25 @@
           <w:sz w:val="28"/>
           <w:szCs w:val="28"/>
         </w:rPr>
-        <w:t>0</w:t>
-      </w:r>
-    </w:p>
-    <w:p>
-      <w:pPr>
-        <w:autoSpaceDE w:val="0"/>
-        <w:autoSpaceDN w:val="0"/>
-        <w:adjustRightInd w:val="0"/>
-        <w:spacing w:after="0" w:line="240" w:lineRule="auto"/>
+        <w:t xml:space="preserve">. . . . . . . . . . . . . . . . . . . . . . . . . . . </w:t>
+      </w:r>
+      <w:proofErr w:type="gramStart"/>
+      <w:r>
         <w:rPr>
           <w:rFonts w:cstheme="minorHAnsi"/>
           <w:sz w:val="28"/>
           <w:szCs w:val="28"/>
         </w:rPr>
-      </w:pPr>
+        <w:t>. . . .</w:t>
+      </w:r>
+      <w:proofErr w:type="gramEnd"/>
       <w:r>
         <w:rPr>
           <w:rFonts w:cstheme="minorHAnsi"/>
           <w:sz w:val="28"/>
           <w:szCs w:val="28"/>
         </w:rPr>
-        <w:t xml:space="preserve">2 Analisi Orientata agli Oggetti . . . . . . . . . . . . . . . . . . . . . . . . . . . . . . . . .pag. </w:t>
+        <w:t xml:space="preserve"> pag. 1</w:t>
       </w:r>
       <w:r>
         <w:rPr>
@@ -912,7 +909,7 @@
           <w:sz w:val="28"/>
           <w:szCs w:val="28"/>
         </w:rPr>
-        <w:t>11</w:t>
+        <w:t>0</w:t>
       </w:r>
     </w:p>
     <w:p>
@@ -934,7 +931,7 @@
           <w:sz w:val="28"/>
           <w:szCs w:val="28"/>
         </w:rPr>
-        <w:t xml:space="preserve">2.1 Introduzione . . . . . . . . . . . . . . . . . . . . . . . . . . . . . . . . . . . . . . pag. </w:t>
+        <w:t>1.</w:t>
       </w:r>
       <w:r>
         <w:rPr>
@@ -942,37 +939,33 @@
           <w:sz w:val="28"/>
           <w:szCs w:val="28"/>
         </w:rPr>
-        <w:t>11</w:t>
-      </w:r>
-    </w:p>
-    <w:p>
-      <w:pPr>
-        <w:autoSpaceDE w:val="0"/>
-        <w:autoSpaceDN w:val="0"/>
-        <w:adjustRightInd w:val="0"/>
-        <w:spacing w:after="0" w:line="240" w:lineRule="auto"/>
-        <w:ind w:firstLine="708"/>
+        <w:t>6</w:t>
+      </w:r>
+      <w:r>
         <w:rPr>
           <w:rFonts w:cstheme="minorHAnsi"/>
           <w:sz w:val="28"/>
           <w:szCs w:val="28"/>
         </w:rPr>
-      </w:pPr>
+        <w:t xml:space="preserve"> Glossario . . . . . . . . . . . . . . . . . . . . . . . . . . . . . . . . . . . . </w:t>
+      </w:r>
+      <w:proofErr w:type="gramStart"/>
       <w:r>
         <w:rPr>
           <w:rFonts w:cstheme="minorHAnsi"/>
           <w:sz w:val="28"/>
           <w:szCs w:val="28"/>
         </w:rPr>
-        <w:t>2.</w:t>
-      </w:r>
+        <w:t>. . . .</w:t>
+      </w:r>
+      <w:proofErr w:type="gramEnd"/>
       <w:r>
         <w:rPr>
           <w:rFonts w:cstheme="minorHAnsi"/>
           <w:sz w:val="28"/>
           <w:szCs w:val="28"/>
         </w:rPr>
-        <w:t>2</w:t>
+        <w:t xml:space="preserve"> . pag. 1</w:t>
       </w:r>
       <w:r>
         <w:rPr>
@@ -980,112 +973,114 @@
           <w:sz w:val="28"/>
           <w:szCs w:val="28"/>
         </w:rPr>
-        <w:t xml:space="preserve"> Modello di Dominio . . . . . . . . . . . . . . . . . . . . . . . . . . . . . . . . . pag. </w:t>
-      </w:r>
-      <w:r>
+        <w:t>0</w:t>
+      </w:r>
+    </w:p>
+    <w:p>
+      <w:pPr>
+        <w:autoSpaceDE w:val="0"/>
+        <w:autoSpaceDN w:val="0"/>
+        <w:adjustRightInd w:val="0"/>
+        <w:spacing w:after="0" w:line="240" w:lineRule="auto"/>
         <w:rPr>
           <w:rFonts w:cstheme="minorHAnsi"/>
           <w:sz w:val="28"/>
           <w:szCs w:val="28"/>
         </w:rPr>
-        <w:t>12</w:t>
-      </w:r>
-    </w:p>
-    <w:p>
-      <w:pPr>
-        <w:autoSpaceDE w:val="0"/>
-        <w:autoSpaceDN w:val="0"/>
-        <w:adjustRightInd w:val="0"/>
-        <w:spacing w:after="0" w:line="240" w:lineRule="auto"/>
-        <w:ind w:firstLine="708"/>
+      </w:pPr>
+      <w:r>
         <w:rPr>
           <w:rFonts w:cstheme="minorHAnsi"/>
           <w:sz w:val="28"/>
           <w:szCs w:val="28"/>
         </w:rPr>
-      </w:pPr>
+        <w:t xml:space="preserve">2 Analisi Orientata agli Oggetti . . . . . . . . . . . . . . . . . . . . . . . . . . . . . . . . .pag. </w:t>
+      </w:r>
       <w:r>
         <w:rPr>
           <w:rFonts w:cstheme="minorHAnsi"/>
           <w:sz w:val="28"/>
           <w:szCs w:val="28"/>
         </w:rPr>
-        <w:t>2.</w:t>
-      </w:r>
-      <w:r>
+        <w:t>11</w:t>
+      </w:r>
+    </w:p>
+    <w:p>
+      <w:pPr>
+        <w:autoSpaceDE w:val="0"/>
+        <w:autoSpaceDN w:val="0"/>
+        <w:adjustRightInd w:val="0"/>
+        <w:spacing w:after="0" w:line="240" w:lineRule="auto"/>
+        <w:ind w:firstLine="708"/>
         <w:rPr>
           <w:rFonts w:cstheme="minorHAnsi"/>
           <w:sz w:val="28"/>
           <w:szCs w:val="28"/>
         </w:rPr>
-        <w:t>3</w:t>
-      </w:r>
+      </w:pPr>
       <w:r>
         <w:rPr>
           <w:rFonts w:cstheme="minorHAnsi"/>
           <w:sz w:val="28"/>
           <w:szCs w:val="28"/>
         </w:rPr>
-        <w:t xml:space="preserve"> SSD e Contratti . . . . . . . . . . . . . . . . . . . . . . . . . . . . . . . . . . . . pag. </w:t>
-      </w:r>
+        <w:t xml:space="preserve">2.1 Introduzione . . . . . . . . . . . . . . . . . . . . . . . . . . . . . . . . . </w:t>
+      </w:r>
+      <w:proofErr w:type="gramStart"/>
       <w:r>
         <w:rPr>
           <w:rFonts w:cstheme="minorHAnsi"/>
           <w:sz w:val="28"/>
           <w:szCs w:val="28"/>
         </w:rPr>
-        <w:t>13</w:t>
-      </w:r>
-    </w:p>
-    <w:p>
-      <w:pPr>
-        <w:autoSpaceDE w:val="0"/>
-        <w:autoSpaceDN w:val="0"/>
-        <w:adjustRightInd w:val="0"/>
-        <w:spacing w:after="0" w:line="240" w:lineRule="auto"/>
+        <w:t>. . . .</w:t>
+      </w:r>
+      <w:proofErr w:type="gramEnd"/>
+      <w:r>
         <w:rPr>
           <w:rFonts w:cstheme="minorHAnsi"/>
           <w:sz w:val="28"/>
           <w:szCs w:val="28"/>
         </w:rPr>
-      </w:pPr>
+        <w:t xml:space="preserve"> . pag. </w:t>
+      </w:r>
       <w:r>
         <w:rPr>
           <w:rFonts w:cstheme="minorHAnsi"/>
           <w:sz w:val="28"/>
           <w:szCs w:val="28"/>
         </w:rPr>
-        <w:t xml:space="preserve">3 Progettazione . . . . . . . . . . . . . . . . . . . . . . . . . . . . . . . . . . . . . . . pag. </w:t>
-      </w:r>
-      <w:r>
+        <w:t>11</w:t>
+      </w:r>
+    </w:p>
+    <w:p>
+      <w:pPr>
+        <w:autoSpaceDE w:val="0"/>
+        <w:autoSpaceDN w:val="0"/>
+        <w:adjustRightInd w:val="0"/>
+        <w:spacing w:after="0" w:line="240" w:lineRule="auto"/>
+        <w:ind w:firstLine="708"/>
         <w:rPr>
           <w:rFonts w:cstheme="minorHAnsi"/>
           <w:sz w:val="28"/>
           <w:szCs w:val="28"/>
         </w:rPr>
-        <w:t>15</w:t>
-      </w:r>
-    </w:p>
-    <w:p>
-      <w:pPr>
-        <w:autoSpaceDE w:val="0"/>
-        <w:autoSpaceDN w:val="0"/>
-        <w:adjustRightInd w:val="0"/>
-        <w:spacing w:after="0" w:line="240" w:lineRule="auto"/>
-        <w:ind w:firstLine="708"/>
+      </w:pPr>
+      <w:r>
         <w:rPr>
           <w:rFonts w:cstheme="minorHAnsi"/>
           <w:sz w:val="28"/>
           <w:szCs w:val="28"/>
         </w:rPr>
-      </w:pPr>
+        <w:t>2.</w:t>
+      </w:r>
       <w:r>
         <w:rPr>
           <w:rFonts w:cstheme="minorHAnsi"/>
           <w:sz w:val="28"/>
           <w:szCs w:val="28"/>
         </w:rPr>
-        <w:t xml:space="preserve">3.1 Diagramma delle Classi . . . . . . . . . . . . . . . . . . . . . . . . . . . . . pag. </w:t>
+        <w:t>2</w:t>
       </w:r>
       <w:r>
         <w:rPr>
@@ -1093,58 +1088,53 @@
           <w:sz w:val="28"/>
           <w:szCs w:val="28"/>
         </w:rPr>
-        <w:t>15</w:t>
-      </w:r>
-    </w:p>
-    <w:p>
-      <w:pPr>
-        <w:autoSpaceDE w:val="0"/>
-        <w:autoSpaceDN w:val="0"/>
-        <w:adjustRightInd w:val="0"/>
-        <w:spacing w:after="0" w:line="240" w:lineRule="auto"/>
-        <w:ind w:firstLine="708"/>
+        <w:t xml:space="preserve"> Modello di Dominio . . . . . . . . . . . . . . . . . . . . . . . . . . . . . . . . . pag. </w:t>
+      </w:r>
+      <w:r>
         <w:rPr>
           <w:rFonts w:cstheme="minorHAnsi"/>
           <w:sz w:val="28"/>
           <w:szCs w:val="28"/>
         </w:rPr>
-      </w:pPr>
-      <w:r>
+        <w:t>12</w:t>
+      </w:r>
+    </w:p>
+    <w:p>
+      <w:pPr>
+        <w:autoSpaceDE w:val="0"/>
+        <w:autoSpaceDN w:val="0"/>
+        <w:adjustRightInd w:val="0"/>
+        <w:spacing w:after="0" w:line="240" w:lineRule="auto"/>
+        <w:ind w:firstLine="708"/>
         <w:rPr>
           <w:rFonts w:cstheme="minorHAnsi"/>
           <w:sz w:val="28"/>
           <w:szCs w:val="28"/>
         </w:rPr>
-        <w:t xml:space="preserve">3.2 Diagrammi di Sequenza . . . . . . . . . . . . . . . . . . . . . . . . . . . . . pag. </w:t>
-      </w:r>
+      </w:pPr>
       <w:r>
         <w:rPr>
           <w:rFonts w:cstheme="minorHAnsi"/>
           <w:sz w:val="28"/>
           <w:szCs w:val="28"/>
         </w:rPr>
-        <w:t>17</w:t>
-      </w:r>
-    </w:p>
-    <w:p>
-      <w:pPr>
-        <w:autoSpaceDE w:val="0"/>
-        <w:autoSpaceDN w:val="0"/>
-        <w:adjustRightInd w:val="0"/>
-        <w:spacing w:after="0" w:line="240" w:lineRule="auto"/>
+        <w:t>2.</w:t>
+      </w:r>
+      <w:r>
         <w:rPr>
           <w:rFonts w:cstheme="minorHAnsi"/>
           <w:sz w:val="28"/>
           <w:szCs w:val="28"/>
         </w:rPr>
-      </w:pPr>
+        <w:t>3</w:t>
+      </w:r>
       <w:r>
         <w:rPr>
           <w:rFonts w:cstheme="minorHAnsi"/>
           <w:sz w:val="28"/>
           <w:szCs w:val="28"/>
         </w:rPr>
-        <w:t xml:space="preserve">4 Testing . . . . . . . . . . . . . . . . . . . . . . . . . . . . . . . . . . . . . . . . . . . . . . . . . .pag. </w:t>
+        <w:t xml:space="preserve"> SSD e Contratti . . . . . . . . . . . . . . . . . . . . . . . . . . . . . . . . . . . . pag. </w:t>
       </w:r>
       <w:r>
         <w:rPr>
@@ -1152,16 +1142,15 @@
           <w:sz w:val="28"/>
           <w:szCs w:val="28"/>
         </w:rPr>
-        <w:t>18</w:t>
-      </w:r>
-    </w:p>
-    <w:p>
-      <w:pPr>
-        <w:autoSpaceDE w:val="0"/>
-        <w:autoSpaceDN w:val="0"/>
-        <w:adjustRightInd w:val="0"/>
-        <w:spacing w:after="0" w:line="240" w:lineRule="auto"/>
-        <w:ind w:firstLine="708"/>
+        <w:t>13</w:t>
+      </w:r>
+    </w:p>
+    <w:p>
+      <w:pPr>
+        <w:autoSpaceDE w:val="0"/>
+        <w:autoSpaceDN w:val="0"/>
+        <w:adjustRightInd w:val="0"/>
+        <w:spacing w:after="0" w:line="240" w:lineRule="auto"/>
         <w:rPr>
           <w:rFonts w:cstheme="minorHAnsi"/>
           <w:sz w:val="28"/>
@@ -1174,7 +1163,7 @@
           <w:sz w:val="28"/>
           <w:szCs w:val="28"/>
         </w:rPr>
-        <w:t xml:space="preserve">4.1 Introduzione. . . . . . . . . . . . . . . . . . . . . . . . . . . . . . . . . . . . . . . pag. </w:t>
+        <w:t xml:space="preserve">3 Progettazione . . . . . . . . . . . . . . . . . . . . . . . . . . . . . . . . . . . . . . . pag. </w:t>
       </w:r>
       <w:r>
         <w:rPr>
@@ -1182,7 +1171,7 @@
           <w:sz w:val="28"/>
           <w:szCs w:val="28"/>
         </w:rPr>
-        <w:t>18</w:t>
+        <w:t>15</w:t>
       </w:r>
     </w:p>
     <w:p>
@@ -1204,7 +1193,216 @@
           <w:sz w:val="28"/>
           <w:szCs w:val="28"/>
         </w:rPr>
-        <w:t xml:space="preserve">4.2 Individuazione dei casi di test e Testing Unitario . . . . . . . . . . pag. </w:t>
+        <w:t xml:space="preserve">3.1 Diagramma delle Classi . . . . . . . . . . . . . . . . . . . . . . . . </w:t>
+      </w:r>
+      <w:proofErr w:type="gramStart"/>
+      <w:r>
+        <w:rPr>
+          <w:rFonts w:cstheme="minorHAnsi"/>
+          <w:sz w:val="28"/>
+          <w:szCs w:val="28"/>
+        </w:rPr>
+        <w:t>. . . .</w:t>
+      </w:r>
+      <w:proofErr w:type="gramEnd"/>
+      <w:r>
+        <w:rPr>
+          <w:rFonts w:cstheme="minorHAnsi"/>
+          <w:sz w:val="28"/>
+          <w:szCs w:val="28"/>
+        </w:rPr>
+        <w:t xml:space="preserve"> . pag. </w:t>
+      </w:r>
+      <w:r>
+        <w:rPr>
+          <w:rFonts w:cstheme="minorHAnsi"/>
+          <w:sz w:val="28"/>
+          <w:szCs w:val="28"/>
+        </w:rPr>
+        <w:t>15</w:t>
+      </w:r>
+    </w:p>
+    <w:p>
+      <w:pPr>
+        <w:autoSpaceDE w:val="0"/>
+        <w:autoSpaceDN w:val="0"/>
+        <w:adjustRightInd w:val="0"/>
+        <w:spacing w:after="0" w:line="240" w:lineRule="auto"/>
+        <w:ind w:firstLine="708"/>
+        <w:rPr>
+          <w:rFonts w:cstheme="minorHAnsi"/>
+          <w:sz w:val="28"/>
+          <w:szCs w:val="28"/>
+        </w:rPr>
+      </w:pPr>
+      <w:r>
+        <w:rPr>
+          <w:rFonts w:cstheme="minorHAnsi"/>
+          <w:sz w:val="28"/>
+          <w:szCs w:val="28"/>
+        </w:rPr>
+        <w:t xml:space="preserve">3.2 Diagrammi di Sequenza . . . . . . . . . . . . . . . . . . . . . . . . </w:t>
+      </w:r>
+      <w:proofErr w:type="gramStart"/>
+      <w:r>
+        <w:rPr>
+          <w:rFonts w:cstheme="minorHAnsi"/>
+          <w:sz w:val="28"/>
+          <w:szCs w:val="28"/>
+        </w:rPr>
+        <w:t>. . . .</w:t>
+      </w:r>
+      <w:proofErr w:type="gramEnd"/>
+      <w:r>
+        <w:rPr>
+          <w:rFonts w:cstheme="minorHAnsi"/>
+          <w:sz w:val="28"/>
+          <w:szCs w:val="28"/>
+        </w:rPr>
+        <w:t xml:space="preserve"> . pag. </w:t>
+      </w:r>
+      <w:r>
+        <w:rPr>
+          <w:rFonts w:cstheme="minorHAnsi"/>
+          <w:sz w:val="28"/>
+          <w:szCs w:val="28"/>
+        </w:rPr>
+        <w:t>17</w:t>
+      </w:r>
+    </w:p>
+    <w:p>
+      <w:pPr>
+        <w:autoSpaceDE w:val="0"/>
+        <w:autoSpaceDN w:val="0"/>
+        <w:adjustRightInd w:val="0"/>
+        <w:spacing w:after="0" w:line="240" w:lineRule="auto"/>
+        <w:rPr>
+          <w:rFonts w:cstheme="minorHAnsi"/>
+          <w:sz w:val="28"/>
+          <w:szCs w:val="28"/>
+        </w:rPr>
+      </w:pPr>
+      <w:r>
+        <w:rPr>
+          <w:rFonts w:cstheme="minorHAnsi"/>
+          <w:sz w:val="28"/>
+          <w:szCs w:val="28"/>
+        </w:rPr>
+        <w:t xml:space="preserve">4 Testing . . . . . . . . . . . . . . . . . . . . . . . . . . . . . . . . . . . . . . . . . . . . . </w:t>
+      </w:r>
+      <w:proofErr w:type="gramStart"/>
+      <w:r>
+        <w:rPr>
+          <w:rFonts w:cstheme="minorHAnsi"/>
+          <w:sz w:val="28"/>
+          <w:szCs w:val="28"/>
+        </w:rPr>
+        <w:t>. . . .</w:t>
+      </w:r>
+      <w:proofErr w:type="gramEnd"/>
+      <w:r>
+        <w:rPr>
+          <w:rFonts w:cstheme="minorHAnsi"/>
+          <w:sz w:val="28"/>
+          <w:szCs w:val="28"/>
+        </w:rPr>
+        <w:t xml:space="preserve"> </w:t>
+      </w:r>
+      <w:proofErr w:type="gramStart"/>
+      <w:r>
+        <w:rPr>
+          <w:rFonts w:cstheme="minorHAnsi"/>
+          <w:sz w:val="28"/>
+          <w:szCs w:val="28"/>
+        </w:rPr>
+        <w:t>.pag.</w:t>
+      </w:r>
+      <w:proofErr w:type="gramEnd"/>
+      <w:r>
+        <w:rPr>
+          <w:rFonts w:cstheme="minorHAnsi"/>
+          <w:sz w:val="28"/>
+          <w:szCs w:val="28"/>
+        </w:rPr>
+        <w:t xml:space="preserve"> </w:t>
+      </w:r>
+      <w:r>
+        <w:rPr>
+          <w:rFonts w:cstheme="minorHAnsi"/>
+          <w:sz w:val="28"/>
+          <w:szCs w:val="28"/>
+        </w:rPr>
+        <w:t>18</w:t>
+      </w:r>
+    </w:p>
+    <w:p>
+      <w:pPr>
+        <w:autoSpaceDE w:val="0"/>
+        <w:autoSpaceDN w:val="0"/>
+        <w:adjustRightInd w:val="0"/>
+        <w:spacing w:after="0" w:line="240" w:lineRule="auto"/>
+        <w:ind w:firstLine="708"/>
+        <w:rPr>
+          <w:rFonts w:cstheme="minorHAnsi"/>
+          <w:sz w:val="28"/>
+          <w:szCs w:val="28"/>
+        </w:rPr>
+      </w:pPr>
+      <w:r>
+        <w:rPr>
+          <w:rFonts w:cstheme="minorHAnsi"/>
+          <w:sz w:val="28"/>
+          <w:szCs w:val="28"/>
+        </w:rPr>
+        <w:t xml:space="preserve">4.1 Introduzione. . . . . . . . . . . . . . . . . . . . . . . . . . . . . . . . . . . . . . . pag. </w:t>
+      </w:r>
+      <w:r>
+        <w:rPr>
+          <w:rFonts w:cstheme="minorHAnsi"/>
+          <w:sz w:val="28"/>
+          <w:szCs w:val="28"/>
+        </w:rPr>
+        <w:t>18</w:t>
+      </w:r>
+    </w:p>
+    <w:p>
+      <w:pPr>
+        <w:autoSpaceDE w:val="0"/>
+        <w:autoSpaceDN w:val="0"/>
+        <w:adjustRightInd w:val="0"/>
+        <w:spacing w:after="0" w:line="240" w:lineRule="auto"/>
+        <w:ind w:firstLine="708"/>
+        <w:rPr>
+          <w:rFonts w:cstheme="minorHAnsi"/>
+          <w:sz w:val="28"/>
+          <w:szCs w:val="28"/>
+        </w:rPr>
+      </w:pPr>
+      <w:r>
+        <w:rPr>
+          <w:rFonts w:cstheme="minorHAnsi"/>
+          <w:sz w:val="28"/>
+          <w:szCs w:val="28"/>
+        </w:rPr>
+        <w:t xml:space="preserve">4.2 Individuazione dei casi di test e Testing Unitario . . . . . . </w:t>
+      </w:r>
+      <w:proofErr w:type="gramStart"/>
+      <w:r>
+        <w:rPr>
+          <w:rFonts w:cstheme="minorHAnsi"/>
+          <w:sz w:val="28"/>
+          <w:szCs w:val="28"/>
+        </w:rPr>
+        <w:t>. . . .</w:t>
+      </w:r>
+      <w:proofErr w:type="gramEnd"/>
+      <w:r>
+        <w:rPr>
+          <w:rFonts w:cstheme="minorHAnsi"/>
+          <w:sz w:val="28"/>
+          <w:szCs w:val="28"/>
+        </w:rPr>
+        <w:t xml:space="preserve"> pag. </w:t>
       </w:r>
       <w:r>
         <w:rPr>
@@ -3030,24 +3228,6 @@
         </w:tc>
       </w:tr>
     </w:tbl>
-    <w:p>
-      <w:pPr>
-        <w:rPr>
-          <w:rFonts w:cstheme="minorHAnsi"/>
-          <w:sz w:val="24"/>
-          <w:szCs w:val="24"/>
-        </w:rPr>
-      </w:pPr>
-    </w:p>
-    <w:p>
-      <w:pPr>
-        <w:rPr>
-          <w:rFonts w:cstheme="minorHAnsi"/>
-          <w:sz w:val="24"/>
-          <w:szCs w:val="24"/>
-        </w:rPr>
-      </w:pPr>
-    </w:p>
     <w:p>
       <w:pPr>
         <w:rPr>
@@ -3401,7 +3581,6 @@
                 <w:sz w:val="24"/>
                 <w:szCs w:val="24"/>
               </w:rPr>
-              <w:lastRenderedPageBreak/>
               <w:t>Nome del caso d’uso</w:t>
             </w:r>
           </w:p>
@@ -3543,6 +3722,7 @@
                 <w:sz w:val="24"/>
                 <w:szCs w:val="24"/>
               </w:rPr>
+              <w:lastRenderedPageBreak/>
               <w:t>Attore primario</w:t>
             </w:r>
           </w:p>
@@ -4127,15 +4307,6 @@
         </w:tc>
       </w:tr>
     </w:tbl>
-    <w:p>
-      <w:pPr>
-        <w:rPr>
-          <w:rFonts w:cstheme="minorHAnsi"/>
-          <w:sz w:val="24"/>
-          <w:szCs w:val="24"/>
-        </w:rPr>
-      </w:pPr>
-    </w:p>
     <w:p>
       <w:pPr>
         <w:rPr>
@@ -4727,7 +4898,6 @@
                 <w:sz w:val="24"/>
                 <w:szCs w:val="24"/>
               </w:rPr>
-              <w:lastRenderedPageBreak/>
               <w:t>Elenco delle varianti</w:t>
             </w:r>
           </w:p>
@@ -4866,33 +5036,6 @@
           <w:szCs w:val="24"/>
         </w:rPr>
       </w:pPr>
-    </w:p>
-    <w:p>
-      <w:pPr>
-        <w:rPr>
-          <w:rFonts w:cstheme="minorHAnsi"/>
-          <w:sz w:val="24"/>
-          <w:szCs w:val="24"/>
-        </w:rPr>
-      </w:pPr>
-    </w:p>
-    <w:p>
-      <w:pPr>
-        <w:rPr>
-          <w:rFonts w:cstheme="minorHAnsi"/>
-          <w:sz w:val="24"/>
-          <w:szCs w:val="24"/>
-        </w:rPr>
-      </w:pPr>
-    </w:p>
-    <w:p>
-      <w:pPr>
-        <w:rPr>
-          <w:rFonts w:cstheme="minorHAnsi"/>
-          <w:sz w:val="24"/>
-          <w:szCs w:val="24"/>
-        </w:rPr>
-      </w:pPr>
       <w:r>
         <w:rPr>
           <w:rFonts w:cstheme="minorHAnsi"/>
@@ -4901,6 +5044,7 @@
           <w:sz w:val="24"/>
           <w:szCs w:val="24"/>
         </w:rPr>
+        <w:lastRenderedPageBreak/>
         <w:t>UC3</w:t>
       </w:r>
       <w:r>
@@ -5753,6 +5897,51 @@
           <w:szCs w:val="24"/>
         </w:rPr>
       </w:pPr>
+    </w:p>
+    <w:p>
+      <w:pPr>
+        <w:rPr>
+          <w:rFonts w:cstheme="minorHAnsi"/>
+          <w:sz w:val="24"/>
+          <w:szCs w:val="24"/>
+        </w:rPr>
+      </w:pPr>
+    </w:p>
+    <w:p>
+      <w:pPr>
+        <w:rPr>
+          <w:rFonts w:cstheme="minorHAnsi"/>
+          <w:sz w:val="24"/>
+          <w:szCs w:val="24"/>
+        </w:rPr>
+      </w:pPr>
+    </w:p>
+    <w:p>
+      <w:pPr>
+        <w:rPr>
+          <w:rFonts w:cstheme="minorHAnsi"/>
+          <w:sz w:val="24"/>
+          <w:szCs w:val="24"/>
+        </w:rPr>
+      </w:pPr>
+    </w:p>
+    <w:p>
+      <w:pPr>
+        <w:rPr>
+          <w:rFonts w:cstheme="minorHAnsi"/>
+          <w:sz w:val="24"/>
+          <w:szCs w:val="24"/>
+        </w:rPr>
+      </w:pPr>
+    </w:p>
+    <w:p>
+      <w:pPr>
+        <w:rPr>
+          <w:rFonts w:cstheme="minorHAnsi"/>
+          <w:sz w:val="24"/>
+          <w:szCs w:val="24"/>
+        </w:rPr>
+      </w:pPr>
       <w:r>
         <w:rPr>
           <w:rFonts w:cstheme="minorHAnsi"/>
@@ -5761,6 +5950,7 @@
           <w:sz w:val="24"/>
           <w:szCs w:val="24"/>
         </w:rPr>
+        <w:lastRenderedPageBreak/>
         <w:t>UC</w:t>
       </w:r>
       <w:r>
@@ -6937,7 +7127,6 @@
           <w:sz w:val="24"/>
           <w:szCs w:val="24"/>
         </w:rPr>
-        <w:lastRenderedPageBreak/>
         <w:t>sarà definita più avanti nel progetto.</w:t>
       </w:r>
     </w:p>
@@ -7763,7 +7952,6 @@
           <w:sz w:val="24"/>
           <w:szCs w:val="24"/>
         </w:rPr>
-        <w:lastRenderedPageBreak/>
         <w:t>Le problematiche gestite sono le seguenti:</w:t>
       </w:r>
     </w:p>
@@ -8188,6 +8376,21 @@
     <w:p>
       <w:pPr>
         <w:pStyle w:val="Paragrafoelenco"/>
+        <w:autoSpaceDE w:val="0"/>
+        <w:autoSpaceDN w:val="0"/>
+        <w:adjustRightInd w:val="0"/>
+        <w:spacing w:after="0" w:line="240" w:lineRule="auto"/>
+        <w:ind w:left="360"/>
+        <w:rPr>
+          <w:rFonts w:cstheme="minorHAnsi"/>
+          <w:sz w:val="24"/>
+          <w:szCs w:val="24"/>
+        </w:rPr>
+      </w:pPr>
+    </w:p>
+    <w:p>
+      <w:pPr>
+        <w:pStyle w:val="Paragrafoelenco"/>
         <w:numPr>
           <w:ilvl w:val="0"/>
           <w:numId w:val="14"/>
@@ -8345,7 +8548,41 @@
           <w:sz w:val="24"/>
           <w:szCs w:val="24"/>
         </w:rPr>
-        <w:t xml:space="preserve">il pagamento(selezionabile) da </w:t>
+        <w:t xml:space="preserve">il </w:t>
+      </w:r>
+      <w:proofErr w:type="gramStart"/>
+      <w:r>
+        <w:rPr>
+          <w:rFonts w:cstheme="minorHAnsi"/>
+          <w:sz w:val="24"/>
+          <w:szCs w:val="24"/>
+        </w:rPr>
+        <w:t>pagamento(</w:t>
+      </w:r>
+      <w:proofErr w:type="gramEnd"/>
+      <w:r>
+        <w:rPr>
+          <w:rFonts w:cstheme="minorHAnsi"/>
+          <w:sz w:val="24"/>
+          <w:szCs w:val="24"/>
+        </w:rPr>
+        <w:t>selezionabile</w:t>
+      </w:r>
+      <w:r>
+        <w:rPr>
+          <w:rFonts w:cstheme="minorHAnsi"/>
+          <w:sz w:val="24"/>
+          <w:szCs w:val="24"/>
+        </w:rPr>
+        <w:t xml:space="preserve"> per tipologia</w:t>
+      </w:r>
+      <w:r>
+        <w:rPr>
+          <w:rFonts w:cstheme="minorHAnsi"/>
+          <w:sz w:val="24"/>
+          <w:szCs w:val="24"/>
+        </w:rPr>
+        <w:t xml:space="preserve">) da </w:t>
       </w:r>
       <w:r>
         <w:rPr>
@@ -8818,6 +9055,7 @@
       <w:r>
         <w:rPr>
           <w:rFonts w:cstheme="minorHAnsi"/>
+          <w:noProof/>
           <w:sz w:val="24"/>
           <w:szCs w:val="24"/>
         </w:rPr>
@@ -9739,6 +9977,7 @@
       <w:r>
         <w:rPr>
           <w:rFonts w:cstheme="minorHAnsi"/>
+          <w:noProof/>
           <w:sz w:val="24"/>
           <w:szCs w:val="24"/>
         </w:rPr>
@@ -9909,6 +10148,7 @@
         </w:rPr>
         <w:t>(</w:t>
       </w:r>
+      <w:proofErr w:type="gramStart"/>
       <w:r>
         <w:rPr>
           <w:rFonts w:cstheme="minorHAnsi"/>
@@ -9916,7 +10156,17 @@
           <w:szCs w:val="24"/>
           <w:lang w:bidi="he-IL"/>
         </w:rPr>
-        <w:t xml:space="preserve">Nome : </w:t>
+        <w:t>Nome :</w:t>
+      </w:r>
+      <w:proofErr w:type="gramEnd"/>
+      <w:r>
+        <w:rPr>
+          <w:rFonts w:cstheme="minorHAnsi"/>
+          <w:sz w:val="24"/>
+          <w:szCs w:val="24"/>
+          <w:lang w:bidi="he-IL"/>
+        </w:rPr>
+        <w:t xml:space="preserve"> </w:t>
       </w:r>
       <w:proofErr w:type="spellStart"/>
       <w:r>
@@ -10488,7 +10738,27 @@
           <w:szCs w:val="24"/>
           <w:lang w:bidi="he-IL"/>
         </w:rPr>
-        <w:t xml:space="preserve">ID paziente : </w:t>
+        <w:t xml:space="preserve">ID </w:t>
+      </w:r>
+      <w:proofErr w:type="gramStart"/>
+      <w:r>
+        <w:rPr>
+          <w:rFonts w:cstheme="minorHAnsi"/>
+          <w:sz w:val="24"/>
+          <w:szCs w:val="24"/>
+          <w:lang w:bidi="he-IL"/>
+        </w:rPr>
+        <w:t>paziente :</w:t>
+      </w:r>
+      <w:proofErr w:type="gramEnd"/>
+      <w:r>
+        <w:rPr>
+          <w:rFonts w:cstheme="minorHAnsi"/>
+          <w:sz w:val="24"/>
+          <w:szCs w:val="24"/>
+          <w:lang w:bidi="he-IL"/>
+        </w:rPr>
+        <w:t xml:space="preserve"> </w:t>
       </w:r>
       <w:proofErr w:type="spellStart"/>
       <w:r>
@@ -10878,6 +11148,14 @@
         </w:rPr>
         <w:t>Precedente prenotazione</w:t>
       </w:r>
+      <w:r>
+        <w:rPr>
+          <w:rFonts w:cstheme="minorHAnsi"/>
+          <w:sz w:val="24"/>
+          <w:szCs w:val="24"/>
+        </w:rPr>
+        <w:t xml:space="preserve"> esistente</w:t>
+      </w:r>
     </w:p>
     <w:p>
       <w:pPr>
@@ -11539,15 +11817,14 @@
       <w:r>
         <w:rPr>
           <w:rFonts w:cstheme="minorHAnsi"/>
-          <w:noProof/>
           <w:sz w:val="24"/>
           <w:szCs w:val="24"/>
         </w:rPr>
         <w:drawing>
-          <wp:inline distT="0" distB="0" distL="0" distR="0" wp14:anchorId="687E28EA" wp14:editId="34F3DA3A">
-            <wp:extent cx="6120130" cy="4800600"/>
-            <wp:effectExtent l="0" t="0" r="0" b="0"/>
-            <wp:docPr id="7" name="Immagine 7"/>
+          <wp:inline distT="0" distB="0" distL="0" distR="0" wp14:anchorId="67745093" wp14:editId="22AD2C78">
+            <wp:extent cx="6120130" cy="4050030"/>
+            <wp:effectExtent l="0" t="0" r="0" b="7620"/>
+            <wp:docPr id="5" name="Immagine 5"/>
             <wp:cNvGraphicFramePr>
               <a:graphicFrameLocks xmlns:a="http://schemas.openxmlformats.org/drawingml/2006/main" noChangeAspect="1"/>
             </wp:cNvGraphicFramePr>
@@ -11567,7 +11844,7 @@
                   <pic:spPr>
                     <a:xfrm>
                       <a:off x="0" y="0"/>
-                      <a:ext cx="6120130" cy="4800600"/>
+                      <a:ext cx="6120130" cy="4050030"/>
                     </a:xfrm>
                     <a:prstGeom prst="rect">
                       <a:avLst/>
@@ -12655,6 +12932,32 @@
         <w:spacing w:after="0" w:line="240" w:lineRule="auto"/>
         <w:rPr>
           <w:rFonts w:cstheme="minorHAnsi"/>
+          <w:sz w:val="24"/>
+          <w:szCs w:val="24"/>
+        </w:rPr>
+      </w:pPr>
+    </w:p>
+    <w:p>
+      <w:pPr>
+        <w:autoSpaceDE w:val="0"/>
+        <w:autoSpaceDN w:val="0"/>
+        <w:adjustRightInd w:val="0"/>
+        <w:spacing w:after="0" w:line="240" w:lineRule="auto"/>
+        <w:rPr>
+          <w:rFonts w:cstheme="minorHAnsi"/>
+          <w:sz w:val="24"/>
+          <w:szCs w:val="24"/>
+        </w:rPr>
+      </w:pPr>
+    </w:p>
+    <w:p>
+      <w:pPr>
+        <w:autoSpaceDE w:val="0"/>
+        <w:autoSpaceDN w:val="0"/>
+        <w:adjustRightInd w:val="0"/>
+        <w:spacing w:after="0" w:line="240" w:lineRule="auto"/>
+        <w:rPr>
+          <w:rFonts w:cstheme="minorHAnsi"/>
           <w:b/>
           <w:bCs/>
           <w:sz w:val="28"/>
@@ -12669,6 +12972,7 @@
           <w:sz w:val="28"/>
           <w:szCs w:val="28"/>
         </w:rPr>
+        <w:lastRenderedPageBreak/>
         <w:t>3.2</w:t>
       </w:r>
       <w:r>
@@ -12713,8 +13017,18 @@
           <w:sz w:val="24"/>
           <w:szCs w:val="24"/>
         </w:rPr>
-        <w:t>In questo paragrafo viene mostrato il diagramma di sequenza generalizzato per le varie iterazioni, qui possiamo notare la sequenza per l’aggiunta di un Paziente :</w:t>
-      </w:r>
+        <w:t xml:space="preserve">In questo paragrafo viene mostrato il diagramma di sequenza generalizzato per le varie iterazioni, qui possiamo notare la sequenza per l’aggiunta di un </w:t>
+      </w:r>
+      <w:proofErr w:type="gramStart"/>
+      <w:r>
+        <w:rPr>
+          <w:rFonts w:cstheme="minorHAnsi"/>
+          <w:sz w:val="24"/>
+          <w:szCs w:val="24"/>
+        </w:rPr>
+        <w:t>Paziente :</w:t>
+      </w:r>
+      <w:proofErr w:type="gramEnd"/>
     </w:p>
     <w:p>
       <w:pPr>
@@ -13164,6 +13478,7 @@
           <w:sz w:val="32"/>
           <w:szCs w:val="32"/>
         </w:rPr>
+        <w:lastRenderedPageBreak/>
         <w:t>Testing</w:t>
       </w:r>
     </w:p>
@@ -14348,26 +14663,52 @@
           <w:sz w:val="24"/>
           <w:szCs w:val="24"/>
         </w:rPr>
+        <w:t xml:space="preserve">Per esempio, sono state individuate alcune implementazioni </w:t>
+      </w:r>
+      <w:proofErr w:type="spellStart"/>
+      <w:r>
+        <w:rPr>
+          <w:rFonts w:cstheme="minorHAnsi"/>
+          <w:sz w:val="24"/>
+          <w:szCs w:val="24"/>
+        </w:rPr>
+        <w:t>piu</w:t>
+      </w:r>
+      <w:proofErr w:type="spellEnd"/>
+      <w:r>
+        <w:rPr>
+          <w:rFonts w:cstheme="minorHAnsi"/>
+          <w:sz w:val="24"/>
+          <w:szCs w:val="24"/>
+        </w:rPr>
+        <w:t xml:space="preserve"> ostiche quali la persistenza dei dati per tanto si è provveduto a testarne l’aggiunta dei vari </w:t>
+      </w:r>
+      <w:proofErr w:type="gramStart"/>
+      <w:r>
+        <w:rPr>
+          <w:rFonts w:cstheme="minorHAnsi"/>
+          <w:sz w:val="24"/>
+          <w:szCs w:val="24"/>
+        </w:rPr>
+        <w:t>oggetti ,</w:t>
+      </w:r>
+      <w:proofErr w:type="gramEnd"/>
+      <w:r>
+        <w:rPr>
+          <w:rFonts w:cstheme="minorHAnsi"/>
+          <w:sz w:val="24"/>
+          <w:szCs w:val="24"/>
+        </w:rPr>
+        <w:t xml:space="preserve"> la scrittura su file, </w:t>
+      </w:r>
+      <w:r>
+        <w:rPr>
+          <w:rFonts w:cstheme="minorHAnsi"/>
+          <w:sz w:val="24"/>
+          <w:szCs w:val="24"/>
+        </w:rPr>
         <w:lastRenderedPageBreak/>
-        <w:t xml:space="preserve">Per esempio, sono state individuate alcune implementazioni </w:t>
-      </w:r>
-      <w:proofErr w:type="spellStart"/>
-      <w:r>
-        <w:rPr>
-          <w:rFonts w:cstheme="minorHAnsi"/>
-          <w:sz w:val="24"/>
-          <w:szCs w:val="24"/>
-        </w:rPr>
-        <w:t>piu</w:t>
-      </w:r>
-      <w:proofErr w:type="spellEnd"/>
-      <w:r>
-        <w:rPr>
-          <w:rFonts w:cstheme="minorHAnsi"/>
-          <w:sz w:val="24"/>
-          <w:szCs w:val="24"/>
-        </w:rPr>
-        <w:t xml:space="preserve"> ostiche quali la persistenza dei dati per tanto si è provveduto a testarne l’aggiunta dei vari oggetti , la scrittura su file, la lettura da file e la lettura dei vari oggetti con conseguente pulizia finale per non incombere a malfunzionamenti o oggetti indesiderati durante il funzionamento.</w:t>
+        <w:t>la lettura da file e la lettura dei vari oggetti con conseguente pulizia finale per non incombere a malfunzionamenti o oggetti indesiderati durante il funzionamento.</w:t>
       </w:r>
     </w:p>
     <w:p>

--- a/Documentazione/documentazione completa.docx
+++ b/Documentazione/documentazione completa.docx
@@ -436,7 +436,23 @@
           <w:sz w:val="24"/>
           <w:szCs w:val="24"/>
         </w:rPr>
-        <w:t>Java sfruttando l'ambente di sviluppo Eclipse, mentre la progettazione in</w:t>
+        <w:t>Java sfruttando l'amb</w:t>
+      </w:r>
+      <w:r>
+        <w:rPr>
+          <w:rFonts w:cstheme="minorHAnsi"/>
+          <w:sz w:val="24"/>
+          <w:szCs w:val="24"/>
+        </w:rPr>
+        <w:t>i</w:t>
+      </w:r>
+      <w:r>
+        <w:rPr>
+          <w:rFonts w:cstheme="minorHAnsi"/>
+          <w:sz w:val="24"/>
+          <w:szCs w:val="24"/>
+        </w:rPr>
+        <w:t>ente di sviluppo Eclipse, mentre la progettazione in</w:t>
       </w:r>
     </w:p>
     <w:p>
@@ -679,93 +695,97 @@
           <w:sz w:val="28"/>
           <w:szCs w:val="28"/>
         </w:rPr>
-        <w:t xml:space="preserve">1 Ideazione e analisi dei requisiti . . . . . . . . . . . . . . . . . . . . . . . . . . . </w:t>
-      </w:r>
-      <w:proofErr w:type="gramStart"/>
+        <w:t xml:space="preserve">1 Ideazione e analisi dei requisiti . . . . . . . . . . . . . . . . . . . . . . . . . . . . . . . pag. </w:t>
+      </w:r>
       <w:r>
         <w:rPr>
           <w:rFonts w:cstheme="minorHAnsi"/>
           <w:sz w:val="28"/>
           <w:szCs w:val="28"/>
         </w:rPr>
-        <w:t>. . . .</w:t>
-      </w:r>
-      <w:proofErr w:type="gramEnd"/>
-      <w:r>
+        <w:t>5</w:t>
+      </w:r>
+    </w:p>
+    <w:p>
+      <w:pPr>
+        <w:autoSpaceDE w:val="0"/>
+        <w:autoSpaceDN w:val="0"/>
+        <w:adjustRightInd w:val="0"/>
+        <w:spacing w:after="0" w:line="240" w:lineRule="auto"/>
+        <w:ind w:firstLine="708"/>
         <w:rPr>
           <w:rFonts w:cstheme="minorHAnsi"/>
           <w:sz w:val="28"/>
           <w:szCs w:val="28"/>
         </w:rPr>
-        <w:t xml:space="preserve"> pag. </w:t>
-      </w:r>
+      </w:pPr>
       <w:r>
         <w:rPr>
           <w:rFonts w:cstheme="minorHAnsi"/>
           <w:sz w:val="28"/>
           <w:szCs w:val="28"/>
         </w:rPr>
-        <w:t>5</w:t>
-      </w:r>
-    </w:p>
-    <w:p>
-      <w:pPr>
-        <w:autoSpaceDE w:val="0"/>
-        <w:autoSpaceDN w:val="0"/>
-        <w:adjustRightInd w:val="0"/>
-        <w:spacing w:after="0" w:line="240" w:lineRule="auto"/>
-        <w:ind w:firstLine="708"/>
+        <w:t xml:space="preserve">1.1 Introduzione . . . . . . . . . . . . . . . . . . . . . . . . . . . . . . . . . . . . . . .pag. </w:t>
+      </w:r>
+      <w:r>
         <w:rPr>
           <w:rFonts w:cstheme="minorHAnsi"/>
           <w:sz w:val="28"/>
           <w:szCs w:val="28"/>
         </w:rPr>
-      </w:pPr>
-      <w:r>
+        <w:t>5</w:t>
+      </w:r>
+    </w:p>
+    <w:p>
+      <w:pPr>
+        <w:autoSpaceDE w:val="0"/>
+        <w:autoSpaceDN w:val="0"/>
+        <w:adjustRightInd w:val="0"/>
+        <w:spacing w:after="0" w:line="240" w:lineRule="auto"/>
+        <w:ind w:firstLine="708"/>
         <w:rPr>
           <w:rFonts w:cstheme="minorHAnsi"/>
           <w:sz w:val="28"/>
           <w:szCs w:val="28"/>
         </w:rPr>
-        <w:t xml:space="preserve">1.1 Introduzione . . . . . . . . . . . . . . . . . . . . . . . . . . . . . . . . . . . . . . .pag. </w:t>
-      </w:r>
+      </w:pPr>
       <w:r>
         <w:rPr>
           <w:rFonts w:cstheme="minorHAnsi"/>
           <w:sz w:val="28"/>
           <w:szCs w:val="28"/>
         </w:rPr>
-        <w:t>5</w:t>
-      </w:r>
-    </w:p>
-    <w:p>
-      <w:pPr>
-        <w:autoSpaceDE w:val="0"/>
-        <w:autoSpaceDN w:val="0"/>
-        <w:adjustRightInd w:val="0"/>
-        <w:spacing w:after="0" w:line="240" w:lineRule="auto"/>
-        <w:ind w:firstLine="708"/>
+        <w:t xml:space="preserve">1.2 Requisiti . . . . . . . . . . . . . . . . . . . . . . . . . . . . . . . . . . . . . . . . . .pag. </w:t>
+      </w:r>
+      <w:r>
         <w:rPr>
           <w:rFonts w:cstheme="minorHAnsi"/>
           <w:sz w:val="28"/>
           <w:szCs w:val="28"/>
         </w:rPr>
-      </w:pPr>
-      <w:r>
+        <w:t>5</w:t>
+      </w:r>
+    </w:p>
+    <w:p>
+      <w:pPr>
+        <w:autoSpaceDE w:val="0"/>
+        <w:autoSpaceDN w:val="0"/>
+        <w:adjustRightInd w:val="0"/>
+        <w:spacing w:after="0" w:line="240" w:lineRule="auto"/>
+        <w:ind w:firstLine="708"/>
         <w:rPr>
           <w:rFonts w:cstheme="minorHAnsi"/>
           <w:sz w:val="28"/>
           <w:szCs w:val="28"/>
         </w:rPr>
-        <w:t xml:space="preserve">1.2 Requisiti . . . . . . . . . . . . . . . . . . . . . . . . . . . . . . . . . . . . . . . . . .pag. </w:t>
-      </w:r>
+      </w:pPr>
       <w:r>
         <w:rPr>
           <w:rFonts w:cstheme="minorHAnsi"/>
           <w:sz w:val="28"/>
           <w:szCs w:val="28"/>
         </w:rPr>
-        <w:t>5</w:t>
+        <w:t>1.3 Obiettivi e casi d’uso . . . . . . . . . . . . . . . . . . . . . . . . . . . . . . . . pag. 5</w:t>
       </w:r>
     </w:p>
     <w:p>
@@ -787,87 +807,83 @@
           <w:sz w:val="28"/>
           <w:szCs w:val="28"/>
         </w:rPr>
-        <w:t xml:space="preserve">1.3 Obiettivi e casi d’uso . . . . . . . . . . . . . . . . . . . . . . . . . . . </w:t>
-      </w:r>
-      <w:proofErr w:type="gramStart"/>
-      <w:r>
+        <w:t>1.4 Modello dei casi d’uso . . . . . . . . . . . . . . . . . . . . . . . . . . . . . . ..pag. 7</w:t>
+      </w:r>
+    </w:p>
+    <w:p>
+      <w:pPr>
+        <w:autoSpaceDE w:val="0"/>
+        <w:autoSpaceDN w:val="0"/>
+        <w:adjustRightInd w:val="0"/>
+        <w:spacing w:after="0" w:line="240" w:lineRule="auto"/>
+        <w:ind w:firstLine="708"/>
         <w:rPr>
           <w:rFonts w:cstheme="minorHAnsi"/>
           <w:sz w:val="28"/>
           <w:szCs w:val="28"/>
         </w:rPr>
-        <w:t>. . . .</w:t>
-      </w:r>
-      <w:proofErr w:type="gramEnd"/>
+      </w:pPr>
       <w:r>
         <w:rPr>
           <w:rFonts w:cstheme="minorHAnsi"/>
           <w:sz w:val="28"/>
           <w:szCs w:val="28"/>
         </w:rPr>
-        <w:t xml:space="preserve"> . pag. 5</w:t>
-      </w:r>
-    </w:p>
-    <w:p>
-      <w:pPr>
-        <w:autoSpaceDE w:val="0"/>
-        <w:autoSpaceDN w:val="0"/>
-        <w:adjustRightInd w:val="0"/>
-        <w:spacing w:after="0" w:line="240" w:lineRule="auto"/>
-        <w:ind w:firstLine="708"/>
+        <w:t xml:space="preserve">1.5 </w:t>
+      </w:r>
+      <w:r>
         <w:rPr>
           <w:rFonts w:cstheme="minorHAnsi"/>
           <w:sz w:val="28"/>
           <w:szCs w:val="28"/>
         </w:rPr>
-      </w:pPr>
+        <w:t>Specifiche Supplementari</w:t>
+      </w:r>
       <w:r>
         <w:rPr>
           <w:rFonts w:cstheme="minorHAnsi"/>
           <w:sz w:val="28"/>
           <w:szCs w:val="28"/>
         </w:rPr>
-        <w:t>1.4 Modello dei casi d’uso . . . . . . . . . . . . . . . . . . . . . . . . . . . . . .</w:t>
-      </w:r>
-      <w:proofErr w:type="gramStart"/>
+        <w:t>. . . . . . . . . . . . . . . . . . . . . . . . . . . . . . . pag. 1</w:t>
+      </w:r>
       <w:r>
         <w:rPr>
           <w:rFonts w:cstheme="minorHAnsi"/>
           <w:sz w:val="28"/>
           <w:szCs w:val="28"/>
         </w:rPr>
-        <w:t xml:space="preserve"> ..</w:t>
-      </w:r>
-      <w:proofErr w:type="gramEnd"/>
-      <w:r>
+        <w:t>0</w:t>
+      </w:r>
+    </w:p>
+    <w:p>
+      <w:pPr>
+        <w:autoSpaceDE w:val="0"/>
+        <w:autoSpaceDN w:val="0"/>
+        <w:adjustRightInd w:val="0"/>
+        <w:spacing w:after="0" w:line="240" w:lineRule="auto"/>
+        <w:ind w:firstLine="708"/>
         <w:rPr>
           <w:rFonts w:cstheme="minorHAnsi"/>
           <w:sz w:val="28"/>
           <w:szCs w:val="28"/>
         </w:rPr>
-        <w:t>pag. 7</w:t>
-      </w:r>
-    </w:p>
-    <w:p>
-      <w:pPr>
-        <w:autoSpaceDE w:val="0"/>
-        <w:autoSpaceDN w:val="0"/>
-        <w:adjustRightInd w:val="0"/>
-        <w:spacing w:after="0" w:line="240" w:lineRule="auto"/>
-        <w:ind w:firstLine="708"/>
+      </w:pPr>
+      <w:r>
         <w:rPr>
           <w:rFonts w:cstheme="minorHAnsi"/>
           <w:sz w:val="28"/>
           <w:szCs w:val="28"/>
         </w:rPr>
-      </w:pPr>
+        <w:t>1.</w:t>
+      </w:r>
       <w:r>
         <w:rPr>
           <w:rFonts w:cstheme="minorHAnsi"/>
           <w:sz w:val="28"/>
           <w:szCs w:val="28"/>
         </w:rPr>
-        <w:t xml:space="preserve">1.5 </w:t>
+        <w:t>6</w:t>
       </w:r>
       <w:r>
         <w:rPr>
@@ -875,7 +891,7 @@
           <w:sz w:val="28"/>
           <w:szCs w:val="28"/>
         </w:rPr>
-        <w:t>Specifiche Supplementari</w:t>
+        <w:t xml:space="preserve"> Glossario . . . . . . . . . . . . . . . . . . . . . . . . . . . . . . . . . . . . . . . . . pag. 1</w:t>
       </w:r>
       <w:r>
         <w:rPr>
@@ -883,25 +899,28 @@
           <w:sz w:val="28"/>
           <w:szCs w:val="28"/>
         </w:rPr>
-        <w:t xml:space="preserve">. . . . . . . . . . . . . . . . . . . . . . . . . . . </w:t>
-      </w:r>
-      <w:proofErr w:type="gramStart"/>
-      <w:r>
+        <w:t>1</w:t>
+      </w:r>
+    </w:p>
+    <w:p>
+      <w:pPr>
+        <w:autoSpaceDE w:val="0"/>
+        <w:autoSpaceDN w:val="0"/>
+        <w:adjustRightInd w:val="0"/>
+        <w:spacing w:after="0" w:line="240" w:lineRule="auto"/>
         <w:rPr>
           <w:rFonts w:cstheme="minorHAnsi"/>
           <w:sz w:val="28"/>
           <w:szCs w:val="28"/>
         </w:rPr>
-        <w:t>. . . .</w:t>
-      </w:r>
-      <w:proofErr w:type="gramEnd"/>
+      </w:pPr>
       <w:r>
         <w:rPr>
           <w:rFonts w:cstheme="minorHAnsi"/>
           <w:sz w:val="28"/>
           <w:szCs w:val="28"/>
         </w:rPr>
-        <w:t xml:space="preserve"> pag. 1</w:t>
+        <w:t xml:space="preserve">2 Analisi Orientata agli Oggetti . . . . . . . . . . . . . . . . . . . . . . . . . . . . . . . . .pag. </w:t>
       </w:r>
       <w:r>
         <w:rPr>
@@ -909,7 +928,7 @@
           <w:sz w:val="28"/>
           <w:szCs w:val="28"/>
         </w:rPr>
-        <w:t>0</w:t>
+        <w:t>11</w:t>
       </w:r>
     </w:p>
     <w:p>
@@ -931,7 +950,7 @@
           <w:sz w:val="28"/>
           <w:szCs w:val="28"/>
         </w:rPr>
-        <w:t>1.</w:t>
+        <w:t xml:space="preserve">2.1 Introduzione . . . . . . . . . . . . . . . . . . . . . . . . . . . . . . . . . . . . . . pag. </w:t>
       </w:r>
       <w:r>
         <w:rPr>
@@ -939,33 +958,37 @@
           <w:sz w:val="28"/>
           <w:szCs w:val="28"/>
         </w:rPr>
-        <w:t>6</w:t>
-      </w:r>
-      <w:r>
+        <w:t>11</w:t>
+      </w:r>
+    </w:p>
+    <w:p>
+      <w:pPr>
+        <w:autoSpaceDE w:val="0"/>
+        <w:autoSpaceDN w:val="0"/>
+        <w:adjustRightInd w:val="0"/>
+        <w:spacing w:after="0" w:line="240" w:lineRule="auto"/>
+        <w:ind w:firstLine="708"/>
         <w:rPr>
           <w:rFonts w:cstheme="minorHAnsi"/>
           <w:sz w:val="28"/>
           <w:szCs w:val="28"/>
         </w:rPr>
-        <w:t xml:space="preserve"> Glossario . . . . . . . . . . . . . . . . . . . . . . . . . . . . . . . . . . . . </w:t>
-      </w:r>
-      <w:proofErr w:type="gramStart"/>
+      </w:pPr>
       <w:r>
         <w:rPr>
           <w:rFonts w:cstheme="minorHAnsi"/>
           <w:sz w:val="28"/>
           <w:szCs w:val="28"/>
         </w:rPr>
-        <w:t>. . . .</w:t>
-      </w:r>
-      <w:proofErr w:type="gramEnd"/>
+        <w:t>2.</w:t>
+      </w:r>
       <w:r>
         <w:rPr>
           <w:rFonts w:cstheme="minorHAnsi"/>
           <w:sz w:val="28"/>
           <w:szCs w:val="28"/>
         </w:rPr>
-        <w:t xml:space="preserve"> . pag. 1</w:t>
+        <w:t>2</w:t>
       </w:r>
       <w:r>
         <w:rPr>
@@ -973,76 +996,69 @@
           <w:sz w:val="28"/>
           <w:szCs w:val="28"/>
         </w:rPr>
-        <w:t>0</w:t>
-      </w:r>
-    </w:p>
-    <w:p>
-      <w:pPr>
-        <w:autoSpaceDE w:val="0"/>
-        <w:autoSpaceDN w:val="0"/>
-        <w:adjustRightInd w:val="0"/>
-        <w:spacing w:after="0" w:line="240" w:lineRule="auto"/>
+        <w:t xml:space="preserve"> Modello di Dominio . . . . . . . . . . . . . . . . . . . . . . . . . . . . . . . . . pag. </w:t>
+      </w:r>
+      <w:r>
         <w:rPr>
           <w:rFonts w:cstheme="minorHAnsi"/>
           <w:sz w:val="28"/>
           <w:szCs w:val="28"/>
         </w:rPr>
-      </w:pPr>
+        <w:t>1</w:t>
+      </w:r>
       <w:r>
         <w:rPr>
           <w:rFonts w:cstheme="minorHAnsi"/>
           <w:sz w:val="28"/>
           <w:szCs w:val="28"/>
         </w:rPr>
-        <w:t xml:space="preserve">2 Analisi Orientata agli Oggetti . . . . . . . . . . . . . . . . . . . . . . . . . . . . . . . . .pag. </w:t>
-      </w:r>
-      <w:r>
+        <w:t>3</w:t>
+      </w:r>
+    </w:p>
+    <w:p>
+      <w:pPr>
+        <w:autoSpaceDE w:val="0"/>
+        <w:autoSpaceDN w:val="0"/>
+        <w:adjustRightInd w:val="0"/>
+        <w:spacing w:after="0" w:line="240" w:lineRule="auto"/>
+        <w:ind w:firstLine="708"/>
         <w:rPr>
           <w:rFonts w:cstheme="minorHAnsi"/>
           <w:sz w:val="28"/>
           <w:szCs w:val="28"/>
         </w:rPr>
-        <w:t>11</w:t>
-      </w:r>
-    </w:p>
-    <w:p>
-      <w:pPr>
-        <w:autoSpaceDE w:val="0"/>
-        <w:autoSpaceDN w:val="0"/>
-        <w:adjustRightInd w:val="0"/>
-        <w:spacing w:after="0" w:line="240" w:lineRule="auto"/>
-        <w:ind w:firstLine="708"/>
+      </w:pPr>
+      <w:r>
         <w:rPr>
           <w:rFonts w:cstheme="minorHAnsi"/>
           <w:sz w:val="28"/>
           <w:szCs w:val="28"/>
         </w:rPr>
-      </w:pPr>
+        <w:t>2.</w:t>
+      </w:r>
       <w:r>
         <w:rPr>
           <w:rFonts w:cstheme="minorHAnsi"/>
           <w:sz w:val="28"/>
           <w:szCs w:val="28"/>
         </w:rPr>
-        <w:t xml:space="preserve">2.1 Introduzione . . . . . . . . . . . . . . . . . . . . . . . . . . . . . . . . . </w:t>
-      </w:r>
-      <w:proofErr w:type="gramStart"/>
+        <w:t>3</w:t>
+      </w:r>
       <w:r>
         <w:rPr>
           <w:rFonts w:cstheme="minorHAnsi"/>
           <w:sz w:val="28"/>
           <w:szCs w:val="28"/>
         </w:rPr>
-        <w:t>. . . .</w:t>
-      </w:r>
-      <w:proofErr w:type="gramEnd"/>
+        <w:t xml:space="preserve"> SSD e Contratti . . . . . . . . . . . . . . . . . . . . . . . . . . . . . . . . . . . . pag. </w:t>
+      </w:r>
       <w:r>
         <w:rPr>
           <w:rFonts w:cstheme="minorHAnsi"/>
           <w:sz w:val="28"/>
           <w:szCs w:val="28"/>
         </w:rPr>
-        <w:t xml:space="preserve"> . pag. </w:t>
+        <w:t>1</w:t>
       </w:r>
       <w:r>
         <w:rPr>
@@ -1050,16 +1066,15 @@
           <w:sz w:val="28"/>
           <w:szCs w:val="28"/>
         </w:rPr>
-        <w:t>11</w:t>
-      </w:r>
-    </w:p>
-    <w:p>
-      <w:pPr>
-        <w:autoSpaceDE w:val="0"/>
-        <w:autoSpaceDN w:val="0"/>
-        <w:adjustRightInd w:val="0"/>
-        <w:spacing w:after="0" w:line="240" w:lineRule="auto"/>
-        <w:ind w:firstLine="708"/>
+        <w:t>4</w:t>
+      </w:r>
+    </w:p>
+    <w:p>
+      <w:pPr>
+        <w:autoSpaceDE w:val="0"/>
+        <w:autoSpaceDN w:val="0"/>
+        <w:adjustRightInd w:val="0"/>
+        <w:spacing w:after="0" w:line="240" w:lineRule="auto"/>
         <w:rPr>
           <w:rFonts w:cstheme="minorHAnsi"/>
           <w:sz w:val="28"/>
@@ -1072,7 +1087,7 @@
           <w:sz w:val="28"/>
           <w:szCs w:val="28"/>
         </w:rPr>
-        <w:t>2.</w:t>
+        <w:t xml:space="preserve">3 Progettazione . . . . . . . . . . . . . . . . . . . . . . . . . . . . . . . . . . . . . . . pag. </w:t>
       </w:r>
       <w:r>
         <w:rPr>
@@ -1080,7 +1095,7 @@
           <w:sz w:val="28"/>
           <w:szCs w:val="28"/>
         </w:rPr>
-        <w:t>2</w:t>
+        <w:t>1</w:t>
       </w:r>
       <w:r>
         <w:rPr>
@@ -1088,37 +1103,37 @@
           <w:sz w:val="28"/>
           <w:szCs w:val="28"/>
         </w:rPr>
-        <w:t xml:space="preserve"> Modello di Dominio . . . . . . . . . . . . . . . . . . . . . . . . . . . . . . . . . pag. </w:t>
-      </w:r>
-      <w:r>
+        <w:t>6</w:t>
+      </w:r>
+    </w:p>
+    <w:p>
+      <w:pPr>
+        <w:autoSpaceDE w:val="0"/>
+        <w:autoSpaceDN w:val="0"/>
+        <w:adjustRightInd w:val="0"/>
+        <w:spacing w:after="0" w:line="240" w:lineRule="auto"/>
+        <w:ind w:firstLine="708"/>
         <w:rPr>
           <w:rFonts w:cstheme="minorHAnsi"/>
           <w:sz w:val="28"/>
           <w:szCs w:val="28"/>
         </w:rPr>
-        <w:t>12</w:t>
-      </w:r>
-    </w:p>
-    <w:p>
-      <w:pPr>
-        <w:autoSpaceDE w:val="0"/>
-        <w:autoSpaceDN w:val="0"/>
-        <w:adjustRightInd w:val="0"/>
-        <w:spacing w:after="0" w:line="240" w:lineRule="auto"/>
-        <w:ind w:firstLine="708"/>
+      </w:pPr>
+      <w:r>
         <w:rPr>
           <w:rFonts w:cstheme="minorHAnsi"/>
           <w:sz w:val="28"/>
           <w:szCs w:val="28"/>
         </w:rPr>
-      </w:pPr>
+        <w:t xml:space="preserve">3.1 Diagramma delle Classi . . . . . . . . . . . . . . . . . . . . . . . . . . . . . pag. </w:t>
+      </w:r>
       <w:r>
         <w:rPr>
           <w:rFonts w:cstheme="minorHAnsi"/>
           <w:sz w:val="28"/>
           <w:szCs w:val="28"/>
         </w:rPr>
-        <w:t>2.</w:t>
+        <w:t>1</w:t>
       </w:r>
       <w:r>
         <w:rPr>
@@ -1126,140 +1141,142 @@
           <w:sz w:val="28"/>
           <w:szCs w:val="28"/>
         </w:rPr>
-        <w:t>3</w:t>
-      </w:r>
-      <w:r>
+        <w:t>6</w:t>
+      </w:r>
+    </w:p>
+    <w:p>
+      <w:pPr>
+        <w:autoSpaceDE w:val="0"/>
+        <w:autoSpaceDN w:val="0"/>
+        <w:adjustRightInd w:val="0"/>
+        <w:spacing w:after="0" w:line="240" w:lineRule="auto"/>
+        <w:ind w:firstLine="708"/>
         <w:rPr>
           <w:rFonts w:cstheme="minorHAnsi"/>
           <w:sz w:val="28"/>
           <w:szCs w:val="28"/>
         </w:rPr>
-        <w:t xml:space="preserve"> SSD e Contratti . . . . . . . . . . . . . . . . . . . . . . . . . . . . . . . . . . . . pag. </w:t>
-      </w:r>
+      </w:pPr>
       <w:r>
         <w:rPr>
           <w:rFonts w:cstheme="minorHAnsi"/>
           <w:sz w:val="28"/>
           <w:szCs w:val="28"/>
         </w:rPr>
-        <w:t>13</w:t>
-      </w:r>
-    </w:p>
-    <w:p>
-      <w:pPr>
-        <w:autoSpaceDE w:val="0"/>
-        <w:autoSpaceDN w:val="0"/>
-        <w:adjustRightInd w:val="0"/>
-        <w:spacing w:after="0" w:line="240" w:lineRule="auto"/>
+        <w:t xml:space="preserve">3.2 Diagrammi di Sequenza . . . . . . . . . . . . . . . . . . . . . . . . . . . . . pag. </w:t>
+      </w:r>
+      <w:r>
         <w:rPr>
           <w:rFonts w:cstheme="minorHAnsi"/>
           <w:sz w:val="28"/>
           <w:szCs w:val="28"/>
         </w:rPr>
-      </w:pPr>
+        <w:t>1</w:t>
+      </w:r>
       <w:r>
         <w:rPr>
           <w:rFonts w:cstheme="minorHAnsi"/>
           <w:sz w:val="28"/>
           <w:szCs w:val="28"/>
         </w:rPr>
-        <w:t xml:space="preserve">3 Progettazione . . . . . . . . . . . . . . . . . . . . . . . . . . . . . . . . . . . . . . . pag. </w:t>
-      </w:r>
-      <w:r>
+        <w:t>8</w:t>
+      </w:r>
+    </w:p>
+    <w:p>
+      <w:pPr>
+        <w:autoSpaceDE w:val="0"/>
+        <w:autoSpaceDN w:val="0"/>
+        <w:adjustRightInd w:val="0"/>
+        <w:spacing w:after="0" w:line="240" w:lineRule="auto"/>
         <w:rPr>
           <w:rFonts w:cstheme="minorHAnsi"/>
           <w:sz w:val="28"/>
           <w:szCs w:val="28"/>
         </w:rPr>
-        <w:t>15</w:t>
-      </w:r>
-    </w:p>
-    <w:p>
-      <w:pPr>
-        <w:autoSpaceDE w:val="0"/>
-        <w:autoSpaceDN w:val="0"/>
-        <w:adjustRightInd w:val="0"/>
-        <w:spacing w:after="0" w:line="240" w:lineRule="auto"/>
-        <w:ind w:firstLine="708"/>
+      </w:pPr>
+      <w:r>
         <w:rPr>
           <w:rFonts w:cstheme="minorHAnsi"/>
           <w:sz w:val="28"/>
           <w:szCs w:val="28"/>
         </w:rPr>
-      </w:pPr>
+        <w:t xml:space="preserve">4 Testing . . . . . . . . . . . . . . . . . . . . . . . . . . . . . . . . . . . . . . . . . . . . . . . . . .pag. </w:t>
+      </w:r>
       <w:r>
         <w:rPr>
           <w:rFonts w:cstheme="minorHAnsi"/>
           <w:sz w:val="28"/>
           <w:szCs w:val="28"/>
         </w:rPr>
-        <w:t xml:space="preserve">3.1 Diagramma delle Classi . . . . . . . . . . . . . . . . . . . . . . . . </w:t>
-      </w:r>
-      <w:proofErr w:type="gramStart"/>
+        <w:t>1</w:t>
+      </w:r>
       <w:r>
         <w:rPr>
           <w:rFonts w:cstheme="minorHAnsi"/>
           <w:sz w:val="28"/>
           <w:szCs w:val="28"/>
         </w:rPr>
-        <w:t>. . . .</w:t>
-      </w:r>
-      <w:proofErr w:type="gramEnd"/>
-      <w:r>
+        <w:t>9</w:t>
+      </w:r>
+    </w:p>
+    <w:p>
+      <w:pPr>
+        <w:autoSpaceDE w:val="0"/>
+        <w:autoSpaceDN w:val="0"/>
+        <w:adjustRightInd w:val="0"/>
+        <w:spacing w:after="0" w:line="240" w:lineRule="auto"/>
+        <w:ind w:firstLine="708"/>
         <w:rPr>
           <w:rFonts w:cstheme="minorHAnsi"/>
           <w:sz w:val="28"/>
           <w:szCs w:val="28"/>
         </w:rPr>
-        <w:t xml:space="preserve"> . pag. </w:t>
-      </w:r>
+      </w:pPr>
       <w:r>
         <w:rPr>
           <w:rFonts w:cstheme="minorHAnsi"/>
           <w:sz w:val="28"/>
           <w:szCs w:val="28"/>
         </w:rPr>
-        <w:t>15</w:t>
-      </w:r>
-    </w:p>
-    <w:p>
-      <w:pPr>
-        <w:autoSpaceDE w:val="0"/>
-        <w:autoSpaceDN w:val="0"/>
-        <w:adjustRightInd w:val="0"/>
-        <w:spacing w:after="0" w:line="240" w:lineRule="auto"/>
-        <w:ind w:firstLine="708"/>
+        <w:t xml:space="preserve">4.1 Introduzione. . . . . . . . . . . . . . . . . . . . . . . . . . . . . . . . . . . . . . . pag. </w:t>
+      </w:r>
+      <w:r>
         <w:rPr>
           <w:rFonts w:cstheme="minorHAnsi"/>
           <w:sz w:val="28"/>
           <w:szCs w:val="28"/>
         </w:rPr>
-      </w:pPr>
+        <w:t>1</w:t>
+      </w:r>
       <w:r>
         <w:rPr>
           <w:rFonts w:cstheme="minorHAnsi"/>
           <w:sz w:val="28"/>
           <w:szCs w:val="28"/>
         </w:rPr>
-        <w:t xml:space="preserve">3.2 Diagrammi di Sequenza . . . . . . . . . . . . . . . . . . . . . . . . </w:t>
-      </w:r>
-      <w:proofErr w:type="gramStart"/>
-      <w:r>
+        <w:t>9</w:t>
+      </w:r>
+    </w:p>
+    <w:p>
+      <w:pPr>
+        <w:autoSpaceDE w:val="0"/>
+        <w:autoSpaceDN w:val="0"/>
+        <w:adjustRightInd w:val="0"/>
+        <w:spacing w:after="0" w:line="240" w:lineRule="auto"/>
+        <w:ind w:firstLine="708"/>
         <w:rPr>
           <w:rFonts w:cstheme="minorHAnsi"/>
           <w:sz w:val="28"/>
           <w:szCs w:val="28"/>
         </w:rPr>
-        <w:t>. . . .</w:t>
-      </w:r>
-      <w:proofErr w:type="gramEnd"/>
+      </w:pPr>
       <w:r>
         <w:rPr>
           <w:rFonts w:cstheme="minorHAnsi"/>
           <w:sz w:val="28"/>
           <w:szCs w:val="28"/>
         </w:rPr>
-        <w:t xml:space="preserve"> . pag. </w:t>
+        <w:t xml:space="preserve">4.2 Individuazione dei casi di test e Testing Unitario . . . . . . . . . . pag. </w:t>
       </w:r>
       <w:r>
         <w:rPr>
@@ -1267,150 +1284,15 @@
           <w:sz w:val="28"/>
           <w:szCs w:val="28"/>
         </w:rPr>
-        <w:t>17</w:t>
-      </w:r>
-    </w:p>
-    <w:p>
-      <w:pPr>
-        <w:autoSpaceDE w:val="0"/>
-        <w:autoSpaceDN w:val="0"/>
-        <w:adjustRightInd w:val="0"/>
-        <w:spacing w:after="0" w:line="240" w:lineRule="auto"/>
+        <w:t>1</w:t>
+      </w:r>
+      <w:r>
         <w:rPr>
           <w:rFonts w:cstheme="minorHAnsi"/>
           <w:sz w:val="28"/>
           <w:szCs w:val="28"/>
         </w:rPr>
-      </w:pPr>
-      <w:r>
-        <w:rPr>
-          <w:rFonts w:cstheme="minorHAnsi"/>
-          <w:sz w:val="28"/>
-          <w:szCs w:val="28"/>
-        </w:rPr>
-        <w:t xml:space="preserve">4 Testing . . . . . . . . . . . . . . . . . . . . . . . . . . . . . . . . . . . . . . . . . . . . . </w:t>
-      </w:r>
-      <w:proofErr w:type="gramStart"/>
-      <w:r>
-        <w:rPr>
-          <w:rFonts w:cstheme="minorHAnsi"/>
-          <w:sz w:val="28"/>
-          <w:szCs w:val="28"/>
-        </w:rPr>
-        <w:t>. . . .</w:t>
-      </w:r>
-      <w:proofErr w:type="gramEnd"/>
-      <w:r>
-        <w:rPr>
-          <w:rFonts w:cstheme="minorHAnsi"/>
-          <w:sz w:val="28"/>
-          <w:szCs w:val="28"/>
-        </w:rPr>
-        <w:t xml:space="preserve"> </w:t>
-      </w:r>
-      <w:proofErr w:type="gramStart"/>
-      <w:r>
-        <w:rPr>
-          <w:rFonts w:cstheme="minorHAnsi"/>
-          <w:sz w:val="28"/>
-          <w:szCs w:val="28"/>
-        </w:rPr>
-        <w:t>.pag.</w:t>
-      </w:r>
-      <w:proofErr w:type="gramEnd"/>
-      <w:r>
-        <w:rPr>
-          <w:rFonts w:cstheme="minorHAnsi"/>
-          <w:sz w:val="28"/>
-          <w:szCs w:val="28"/>
-        </w:rPr>
-        <w:t xml:space="preserve"> </w:t>
-      </w:r>
-      <w:r>
-        <w:rPr>
-          <w:rFonts w:cstheme="minorHAnsi"/>
-          <w:sz w:val="28"/>
-          <w:szCs w:val="28"/>
-        </w:rPr>
-        <w:t>18</w:t>
-      </w:r>
-    </w:p>
-    <w:p>
-      <w:pPr>
-        <w:autoSpaceDE w:val="0"/>
-        <w:autoSpaceDN w:val="0"/>
-        <w:adjustRightInd w:val="0"/>
-        <w:spacing w:after="0" w:line="240" w:lineRule="auto"/>
-        <w:ind w:firstLine="708"/>
-        <w:rPr>
-          <w:rFonts w:cstheme="minorHAnsi"/>
-          <w:sz w:val="28"/>
-          <w:szCs w:val="28"/>
-        </w:rPr>
-      </w:pPr>
-      <w:r>
-        <w:rPr>
-          <w:rFonts w:cstheme="minorHAnsi"/>
-          <w:sz w:val="28"/>
-          <w:szCs w:val="28"/>
-        </w:rPr>
-        <w:t xml:space="preserve">4.1 Introduzione. . . . . . . . . . . . . . . . . . . . . . . . . . . . . . . . . . . . . . . pag. </w:t>
-      </w:r>
-      <w:r>
-        <w:rPr>
-          <w:rFonts w:cstheme="minorHAnsi"/>
-          <w:sz w:val="28"/>
-          <w:szCs w:val="28"/>
-        </w:rPr>
-        <w:t>18</w:t>
-      </w:r>
-    </w:p>
-    <w:p>
-      <w:pPr>
-        <w:autoSpaceDE w:val="0"/>
-        <w:autoSpaceDN w:val="0"/>
-        <w:adjustRightInd w:val="0"/>
-        <w:spacing w:after="0" w:line="240" w:lineRule="auto"/>
-        <w:ind w:firstLine="708"/>
-        <w:rPr>
-          <w:rFonts w:cstheme="minorHAnsi"/>
-          <w:sz w:val="28"/>
-          <w:szCs w:val="28"/>
-        </w:rPr>
-      </w:pPr>
-      <w:r>
-        <w:rPr>
-          <w:rFonts w:cstheme="minorHAnsi"/>
-          <w:sz w:val="28"/>
-          <w:szCs w:val="28"/>
-        </w:rPr>
-        <w:t xml:space="preserve">4.2 Individuazione dei casi di test e Testing Unitario . . . . . . </w:t>
-      </w:r>
-      <w:proofErr w:type="gramStart"/>
-      <w:r>
-        <w:rPr>
-          <w:rFonts w:cstheme="minorHAnsi"/>
-          <w:sz w:val="28"/>
-          <w:szCs w:val="28"/>
-        </w:rPr>
-        <w:t>. . . .</w:t>
-      </w:r>
-      <w:proofErr w:type="gramEnd"/>
-      <w:r>
-        <w:rPr>
-          <w:rFonts w:cstheme="minorHAnsi"/>
-          <w:sz w:val="28"/>
-          <w:szCs w:val="28"/>
-        </w:rPr>
-        <w:t xml:space="preserve"> pag. </w:t>
-      </w:r>
-      <w:r>
-        <w:rPr>
-          <w:rFonts w:cstheme="minorHAnsi"/>
-          <w:sz w:val="28"/>
-          <w:szCs w:val="28"/>
-        </w:rPr>
-        <w:t>18</w:t>
+        <w:t>9</w:t>
       </w:r>
     </w:p>
     <w:p>
@@ -7272,7 +7154,23 @@
           <w:sz w:val="24"/>
           <w:szCs w:val="24"/>
         </w:rPr>
-        <w:t xml:space="preserve"> a 64 bit con versione maggiore di 1.8</w:t>
+        <w:t xml:space="preserve"> a 64 bit con versione </w:t>
+      </w:r>
+      <w:r>
+        <w:rPr>
+          <w:rFonts w:cstheme="minorHAnsi"/>
+          <w:sz w:val="24"/>
+          <w:szCs w:val="24"/>
+        </w:rPr>
+        <w:t>minima</w:t>
+      </w:r>
+      <w:r>
+        <w:rPr>
+          <w:rFonts w:cstheme="minorHAnsi"/>
+          <w:sz w:val="24"/>
+          <w:szCs w:val="24"/>
+        </w:rPr>
+        <w:t xml:space="preserve"> 1.8</w:t>
       </w:r>
       <w:r>
         <w:rPr>
@@ -7371,25 +7269,7 @@
           <w:sz w:val="24"/>
           <w:szCs w:val="24"/>
         </w:rPr>
-        <w:t xml:space="preserve">● Tutto il software è scritto usando Java e utilizza i file in formato </w:t>
-      </w:r>
-      <w:proofErr w:type="spellStart"/>
-      <w:r>
-        <w:rPr>
-          <w:rFonts w:cstheme="minorHAnsi"/>
-          <w:sz w:val="24"/>
-          <w:szCs w:val="24"/>
-        </w:rPr>
-        <w:t>json</w:t>
-      </w:r>
-      <w:proofErr w:type="spellEnd"/>
-      <w:r>
-        <w:rPr>
-          <w:rFonts w:cstheme="minorHAnsi"/>
-          <w:sz w:val="24"/>
-          <w:szCs w:val="24"/>
-        </w:rPr>
-        <w:t xml:space="preserve"> per mantenere i dati persistenti composti da 3 database separati.</w:t>
+        <w:t>● Tutto il software è scritto usando Java e utilizza i file in formato json per mantenere i dati persistenti composti da 3 database separati.</w:t>
       </w:r>
     </w:p>
     <w:p>
@@ -7482,7 +7362,23 @@
           <w:sz w:val="24"/>
           <w:szCs w:val="24"/>
         </w:rPr>
-        <w:t>● Le tecnologie utilizzate per la progettazione e realizzazione del sistema proposto sono di tipo open source o freeware.</w:t>
+        <w:t>● Le tecnologie utilizzate per la progettazione e realizzazione del sistema proposto sono di tipo open sourc</w:t>
+      </w:r>
+      <w:r>
+        <w:rPr>
+          <w:rFonts w:cstheme="minorHAnsi"/>
+          <w:sz w:val="24"/>
+          <w:szCs w:val="24"/>
+        </w:rPr>
+        <w:t>e</w:t>
+      </w:r>
+      <w:r>
+        <w:rPr>
+          <w:rFonts w:cstheme="minorHAnsi"/>
+          <w:sz w:val="24"/>
+          <w:szCs w:val="24"/>
+        </w:rPr>
+        <w:t>.</w:t>
       </w:r>
     </w:p>
     <w:p>
@@ -8548,25 +8444,23 @@
           <w:sz w:val="24"/>
           <w:szCs w:val="24"/>
         </w:rPr>
-        <w:t xml:space="preserve">il </w:t>
-      </w:r>
-      <w:proofErr w:type="gramStart"/>
-      <w:r>
-        <w:rPr>
-          <w:rFonts w:cstheme="minorHAnsi"/>
-          <w:sz w:val="24"/>
-          <w:szCs w:val="24"/>
-        </w:rPr>
-        <w:t>pagamento(</w:t>
-      </w:r>
-      <w:proofErr w:type="gramEnd"/>
-      <w:r>
-        <w:rPr>
-          <w:rFonts w:cstheme="minorHAnsi"/>
-          <w:sz w:val="24"/>
-          <w:szCs w:val="24"/>
-        </w:rPr>
-        <w:t>selezionabile</w:t>
+        <w:t>il pagamento</w:t>
+      </w:r>
+      <w:r>
+        <w:rPr>
+          <w:rFonts w:cstheme="minorHAnsi"/>
+          <w:sz w:val="24"/>
+          <w:szCs w:val="24"/>
+        </w:rPr>
+        <w:t xml:space="preserve"> </w:t>
+      </w:r>
+      <w:r>
+        <w:rPr>
+          <w:rFonts w:cstheme="minorHAnsi"/>
+          <w:sz w:val="24"/>
+          <w:szCs w:val="24"/>
+        </w:rPr>
+        <w:t>(selezionabile</w:t>
       </w:r>
       <w:r>
         <w:rPr>
@@ -8598,7 +8492,47 @@
           <w:sz w:val="24"/>
           <w:szCs w:val="24"/>
         </w:rPr>
-        <w:t xml:space="preserve"> del paziente per la prestazione effettuata</w:t>
+        <w:t xml:space="preserve"> del paziente per l</w:t>
+      </w:r>
+      <w:r>
+        <w:rPr>
+          <w:rFonts w:cstheme="minorHAnsi"/>
+          <w:sz w:val="24"/>
+          <w:szCs w:val="24"/>
+        </w:rPr>
+        <w:t>e</w:t>
+      </w:r>
+      <w:r>
+        <w:rPr>
+          <w:rFonts w:cstheme="minorHAnsi"/>
+          <w:sz w:val="24"/>
+          <w:szCs w:val="24"/>
+        </w:rPr>
+        <w:t xml:space="preserve"> prestazion</w:t>
+      </w:r>
+      <w:r>
+        <w:rPr>
+          <w:rFonts w:cstheme="minorHAnsi"/>
+          <w:sz w:val="24"/>
+          <w:szCs w:val="24"/>
+        </w:rPr>
+        <w:t>i</w:t>
+      </w:r>
+      <w:r>
+        <w:rPr>
+          <w:rFonts w:cstheme="minorHAnsi"/>
+          <w:sz w:val="24"/>
+          <w:szCs w:val="24"/>
+        </w:rPr>
+        <w:t xml:space="preserve"> effettuat</w:t>
+      </w:r>
+      <w:r>
+        <w:rPr>
+          <w:rFonts w:cstheme="minorHAnsi"/>
+          <w:sz w:val="24"/>
+          <w:szCs w:val="24"/>
+        </w:rPr>
+        <w:t>e</w:t>
       </w:r>
     </w:p>
     <w:p>
@@ -8654,43 +8588,7 @@
           <w:sz w:val="24"/>
           <w:szCs w:val="24"/>
         </w:rPr>
-        <w:t>, SSD (</w:t>
-      </w:r>
-      <w:proofErr w:type="spellStart"/>
-      <w:r>
-        <w:rPr>
-          <w:rFonts w:cstheme="minorHAnsi"/>
-          <w:sz w:val="24"/>
-          <w:szCs w:val="24"/>
-        </w:rPr>
-        <w:t>Sequence</w:t>
-      </w:r>
-      <w:proofErr w:type="spellEnd"/>
-      <w:r>
-        <w:rPr>
-          <w:rFonts w:cstheme="minorHAnsi"/>
-          <w:sz w:val="24"/>
-          <w:szCs w:val="24"/>
-        </w:rPr>
-        <w:t xml:space="preserve"> System </w:t>
-      </w:r>
-      <w:proofErr w:type="spellStart"/>
-      <w:r>
-        <w:rPr>
-          <w:rFonts w:cstheme="minorHAnsi"/>
-          <w:sz w:val="24"/>
-          <w:szCs w:val="24"/>
-        </w:rPr>
-        <w:t>Diagram</w:t>
-      </w:r>
-      <w:proofErr w:type="spellEnd"/>
-      <w:r>
-        <w:rPr>
-          <w:rFonts w:cstheme="minorHAnsi"/>
-          <w:sz w:val="24"/>
-          <w:szCs w:val="24"/>
-        </w:rPr>
-        <w:t>) e Contratti delle operazioni</w:t>
+        <w:t>, SSD (Sequence System Diagram) e Contratti delle operazioni</w:t>
       </w:r>
       <w:r>
         <w:rPr>
@@ -10148,7 +10046,6 @@
         </w:rPr>
         <w:t>(</w:t>
       </w:r>
-      <w:proofErr w:type="gramStart"/>
       <w:r>
         <w:rPr>
           <w:rFonts w:cstheme="minorHAnsi"/>
@@ -10156,89 +10053,8 @@
           <w:szCs w:val="24"/>
           <w:lang w:bidi="he-IL"/>
         </w:rPr>
-        <w:t>Nome :</w:t>
-      </w:r>
-      <w:proofErr w:type="gramEnd"/>
-      <w:r>
-        <w:rPr>
-          <w:rFonts w:cstheme="minorHAnsi"/>
-          <w:sz w:val="24"/>
-          <w:szCs w:val="24"/>
-          <w:lang w:bidi="he-IL"/>
-        </w:rPr>
-        <w:t xml:space="preserve"> </w:t>
-      </w:r>
-      <w:proofErr w:type="spellStart"/>
-      <w:r>
-        <w:rPr>
-          <w:rFonts w:cstheme="minorHAnsi"/>
-          <w:sz w:val="24"/>
-          <w:szCs w:val="24"/>
-          <w:lang w:bidi="he-IL"/>
-        </w:rPr>
-        <w:t>PazienteBuilder</w:t>
-      </w:r>
-      <w:proofErr w:type="spellEnd"/>
-      <w:r>
-        <w:rPr>
-          <w:rFonts w:cstheme="minorHAnsi"/>
-          <w:sz w:val="24"/>
-          <w:szCs w:val="24"/>
-          <w:lang w:bidi="he-IL"/>
-        </w:rPr>
-        <w:t xml:space="preserve">, Cognome : </w:t>
-      </w:r>
-      <w:proofErr w:type="spellStart"/>
-      <w:r>
-        <w:rPr>
-          <w:rFonts w:cstheme="minorHAnsi"/>
-          <w:sz w:val="24"/>
-          <w:szCs w:val="24"/>
-          <w:lang w:bidi="he-IL"/>
-        </w:rPr>
-        <w:t>PazienteBuilder</w:t>
-      </w:r>
-      <w:proofErr w:type="spellEnd"/>
-      <w:r>
-        <w:rPr>
-          <w:rFonts w:cstheme="minorHAnsi"/>
-          <w:sz w:val="24"/>
-          <w:szCs w:val="24"/>
-          <w:lang w:bidi="he-IL"/>
-        </w:rPr>
-        <w:t xml:space="preserve"> ,Data di nascita : </w:t>
-      </w:r>
-      <w:proofErr w:type="spellStart"/>
-      <w:r>
-        <w:rPr>
-          <w:rFonts w:cstheme="minorHAnsi"/>
-          <w:sz w:val="24"/>
-          <w:szCs w:val="24"/>
-          <w:lang w:bidi="he-IL"/>
-        </w:rPr>
-        <w:t>PazienteBuilder</w:t>
-      </w:r>
-      <w:proofErr w:type="spellEnd"/>
-      <w:r>
-        <w:rPr>
-          <w:rFonts w:cstheme="minorHAnsi"/>
-          <w:sz w:val="24"/>
-          <w:szCs w:val="24"/>
-          <w:lang w:bidi="he-IL"/>
-        </w:rPr>
-        <w:t xml:space="preserve">, Sesso : </w:t>
-      </w:r>
-      <w:proofErr w:type="spellStart"/>
-      <w:r>
-        <w:rPr>
-          <w:rFonts w:cstheme="minorHAnsi"/>
-          <w:sz w:val="24"/>
-          <w:szCs w:val="24"/>
-          <w:lang w:bidi="he-IL"/>
-        </w:rPr>
-        <w:t>PazienteBuilder</w:t>
-      </w:r>
-      <w:proofErr w:type="spellEnd"/>
+        <w:t>Nome : PazienteBuilder, Cognome : PazienteBuilder ,Data di nascita : PazienteBuilder, Sesso : PazienteBuilder</w:t>
+      </w:r>
       <w:r>
         <w:rPr>
           <w:rFonts w:cstheme="minorHAnsi"/>
@@ -10460,9 +10276,8 @@
           <w:szCs w:val="24"/>
           <w:lang w:bidi="he-IL"/>
         </w:rPr>
-        <w:t xml:space="preserve"> </w:t>
-      </w:r>
-      <w:proofErr w:type="spellStart"/>
+        <w:t xml:space="preserve"> MedicoBuilder, </w:t>
+      </w:r>
       <w:r>
         <w:rPr>
           <w:rFonts w:cstheme="minorHAnsi"/>
@@ -10470,9 +10285,8 @@
           <w:szCs w:val="24"/>
           <w:lang w:bidi="he-IL"/>
         </w:rPr>
-        <w:t>MedicoBuilder</w:t>
-      </w:r>
-      <w:proofErr w:type="spellEnd"/>
+        <w:t>Cognome:</w:t>
+      </w:r>
       <w:r>
         <w:rPr>
           <w:rFonts w:cstheme="minorHAnsi"/>
@@ -10480,7 +10294,7 @@
           <w:szCs w:val="24"/>
           <w:lang w:bidi="he-IL"/>
         </w:rPr>
-        <w:t xml:space="preserve">, </w:t>
+        <w:t xml:space="preserve"> MedicoBuilder, </w:t>
       </w:r>
       <w:r>
         <w:rPr>
@@ -10489,7 +10303,7 @@
           <w:szCs w:val="24"/>
           <w:lang w:bidi="he-IL"/>
         </w:rPr>
-        <w:t>Cognome:</w:t>
+        <w:t>Professione:</w:t>
       </w:r>
       <w:r>
         <w:rPr>
@@ -10498,57 +10312,8 @@
           <w:szCs w:val="24"/>
           <w:lang w:bidi="he-IL"/>
         </w:rPr>
-        <w:t xml:space="preserve"> </w:t>
-      </w:r>
-      <w:proofErr w:type="spellStart"/>
-      <w:r>
-        <w:rPr>
-          <w:rFonts w:cstheme="minorHAnsi"/>
-          <w:sz w:val="24"/>
-          <w:szCs w:val="24"/>
-          <w:lang w:bidi="he-IL"/>
-        </w:rPr>
-        <w:t>MedicoBuilder</w:t>
-      </w:r>
-      <w:proofErr w:type="spellEnd"/>
-      <w:r>
-        <w:rPr>
-          <w:rFonts w:cstheme="minorHAnsi"/>
-          <w:sz w:val="24"/>
-          <w:szCs w:val="24"/>
-          <w:lang w:bidi="he-IL"/>
-        </w:rPr>
-        <w:t xml:space="preserve">, </w:t>
-      </w:r>
-      <w:r>
-        <w:rPr>
-          <w:rFonts w:cstheme="minorHAnsi"/>
-          <w:sz w:val="24"/>
-          <w:szCs w:val="24"/>
-          <w:lang w:bidi="he-IL"/>
-        </w:rPr>
-        <w:t>Professione:</w:t>
-      </w:r>
-      <w:r>
-        <w:rPr>
-          <w:rFonts w:cstheme="minorHAnsi"/>
-          <w:sz w:val="24"/>
-          <w:szCs w:val="24"/>
-          <w:lang w:bidi="he-IL"/>
-        </w:rPr>
-        <w:t xml:space="preserve"> </w:t>
-      </w:r>
-      <w:proofErr w:type="spellStart"/>
-      <w:r>
-        <w:rPr>
-          <w:rFonts w:cstheme="minorHAnsi"/>
-          <w:sz w:val="24"/>
-          <w:szCs w:val="24"/>
-          <w:lang w:bidi="he-IL"/>
-        </w:rPr>
-        <w:t>MedicoBuilder</w:t>
-      </w:r>
-      <w:proofErr w:type="spellEnd"/>
+        <w:t xml:space="preserve"> MedicoBuilder</w:t>
+      </w:r>
       <w:r>
         <w:rPr>
           <w:rFonts w:cstheme="minorHAnsi"/>
@@ -10738,99 +10503,8 @@
           <w:szCs w:val="24"/>
           <w:lang w:bidi="he-IL"/>
         </w:rPr>
-        <w:t xml:space="preserve">ID </w:t>
-      </w:r>
-      <w:proofErr w:type="gramStart"/>
-      <w:r>
-        <w:rPr>
-          <w:rFonts w:cstheme="minorHAnsi"/>
-          <w:sz w:val="24"/>
-          <w:szCs w:val="24"/>
-          <w:lang w:bidi="he-IL"/>
-        </w:rPr>
-        <w:t>paziente :</w:t>
-      </w:r>
-      <w:proofErr w:type="gramEnd"/>
-      <w:r>
-        <w:rPr>
-          <w:rFonts w:cstheme="minorHAnsi"/>
-          <w:sz w:val="24"/>
-          <w:szCs w:val="24"/>
-          <w:lang w:bidi="he-IL"/>
-        </w:rPr>
-        <w:t xml:space="preserve"> </w:t>
-      </w:r>
-      <w:proofErr w:type="spellStart"/>
-      <w:r>
-        <w:rPr>
-          <w:rFonts w:cstheme="minorHAnsi"/>
-          <w:sz w:val="24"/>
-          <w:szCs w:val="24"/>
-          <w:lang w:bidi="he-IL"/>
-        </w:rPr>
-        <w:t>PrenotazioneBuilder</w:t>
-      </w:r>
-      <w:proofErr w:type="spellEnd"/>
-      <w:r>
-        <w:rPr>
-          <w:rFonts w:cstheme="minorHAnsi"/>
-          <w:sz w:val="24"/>
-          <w:szCs w:val="24"/>
-          <w:lang w:bidi="he-IL"/>
-        </w:rPr>
-        <w:t xml:space="preserve">, ID medico : </w:t>
-      </w:r>
-      <w:proofErr w:type="spellStart"/>
-      <w:r>
-        <w:rPr>
-          <w:rFonts w:cstheme="minorHAnsi"/>
-          <w:sz w:val="24"/>
-          <w:szCs w:val="24"/>
-          <w:lang w:bidi="he-IL"/>
-        </w:rPr>
-        <w:t>PrenotazioneBuilder</w:t>
-      </w:r>
-      <w:proofErr w:type="spellEnd"/>
-      <w:r>
-        <w:rPr>
-          <w:rFonts w:cstheme="minorHAnsi"/>
-          <w:sz w:val="24"/>
-          <w:szCs w:val="24"/>
-          <w:lang w:bidi="he-IL"/>
-        </w:rPr>
-        <w:t xml:space="preserve">, Professione : </w:t>
-      </w:r>
-      <w:proofErr w:type="spellStart"/>
-      <w:r>
-        <w:rPr>
-          <w:rFonts w:cstheme="minorHAnsi"/>
-          <w:sz w:val="24"/>
-          <w:szCs w:val="24"/>
-          <w:lang w:bidi="he-IL"/>
-        </w:rPr>
-        <w:t>PrenotazioneBuilder</w:t>
-      </w:r>
-      <w:proofErr w:type="spellEnd"/>
-      <w:r>
-        <w:rPr>
-          <w:rFonts w:cstheme="minorHAnsi"/>
-          <w:sz w:val="24"/>
-          <w:szCs w:val="24"/>
-          <w:lang w:bidi="he-IL"/>
-        </w:rPr>
-        <w:t xml:space="preserve">, Data prenotazione : </w:t>
-      </w:r>
-      <w:proofErr w:type="spellStart"/>
-      <w:r>
-        <w:rPr>
-          <w:rFonts w:cstheme="minorHAnsi"/>
-          <w:sz w:val="24"/>
-          <w:szCs w:val="24"/>
-          <w:lang w:bidi="he-IL"/>
-        </w:rPr>
-        <w:t>PrenotazioneBuilder</w:t>
-      </w:r>
-      <w:proofErr w:type="spellEnd"/>
+        <w:t>ID paziente : PrenotazioneBuilder, ID medico : PrenotazioneBuilder, Professione : PrenotazioneBuilder, Data prenotazione : PrenotazioneBuilder</w:t>
+      </w:r>
       <w:r>
         <w:rPr>
           <w:rFonts w:cstheme="minorHAnsi"/>
@@ -11050,7 +10724,6 @@
         </w:rPr>
         <w:t xml:space="preserve">, </w:t>
       </w:r>
-      <w:proofErr w:type="spellStart"/>
       <w:r>
         <w:rPr>
           <w:rFonts w:cstheme="minorHAnsi"/>
@@ -11060,7 +10733,6 @@
         </w:rPr>
         <w:t>idpaziente</w:t>
       </w:r>
-      <w:proofErr w:type="spellEnd"/>
       <w:r>
         <w:rPr>
           <w:rFonts w:cstheme="minorHAnsi"/>
@@ -11070,7 +10742,6 @@
         </w:rPr>
         <w:t xml:space="preserve">: </w:t>
       </w:r>
-      <w:proofErr w:type="spellStart"/>
       <w:r>
         <w:rPr>
           <w:rFonts w:cstheme="minorHAnsi"/>
@@ -11080,7 +10751,6 @@
         </w:rPr>
         <w:t>String</w:t>
       </w:r>
-      <w:proofErr w:type="spellEnd"/>
       <w:r>
         <w:rPr>
           <w:rFonts w:cstheme="minorHAnsi"/>
@@ -11568,43 +11238,7 @@
           <w:sz w:val="24"/>
           <w:szCs w:val="24"/>
         </w:rPr>
-        <w:t xml:space="preserve"> (</w:t>
-      </w:r>
-      <w:proofErr w:type="spellStart"/>
-      <w:r>
-        <w:rPr>
-          <w:rFonts w:cstheme="minorHAnsi"/>
-          <w:sz w:val="24"/>
-          <w:szCs w:val="24"/>
-        </w:rPr>
-        <w:t>Unified</w:t>
-      </w:r>
-      <w:proofErr w:type="spellEnd"/>
-      <w:r>
-        <w:rPr>
-          <w:rFonts w:cstheme="minorHAnsi"/>
-          <w:sz w:val="24"/>
-          <w:szCs w:val="24"/>
-        </w:rPr>
-        <w:t xml:space="preserve"> </w:t>
-      </w:r>
-      <w:proofErr w:type="spellStart"/>
-      <w:r>
-        <w:rPr>
-          <w:rFonts w:cstheme="minorHAnsi"/>
-          <w:sz w:val="24"/>
-          <w:szCs w:val="24"/>
-        </w:rPr>
-        <w:t>Process</w:t>
-      </w:r>
-      <w:proofErr w:type="spellEnd"/>
-      <w:r>
-        <w:rPr>
-          <w:rFonts w:cstheme="minorHAnsi"/>
-          <w:sz w:val="24"/>
-          <w:szCs w:val="24"/>
-        </w:rPr>
-        <w:t>)</w:t>
+        <w:t xml:space="preserve"> (Unified Process)</w:t>
       </w:r>
       <w:r>
         <w:rPr>
@@ -11817,6 +11451,7 @@
       <w:r>
         <w:rPr>
           <w:rFonts w:cstheme="minorHAnsi"/>
+          <w:noProof/>
           <w:sz w:val="24"/>
           <w:szCs w:val="24"/>
         </w:rPr>
@@ -12077,7 +11712,6 @@
           <w:szCs w:val="24"/>
         </w:rPr>
       </w:pPr>
-      <w:proofErr w:type="spellStart"/>
       <w:r>
         <w:rPr>
           <w:rFonts w:cstheme="minorHAnsi"/>
@@ -12086,7 +11720,6 @@
         </w:rPr>
         <w:t>ComandiMedico</w:t>
       </w:r>
-      <w:proofErr w:type="spellEnd"/>
     </w:p>
     <w:p>
       <w:pPr>
@@ -12105,7 +11738,6 @@
           <w:szCs w:val="24"/>
         </w:rPr>
       </w:pPr>
-      <w:proofErr w:type="spellStart"/>
       <w:r>
         <w:rPr>
           <w:rFonts w:cstheme="minorHAnsi"/>
@@ -12114,7 +11746,6 @@
         </w:rPr>
         <w:t>ComandiPaziente</w:t>
       </w:r>
-      <w:proofErr w:type="spellEnd"/>
     </w:p>
     <w:p>
       <w:pPr>
@@ -12133,7 +11764,6 @@
           <w:szCs w:val="24"/>
         </w:rPr>
       </w:pPr>
-      <w:proofErr w:type="spellStart"/>
       <w:r>
         <w:rPr>
           <w:rFonts w:cstheme="minorHAnsi"/>
@@ -12142,7 +11772,6 @@
         </w:rPr>
         <w:t>ComandiPrenotazione</w:t>
       </w:r>
-      <w:proofErr w:type="spellEnd"/>
     </w:p>
     <w:p>
       <w:pPr>
@@ -12161,7 +11790,6 @@
           <w:szCs w:val="24"/>
         </w:rPr>
       </w:pPr>
-      <w:proofErr w:type="spellStart"/>
       <w:r>
         <w:rPr>
           <w:rFonts w:cstheme="minorHAnsi"/>
@@ -12170,7 +11798,6 @@
         </w:rPr>
         <w:t>CommonCommand</w:t>
       </w:r>
-      <w:proofErr w:type="spellEnd"/>
     </w:p>
     <w:p>
       <w:pPr>
@@ -12215,23 +11842,13 @@
           <w:szCs w:val="24"/>
         </w:rPr>
       </w:pPr>
-      <w:proofErr w:type="spellStart"/>
-      <w:r>
-        <w:rPr>
-          <w:rFonts w:cstheme="minorHAnsi"/>
-          <w:sz w:val="24"/>
-          <w:szCs w:val="24"/>
-        </w:rPr>
-        <w:t>JsonHelper</w:t>
-      </w:r>
-      <w:proofErr w:type="spellEnd"/>
-      <w:r>
-        <w:rPr>
-          <w:rFonts w:cstheme="minorHAnsi"/>
-          <w:sz w:val="24"/>
-          <w:szCs w:val="24"/>
-        </w:rPr>
-        <w:t>, rappresenta la parte di gestione dei database persistenti</w:t>
+      <w:r>
+        <w:rPr>
+          <w:rFonts w:cstheme="minorHAnsi"/>
+          <w:sz w:val="24"/>
+          <w:szCs w:val="24"/>
+        </w:rPr>
+        <w:t>JsonHelper, rappresenta la parte di gestione dei database persistenti</w:t>
       </w:r>
     </w:p>
     <w:p>
@@ -12277,7 +11894,6 @@
           <w:szCs w:val="24"/>
         </w:rPr>
       </w:pPr>
-      <w:proofErr w:type="spellStart"/>
       <w:r>
         <w:rPr>
           <w:rFonts w:cstheme="minorHAnsi"/>
@@ -12286,7 +11902,6 @@
         </w:rPr>
         <w:t>MedicoBuilder</w:t>
       </w:r>
-      <w:proofErr w:type="spellEnd"/>
     </w:p>
     <w:p>
       <w:pPr>
@@ -12305,7 +11920,6 @@
           <w:szCs w:val="24"/>
         </w:rPr>
       </w:pPr>
-      <w:proofErr w:type="spellStart"/>
       <w:r>
         <w:rPr>
           <w:rFonts w:cstheme="minorHAnsi"/>
@@ -12314,7 +11928,6 @@
         </w:rPr>
         <w:t>PazienteBuilder</w:t>
       </w:r>
-      <w:proofErr w:type="spellEnd"/>
     </w:p>
     <w:p>
       <w:pPr>
@@ -12333,7 +11946,6 @@
           <w:szCs w:val="24"/>
         </w:rPr>
       </w:pPr>
-      <w:proofErr w:type="spellStart"/>
       <w:r>
         <w:rPr>
           <w:rFonts w:cstheme="minorHAnsi"/>
@@ -12342,7 +11954,6 @@
         </w:rPr>
         <w:t>PrenotazioneBuilder</w:t>
       </w:r>
-      <w:proofErr w:type="spellEnd"/>
     </w:p>
     <w:p>
       <w:pPr>
@@ -12451,6 +12062,152 @@
     <w:p>
       <w:pPr>
         <w:pStyle w:val="Paragrafoelenco"/>
+        <w:numPr>
+          <w:ilvl w:val="0"/>
+          <w:numId w:val="16"/>
+        </w:numPr>
+        <w:autoSpaceDE w:val="0"/>
+        <w:autoSpaceDN w:val="0"/>
+        <w:adjustRightInd w:val="0"/>
+        <w:spacing w:after="0" w:line="240" w:lineRule="auto"/>
+        <w:rPr>
+          <w:rFonts w:cstheme="minorHAnsi"/>
+          <w:sz w:val="24"/>
+          <w:szCs w:val="24"/>
+        </w:rPr>
+      </w:pPr>
+      <w:r>
+        <w:rPr>
+          <w:rFonts w:cstheme="minorHAnsi"/>
+          <w:sz w:val="24"/>
+          <w:szCs w:val="24"/>
+        </w:rPr>
+        <w:t>Basket, contiene le funzioni del carrello</w:t>
+      </w:r>
+    </w:p>
+    <w:p>
+      <w:pPr>
+        <w:pStyle w:val="Paragrafoelenco"/>
+        <w:numPr>
+          <w:ilvl w:val="0"/>
+          <w:numId w:val="16"/>
+        </w:numPr>
+        <w:autoSpaceDE w:val="0"/>
+        <w:autoSpaceDN w:val="0"/>
+        <w:adjustRightInd w:val="0"/>
+        <w:spacing w:after="0" w:line="240" w:lineRule="auto"/>
+        <w:rPr>
+          <w:rFonts w:cstheme="minorHAnsi"/>
+          <w:sz w:val="24"/>
+          <w:szCs w:val="24"/>
+        </w:rPr>
+      </w:pPr>
+      <w:r>
+        <w:rPr>
+          <w:rFonts w:cstheme="minorHAnsi"/>
+          <w:sz w:val="24"/>
+          <w:szCs w:val="24"/>
+        </w:rPr>
+        <w:t>Pagamenti, è l’interfaccia usata per gestire i pagamenti</w:t>
+      </w:r>
+    </w:p>
+    <w:p>
+      <w:pPr>
+        <w:pStyle w:val="Paragrafoelenco"/>
+        <w:numPr>
+          <w:ilvl w:val="0"/>
+          <w:numId w:val="16"/>
+        </w:numPr>
+        <w:autoSpaceDE w:val="0"/>
+        <w:autoSpaceDN w:val="0"/>
+        <w:adjustRightInd w:val="0"/>
+        <w:spacing w:after="0" w:line="240" w:lineRule="auto"/>
+        <w:rPr>
+          <w:rFonts w:cstheme="minorHAnsi"/>
+          <w:sz w:val="24"/>
+          <w:szCs w:val="24"/>
+        </w:rPr>
+      </w:pPr>
+      <w:r>
+        <w:rPr>
+          <w:rFonts w:cstheme="minorHAnsi"/>
+          <w:sz w:val="24"/>
+          <w:szCs w:val="24"/>
+        </w:rPr>
+        <w:t>Pagamento, implementa l’interfaccia “Pagamenti” ed è utilizzata per la gestione degli stessi</w:t>
+      </w:r>
+    </w:p>
+    <w:p>
+      <w:pPr>
+        <w:pStyle w:val="Paragrafoelenco"/>
+        <w:numPr>
+          <w:ilvl w:val="0"/>
+          <w:numId w:val="16"/>
+        </w:numPr>
+        <w:autoSpaceDE w:val="0"/>
+        <w:autoSpaceDN w:val="0"/>
+        <w:adjustRightInd w:val="0"/>
+        <w:spacing w:after="0" w:line="240" w:lineRule="auto"/>
+        <w:rPr>
+          <w:rFonts w:cstheme="minorHAnsi"/>
+          <w:sz w:val="24"/>
+          <w:szCs w:val="24"/>
+        </w:rPr>
+      </w:pPr>
+      <w:r>
+        <w:rPr>
+          <w:rFonts w:cstheme="minorHAnsi"/>
+          <w:sz w:val="24"/>
+          <w:szCs w:val="24"/>
+        </w:rPr>
+        <w:t>pagaCartadiCredito, strategia di pagamento con carta di credito</w:t>
+      </w:r>
+    </w:p>
+    <w:p>
+      <w:pPr>
+        <w:pStyle w:val="Paragrafoelenco"/>
+        <w:numPr>
+          <w:ilvl w:val="0"/>
+          <w:numId w:val="16"/>
+        </w:numPr>
+        <w:autoSpaceDE w:val="0"/>
+        <w:autoSpaceDN w:val="0"/>
+        <w:adjustRightInd w:val="0"/>
+        <w:spacing w:after="0" w:line="240" w:lineRule="auto"/>
+        <w:rPr>
+          <w:rFonts w:cstheme="minorHAnsi"/>
+          <w:sz w:val="24"/>
+          <w:szCs w:val="24"/>
+        </w:rPr>
+      </w:pPr>
+      <w:r>
+        <w:rPr>
+          <w:rFonts w:cstheme="minorHAnsi"/>
+          <w:sz w:val="24"/>
+          <w:szCs w:val="24"/>
+        </w:rPr>
+        <w:t xml:space="preserve">pagaPayPal, </w:t>
+      </w:r>
+      <w:r>
+        <w:rPr>
+          <w:rFonts w:cstheme="minorHAnsi"/>
+          <w:sz w:val="24"/>
+          <w:szCs w:val="24"/>
+        </w:rPr>
+        <w:t xml:space="preserve">strategia di pagamento con </w:t>
+      </w:r>
+      <w:r>
+        <w:rPr>
+          <w:rFonts w:cstheme="minorHAnsi"/>
+          <w:sz w:val="24"/>
+          <w:szCs w:val="24"/>
+        </w:rPr>
+        <w:t>PyaPal</w:t>
+      </w:r>
+    </w:p>
+    <w:p>
+      <w:pPr>
+        <w:pStyle w:val="Paragrafoelenco"/>
         <w:autoSpaceDE w:val="0"/>
         <w:autoSpaceDN w:val="0"/>
         <w:adjustRightInd w:val="0"/>
@@ -12553,23 +12310,13 @@
           <w:szCs w:val="24"/>
         </w:rPr>
       </w:pPr>
-      <w:proofErr w:type="spellStart"/>
-      <w:r>
-        <w:rPr>
-          <w:rFonts w:cstheme="minorHAnsi"/>
-          <w:sz w:val="24"/>
-          <w:szCs w:val="24"/>
-        </w:rPr>
-        <w:t>CommonPanelUtils</w:t>
-      </w:r>
-      <w:proofErr w:type="spellEnd"/>
-      <w:r>
-        <w:rPr>
-          <w:rFonts w:cstheme="minorHAnsi"/>
-          <w:sz w:val="24"/>
-          <w:szCs w:val="24"/>
-        </w:rPr>
-        <w:t>, raggruppa le funzioni comuni ai vari panels</w:t>
+      <w:r>
+        <w:rPr>
+          <w:rFonts w:cstheme="minorHAnsi"/>
+          <w:sz w:val="24"/>
+          <w:szCs w:val="24"/>
+        </w:rPr>
+        <w:t>CommonPanelUtils, raggruppa le funzioni comuni ai vari panels</w:t>
       </w:r>
     </w:p>
     <w:p>
@@ -12589,23 +12336,13 @@
           <w:szCs w:val="24"/>
         </w:rPr>
       </w:pPr>
-      <w:proofErr w:type="spellStart"/>
-      <w:r>
-        <w:rPr>
-          <w:rFonts w:cstheme="minorHAnsi"/>
-          <w:sz w:val="24"/>
-          <w:szCs w:val="24"/>
-        </w:rPr>
-        <w:t>MedicoPanel</w:t>
-      </w:r>
-      <w:proofErr w:type="spellEnd"/>
-      <w:r>
-        <w:rPr>
-          <w:rFonts w:cstheme="minorHAnsi"/>
-          <w:sz w:val="24"/>
-          <w:szCs w:val="24"/>
-        </w:rPr>
-        <w:t>, qui viene generato il pannello relativo alla gestione dei medici</w:t>
+      <w:r>
+        <w:rPr>
+          <w:rFonts w:cstheme="minorHAnsi"/>
+          <w:sz w:val="24"/>
+          <w:szCs w:val="24"/>
+        </w:rPr>
+        <w:t>MedicoPanel, qui viene generato il pannello relativo alla gestione dei medici</w:t>
       </w:r>
     </w:p>
     <w:p>
@@ -12625,23 +12362,13 @@
           <w:szCs w:val="24"/>
         </w:rPr>
       </w:pPr>
-      <w:proofErr w:type="spellStart"/>
-      <w:r>
-        <w:rPr>
-          <w:rFonts w:cstheme="minorHAnsi"/>
-          <w:sz w:val="24"/>
-          <w:szCs w:val="24"/>
-        </w:rPr>
-        <w:t>PazientePanel</w:t>
-      </w:r>
-      <w:proofErr w:type="spellEnd"/>
-      <w:r>
-        <w:rPr>
-          <w:rFonts w:cstheme="minorHAnsi"/>
-          <w:sz w:val="24"/>
-          <w:szCs w:val="24"/>
-        </w:rPr>
-        <w:t>, qui viene generato il pannello relativo alla gestione dei pazienti</w:t>
+      <w:r>
+        <w:rPr>
+          <w:rFonts w:cstheme="minorHAnsi"/>
+          <w:sz w:val="24"/>
+          <w:szCs w:val="24"/>
+        </w:rPr>
+        <w:t>PazientePanel, qui viene generato il pannello relativo alla gestione dei pazienti</w:t>
       </w:r>
     </w:p>
     <w:p>
@@ -12661,23 +12388,13 @@
           <w:szCs w:val="24"/>
         </w:rPr>
       </w:pPr>
-      <w:proofErr w:type="spellStart"/>
-      <w:r>
-        <w:rPr>
-          <w:rFonts w:cstheme="minorHAnsi"/>
-          <w:sz w:val="24"/>
-          <w:szCs w:val="24"/>
-        </w:rPr>
-        <w:t>PrenotazioniPanel</w:t>
-      </w:r>
-      <w:proofErr w:type="spellEnd"/>
-      <w:r>
-        <w:rPr>
-          <w:rFonts w:cstheme="minorHAnsi"/>
-          <w:sz w:val="24"/>
-          <w:szCs w:val="24"/>
-        </w:rPr>
-        <w:t>, qui viene generato il pannello relativo alla gestione delle prenotazioni</w:t>
+      <w:r>
+        <w:rPr>
+          <w:rFonts w:cstheme="minorHAnsi"/>
+          <w:sz w:val="24"/>
+          <w:szCs w:val="24"/>
+        </w:rPr>
+        <w:t>PrenotazioniPanel, qui viene generato il pannello relativo alla gestione delle prenotazioni</w:t>
       </w:r>
     </w:p>
     <w:p>
@@ -12697,23 +12414,39 @@
           <w:szCs w:val="24"/>
         </w:rPr>
       </w:pPr>
-      <w:proofErr w:type="spellStart"/>
-      <w:r>
-        <w:rPr>
-          <w:rFonts w:cstheme="minorHAnsi"/>
-          <w:sz w:val="24"/>
-          <w:szCs w:val="24"/>
-        </w:rPr>
-        <w:t>ListFrame</w:t>
-      </w:r>
-      <w:proofErr w:type="spellEnd"/>
-      <w:r>
-        <w:rPr>
-          <w:rFonts w:cstheme="minorHAnsi"/>
-          <w:sz w:val="24"/>
-          <w:szCs w:val="24"/>
-        </w:rPr>
-        <w:t>, qui vengono generate le varie frame relative ai dati inseriti</w:t>
+      <w:r>
+        <w:rPr>
+          <w:rFonts w:cstheme="minorHAnsi"/>
+          <w:sz w:val="24"/>
+          <w:szCs w:val="24"/>
+        </w:rPr>
+        <w:t>ListFrame, qui vengono generate le varie frame relative ai dati inseriti</w:t>
+      </w:r>
+    </w:p>
+    <w:p>
+      <w:pPr>
+        <w:pStyle w:val="Paragrafoelenco"/>
+        <w:numPr>
+          <w:ilvl w:val="0"/>
+          <w:numId w:val="18"/>
+        </w:numPr>
+        <w:autoSpaceDE w:val="0"/>
+        <w:autoSpaceDN w:val="0"/>
+        <w:adjustRightInd w:val="0"/>
+        <w:spacing w:after="0" w:line="240" w:lineRule="auto"/>
+        <w:rPr>
+          <w:rFonts w:cstheme="minorHAnsi"/>
+          <w:sz w:val="24"/>
+          <w:szCs w:val="24"/>
+        </w:rPr>
+      </w:pPr>
+      <w:r>
+        <w:rPr>
+          <w:rFonts w:cstheme="minorHAnsi"/>
+          <w:sz w:val="24"/>
+          <w:szCs w:val="24"/>
+        </w:rPr>
+        <w:t>PaymentPanel, qui viene generato il pannello grafico di gestione dei pagamenti</w:t>
       </w:r>
     </w:p>
     <w:p>
@@ -12972,7 +12705,6 @@
           <w:sz w:val="28"/>
           <w:szCs w:val="28"/>
         </w:rPr>
-        <w:lastRenderedPageBreak/>
         <w:t>3.2</w:t>
       </w:r>
       <w:r>
@@ -13019,16 +12751,14 @@
         </w:rPr>
         <w:t xml:space="preserve">In questo paragrafo viene mostrato il diagramma di sequenza generalizzato per le varie iterazioni, qui possiamo notare la sequenza per l’aggiunta di un </w:t>
       </w:r>
-      <w:proofErr w:type="gramStart"/>
-      <w:r>
-        <w:rPr>
-          <w:rFonts w:cstheme="minorHAnsi"/>
-          <w:sz w:val="24"/>
-          <w:szCs w:val="24"/>
-        </w:rPr>
-        <w:t>Paziente :</w:t>
-      </w:r>
-      <w:proofErr w:type="gramEnd"/>
+      <w:r>
+        <w:rPr>
+          <w:rFonts w:cstheme="minorHAnsi"/>
+          <w:sz w:val="24"/>
+          <w:szCs w:val="24"/>
+        </w:rPr>
+        <w:t>Paziente:</w:t>
+      </w:r>
     </w:p>
     <w:p>
       <w:pPr>
@@ -13478,7 +13208,6 @@
           <w:sz w:val="32"/>
           <w:szCs w:val="32"/>
         </w:rPr>
-        <w:lastRenderedPageBreak/>
         <w:t>Testing</w:t>
       </w:r>
     </w:p>
@@ -14043,7 +13772,6 @@
           <w:szCs w:val="24"/>
         </w:rPr>
       </w:pPr>
-      <w:proofErr w:type="spellStart"/>
       <w:r>
         <w:rPr>
           <w:rFonts w:cstheme="minorHAnsi"/>
@@ -14051,17 +13779,7 @@
           <w:szCs w:val="24"/>
           <w:lang w:bidi="he-IL"/>
         </w:rPr>
-        <w:t>JUnit</w:t>
-      </w:r>
-      <w:proofErr w:type="spellEnd"/>
-      <w:r>
-        <w:rPr>
-          <w:rFonts w:cstheme="minorHAnsi"/>
-          <w:sz w:val="24"/>
-          <w:szCs w:val="24"/>
-          <w:lang w:bidi="he-IL"/>
-        </w:rPr>
-        <w:t xml:space="preserve"> </w:t>
+        <w:t xml:space="preserve">JUnit </w:t>
       </w:r>
       <w:r>
         <w:rPr>
@@ -14195,18 +13913,8 @@
           <w:sz w:val="24"/>
           <w:szCs w:val="24"/>
         </w:rPr>
-        <w:t xml:space="preserve">su test unitari eseguiti tramite l’ausilio di </w:t>
-      </w:r>
-      <w:proofErr w:type="spellStart"/>
-      <w:r>
-        <w:rPr>
-          <w:rFonts w:cstheme="minorHAnsi"/>
-          <w:sz w:val="24"/>
-          <w:szCs w:val="24"/>
-        </w:rPr>
-        <w:t>JUnit</w:t>
-      </w:r>
-      <w:proofErr w:type="spellEnd"/>
+        <w:t>su test unitari eseguiti tramite l’ausilio di JUnit</w:t>
+      </w:r>
       <w:r>
         <w:rPr>
           <w:rFonts w:cstheme="minorHAnsi"/>
@@ -14442,25 +14150,7 @@
           <w:sz w:val="24"/>
           <w:szCs w:val="24"/>
         </w:rPr>
-        <w:t xml:space="preserve">A seguito dell’esecuzione di questi test unitari con </w:t>
-      </w:r>
-      <w:proofErr w:type="spellStart"/>
-      <w:r>
-        <w:rPr>
-          <w:rFonts w:cstheme="minorHAnsi"/>
-          <w:sz w:val="24"/>
-          <w:szCs w:val="24"/>
-        </w:rPr>
-        <w:t>JUnit</w:t>
-      </w:r>
-      <w:proofErr w:type="spellEnd"/>
-      <w:r>
-        <w:rPr>
-          <w:rFonts w:cstheme="minorHAnsi"/>
-          <w:sz w:val="24"/>
-          <w:szCs w:val="24"/>
-        </w:rPr>
-        <w:t>, si è passati a correggere le relative</w:t>
+        <w:t>A seguito dell’esecuzione di questi test unitari con JUnit, si è passati a correggere le relative</w:t>
       </w:r>
     </w:p>
     <w:p>
@@ -14628,6 +14318,7 @@
           <w:sz w:val="24"/>
           <w:szCs w:val="24"/>
         </w:rPr>
+        <w:lastRenderedPageBreak/>
         <w:t>anomalie nell’esecuzione di alcune funzionalità:</w:t>
       </w:r>
     </w:p>
@@ -14663,52 +14354,7 @@
           <w:sz w:val="24"/>
           <w:szCs w:val="24"/>
         </w:rPr>
-        <w:t xml:space="preserve">Per esempio, sono state individuate alcune implementazioni </w:t>
-      </w:r>
-      <w:proofErr w:type="spellStart"/>
-      <w:r>
-        <w:rPr>
-          <w:rFonts w:cstheme="minorHAnsi"/>
-          <w:sz w:val="24"/>
-          <w:szCs w:val="24"/>
-        </w:rPr>
-        <w:t>piu</w:t>
-      </w:r>
-      <w:proofErr w:type="spellEnd"/>
-      <w:r>
-        <w:rPr>
-          <w:rFonts w:cstheme="minorHAnsi"/>
-          <w:sz w:val="24"/>
-          <w:szCs w:val="24"/>
-        </w:rPr>
-        <w:t xml:space="preserve"> ostiche quali la persistenza dei dati per tanto si è provveduto a testarne l’aggiunta dei vari </w:t>
-      </w:r>
-      <w:proofErr w:type="gramStart"/>
-      <w:r>
-        <w:rPr>
-          <w:rFonts w:cstheme="minorHAnsi"/>
-          <w:sz w:val="24"/>
-          <w:szCs w:val="24"/>
-        </w:rPr>
-        <w:t>oggetti ,</w:t>
-      </w:r>
-      <w:proofErr w:type="gramEnd"/>
-      <w:r>
-        <w:rPr>
-          <w:rFonts w:cstheme="minorHAnsi"/>
-          <w:sz w:val="24"/>
-          <w:szCs w:val="24"/>
-        </w:rPr>
-        <w:t xml:space="preserve"> la scrittura su file, </w:t>
-      </w:r>
-      <w:r>
-        <w:rPr>
-          <w:rFonts w:cstheme="minorHAnsi"/>
-          <w:sz w:val="24"/>
-          <w:szCs w:val="24"/>
-        </w:rPr>
-        <w:lastRenderedPageBreak/>
-        <w:t>la lettura da file e la lettura dei vari oggetti con conseguente pulizia finale per non incombere a malfunzionamenti o oggetti indesiderati durante il funzionamento.</w:t>
+        <w:t>Per esempio, sono state individuate alcune implementazioni piu ostiche quali la persistenza dei dati per tanto si è provveduto a testarne l’aggiunta dei vari oggetti , la scrittura su file, la lettura da file e la lettura dei vari oggetti con conseguente pulizia finale per non incombere a malfunzionamenti o oggetti indesiderati durante il funzionamento.</w:t>
       </w:r>
     </w:p>
     <w:p>

--- a/Documentazione/documentazione completa.docx
+++ b/Documentazione/documentazione completa.docx
@@ -578,55 +578,7 @@
           <w:sz w:val="24"/>
           <w:szCs w:val="24"/>
         </w:rPr>
-        <w:t>. I dati sono immagazzinati</w:t>
-      </w:r>
-      <w:r>
-        <w:rPr>
-          <w:rFonts w:cstheme="minorHAnsi"/>
-          <w:sz w:val="24"/>
-          <w:szCs w:val="24"/>
-        </w:rPr>
-        <w:t xml:space="preserve"> </w:t>
-      </w:r>
-      <w:r>
-        <w:rPr>
-          <w:rFonts w:cstheme="minorHAnsi"/>
-          <w:sz w:val="24"/>
-          <w:szCs w:val="24"/>
-        </w:rPr>
-        <w:t xml:space="preserve">in </w:t>
-      </w:r>
-      <w:r>
-        <w:rPr>
-          <w:rFonts w:cstheme="minorHAnsi"/>
-          <w:sz w:val="24"/>
-          <w:szCs w:val="24"/>
-        </w:rPr>
-        <w:t xml:space="preserve">un </w:t>
-      </w:r>
-      <w:r>
-        <w:rPr>
-          <w:rFonts w:cstheme="minorHAnsi"/>
-          <w:sz w:val="24"/>
-          <w:szCs w:val="24"/>
-        </w:rPr>
-        <w:t>d</w:t>
-      </w:r>
-      <w:r>
-        <w:rPr>
-          <w:rFonts w:cstheme="minorHAnsi"/>
-          <w:sz w:val="24"/>
-          <w:szCs w:val="24"/>
-        </w:rPr>
-        <w:t xml:space="preserve">atabase </w:t>
-      </w:r>
-      <w:r>
-        <w:rPr>
-          <w:rFonts w:cstheme="minorHAnsi"/>
-          <w:sz w:val="24"/>
-          <w:szCs w:val="24"/>
-        </w:rPr>
-        <w:t>il quale permette la gestione persistente all’operatore.</w:t>
+        <w:t xml:space="preserve">. </w:t>
       </w:r>
     </w:p>
     <w:p>
@@ -695,7 +647,25 @@
           <w:sz w:val="28"/>
           <w:szCs w:val="28"/>
         </w:rPr>
-        <w:t xml:space="preserve">1 Ideazione e analisi dei requisiti . . . . . . . . . . . . . . . . . . . . . . . . . . . . . . . pag. </w:t>
+        <w:t xml:space="preserve">1 Ideazione e analisi dei requisiti . . . . . . . . . . . . . . . . . . . . . . . . . . . </w:t>
+      </w:r>
+      <w:proofErr w:type="gramStart"/>
+      <w:r>
+        <w:rPr>
+          <w:rFonts w:cstheme="minorHAnsi"/>
+          <w:sz w:val="28"/>
+          <w:szCs w:val="28"/>
+        </w:rPr>
+        <w:t>. . . .</w:t>
+      </w:r>
+      <w:proofErr w:type="gramEnd"/>
+      <w:r>
+        <w:rPr>
+          <w:rFonts w:cstheme="minorHAnsi"/>
+          <w:sz w:val="28"/>
+          <w:szCs w:val="28"/>
+        </w:rPr>
+        <w:t xml:space="preserve"> pag. </w:t>
       </w:r>
       <w:r>
         <w:rPr>
@@ -785,7 +755,25 @@
           <w:sz w:val="28"/>
           <w:szCs w:val="28"/>
         </w:rPr>
-        <w:t>1.3 Obiettivi e casi d’uso . . . . . . . . . . . . . . . . . . . . . . . . . . . . . . . . pag. 5</w:t>
+        <w:t xml:space="preserve">1.3 Obiettivi e casi d’uso . . . . . . . . . . . . . . . . . . . . . . . . . . . </w:t>
+      </w:r>
+      <w:proofErr w:type="gramStart"/>
+      <w:r>
+        <w:rPr>
+          <w:rFonts w:cstheme="minorHAnsi"/>
+          <w:sz w:val="28"/>
+          <w:szCs w:val="28"/>
+        </w:rPr>
+        <w:t>. . . .</w:t>
+      </w:r>
+      <w:proofErr w:type="gramEnd"/>
+      <w:r>
+        <w:rPr>
+          <w:rFonts w:cstheme="minorHAnsi"/>
+          <w:sz w:val="28"/>
+          <w:szCs w:val="28"/>
+        </w:rPr>
+        <w:t xml:space="preserve"> . pag. 5</w:t>
       </w:r>
     </w:p>
     <w:p>
@@ -807,7 +795,25 @@
           <w:sz w:val="28"/>
           <w:szCs w:val="28"/>
         </w:rPr>
-        <w:t>1.4 Modello dei casi d’uso . . . . . . . . . . . . . . . . . . . . . . . . . . . . . . ..pag. 7</w:t>
+        <w:t>1.4 Modello dei casi d’uso . . . . . . . . . . . . . . . . . . . . . . . . . . . . . .</w:t>
+      </w:r>
+      <w:proofErr w:type="gramStart"/>
+      <w:r>
+        <w:rPr>
+          <w:rFonts w:cstheme="minorHAnsi"/>
+          <w:sz w:val="28"/>
+          <w:szCs w:val="28"/>
+        </w:rPr>
+        <w:t xml:space="preserve"> ..</w:t>
+      </w:r>
+      <w:proofErr w:type="gramEnd"/>
+      <w:r>
+        <w:rPr>
+          <w:rFonts w:cstheme="minorHAnsi"/>
+          <w:sz w:val="28"/>
+          <w:szCs w:val="28"/>
+        </w:rPr>
+        <w:t>pag. 7</w:t>
       </w:r>
     </w:p>
     <w:p>
@@ -845,7 +851,25 @@
           <w:sz w:val="28"/>
           <w:szCs w:val="28"/>
         </w:rPr>
-        <w:t>. . . . . . . . . . . . . . . . . . . . . . . . . . . . . . . pag. 1</w:t>
+        <w:t xml:space="preserve">. . . . . . . . . . . . . . . . . . . . . . . . . . . </w:t>
+      </w:r>
+      <w:proofErr w:type="gramStart"/>
+      <w:r>
+        <w:rPr>
+          <w:rFonts w:cstheme="minorHAnsi"/>
+          <w:sz w:val="28"/>
+          <w:szCs w:val="28"/>
+        </w:rPr>
+        <w:t>. . . .</w:t>
+      </w:r>
+      <w:proofErr w:type="gramEnd"/>
+      <w:r>
+        <w:rPr>
+          <w:rFonts w:cstheme="minorHAnsi"/>
+          <w:sz w:val="28"/>
+          <w:szCs w:val="28"/>
+        </w:rPr>
+        <w:t xml:space="preserve"> pag. 1</w:t>
       </w:r>
       <w:r>
         <w:rPr>
@@ -891,7 +915,25 @@
           <w:sz w:val="28"/>
           <w:szCs w:val="28"/>
         </w:rPr>
-        <w:t xml:space="preserve"> Glossario . . . . . . . . . . . . . . . . . . . . . . . . . . . . . . . . . . . . . . . . . pag. 1</w:t>
+        <w:t xml:space="preserve"> Glossario . . . . . . . . . . . . . . . . . . . . . . . . . . . . . . . . . . . . </w:t>
+      </w:r>
+      <w:proofErr w:type="gramStart"/>
+      <w:r>
+        <w:rPr>
+          <w:rFonts w:cstheme="minorHAnsi"/>
+          <w:sz w:val="28"/>
+          <w:szCs w:val="28"/>
+        </w:rPr>
+        <w:t>. . . .</w:t>
+      </w:r>
+      <w:proofErr w:type="gramEnd"/>
+      <w:r>
+        <w:rPr>
+          <w:rFonts w:cstheme="minorHAnsi"/>
+          <w:sz w:val="28"/>
+          <w:szCs w:val="28"/>
+        </w:rPr>
+        <w:t xml:space="preserve"> . pag. 1</w:t>
       </w:r>
       <w:r>
         <w:rPr>
@@ -950,7 +992,25 @@
           <w:sz w:val="28"/>
           <w:szCs w:val="28"/>
         </w:rPr>
-        <w:t xml:space="preserve">2.1 Introduzione . . . . . . . . . . . . . . . . . . . . . . . . . . . . . . . . . . . . . . pag. </w:t>
+        <w:t xml:space="preserve">2.1 Introduzione . . . . . . . . . . . . . . . . . . . . . . . . . . . . . . . . . </w:t>
+      </w:r>
+      <w:proofErr w:type="gramStart"/>
+      <w:r>
+        <w:rPr>
+          <w:rFonts w:cstheme="minorHAnsi"/>
+          <w:sz w:val="28"/>
+          <w:szCs w:val="28"/>
+        </w:rPr>
+        <w:t>. . . .</w:t>
+      </w:r>
+      <w:proofErr w:type="gramEnd"/>
+      <w:r>
+        <w:rPr>
+          <w:rFonts w:cstheme="minorHAnsi"/>
+          <w:sz w:val="28"/>
+          <w:szCs w:val="28"/>
+        </w:rPr>
+        <w:t xml:space="preserve"> . pag. </w:t>
       </w:r>
       <w:r>
         <w:rPr>
@@ -1125,7 +1185,25 @@
           <w:sz w:val="28"/>
           <w:szCs w:val="28"/>
         </w:rPr>
-        <w:t xml:space="preserve">3.1 Diagramma delle Classi . . . . . . . . . . . . . . . . . . . . . . . . . . . . . pag. </w:t>
+        <w:t xml:space="preserve">3.1 Diagramma delle Classi . . . . . . . . . . . . . . . . . . . . . . . . </w:t>
+      </w:r>
+      <w:proofErr w:type="gramStart"/>
+      <w:r>
+        <w:rPr>
+          <w:rFonts w:cstheme="minorHAnsi"/>
+          <w:sz w:val="28"/>
+          <w:szCs w:val="28"/>
+        </w:rPr>
+        <w:t>. . . .</w:t>
+      </w:r>
+      <w:proofErr w:type="gramEnd"/>
+      <w:r>
+        <w:rPr>
+          <w:rFonts w:cstheme="minorHAnsi"/>
+          <w:sz w:val="28"/>
+          <w:szCs w:val="28"/>
+        </w:rPr>
+        <w:t xml:space="preserve"> . pag. </w:t>
       </w:r>
       <w:r>
         <w:rPr>
@@ -1163,7 +1241,25 @@
           <w:sz w:val="28"/>
           <w:szCs w:val="28"/>
         </w:rPr>
-        <w:t xml:space="preserve">3.2 Diagrammi di Sequenza . . . . . . . . . . . . . . . . . . . . . . . . . . . . . pag. </w:t>
+        <w:t xml:space="preserve">3.2 Diagrammi di Sequenza . . . . . . . . . . . . . . . . . . . . . . . . </w:t>
+      </w:r>
+      <w:proofErr w:type="gramStart"/>
+      <w:r>
+        <w:rPr>
+          <w:rFonts w:cstheme="minorHAnsi"/>
+          <w:sz w:val="28"/>
+          <w:szCs w:val="28"/>
+        </w:rPr>
+        <w:t>. . . .</w:t>
+      </w:r>
+      <w:proofErr w:type="gramEnd"/>
+      <w:r>
+        <w:rPr>
+          <w:rFonts w:cstheme="minorHAnsi"/>
+          <w:sz w:val="28"/>
+          <w:szCs w:val="28"/>
+        </w:rPr>
+        <w:t xml:space="preserve"> . pag. </w:t>
       </w:r>
       <w:r>
         <w:rPr>
@@ -1200,7 +1296,43 @@
           <w:sz w:val="28"/>
           <w:szCs w:val="28"/>
         </w:rPr>
-        <w:t xml:space="preserve">4 Testing . . . . . . . . . . . . . . . . . . . . . . . . . . . . . . . . . . . . . . . . . . . . . . . . . .pag. </w:t>
+        <w:t xml:space="preserve">4 Testing . . . . . . . . . . . . . . . . . . . . . . . . . . . . . . . . . . . . . . . . . . . . . </w:t>
+      </w:r>
+      <w:proofErr w:type="gramStart"/>
+      <w:r>
+        <w:rPr>
+          <w:rFonts w:cstheme="minorHAnsi"/>
+          <w:sz w:val="28"/>
+          <w:szCs w:val="28"/>
+        </w:rPr>
+        <w:t>. . . .</w:t>
+      </w:r>
+      <w:proofErr w:type="gramEnd"/>
+      <w:r>
+        <w:rPr>
+          <w:rFonts w:cstheme="minorHAnsi"/>
+          <w:sz w:val="28"/>
+          <w:szCs w:val="28"/>
+        </w:rPr>
+        <w:t xml:space="preserve"> </w:t>
+      </w:r>
+      <w:proofErr w:type="gramStart"/>
+      <w:r>
+        <w:rPr>
+          <w:rFonts w:cstheme="minorHAnsi"/>
+          <w:sz w:val="28"/>
+          <w:szCs w:val="28"/>
+        </w:rPr>
+        <w:t>.pag.</w:t>
+      </w:r>
+      <w:proofErr w:type="gramEnd"/>
+      <w:r>
+        <w:rPr>
+          <w:rFonts w:cstheme="minorHAnsi"/>
+          <w:sz w:val="28"/>
+          <w:szCs w:val="28"/>
+        </w:rPr>
+        <w:t xml:space="preserve"> </w:t>
       </w:r>
       <w:r>
         <w:rPr>
@@ -1276,7 +1408,25 @@
           <w:sz w:val="28"/>
           <w:szCs w:val="28"/>
         </w:rPr>
-        <w:t xml:space="preserve">4.2 Individuazione dei casi di test e Testing Unitario . . . . . . . . . . pag. </w:t>
+        <w:t xml:space="preserve">4.2 Individuazione dei casi di test e Testing Unitario . . . . . . </w:t>
+      </w:r>
+      <w:proofErr w:type="gramStart"/>
+      <w:r>
+        <w:rPr>
+          <w:rFonts w:cstheme="minorHAnsi"/>
+          <w:sz w:val="28"/>
+          <w:szCs w:val="28"/>
+        </w:rPr>
+        <w:t>. . . .</w:t>
+      </w:r>
+      <w:proofErr w:type="gramEnd"/>
+      <w:r>
+        <w:rPr>
+          <w:rFonts w:cstheme="minorHAnsi"/>
+          <w:sz w:val="28"/>
+          <w:szCs w:val="28"/>
+        </w:rPr>
+        <w:t xml:space="preserve"> pag. </w:t>
       </w:r>
       <w:r>
         <w:rPr>
@@ -1763,7 +1913,47 @@
           <w:sz w:val="24"/>
           <w:szCs w:val="24"/>
         </w:rPr>
-        <w:t>Anagrafare il paziente</w:t>
+        <w:t>Registrare</w:t>
+      </w:r>
+      <w:r>
+        <w:rPr>
+          <w:rFonts w:cstheme="minorHAnsi"/>
+          <w:sz w:val="24"/>
+          <w:szCs w:val="24"/>
+        </w:rPr>
+        <w:t xml:space="preserve"> i dati d</w:t>
+      </w:r>
+      <w:r>
+        <w:rPr>
+          <w:rFonts w:cstheme="minorHAnsi"/>
+          <w:sz w:val="24"/>
+          <w:szCs w:val="24"/>
+        </w:rPr>
+        <w:t>e</w:t>
+      </w:r>
+      <w:r>
+        <w:rPr>
+          <w:rFonts w:cstheme="minorHAnsi"/>
+          <w:sz w:val="24"/>
+          <w:szCs w:val="24"/>
+        </w:rPr>
+        <w:t>i medici e</w:t>
+      </w:r>
+      <w:r>
+        <w:rPr>
+          <w:rFonts w:cstheme="minorHAnsi"/>
+          <w:sz w:val="24"/>
+          <w:szCs w:val="24"/>
+        </w:rPr>
+        <w:t xml:space="preserve"> dei</w:t>
+      </w:r>
+      <w:r>
+        <w:rPr>
+          <w:rFonts w:cstheme="minorHAnsi"/>
+          <w:sz w:val="24"/>
+          <w:szCs w:val="24"/>
+        </w:rPr>
+        <w:t xml:space="preserve"> pazienti</w:t>
       </w:r>
     </w:p>
     <w:p>
@@ -1785,7 +1975,31 @@
           <w:sz w:val="24"/>
           <w:szCs w:val="24"/>
         </w:rPr>
-        <w:t>Anagrafare il medico</w:t>
+        <w:t xml:space="preserve">Gestire </w:t>
+      </w:r>
+      <w:r>
+        <w:rPr>
+          <w:rFonts w:cstheme="minorHAnsi"/>
+          <w:sz w:val="24"/>
+          <w:szCs w:val="24"/>
+        </w:rPr>
+        <w:t xml:space="preserve">le </w:t>
+      </w:r>
+      <w:r>
+        <w:rPr>
+          <w:rFonts w:cstheme="minorHAnsi"/>
+          <w:sz w:val="24"/>
+          <w:szCs w:val="24"/>
+        </w:rPr>
+        <w:t>prenotazioni</w:t>
+      </w:r>
+      <w:r>
+        <w:rPr>
+          <w:rFonts w:cstheme="minorHAnsi"/>
+          <w:sz w:val="24"/>
+          <w:szCs w:val="24"/>
+        </w:rPr>
+        <w:t xml:space="preserve"> delle visite</w:t>
       </w:r>
     </w:p>
     <w:p>
@@ -1807,7 +2021,23 @@
           <w:sz w:val="24"/>
           <w:szCs w:val="24"/>
         </w:rPr>
-        <w:t xml:space="preserve">Gestire prenotazioni del paziente </w:t>
+        <w:t xml:space="preserve">Gestire </w:t>
+      </w:r>
+      <w:r>
+        <w:rPr>
+          <w:rFonts w:cstheme="minorHAnsi"/>
+          <w:sz w:val="24"/>
+          <w:szCs w:val="24"/>
+        </w:rPr>
+        <w:t xml:space="preserve">le priorità </w:t>
+      </w:r>
+      <w:r>
+        <w:rPr>
+          <w:rFonts w:cstheme="minorHAnsi"/>
+          <w:sz w:val="24"/>
+          <w:szCs w:val="24"/>
+        </w:rPr>
+        <w:t>dei medici</w:t>
       </w:r>
     </w:p>
     <w:p>
@@ -1829,7 +2059,15 @@
           <w:sz w:val="24"/>
           <w:szCs w:val="24"/>
         </w:rPr>
-        <w:t>Consultare una lista di tutti i pazienti della clinica</w:t>
+        <w:t xml:space="preserve">Consultare </w:t>
+      </w:r>
+      <w:r>
+        <w:rPr>
+          <w:rFonts w:cstheme="minorHAnsi"/>
+          <w:sz w:val="24"/>
+          <w:szCs w:val="24"/>
+        </w:rPr>
+        <w:t>i dati acquisiti</w:t>
       </w:r>
     </w:p>
     <w:p>
@@ -1851,157 +2089,15 @@
           <w:sz w:val="24"/>
           <w:szCs w:val="24"/>
         </w:rPr>
-        <w:t>Consultare una lista di tutti i medici presenti nella clinica</w:t>
-      </w:r>
-    </w:p>
-    <w:p>
-      <w:pPr>
-        <w:pStyle w:val="Paragrafoelenco"/>
-        <w:numPr>
-          <w:ilvl w:val="0"/>
-          <w:numId w:val="2"/>
-        </w:numPr>
-        <w:rPr>
-          <w:rFonts w:cstheme="minorHAnsi"/>
-          <w:sz w:val="24"/>
-          <w:szCs w:val="24"/>
-        </w:rPr>
-      </w:pPr>
-      <w:r>
-        <w:rPr>
-          <w:rFonts w:cstheme="minorHAnsi"/>
-          <w:sz w:val="24"/>
-          <w:szCs w:val="24"/>
-        </w:rPr>
-        <w:t>Consultare la lista delle prenotazioni di ogni singolo paziente</w:t>
-      </w:r>
-    </w:p>
-    <w:p>
-      <w:pPr>
-        <w:pStyle w:val="Paragrafoelenco"/>
-        <w:numPr>
-          <w:ilvl w:val="0"/>
-          <w:numId w:val="2"/>
-        </w:numPr>
-        <w:rPr>
-          <w:rFonts w:cstheme="minorHAnsi"/>
-          <w:sz w:val="24"/>
-          <w:szCs w:val="24"/>
-        </w:rPr>
-      </w:pPr>
-      <w:r>
-        <w:rPr>
-          <w:rFonts w:cstheme="minorHAnsi"/>
-          <w:sz w:val="24"/>
-          <w:szCs w:val="24"/>
-        </w:rPr>
-        <w:t xml:space="preserve">Salvare </w:t>
-      </w:r>
-      <w:r>
-        <w:rPr>
-          <w:rFonts w:cstheme="minorHAnsi"/>
-          <w:sz w:val="24"/>
-          <w:szCs w:val="24"/>
-        </w:rPr>
-        <w:t>i dati acquisiti</w:t>
-      </w:r>
-      <w:r>
-        <w:rPr>
-          <w:rFonts w:cstheme="minorHAnsi"/>
-          <w:sz w:val="24"/>
-          <w:szCs w:val="24"/>
-        </w:rPr>
-        <w:t xml:space="preserve"> dei pazienti</w:t>
-      </w:r>
-      <w:r>
-        <w:rPr>
-          <w:rFonts w:cstheme="minorHAnsi"/>
-          <w:sz w:val="24"/>
-          <w:szCs w:val="24"/>
-        </w:rPr>
-        <w:t xml:space="preserve"> in un database (dati persistenti)</w:t>
-      </w:r>
-    </w:p>
-    <w:p>
-      <w:pPr>
-        <w:pStyle w:val="Paragrafoelenco"/>
-        <w:numPr>
-          <w:ilvl w:val="0"/>
-          <w:numId w:val="2"/>
-        </w:numPr>
-        <w:rPr>
-          <w:rFonts w:cstheme="minorHAnsi"/>
-          <w:sz w:val="24"/>
-          <w:szCs w:val="24"/>
-        </w:rPr>
-      </w:pPr>
-      <w:r>
-        <w:rPr>
-          <w:rFonts w:cstheme="minorHAnsi"/>
-          <w:sz w:val="24"/>
-          <w:szCs w:val="24"/>
-        </w:rPr>
-        <w:t xml:space="preserve">Salvare </w:t>
-      </w:r>
-      <w:r>
-        <w:rPr>
-          <w:rFonts w:cstheme="minorHAnsi"/>
-          <w:sz w:val="24"/>
-          <w:szCs w:val="24"/>
-        </w:rPr>
-        <w:t>i dati acquisiti dei medici in un database (dati persistenti)</w:t>
-      </w:r>
-    </w:p>
-    <w:p>
-      <w:pPr>
-        <w:pStyle w:val="Paragrafoelenco"/>
-        <w:numPr>
-          <w:ilvl w:val="0"/>
-          <w:numId w:val="2"/>
-        </w:numPr>
-        <w:rPr>
-          <w:rFonts w:cstheme="minorHAnsi"/>
-          <w:sz w:val="24"/>
-          <w:szCs w:val="24"/>
-        </w:rPr>
-      </w:pPr>
-      <w:r>
-        <w:rPr>
-          <w:rFonts w:cstheme="minorHAnsi"/>
-          <w:sz w:val="24"/>
-          <w:szCs w:val="24"/>
-        </w:rPr>
-        <w:t xml:space="preserve">Salvare </w:t>
-      </w:r>
-      <w:r>
-        <w:rPr>
-          <w:rFonts w:cstheme="minorHAnsi"/>
-          <w:sz w:val="24"/>
-          <w:szCs w:val="24"/>
-        </w:rPr>
-        <w:t>i dati acquisiti nelle varie prenotazioni registrate in un database (dati persistenti)</w:t>
-      </w:r>
-    </w:p>
-    <w:p>
-      <w:pPr>
-        <w:pStyle w:val="Paragrafoelenco"/>
-        <w:numPr>
-          <w:ilvl w:val="0"/>
-          <w:numId w:val="2"/>
-        </w:numPr>
-        <w:rPr>
-          <w:rFonts w:cstheme="minorHAnsi"/>
-          <w:sz w:val="24"/>
-          <w:szCs w:val="24"/>
-        </w:rPr>
-      </w:pPr>
-      <w:r>
-        <w:rPr>
-          <w:rFonts w:cstheme="minorHAnsi"/>
-          <w:sz w:val="24"/>
-          <w:szCs w:val="24"/>
-        </w:rPr>
-        <w:t>Gestione pagamenti</w:t>
+        <w:t xml:space="preserve">Gestire i </w:t>
+      </w:r>
+      <w:r>
+        <w:rPr>
+          <w:rFonts w:cstheme="minorHAnsi"/>
+          <w:sz w:val="24"/>
+          <w:szCs w:val="24"/>
+        </w:rPr>
+        <w:t>pagamenti</w:t>
       </w:r>
     </w:p>
     <w:p>
@@ -2055,6 +2151,15 @@
           <w:szCs w:val="24"/>
         </w:rPr>
       </w:pPr>
+    </w:p>
+    <w:p>
+      <w:pPr>
+        <w:rPr>
+          <w:rFonts w:cstheme="minorHAnsi"/>
+          <w:sz w:val="24"/>
+          <w:szCs w:val="24"/>
+        </w:rPr>
+      </w:pPr>
       <w:r>
         <w:rPr>
           <w:rFonts w:cstheme="minorHAnsi"/>
@@ -2063,24 +2168,6 @@
         </w:rPr>
         <w:t>Analizzando i requisiti riportati nel paragrafo precedente, sono stati individuati l’attore principale a cui è destinato il sistema e gli obiettivi che egli intende portare a termine; da queste informazioni infine sono stati ricavati i casi d’uso principali.</w:t>
       </w:r>
-    </w:p>
-    <w:p>
-      <w:pPr>
-        <w:rPr>
-          <w:rFonts w:cstheme="minorHAnsi"/>
-          <w:sz w:val="24"/>
-          <w:szCs w:val="24"/>
-        </w:rPr>
-      </w:pPr>
-    </w:p>
-    <w:p>
-      <w:pPr>
-        <w:rPr>
-          <w:rFonts w:cstheme="minorHAnsi"/>
-          <w:sz w:val="24"/>
-          <w:szCs w:val="24"/>
-        </w:rPr>
-      </w:pPr>
     </w:p>
     <w:p>
       <w:pPr>
@@ -2132,6 +2219,8 @@
             <w:pPr>
               <w:rPr>
                 <w:rFonts w:cstheme="minorHAnsi"/>
+                <w:b/>
+                <w:bCs/>
                 <w:sz w:val="24"/>
                 <w:szCs w:val="24"/>
               </w:rPr>
@@ -2139,9 +2228,12 @@
             <w:r>
               <w:rPr>
                 <w:rFonts w:cstheme="minorHAnsi"/>
-                <w:sz w:val="24"/>
-                <w:szCs w:val="24"/>
-              </w:rPr>
+                <w:b/>
+                <w:bCs/>
+                <w:sz w:val="24"/>
+                <w:szCs w:val="24"/>
+              </w:rPr>
+              <w:lastRenderedPageBreak/>
               <w:t>Attore</w:t>
             </w:r>
           </w:p>
@@ -2154,6 +2246,8 @@
             <w:pPr>
               <w:rPr>
                 <w:rFonts w:cstheme="minorHAnsi"/>
+                <w:b/>
+                <w:bCs/>
                 <w:sz w:val="24"/>
                 <w:szCs w:val="24"/>
               </w:rPr>
@@ -2161,6 +2255,8 @@
             <w:r>
               <w:rPr>
                 <w:rFonts w:cstheme="minorHAnsi"/>
+                <w:b/>
+                <w:bCs/>
                 <w:sz w:val="24"/>
                 <w:szCs w:val="24"/>
               </w:rPr>
@@ -2176,6 +2272,8 @@
             <w:pPr>
               <w:rPr>
                 <w:rFonts w:cstheme="minorHAnsi"/>
+                <w:b/>
+                <w:bCs/>
                 <w:sz w:val="24"/>
                 <w:szCs w:val="24"/>
               </w:rPr>
@@ -2183,89 +2281,12 @@
             <w:r>
               <w:rPr>
                 <w:rFonts w:cstheme="minorHAnsi"/>
+                <w:b/>
+                <w:bCs/>
                 <w:sz w:val="24"/>
                 <w:szCs w:val="24"/>
               </w:rPr>
               <w:t>Caso d’Uso</w:t>
-            </w:r>
-          </w:p>
-        </w:tc>
-      </w:tr>
-      <w:tr>
-        <w:trPr>
-          <w:trHeight w:val="549"/>
-        </w:trPr>
-        <w:tc>
-          <w:tcPr>
-            <w:tcW w:w="3193" w:type="dxa"/>
-          </w:tcPr>
-          <w:p>
-            <w:pPr>
-              <w:rPr>
-                <w:rFonts w:cstheme="minorHAnsi"/>
-                <w:sz w:val="24"/>
-                <w:szCs w:val="24"/>
-              </w:rPr>
-            </w:pPr>
-            <w:r>
-              <w:rPr>
-                <w:rFonts w:cstheme="minorHAnsi"/>
-                <w:sz w:val="24"/>
-                <w:szCs w:val="24"/>
-              </w:rPr>
-              <w:t>Operatore</w:t>
-            </w:r>
-          </w:p>
-        </w:tc>
-        <w:tc>
-          <w:tcPr>
-            <w:tcW w:w="3193" w:type="dxa"/>
-          </w:tcPr>
-          <w:p>
-            <w:pPr>
-              <w:rPr>
-                <w:rFonts w:cstheme="minorHAnsi"/>
-                <w:sz w:val="24"/>
-                <w:szCs w:val="24"/>
-              </w:rPr>
-            </w:pPr>
-            <w:r>
-              <w:rPr>
-                <w:rFonts w:cstheme="minorHAnsi"/>
-                <w:sz w:val="24"/>
-                <w:szCs w:val="24"/>
-              </w:rPr>
-              <w:t>Anagrafare il paziente</w:t>
-            </w:r>
-          </w:p>
-        </w:tc>
-        <w:tc>
-          <w:tcPr>
-            <w:tcW w:w="3194" w:type="dxa"/>
-          </w:tcPr>
-          <w:p>
-            <w:pPr>
-              <w:rPr>
-                <w:rFonts w:cstheme="minorHAnsi"/>
-                <w:sz w:val="24"/>
-                <w:szCs w:val="24"/>
-              </w:rPr>
-            </w:pPr>
-            <w:r>
-              <w:rPr>
-                <w:rFonts w:cstheme="minorHAnsi"/>
-                <w:sz w:val="24"/>
-                <w:szCs w:val="24"/>
-              </w:rPr>
-              <w:t>UC1: Inserimento nel database di un nuovo paziente</w:t>
-            </w:r>
-            <w:r>
-              <w:rPr>
-                <w:rFonts w:cstheme="minorHAnsi"/>
-                <w:sz w:val="24"/>
-                <w:szCs w:val="24"/>
-              </w:rPr>
-              <w:t xml:space="preserve"> (CRUD)</w:t>
             </w:r>
           </w:p>
         </w:tc>
@@ -2314,7 +2335,7 @@
                 <w:sz w:val="24"/>
                 <w:szCs w:val="24"/>
               </w:rPr>
-              <w:t>Anagrafare il medico</w:t>
+              <w:t>Visita medica</w:t>
             </w:r>
           </w:p>
         </w:tc>
@@ -2336,24 +2357,31 @@
                 <w:sz w:val="24"/>
                 <w:szCs w:val="24"/>
               </w:rPr>
-              <w:t>UC2: Inserimento nel database di un nuovo medico</w:t>
+              <w:t>UC</w:t>
             </w:r>
-          </w:p>
-          <w:p>
-            <w:pPr>
-              <w:rPr>
-                <w:rFonts w:cstheme="minorHAnsi"/>
-                <w:sz w:val="24"/>
-                <w:szCs w:val="24"/>
-              </w:rPr>
-            </w:pPr>
             <w:r>
               <w:rPr>
                 <w:rFonts w:cstheme="minorHAnsi"/>
                 <w:sz w:val="24"/>
                 <w:szCs w:val="24"/>
               </w:rPr>
-              <w:t>(CRUD)</w:t>
+              <w:t>1</w:t>
+            </w:r>
+            <w:r>
+              <w:rPr>
+                <w:rFonts w:cstheme="minorHAnsi"/>
+                <w:sz w:val="24"/>
+                <w:szCs w:val="24"/>
+              </w:rPr>
+              <w:t xml:space="preserve">: </w:t>
+            </w:r>
+            <w:r>
+              <w:rPr>
+                <w:rFonts w:cstheme="minorHAnsi"/>
+                <w:sz w:val="24"/>
+                <w:szCs w:val="24"/>
+              </w:rPr>
+              <w:t>Prenotazione visita</w:t>
             </w:r>
           </w:p>
         </w:tc>
@@ -2402,7 +2430,15 @@
                 <w:sz w:val="24"/>
                 <w:szCs w:val="24"/>
               </w:rPr>
-              <w:t>Gestire prenotazioni del paziente</w:t>
+              <w:t>Gesti</w:t>
+            </w:r>
+            <w:r>
+              <w:rPr>
+                <w:rFonts w:cstheme="minorHAnsi"/>
+                <w:sz w:val="24"/>
+                <w:szCs w:val="24"/>
+              </w:rPr>
+              <w:t>re priorità medico</w:t>
             </w:r>
           </w:p>
         </w:tc>
@@ -2424,7 +2460,7 @@
                 <w:sz w:val="24"/>
                 <w:szCs w:val="24"/>
               </w:rPr>
-              <w:t xml:space="preserve">UC3: Inserimento nel database di una nuova </w:t>
+              <w:t>UC</w:t>
             </w:r>
             <w:r>
               <w:rPr>
@@ -2432,7 +2468,7 @@
                 <w:sz w:val="24"/>
                 <w:szCs w:val="24"/>
               </w:rPr>
-              <w:t>prenotazione</w:t>
+              <w:t>2</w:t>
             </w:r>
             <w:r>
               <w:rPr>
@@ -2440,7 +2476,7 @@
                 <w:sz w:val="24"/>
                 <w:szCs w:val="24"/>
               </w:rPr>
-              <w:t xml:space="preserve"> (</w:t>
+              <w:t xml:space="preserve">: </w:t>
             </w:r>
             <w:r>
               <w:rPr>
@@ -2448,7 +2484,7 @@
                 <w:sz w:val="24"/>
                 <w:szCs w:val="24"/>
               </w:rPr>
-              <w:t>CRUD)</w:t>
+              <w:t>Gestione priorità visite</w:t>
             </w:r>
           </w:p>
         </w:tc>
@@ -2497,7 +2533,7 @@
                 <w:sz w:val="24"/>
                 <w:szCs w:val="24"/>
               </w:rPr>
-              <w:t>Consultare una lista di tutti i pazienti della clinica</w:t>
+              <w:t xml:space="preserve">Pagare la prestazione </w:t>
             </w:r>
           </w:p>
         </w:tc>
@@ -2507,9 +2543,7 @@
           </w:tcPr>
           <w:p>
             <w:pPr>
-              <w:autoSpaceDE w:val="0"/>
-              <w:autoSpaceDN w:val="0"/>
-              <w:adjustRightInd w:val="0"/>
+              <w:jc w:val="both"/>
               <w:rPr>
                 <w:rFonts w:cstheme="minorHAnsi"/>
                 <w:sz w:val="24"/>
@@ -2522,589 +2556,31 @@
                 <w:sz w:val="24"/>
                 <w:szCs w:val="24"/>
               </w:rPr>
-              <w:t>UC4: Consulto dei pazienti</w:t>
-            </w:r>
-          </w:p>
-          <w:p>
-            <w:pPr>
-              <w:rPr>
-                <w:rFonts w:cstheme="minorHAnsi"/>
-                <w:sz w:val="24"/>
-                <w:szCs w:val="24"/>
-              </w:rPr>
-            </w:pPr>
-            <w:r>
-              <w:rPr>
-                <w:rFonts w:cstheme="minorHAnsi"/>
-                <w:sz w:val="24"/>
-                <w:szCs w:val="24"/>
-              </w:rPr>
-              <w:t xml:space="preserve">(CRUD, </w:t>
+              <w:t>UC</w:t>
             </w:r>
             <w:r>
               <w:rPr>
                 <w:rFonts w:cstheme="minorHAnsi"/>
                 <w:sz w:val="24"/>
                 <w:szCs w:val="24"/>
-                <w:lang w:bidi="he-IL"/>
-              </w:rPr>
-              <w:t xml:space="preserve">Ricerca </w:t>
+              </w:rPr>
+              <w:t>3</w:t>
             </w:r>
             <w:r>
               <w:rPr>
                 <w:rFonts w:cstheme="minorHAnsi"/>
                 <w:sz w:val="24"/>
                 <w:szCs w:val="24"/>
-                <w:lang w:bidi="he-IL"/>
-              </w:rPr>
-              <w:t>Paziente)</w:t>
-            </w:r>
-          </w:p>
-        </w:tc>
-      </w:tr>
-      <w:tr>
-        <w:trPr>
-          <w:trHeight w:val="563"/>
-        </w:trPr>
-        <w:tc>
-          <w:tcPr>
-            <w:tcW w:w="3193" w:type="dxa"/>
-          </w:tcPr>
-          <w:p>
-            <w:pPr>
-              <w:rPr>
-                <w:rFonts w:cstheme="minorHAnsi"/>
-                <w:sz w:val="24"/>
-                <w:szCs w:val="24"/>
-              </w:rPr>
-            </w:pPr>
-            <w:r>
-              <w:rPr>
-                <w:rFonts w:cstheme="minorHAnsi"/>
-                <w:sz w:val="24"/>
-                <w:szCs w:val="24"/>
-              </w:rPr>
-              <w:t>Operatore</w:t>
-            </w:r>
-          </w:p>
-        </w:tc>
-        <w:tc>
-          <w:tcPr>
-            <w:tcW w:w="3193" w:type="dxa"/>
-          </w:tcPr>
-          <w:p>
-            <w:pPr>
-              <w:rPr>
-                <w:rFonts w:cstheme="minorHAnsi"/>
-                <w:sz w:val="24"/>
-                <w:szCs w:val="24"/>
-              </w:rPr>
-            </w:pPr>
-            <w:r>
-              <w:rPr>
-                <w:rFonts w:cstheme="minorHAnsi"/>
-                <w:sz w:val="24"/>
-                <w:szCs w:val="24"/>
-              </w:rPr>
-              <w:t>Consultare una lista di tutti i medici presenti nella clinica</w:t>
-            </w:r>
-          </w:p>
-          <w:p>
-            <w:pPr>
-              <w:rPr>
-                <w:rFonts w:cstheme="minorHAnsi"/>
-                <w:sz w:val="24"/>
-                <w:szCs w:val="24"/>
-              </w:rPr>
-            </w:pPr>
-          </w:p>
-        </w:tc>
-        <w:tc>
-          <w:tcPr>
-            <w:tcW w:w="3194" w:type="dxa"/>
-          </w:tcPr>
-          <w:p>
-            <w:pPr>
-              <w:autoSpaceDE w:val="0"/>
-              <w:autoSpaceDN w:val="0"/>
-              <w:adjustRightInd w:val="0"/>
-              <w:rPr>
-                <w:rFonts w:cstheme="minorHAnsi"/>
-                <w:sz w:val="24"/>
-                <w:szCs w:val="24"/>
-              </w:rPr>
-            </w:pPr>
-            <w:r>
-              <w:rPr>
-                <w:rFonts w:cstheme="minorHAnsi"/>
-                <w:sz w:val="24"/>
-                <w:szCs w:val="24"/>
-              </w:rPr>
-              <w:t>UC5: Consulto dei medici</w:t>
-            </w:r>
-          </w:p>
-          <w:p>
-            <w:pPr>
-              <w:rPr>
-                <w:rFonts w:cstheme="minorHAnsi"/>
-                <w:sz w:val="24"/>
-                <w:szCs w:val="24"/>
-              </w:rPr>
-            </w:pPr>
-            <w:r>
-              <w:rPr>
-                <w:rFonts w:cstheme="minorHAnsi"/>
-                <w:sz w:val="24"/>
-                <w:szCs w:val="24"/>
-              </w:rPr>
-              <w:t xml:space="preserve">(CRUD, </w:t>
+              </w:rPr>
+              <w:t xml:space="preserve">: </w:t>
             </w:r>
             <w:r>
               <w:rPr>
                 <w:rFonts w:cstheme="minorHAnsi"/>
                 <w:sz w:val="24"/>
                 <w:szCs w:val="24"/>
-                <w:lang w:bidi="he-IL"/>
-              </w:rPr>
-              <w:t xml:space="preserve">Ricerca </w:t>
-            </w:r>
-            <w:r>
-              <w:rPr>
-                <w:rFonts w:cstheme="minorHAnsi"/>
-                <w:sz w:val="24"/>
-                <w:szCs w:val="24"/>
-                <w:lang w:bidi="he-IL"/>
-              </w:rPr>
-              <w:t>Medico)</w:t>
-            </w:r>
-          </w:p>
-        </w:tc>
-      </w:tr>
-      <w:tr>
-        <w:trPr>
-          <w:trHeight w:val="563"/>
-        </w:trPr>
-        <w:tc>
-          <w:tcPr>
-            <w:tcW w:w="3193" w:type="dxa"/>
-          </w:tcPr>
-          <w:p>
-            <w:pPr>
-              <w:rPr>
-                <w:rFonts w:cstheme="minorHAnsi"/>
-                <w:sz w:val="24"/>
-                <w:szCs w:val="24"/>
-              </w:rPr>
-            </w:pPr>
-            <w:r>
-              <w:rPr>
-                <w:rFonts w:cstheme="minorHAnsi"/>
-                <w:sz w:val="24"/>
-                <w:szCs w:val="24"/>
-              </w:rPr>
-              <w:t>Operatore</w:t>
-            </w:r>
-          </w:p>
-        </w:tc>
-        <w:tc>
-          <w:tcPr>
-            <w:tcW w:w="3193" w:type="dxa"/>
-          </w:tcPr>
-          <w:p>
-            <w:pPr>
-              <w:rPr>
-                <w:rFonts w:cstheme="minorHAnsi"/>
-                <w:sz w:val="24"/>
-                <w:szCs w:val="24"/>
-              </w:rPr>
-            </w:pPr>
-            <w:r>
-              <w:rPr>
-                <w:rFonts w:cstheme="minorHAnsi"/>
-                <w:sz w:val="24"/>
-                <w:szCs w:val="24"/>
-              </w:rPr>
-              <w:t>Consultare la lista delle prenotazioni di ogni singolo paziente</w:t>
-            </w:r>
-          </w:p>
-        </w:tc>
-        <w:tc>
-          <w:tcPr>
-            <w:tcW w:w="3194" w:type="dxa"/>
-          </w:tcPr>
-          <w:p>
-            <w:pPr>
-              <w:autoSpaceDE w:val="0"/>
-              <w:autoSpaceDN w:val="0"/>
-              <w:adjustRightInd w:val="0"/>
-              <w:rPr>
-                <w:rFonts w:cstheme="minorHAnsi"/>
-                <w:sz w:val="24"/>
-                <w:szCs w:val="24"/>
-              </w:rPr>
-            </w:pPr>
-            <w:r>
-              <w:rPr>
-                <w:rFonts w:cstheme="minorHAnsi"/>
-                <w:sz w:val="24"/>
-                <w:szCs w:val="24"/>
-              </w:rPr>
-              <w:t>UC6: Consulta prenotazioni</w:t>
-            </w:r>
-          </w:p>
-          <w:p>
-            <w:pPr>
-              <w:rPr>
-                <w:rFonts w:cstheme="minorHAnsi"/>
-                <w:sz w:val="24"/>
-                <w:szCs w:val="24"/>
-              </w:rPr>
-            </w:pPr>
-            <w:r>
-              <w:rPr>
-                <w:rFonts w:cstheme="minorHAnsi"/>
-                <w:sz w:val="24"/>
-                <w:szCs w:val="24"/>
-              </w:rPr>
-              <w:t xml:space="preserve">(CRUD, </w:t>
-            </w:r>
-            <w:r>
-              <w:rPr>
-                <w:rFonts w:cstheme="minorHAnsi"/>
-                <w:sz w:val="24"/>
-                <w:szCs w:val="24"/>
-                <w:lang w:bidi="he-IL"/>
-              </w:rPr>
-              <w:t xml:space="preserve">Ricerca </w:t>
-            </w:r>
-            <w:r>
-              <w:rPr>
-                <w:rFonts w:cstheme="minorHAnsi"/>
-                <w:sz w:val="24"/>
-                <w:szCs w:val="24"/>
-                <w:lang w:bidi="he-IL"/>
-              </w:rPr>
-              <w:t>Prenotazioni)</w:t>
-            </w:r>
-          </w:p>
-        </w:tc>
-      </w:tr>
-      <w:tr>
-        <w:trPr>
-          <w:trHeight w:val="563"/>
-        </w:trPr>
-        <w:tc>
-          <w:tcPr>
-            <w:tcW w:w="3193" w:type="dxa"/>
-          </w:tcPr>
-          <w:p>
-            <w:pPr>
-              <w:rPr>
-                <w:rFonts w:cstheme="minorHAnsi"/>
-                <w:sz w:val="24"/>
-                <w:szCs w:val="24"/>
-              </w:rPr>
-            </w:pPr>
-            <w:r>
-              <w:rPr>
-                <w:rFonts w:cstheme="minorHAnsi"/>
-                <w:sz w:val="24"/>
-                <w:szCs w:val="24"/>
-              </w:rPr>
-              <w:t>Operatore</w:t>
-            </w:r>
-          </w:p>
-        </w:tc>
-        <w:tc>
-          <w:tcPr>
-            <w:tcW w:w="3193" w:type="dxa"/>
-          </w:tcPr>
-          <w:p>
-            <w:pPr>
-              <w:rPr>
-                <w:rFonts w:cstheme="minorHAnsi"/>
-                <w:sz w:val="24"/>
-                <w:szCs w:val="24"/>
-              </w:rPr>
-            </w:pPr>
-            <w:r>
-              <w:rPr>
-                <w:rFonts w:cstheme="minorHAnsi"/>
-                <w:sz w:val="24"/>
-                <w:szCs w:val="24"/>
-              </w:rPr>
-              <w:t>Salvare il database dei pazienti</w:t>
-            </w:r>
-          </w:p>
-        </w:tc>
-        <w:tc>
-          <w:tcPr>
-            <w:tcW w:w="3194" w:type="dxa"/>
-          </w:tcPr>
-          <w:p>
-            <w:pPr>
-              <w:autoSpaceDE w:val="0"/>
-              <w:autoSpaceDN w:val="0"/>
-              <w:adjustRightInd w:val="0"/>
-              <w:rPr>
-                <w:rFonts w:cstheme="minorHAnsi"/>
-                <w:sz w:val="24"/>
-                <w:szCs w:val="24"/>
-              </w:rPr>
-            </w:pPr>
-            <w:r>
-              <w:rPr>
-                <w:rFonts w:cstheme="minorHAnsi"/>
-                <w:sz w:val="24"/>
-                <w:szCs w:val="24"/>
-              </w:rPr>
-              <w:t>UC7: Salva database pazienti</w:t>
-            </w:r>
-            <w:r>
-              <w:rPr>
-                <w:rFonts w:cstheme="minorHAnsi"/>
-                <w:sz w:val="24"/>
-                <w:szCs w:val="24"/>
-              </w:rPr>
-              <w:t xml:space="preserve"> (CRUD)</w:t>
-            </w:r>
-          </w:p>
-        </w:tc>
-      </w:tr>
-      <w:tr>
-        <w:trPr>
-          <w:trHeight w:val="563"/>
-        </w:trPr>
-        <w:tc>
-          <w:tcPr>
-            <w:tcW w:w="3193" w:type="dxa"/>
-          </w:tcPr>
-          <w:p>
-            <w:pPr>
-              <w:rPr>
-                <w:rFonts w:cstheme="minorHAnsi"/>
-                <w:sz w:val="24"/>
-                <w:szCs w:val="24"/>
-              </w:rPr>
-            </w:pPr>
-            <w:r>
-              <w:rPr>
-                <w:rFonts w:cstheme="minorHAnsi"/>
-                <w:sz w:val="24"/>
-                <w:szCs w:val="24"/>
-              </w:rPr>
-              <w:t>Operatore</w:t>
-            </w:r>
-          </w:p>
-        </w:tc>
-        <w:tc>
-          <w:tcPr>
-            <w:tcW w:w="3193" w:type="dxa"/>
-          </w:tcPr>
-          <w:p>
-            <w:pPr>
-              <w:rPr>
-                <w:rFonts w:cstheme="minorHAnsi"/>
-                <w:sz w:val="24"/>
-                <w:szCs w:val="24"/>
-              </w:rPr>
-            </w:pPr>
-            <w:r>
-              <w:rPr>
-                <w:rFonts w:cstheme="minorHAnsi"/>
-                <w:sz w:val="24"/>
-                <w:szCs w:val="24"/>
-              </w:rPr>
-              <w:t>Salvare il database dei medici</w:t>
-            </w:r>
-          </w:p>
-        </w:tc>
-        <w:tc>
-          <w:tcPr>
-            <w:tcW w:w="3194" w:type="dxa"/>
-          </w:tcPr>
-          <w:p>
-            <w:pPr>
-              <w:autoSpaceDE w:val="0"/>
-              <w:autoSpaceDN w:val="0"/>
-              <w:adjustRightInd w:val="0"/>
-              <w:rPr>
-                <w:rFonts w:cstheme="minorHAnsi"/>
-                <w:sz w:val="24"/>
-                <w:szCs w:val="24"/>
-              </w:rPr>
-            </w:pPr>
-            <w:r>
-              <w:rPr>
-                <w:rFonts w:cstheme="minorHAnsi"/>
-                <w:sz w:val="24"/>
-                <w:szCs w:val="24"/>
-              </w:rPr>
-              <w:t>UC8: Salva database medici</w:t>
-            </w:r>
-            <w:r>
-              <w:rPr>
-                <w:rFonts w:cstheme="minorHAnsi"/>
-                <w:sz w:val="24"/>
-                <w:szCs w:val="24"/>
-              </w:rPr>
-              <w:t xml:space="preserve"> (CRUD)</w:t>
-            </w:r>
-          </w:p>
-        </w:tc>
-      </w:tr>
-      <w:tr>
-        <w:trPr>
-          <w:trHeight w:val="563"/>
-        </w:trPr>
-        <w:tc>
-          <w:tcPr>
-            <w:tcW w:w="3193" w:type="dxa"/>
-          </w:tcPr>
-          <w:p>
-            <w:pPr>
-              <w:rPr>
-                <w:rFonts w:cstheme="minorHAnsi"/>
-                <w:sz w:val="24"/>
-                <w:szCs w:val="24"/>
-              </w:rPr>
-            </w:pPr>
-            <w:r>
-              <w:rPr>
-                <w:rFonts w:cstheme="minorHAnsi"/>
-                <w:sz w:val="24"/>
-                <w:szCs w:val="24"/>
-              </w:rPr>
-              <w:t>Operatore</w:t>
-            </w:r>
-          </w:p>
-        </w:tc>
-        <w:tc>
-          <w:tcPr>
-            <w:tcW w:w="3193" w:type="dxa"/>
-          </w:tcPr>
-          <w:p>
-            <w:pPr>
-              <w:rPr>
-                <w:rFonts w:cstheme="minorHAnsi"/>
-                <w:sz w:val="24"/>
-                <w:szCs w:val="24"/>
-              </w:rPr>
-            </w:pPr>
-            <w:r>
-              <w:rPr>
-                <w:rFonts w:cstheme="minorHAnsi"/>
-                <w:sz w:val="24"/>
-                <w:szCs w:val="24"/>
-              </w:rPr>
-              <w:t>Salvare il database delle prenotazioni</w:t>
-            </w:r>
-          </w:p>
-        </w:tc>
-        <w:tc>
-          <w:tcPr>
-            <w:tcW w:w="3194" w:type="dxa"/>
-          </w:tcPr>
-          <w:p>
-            <w:pPr>
-              <w:autoSpaceDE w:val="0"/>
-              <w:autoSpaceDN w:val="0"/>
-              <w:adjustRightInd w:val="0"/>
-              <w:rPr>
-                <w:rFonts w:cstheme="minorHAnsi"/>
-                <w:sz w:val="24"/>
-                <w:szCs w:val="24"/>
-              </w:rPr>
-            </w:pPr>
-            <w:r>
-              <w:rPr>
-                <w:rFonts w:cstheme="minorHAnsi"/>
-                <w:sz w:val="24"/>
-                <w:szCs w:val="24"/>
-              </w:rPr>
-              <w:t>UC9: Salva database prenotazioni</w:t>
-            </w:r>
-            <w:r>
-              <w:rPr>
-                <w:rFonts w:cstheme="minorHAnsi"/>
-                <w:sz w:val="24"/>
-                <w:szCs w:val="24"/>
-              </w:rPr>
-              <w:t xml:space="preserve"> (CRUD)</w:t>
-            </w:r>
-          </w:p>
-        </w:tc>
-      </w:tr>
-      <w:tr>
-        <w:trPr>
-          <w:trHeight w:val="563"/>
-        </w:trPr>
-        <w:tc>
-          <w:tcPr>
-            <w:tcW w:w="3193" w:type="dxa"/>
-          </w:tcPr>
-          <w:p>
-            <w:pPr>
-              <w:rPr>
-                <w:rFonts w:cstheme="minorHAnsi"/>
-                <w:sz w:val="24"/>
-                <w:szCs w:val="24"/>
-              </w:rPr>
-            </w:pPr>
-            <w:r>
-              <w:rPr>
-                <w:rFonts w:cstheme="minorHAnsi"/>
-                <w:sz w:val="24"/>
-                <w:szCs w:val="24"/>
-              </w:rPr>
-              <w:t>Operatore</w:t>
-            </w:r>
-          </w:p>
-        </w:tc>
-        <w:tc>
-          <w:tcPr>
-            <w:tcW w:w="3193" w:type="dxa"/>
-          </w:tcPr>
-          <w:p>
-            <w:pPr>
-              <w:rPr>
-                <w:rFonts w:cstheme="minorHAnsi"/>
-                <w:sz w:val="24"/>
-                <w:szCs w:val="24"/>
-              </w:rPr>
-            </w:pPr>
-            <w:r>
-              <w:rPr>
-                <w:rFonts w:cstheme="minorHAnsi"/>
-                <w:sz w:val="24"/>
-                <w:szCs w:val="24"/>
               </w:rPr>
               <w:t>Gestione del pagamento</w:t>
-            </w:r>
-          </w:p>
-        </w:tc>
-        <w:tc>
-          <w:tcPr>
-            <w:tcW w:w="3194" w:type="dxa"/>
-          </w:tcPr>
-          <w:p>
-            <w:pPr>
-              <w:autoSpaceDE w:val="0"/>
-              <w:autoSpaceDN w:val="0"/>
-              <w:adjustRightInd w:val="0"/>
-              <w:rPr>
-                <w:rFonts w:cstheme="minorHAnsi"/>
-                <w:sz w:val="24"/>
-                <w:szCs w:val="24"/>
-              </w:rPr>
-            </w:pPr>
-            <w:r>
-              <w:rPr>
-                <w:rFonts w:cstheme="minorHAnsi"/>
-                <w:sz w:val="24"/>
-                <w:szCs w:val="24"/>
-              </w:rPr>
-              <w:t>UC10: Gestione del pagamento</w:t>
             </w:r>
           </w:p>
         </w:tc>
@@ -3145,74 +2621,12 @@
           <w:szCs w:val="24"/>
         </w:rPr>
       </w:pPr>
-    </w:p>
-    <w:p>
-      <w:pPr>
-        <w:rPr>
-          <w:rFonts w:cstheme="minorHAnsi"/>
-          <w:sz w:val="24"/>
-          <w:szCs w:val="24"/>
-        </w:rPr>
-      </w:pPr>
-    </w:p>
-    <w:p>
-      <w:pPr>
-        <w:rPr>
-          <w:rFonts w:cstheme="minorHAnsi"/>
-          <w:sz w:val="24"/>
-          <w:szCs w:val="24"/>
-        </w:rPr>
-      </w:pPr>
-    </w:p>
-    <w:p>
-      <w:pPr>
-        <w:rPr>
-          <w:rFonts w:cstheme="minorHAnsi"/>
-          <w:sz w:val="24"/>
-          <w:szCs w:val="24"/>
-        </w:rPr>
-      </w:pPr>
-    </w:p>
-    <w:p>
-      <w:pPr>
-        <w:rPr>
-          <w:rFonts w:cstheme="minorHAnsi"/>
-          <w:sz w:val="24"/>
-          <w:szCs w:val="24"/>
-        </w:rPr>
-      </w:pPr>
-    </w:p>
-    <w:p>
-      <w:pPr>
-        <w:rPr>
-          <w:rFonts w:cstheme="minorHAnsi"/>
-          <w:sz w:val="24"/>
-          <w:szCs w:val="24"/>
-        </w:rPr>
-      </w:pPr>
-    </w:p>
-    <w:p>
-      <w:pPr>
-        <w:rPr>
-          <w:rFonts w:cstheme="minorHAnsi"/>
-          <w:sz w:val="24"/>
-          <w:szCs w:val="24"/>
-        </w:rPr>
-      </w:pPr>
-    </w:p>
-    <w:p>
-      <w:pPr>
-        <w:rPr>
-          <w:rFonts w:cstheme="minorHAnsi"/>
-          <w:sz w:val="24"/>
-          <w:szCs w:val="24"/>
-        </w:rPr>
-      </w:pPr>
-      <w:r>
-        <w:rPr>
-          <w:rFonts w:cstheme="minorHAnsi"/>
-          <w:sz w:val="24"/>
-          <w:szCs w:val="24"/>
+      <w:r>
+        <w:rPr>
+          <w:rFonts w:cstheme="minorHAnsi"/>
+          <w:sz w:val="24"/>
+          <w:szCs w:val="24"/>
+          <w:highlight w:val="yellow"/>
         </w:rPr>
         <w:t>I casi d’uso appena descritti si traducono graficamente nel seguente diagramma UML:</w:t>
       </w:r>
@@ -3308,7 +2722,9 @@
           <w:szCs w:val="28"/>
         </w:rPr>
       </w:pPr>
-      <w:r>
+    </w:p>
+    <w:p>
+      <w:pPr>
         <w:rPr>
           <w:rFonts w:cstheme="minorHAnsi"/>
           <w:b/>
@@ -3318,111 +2734,169 @@
           <w:sz w:val="28"/>
           <w:szCs w:val="28"/>
         </w:rPr>
-        <w:t>1.4 Modello dei casi d’uso</w:t>
-      </w:r>
-    </w:p>
-    <w:p>
-      <w:pPr>
-        <w:rPr>
-          <w:rFonts w:cstheme="minorHAnsi"/>
-          <w:sz w:val="24"/>
-          <w:szCs w:val="24"/>
-        </w:rPr>
-      </w:pPr>
-      <w:r>
-        <w:rPr>
-          <w:rFonts w:cstheme="minorHAnsi"/>
-          <w:sz w:val="24"/>
-          <w:szCs w:val="24"/>
-        </w:rPr>
-        <w:t>Viene qui presentata una descrizione dei casi d’uso; in particolare, partendo dalla fase di</w:t>
-      </w:r>
-    </w:p>
-    <w:p>
-      <w:pPr>
-        <w:rPr>
-          <w:rFonts w:cstheme="minorHAnsi"/>
-          <w:sz w:val="24"/>
-          <w:szCs w:val="24"/>
-        </w:rPr>
-      </w:pPr>
-      <w:r>
-        <w:rPr>
-          <w:rFonts w:cstheme="minorHAnsi"/>
-          <w:sz w:val="24"/>
-          <w:szCs w:val="24"/>
-        </w:rPr>
-        <w:t>ideazione in cui la maggior parte dei casi d’uso erano descritti in formato breve, seguendo il</w:t>
-      </w:r>
-    </w:p>
-    <w:p>
-      <w:pPr>
-        <w:rPr>
-          <w:rFonts w:cstheme="minorHAnsi"/>
-          <w:sz w:val="24"/>
-          <w:szCs w:val="24"/>
-        </w:rPr>
-      </w:pPr>
-      <w:r>
-        <w:rPr>
-          <w:rFonts w:cstheme="minorHAnsi"/>
-          <w:sz w:val="24"/>
-          <w:szCs w:val="24"/>
-        </w:rPr>
-        <w:t>processo iterativo si è passati gradualmente ad una descrizione via via più dettagliata per la</w:t>
-      </w:r>
-    </w:p>
-    <w:p>
-      <w:pPr>
-        <w:rPr>
-          <w:rFonts w:cstheme="minorHAnsi"/>
-          <w:sz w:val="24"/>
-          <w:szCs w:val="24"/>
-        </w:rPr>
-      </w:pPr>
-      <w:r>
-        <w:rPr>
-          <w:rFonts w:cstheme="minorHAnsi"/>
-          <w:sz w:val="24"/>
-          <w:szCs w:val="24"/>
-        </w:rPr>
-        <w:t>maggior parte dei casi d’uso, dunque si ha:</w:t>
-      </w:r>
-    </w:p>
-    <w:p>
-      <w:pPr>
-        <w:rPr>
-          <w:rFonts w:cstheme="minorHAnsi"/>
-          <w:sz w:val="24"/>
-          <w:szCs w:val="24"/>
-        </w:rPr>
-      </w:pPr>
-    </w:p>
-    <w:p>
-      <w:pPr>
-        <w:rPr>
-          <w:rFonts w:cstheme="minorHAnsi"/>
-          <w:sz w:val="24"/>
-          <w:szCs w:val="24"/>
-        </w:rPr>
-      </w:pPr>
-      <w:r>
+      </w:pPr>
+    </w:p>
+    <w:p>
+      <w:pPr>
         <w:rPr>
           <w:rFonts w:cstheme="minorHAnsi"/>
           <w:b/>
           <w:bCs/>
-          <w:sz w:val="24"/>
-          <w:szCs w:val="24"/>
-        </w:rPr>
-        <w:t>UC1</w:t>
-      </w:r>
-      <w:r>
-        <w:rPr>
-          <w:rFonts w:cstheme="minorHAnsi"/>
-          <w:sz w:val="24"/>
-          <w:szCs w:val="24"/>
-        </w:rPr>
-        <w:t>: Inserimento nel database di un nuovo paziente</w:t>
+          <w:i/>
+          <w:iCs/>
+          <w:sz w:val="28"/>
+          <w:szCs w:val="28"/>
+          <w:highlight w:val="yellow"/>
+        </w:rPr>
+      </w:pPr>
+    </w:p>
+    <w:p>
+      <w:pPr>
+        <w:rPr>
+          <w:rFonts w:cstheme="minorHAnsi"/>
+          <w:b/>
+          <w:bCs/>
+          <w:i/>
+          <w:iCs/>
+          <w:sz w:val="28"/>
+          <w:szCs w:val="28"/>
+        </w:rPr>
+      </w:pPr>
+      <w:r>
+        <w:rPr>
+          <w:rFonts w:cstheme="minorHAnsi"/>
+          <w:b/>
+          <w:bCs/>
+          <w:i/>
+          <w:iCs/>
+          <w:sz w:val="28"/>
+          <w:szCs w:val="28"/>
+          <w:highlight w:val="yellow"/>
+        </w:rPr>
+        <w:lastRenderedPageBreak/>
+        <w:t>1.4 Modello dei casi d’uso</w:t>
+      </w:r>
+    </w:p>
+    <w:p>
+      <w:pPr>
+        <w:rPr>
+          <w:rFonts w:cstheme="minorHAnsi"/>
+          <w:sz w:val="24"/>
+          <w:szCs w:val="24"/>
+        </w:rPr>
+      </w:pPr>
+      <w:r>
+        <w:rPr>
+          <w:rFonts w:cstheme="minorHAnsi"/>
+          <w:sz w:val="24"/>
+          <w:szCs w:val="24"/>
+        </w:rPr>
+        <w:t>Viene qui presentata una descrizione dei casi d’uso; in particolare, partendo dalla fase di</w:t>
+      </w:r>
+    </w:p>
+    <w:p>
+      <w:pPr>
+        <w:rPr>
+          <w:rFonts w:cstheme="minorHAnsi"/>
+          <w:sz w:val="24"/>
+          <w:szCs w:val="24"/>
+        </w:rPr>
+      </w:pPr>
+      <w:r>
+        <w:rPr>
+          <w:rFonts w:cstheme="minorHAnsi"/>
+          <w:sz w:val="24"/>
+          <w:szCs w:val="24"/>
+        </w:rPr>
+        <w:t>ideazione in cui la maggior parte dei casi d’uso erano descritti in formato breve, seguendo il</w:t>
+      </w:r>
+    </w:p>
+    <w:p>
+      <w:pPr>
+        <w:rPr>
+          <w:rFonts w:cstheme="minorHAnsi"/>
+          <w:sz w:val="24"/>
+          <w:szCs w:val="24"/>
+        </w:rPr>
+      </w:pPr>
+      <w:r>
+        <w:rPr>
+          <w:rFonts w:cstheme="minorHAnsi"/>
+          <w:sz w:val="24"/>
+          <w:szCs w:val="24"/>
+        </w:rPr>
+        <w:t>processo iterativo si è passati gradualmente ad una descrizione via via più dettagliata per la</w:t>
+      </w:r>
+    </w:p>
+    <w:p>
+      <w:pPr>
+        <w:rPr>
+          <w:rFonts w:cstheme="minorHAnsi"/>
+          <w:sz w:val="24"/>
+          <w:szCs w:val="24"/>
+        </w:rPr>
+      </w:pPr>
+      <w:r>
+        <w:rPr>
+          <w:rFonts w:cstheme="minorHAnsi"/>
+          <w:sz w:val="24"/>
+          <w:szCs w:val="24"/>
+        </w:rPr>
+        <w:t>maggior parte dei casi d’uso, dunque si ha:</w:t>
+      </w:r>
+    </w:p>
+    <w:p>
+      <w:pPr>
+        <w:rPr>
+          <w:rFonts w:cstheme="minorHAnsi"/>
+          <w:sz w:val="24"/>
+          <w:szCs w:val="24"/>
+        </w:rPr>
+      </w:pPr>
+    </w:p>
+    <w:p>
+      <w:pPr>
+        <w:rPr>
+          <w:rFonts w:cstheme="minorHAnsi"/>
+          <w:sz w:val="24"/>
+          <w:szCs w:val="24"/>
+        </w:rPr>
+      </w:pPr>
+      <w:r>
+        <w:rPr>
+          <w:rFonts w:cstheme="minorHAnsi"/>
+          <w:b/>
+          <w:bCs/>
+          <w:sz w:val="24"/>
+          <w:szCs w:val="24"/>
+        </w:rPr>
+        <w:t>UC</w:t>
+      </w:r>
+      <w:r>
+        <w:rPr>
+          <w:rFonts w:cstheme="minorHAnsi"/>
+          <w:b/>
+          <w:bCs/>
+          <w:sz w:val="24"/>
+          <w:szCs w:val="24"/>
+        </w:rPr>
+        <w:t>1</w:t>
+      </w:r>
+      <w:r>
+        <w:rPr>
+          <w:rFonts w:cstheme="minorHAnsi"/>
+          <w:sz w:val="24"/>
+          <w:szCs w:val="24"/>
+        </w:rPr>
+        <w:t xml:space="preserve">: </w:t>
+      </w:r>
+      <w:r>
+        <w:rPr>
+          <w:rFonts w:cstheme="minorHAnsi"/>
+          <w:sz w:val="24"/>
+          <w:szCs w:val="24"/>
+        </w:rPr>
+        <w:t>Prenotazione visita</w:t>
       </w:r>
     </w:p>
     <w:p>
@@ -3485,7 +2959,7 @@
                 <w:sz w:val="24"/>
                 <w:szCs w:val="24"/>
               </w:rPr>
-              <w:t>Inserimento nel database di un nuovo paziente</w:t>
+              <w:t>Prenotazione visita</w:t>
             </w:r>
           </w:p>
         </w:tc>
@@ -3604,7 +3078,6 @@
                 <w:sz w:val="24"/>
                 <w:szCs w:val="24"/>
               </w:rPr>
-              <w:lastRenderedPageBreak/>
               <w:t>Attore primario</w:t>
             </w:r>
           </w:p>
@@ -3698,7 +3171,15 @@
                 <w:sz w:val="24"/>
                 <w:szCs w:val="24"/>
               </w:rPr>
-              <w:t>Operatore: Riporta in un form i dati acquisiti del paziente</w:t>
+              <w:t xml:space="preserve">Operatore: Riporta </w:t>
+            </w:r>
+            <w:r>
+              <w:rPr>
+                <w:rFonts w:cstheme="minorHAnsi"/>
+                <w:sz w:val="24"/>
+                <w:szCs w:val="24"/>
+              </w:rPr>
+              <w:t>i dati acquisiti sull’applicativo</w:t>
             </w:r>
           </w:p>
           <w:p>
@@ -3720,7 +3201,15 @@
                 <w:sz w:val="24"/>
                 <w:szCs w:val="24"/>
               </w:rPr>
-              <w:t>Paziente: Fornisce i dati</w:t>
+              <w:t xml:space="preserve">Medico: </w:t>
+            </w:r>
+            <w:r>
+              <w:rPr>
+                <w:rFonts w:cstheme="minorHAnsi"/>
+                <w:sz w:val="24"/>
+                <w:szCs w:val="24"/>
+              </w:rPr>
+              <w:t>Specialista disponibile</w:t>
             </w:r>
           </w:p>
         </w:tc>
@@ -3766,7 +3255,7 @@
                 <w:sz w:val="24"/>
                 <w:szCs w:val="24"/>
               </w:rPr>
-              <w:t>Dati del paziente</w:t>
+              <w:t>Disponibilità del medico</w:t>
             </w:r>
           </w:p>
         </w:tc>
@@ -3812,7 +3301,15 @@
                 <w:sz w:val="24"/>
                 <w:szCs w:val="24"/>
               </w:rPr>
-              <w:t>Il paziente fornisce tutti i dati richiesti dall’operatore</w:t>
+              <w:t xml:space="preserve">Il medico </w:t>
+            </w:r>
+            <w:r>
+              <w:rPr>
+                <w:rFonts w:cstheme="minorHAnsi"/>
+                <w:sz w:val="24"/>
+                <w:szCs w:val="24"/>
+              </w:rPr>
+              <w:t xml:space="preserve">ha disponibilità per poter effettuare la visita </w:t>
             </w:r>
           </w:p>
         </w:tc>
@@ -3866,11 +3363,6 @@
           </w:tcPr>
           <w:p>
             <w:pPr>
-              <w:pStyle w:val="Paragrafoelenco"/>
-              <w:numPr>
-                <w:ilvl w:val="0"/>
-                <w:numId w:val="4"/>
-              </w:numPr>
               <w:rPr>
                 <w:rFonts w:cstheme="minorHAnsi"/>
                 <w:sz w:val="24"/>
@@ -3883,7 +3375,7 @@
                 <w:sz w:val="24"/>
                 <w:szCs w:val="24"/>
               </w:rPr>
-              <w:t xml:space="preserve">Il paziente </w:t>
+              <w:t xml:space="preserve">Il medico è disponibile alla data proposta e non </w:t>
             </w:r>
             <w:r>
               <w:rPr>
@@ -3891,81 +3383,7 @@
                 <w:sz w:val="24"/>
                 <w:szCs w:val="24"/>
               </w:rPr>
-              <w:t>ha un</w:t>
-            </w:r>
-            <w:r>
-              <w:rPr>
-                <w:rFonts w:cstheme="minorHAnsi"/>
-                <w:sz w:val="24"/>
-                <w:szCs w:val="24"/>
-              </w:rPr>
-              <w:t xml:space="preserve"> problema e richiede una visita con un medico specialistico</w:t>
-            </w:r>
-          </w:p>
-          <w:p>
-            <w:pPr>
-              <w:pStyle w:val="Paragrafoelenco"/>
-              <w:numPr>
-                <w:ilvl w:val="0"/>
-                <w:numId w:val="4"/>
-              </w:numPr>
-              <w:rPr>
-                <w:rFonts w:cstheme="minorHAnsi"/>
-                <w:sz w:val="24"/>
-                <w:szCs w:val="24"/>
-              </w:rPr>
-            </w:pPr>
-            <w:r>
-              <w:rPr>
-                <w:rFonts w:cstheme="minorHAnsi"/>
-                <w:sz w:val="24"/>
-                <w:szCs w:val="24"/>
-              </w:rPr>
-              <w:t>L’Operatore tramite l’applicativo O.C.M. registra il paziente</w:t>
-            </w:r>
-          </w:p>
-          <w:p>
-            <w:pPr>
-              <w:pStyle w:val="Paragrafoelenco"/>
-              <w:numPr>
-                <w:ilvl w:val="0"/>
-                <w:numId w:val="4"/>
-              </w:numPr>
-              <w:rPr>
-                <w:rFonts w:cstheme="minorHAnsi"/>
-                <w:sz w:val="24"/>
-                <w:szCs w:val="24"/>
-              </w:rPr>
-            </w:pPr>
-            <w:r>
-              <w:rPr>
-                <w:rFonts w:cstheme="minorHAnsi"/>
-                <w:sz w:val="24"/>
-                <w:szCs w:val="24"/>
-              </w:rPr>
-              <w:t>L’operatore verifica che vi sia disponibilità di un medico per la problematica del paziente</w:t>
-            </w:r>
-          </w:p>
-          <w:p>
-            <w:pPr>
-              <w:pStyle w:val="Paragrafoelenco"/>
-              <w:numPr>
-                <w:ilvl w:val="0"/>
-                <w:numId w:val="4"/>
-              </w:numPr>
-              <w:rPr>
-                <w:rFonts w:cstheme="minorHAnsi"/>
-                <w:sz w:val="24"/>
-                <w:szCs w:val="24"/>
-              </w:rPr>
-            </w:pPr>
-            <w:r>
-              <w:rPr>
-                <w:rFonts w:cstheme="minorHAnsi"/>
-                <w:sz w:val="24"/>
-                <w:szCs w:val="24"/>
-              </w:rPr>
-              <w:t>L’operatore assegna uno slot temporale del medico specialista al paziente</w:t>
+              <w:t>vi sono sovrapposizioni temporali nello slot determinato</w:t>
             </w:r>
           </w:p>
         </w:tc>
@@ -4145,7 +3563,15 @@
                 <w:sz w:val="24"/>
                 <w:szCs w:val="24"/>
               </w:rPr>
-              <w:t>Dipendente dal numero di pazienti</w:t>
+              <w:t xml:space="preserve">Dipendente dal numero </w:t>
+            </w:r>
+            <w:r>
+              <w:rPr>
+                <w:rFonts w:cstheme="minorHAnsi"/>
+                <w:sz w:val="24"/>
+                <w:szCs w:val="24"/>
+              </w:rPr>
+              <w:t>di visite da effettuare</w:t>
             </w:r>
           </w:p>
         </w:tc>
@@ -4206,6 +3632,96 @@
           <w:szCs w:val="24"/>
         </w:rPr>
       </w:pPr>
+    </w:p>
+    <w:p>
+      <w:pPr>
+        <w:rPr>
+          <w:rFonts w:cstheme="minorHAnsi"/>
+          <w:sz w:val="24"/>
+          <w:szCs w:val="24"/>
+        </w:rPr>
+      </w:pPr>
+    </w:p>
+    <w:p>
+      <w:pPr>
+        <w:rPr>
+          <w:rFonts w:cstheme="minorHAnsi"/>
+          <w:sz w:val="24"/>
+          <w:szCs w:val="24"/>
+        </w:rPr>
+      </w:pPr>
+    </w:p>
+    <w:p>
+      <w:pPr>
+        <w:rPr>
+          <w:rFonts w:cstheme="minorHAnsi"/>
+          <w:sz w:val="24"/>
+          <w:szCs w:val="24"/>
+        </w:rPr>
+      </w:pPr>
+    </w:p>
+    <w:p>
+      <w:pPr>
+        <w:rPr>
+          <w:rFonts w:cstheme="minorHAnsi"/>
+          <w:sz w:val="24"/>
+          <w:szCs w:val="24"/>
+        </w:rPr>
+      </w:pPr>
+    </w:p>
+    <w:p>
+      <w:pPr>
+        <w:rPr>
+          <w:rFonts w:cstheme="minorHAnsi"/>
+          <w:sz w:val="24"/>
+          <w:szCs w:val="24"/>
+        </w:rPr>
+      </w:pPr>
+    </w:p>
+    <w:p>
+      <w:pPr>
+        <w:rPr>
+          <w:rFonts w:cstheme="minorHAnsi"/>
+          <w:sz w:val="24"/>
+          <w:szCs w:val="24"/>
+        </w:rPr>
+      </w:pPr>
+    </w:p>
+    <w:p>
+      <w:pPr>
+        <w:rPr>
+          <w:rFonts w:cstheme="minorHAnsi"/>
+          <w:sz w:val="24"/>
+          <w:szCs w:val="24"/>
+        </w:rPr>
+      </w:pPr>
+    </w:p>
+    <w:p>
+      <w:pPr>
+        <w:rPr>
+          <w:rFonts w:cstheme="minorHAnsi"/>
+          <w:sz w:val="24"/>
+          <w:szCs w:val="24"/>
+        </w:rPr>
+      </w:pPr>
+    </w:p>
+    <w:p>
+      <w:pPr>
+        <w:rPr>
+          <w:rFonts w:cstheme="minorHAnsi"/>
+          <w:sz w:val="24"/>
+          <w:szCs w:val="24"/>
+        </w:rPr>
+      </w:pPr>
+    </w:p>
+    <w:p>
+      <w:pPr>
+        <w:rPr>
+          <w:rFonts w:cstheme="minorHAnsi"/>
+          <w:sz w:val="24"/>
+          <w:szCs w:val="24"/>
+        </w:rPr>
+      </w:pPr>
       <w:r>
         <w:rPr>
           <w:rFonts w:cstheme="minorHAnsi"/>
@@ -4214,15 +3730,41 @@
           <w:sz w:val="24"/>
           <w:szCs w:val="24"/>
         </w:rPr>
-        <w:t>UC2</w:t>
-      </w:r>
-      <w:r>
-        <w:rPr>
-          <w:rFonts w:cstheme="minorHAnsi"/>
-          <w:sz w:val="24"/>
-          <w:szCs w:val="24"/>
-        </w:rPr>
-        <w:t>: Inserimento nel database di un nuovo medico</w:t>
+        <w:t>UC</w:t>
+      </w:r>
+      <w:r>
+        <w:rPr>
+          <w:rFonts w:cstheme="minorHAnsi"/>
+          <w:b/>
+          <w:bCs/>
+          <w:sz w:val="24"/>
+          <w:szCs w:val="24"/>
+        </w:rPr>
+        <w:t>2</w:t>
+      </w:r>
+      <w:r>
+        <w:rPr>
+          <w:rFonts w:cstheme="minorHAnsi"/>
+          <w:sz w:val="24"/>
+          <w:szCs w:val="24"/>
+        </w:rPr>
+        <w:t xml:space="preserve">: </w:t>
+      </w:r>
+      <w:r>
+        <w:rPr>
+          <w:rFonts w:cstheme="minorHAnsi"/>
+          <w:sz w:val="24"/>
+          <w:szCs w:val="24"/>
+        </w:rPr>
+        <w:t>Gestione priorità</w:t>
+      </w:r>
+      <w:r>
+        <w:rPr>
+          <w:rFonts w:cstheme="minorHAnsi"/>
+          <w:sz w:val="24"/>
+          <w:szCs w:val="24"/>
+        </w:rPr>
+        <w:t xml:space="preserve"> visite</w:t>
       </w:r>
     </w:p>
     <w:p>
@@ -4285,7 +3827,7 @@
                 <w:sz w:val="24"/>
                 <w:szCs w:val="24"/>
               </w:rPr>
-              <w:t>Inserimento nel database di un nuovo medico</w:t>
+              <w:t>Gestione priorità visite</w:t>
             </w:r>
           </w:p>
         </w:tc>
@@ -4497,7 +4039,15 @@
                 <w:sz w:val="24"/>
                 <w:szCs w:val="24"/>
               </w:rPr>
-              <w:t>Operatore: Riporta in un form i dati acquisiti del medico</w:t>
+              <w:t xml:space="preserve">Operatore: </w:t>
+            </w:r>
+            <w:r>
+              <w:rPr>
+                <w:rFonts w:cstheme="minorHAnsi"/>
+                <w:sz w:val="24"/>
+                <w:szCs w:val="24"/>
+              </w:rPr>
+              <w:t>Attribuisce una priorità per la visita al paziente</w:t>
             </w:r>
           </w:p>
           <w:p>
@@ -4519,7 +4069,15 @@
                 <w:sz w:val="24"/>
                 <w:szCs w:val="24"/>
               </w:rPr>
-              <w:t>Medico: Fornisce i dati</w:t>
+              <w:t xml:space="preserve">Medico: </w:t>
+            </w:r>
+            <w:r>
+              <w:rPr>
+                <w:rFonts w:cstheme="minorHAnsi"/>
+                <w:sz w:val="24"/>
+                <w:szCs w:val="24"/>
+              </w:rPr>
+              <w:t>Visita il paziente con priorità maggiore</w:t>
             </w:r>
           </w:p>
         </w:tc>
@@ -4565,7 +4123,7 @@
                 <w:sz w:val="24"/>
                 <w:szCs w:val="24"/>
               </w:rPr>
-              <w:t>Dati del medico</w:t>
+              <w:t>Disponibilità del medico</w:t>
             </w:r>
           </w:p>
         </w:tc>
@@ -4611,7 +4169,23 @@
                 <w:sz w:val="24"/>
                 <w:szCs w:val="24"/>
               </w:rPr>
-              <w:t>Il medico fornisce tutti i dati richiesti dall’operatore</w:t>
+              <w:t>Il medico</w:t>
+            </w:r>
+            <w:r>
+              <w:rPr>
+                <w:rFonts w:cstheme="minorHAnsi"/>
+                <w:sz w:val="24"/>
+                <w:szCs w:val="24"/>
+              </w:rPr>
+              <w:t xml:space="preserve"> </w:t>
+            </w:r>
+            <w:r>
+              <w:rPr>
+                <w:rFonts w:cstheme="minorHAnsi"/>
+                <w:sz w:val="24"/>
+                <w:szCs w:val="24"/>
+              </w:rPr>
+              <w:t>riceve adeguatamente le informazioni di priorità</w:t>
             </w:r>
           </w:p>
         </w:tc>
@@ -4677,7 +4251,7 @@
                 <w:sz w:val="24"/>
                 <w:szCs w:val="24"/>
               </w:rPr>
-              <w:t>Nessuno in particolare</w:t>
+              <w:t>In clinica arrivano nello stesso istante due pazienti con diverse priorità di visita</w:t>
             </w:r>
           </w:p>
         </w:tc>
@@ -4857,7 +4431,15 @@
                 <w:sz w:val="24"/>
                 <w:szCs w:val="24"/>
               </w:rPr>
-              <w:t>Dipendente dal numero dei medici</w:t>
+              <w:t xml:space="preserve">Dipendente dal numero </w:t>
+            </w:r>
+            <w:r>
+              <w:rPr>
+                <w:rFonts w:cstheme="minorHAnsi"/>
+                <w:sz w:val="24"/>
+                <w:szCs w:val="24"/>
+              </w:rPr>
+              <w:t>di visite sovrapposte in un determinato slot temporale per un determinato medico</w:t>
             </w:r>
           </w:p>
         </w:tc>
@@ -4918,6 +4500,15 @@
           <w:szCs w:val="24"/>
         </w:rPr>
       </w:pPr>
+    </w:p>
+    <w:p>
+      <w:pPr>
+        <w:rPr>
+          <w:rFonts w:cstheme="minorHAnsi"/>
+          <w:sz w:val="24"/>
+          <w:szCs w:val="24"/>
+        </w:rPr>
+      </w:pPr>
       <w:r>
         <w:rPr>
           <w:rFonts w:cstheme="minorHAnsi"/>
@@ -4926,16 +4517,33 @@
           <w:sz w:val="24"/>
           <w:szCs w:val="24"/>
         </w:rPr>
-        <w:lastRenderedPageBreak/>
-        <w:t>UC3</w:t>
-      </w:r>
-      <w:r>
-        <w:rPr>
-          <w:rFonts w:cstheme="minorHAnsi"/>
-          <w:sz w:val="24"/>
-          <w:szCs w:val="24"/>
-        </w:rPr>
-        <w:t>: Inserimento nel database di una nuova prenotazione</w:t>
+        <w:t>UC</w:t>
+      </w:r>
+      <w:r>
+        <w:rPr>
+          <w:rFonts w:cstheme="minorHAnsi"/>
+          <w:b/>
+          <w:bCs/>
+          <w:sz w:val="24"/>
+          <w:szCs w:val="24"/>
+        </w:rPr>
+        <w:t>3</w:t>
+      </w:r>
+      <w:r>
+        <w:rPr>
+          <w:rFonts w:cstheme="minorHAnsi"/>
+          <w:sz w:val="24"/>
+          <w:szCs w:val="24"/>
+        </w:rPr>
+        <w:t xml:space="preserve">: </w:t>
+      </w:r>
+      <w:r>
+        <w:rPr>
+          <w:rFonts w:cstheme="minorHAnsi"/>
+          <w:sz w:val="24"/>
+          <w:szCs w:val="24"/>
+        </w:rPr>
+        <w:t>Gestione del pagamento</w:t>
       </w:r>
     </w:p>
     <w:p>
@@ -5000,7 +4608,7 @@
                 <w:sz w:val="24"/>
                 <w:szCs w:val="24"/>
               </w:rPr>
-              <w:t>Inserimento nel database di una nuova prenotazione</w:t>
+              <w:t>Gestione del pagamento</w:t>
             </w:r>
           </w:p>
         </w:tc>
@@ -5206,7 +4814,7 @@
               <w:pStyle w:val="Paragrafoelenco"/>
               <w:numPr>
                 <w:ilvl w:val="0"/>
-                <w:numId w:val="5"/>
+                <w:numId w:val="3"/>
               </w:numPr>
               <w:rPr>
                 <w:rFonts w:cstheme="minorHAnsi"/>
@@ -5220,7 +4828,15 @@
                 <w:sz w:val="24"/>
                 <w:szCs w:val="24"/>
               </w:rPr>
-              <w:t>Operatore: Assegna al paziente il medico specialista più indicato alla risoluzione della problematica del paziente</w:t>
+              <w:t xml:space="preserve">Operatore: </w:t>
+            </w:r>
+            <w:r>
+              <w:rPr>
+                <w:rFonts w:cstheme="minorHAnsi"/>
+                <w:sz w:val="24"/>
+                <w:szCs w:val="24"/>
+              </w:rPr>
+              <w:t>Fornisce il totale dovuto per la prestazione</w:t>
             </w:r>
           </w:p>
           <w:p>
@@ -5228,7 +4844,7 @@
               <w:pStyle w:val="Paragrafoelenco"/>
               <w:numPr>
                 <w:ilvl w:val="0"/>
-                <w:numId w:val="5"/>
+                <w:numId w:val="3"/>
               </w:numPr>
               <w:rPr>
                 <w:rFonts w:cstheme="minorHAnsi"/>
@@ -5242,7 +4858,23 @@
                 <w:sz w:val="24"/>
                 <w:szCs w:val="24"/>
               </w:rPr>
-              <w:t>Paziente: Chiede una visita specialistica</w:t>
+              <w:t xml:space="preserve">Paziente: </w:t>
+            </w:r>
+            <w:r>
+              <w:rPr>
+                <w:rFonts w:cstheme="minorHAnsi"/>
+                <w:sz w:val="24"/>
+                <w:szCs w:val="24"/>
+              </w:rPr>
+              <w:t>Paga</w:t>
+            </w:r>
+            <w:r>
+              <w:rPr>
+                <w:rFonts w:cstheme="minorHAnsi"/>
+                <w:sz w:val="24"/>
+                <w:szCs w:val="24"/>
+              </w:rPr>
+              <w:t xml:space="preserve"> la prestazione</w:t>
             </w:r>
           </w:p>
         </w:tc>
@@ -5290,7 +4922,7 @@
                 <w:sz w:val="24"/>
                 <w:szCs w:val="24"/>
               </w:rPr>
-              <w:t>Medico specialista disponibile, Dati del paziente</w:t>
+              <w:t>Prenotazione visita</w:t>
             </w:r>
           </w:p>
         </w:tc>
@@ -5338,7 +4970,23 @@
                 <w:sz w:val="24"/>
                 <w:szCs w:val="24"/>
               </w:rPr>
-              <w:t>Presenza di un medico specialista</w:t>
+              <w:t xml:space="preserve">Presenza di </w:t>
+            </w:r>
+            <w:r>
+              <w:rPr>
+                <w:rFonts w:cstheme="minorHAnsi"/>
+                <w:sz w:val="24"/>
+                <w:szCs w:val="24"/>
+              </w:rPr>
+              <w:t>fondi</w:t>
+            </w:r>
+            <w:r>
+              <w:rPr>
+                <w:rFonts w:cstheme="minorHAnsi"/>
+                <w:sz w:val="24"/>
+                <w:szCs w:val="24"/>
+              </w:rPr>
+              <w:t xml:space="preserve"> da parte del paziente, compatibili con i metodi di pagamento accettati dalla clinica</w:t>
             </w:r>
           </w:p>
         </w:tc>
@@ -5394,11 +5042,6 @@
           </w:tcPr>
           <w:p>
             <w:pPr>
-              <w:pStyle w:val="Paragrafoelenco"/>
-              <w:numPr>
-                <w:ilvl w:val="0"/>
-                <w:numId w:val="6"/>
-              </w:numPr>
               <w:rPr>
                 <w:rFonts w:cstheme="minorHAnsi"/>
                 <w:sz w:val="24"/>
@@ -5411,111 +5054,7 @@
                 <w:sz w:val="24"/>
                 <w:szCs w:val="24"/>
               </w:rPr>
-              <w:t>Il paziente ha fornito i suoi dati e richiesto una visita specialistica</w:t>
-            </w:r>
-          </w:p>
-          <w:p>
-            <w:pPr>
-              <w:pStyle w:val="Paragrafoelenco"/>
-              <w:numPr>
-                <w:ilvl w:val="0"/>
-                <w:numId w:val="6"/>
-              </w:numPr>
-              <w:rPr>
-                <w:rFonts w:cstheme="minorHAnsi"/>
-                <w:sz w:val="24"/>
-                <w:szCs w:val="24"/>
-              </w:rPr>
-            </w:pPr>
-            <w:r>
-              <w:rPr>
-                <w:rFonts w:cstheme="minorHAnsi"/>
-                <w:sz w:val="24"/>
-                <w:szCs w:val="24"/>
-              </w:rPr>
-              <w:t>L’operatore verifica la presenza dei dati del paziente e dei medici specialisti</w:t>
-            </w:r>
-          </w:p>
-          <w:p>
-            <w:pPr>
-              <w:pStyle w:val="Paragrafoelenco"/>
-              <w:numPr>
-                <w:ilvl w:val="0"/>
-                <w:numId w:val="6"/>
-              </w:numPr>
-              <w:rPr>
-                <w:rFonts w:cstheme="minorHAnsi"/>
-                <w:sz w:val="24"/>
-                <w:szCs w:val="24"/>
-              </w:rPr>
-            </w:pPr>
-            <w:r>
-              <w:rPr>
-                <w:rFonts w:cstheme="minorHAnsi"/>
-                <w:sz w:val="24"/>
-                <w:szCs w:val="24"/>
-              </w:rPr>
-              <w:t xml:space="preserve">Una volta effettuate le opportune </w:t>
-            </w:r>
-            <w:r>
-              <w:rPr>
-                <w:rFonts w:cstheme="minorHAnsi"/>
-                <w:sz w:val="24"/>
-                <w:szCs w:val="24"/>
-              </w:rPr>
-              <w:t>verifiche,</w:t>
-            </w:r>
-            <w:r>
-              <w:rPr>
-                <w:rFonts w:cstheme="minorHAnsi"/>
-                <w:sz w:val="24"/>
-                <w:szCs w:val="24"/>
-              </w:rPr>
-              <w:t xml:space="preserve"> l’operatore assegna un medico specialista opportuno alla richiesta del paziente</w:t>
-            </w:r>
-          </w:p>
-          <w:p>
-            <w:pPr>
-              <w:pStyle w:val="Paragrafoelenco"/>
-              <w:numPr>
-                <w:ilvl w:val="0"/>
-                <w:numId w:val="6"/>
-              </w:numPr>
-              <w:rPr>
-                <w:rFonts w:cstheme="minorHAnsi"/>
-                <w:sz w:val="24"/>
-                <w:szCs w:val="24"/>
-              </w:rPr>
-            </w:pPr>
-            <w:r>
-              <w:rPr>
-                <w:rFonts w:cstheme="minorHAnsi"/>
-                <w:sz w:val="24"/>
-                <w:szCs w:val="24"/>
-              </w:rPr>
-              <w:t>L’applicativo verifica che il medico sia disponibile per lo slot richiesto dal paziente</w:t>
-            </w:r>
-          </w:p>
-          <w:p>
-            <w:pPr>
-              <w:pStyle w:val="Paragrafoelenco"/>
-              <w:numPr>
-                <w:ilvl w:val="0"/>
-                <w:numId w:val="6"/>
-              </w:numPr>
-              <w:rPr>
-                <w:rFonts w:cstheme="minorHAnsi"/>
-                <w:sz w:val="24"/>
-                <w:szCs w:val="24"/>
-              </w:rPr>
-            </w:pPr>
-            <w:r>
-              <w:rPr>
-                <w:rFonts w:cstheme="minorHAnsi"/>
-                <w:sz w:val="24"/>
-                <w:szCs w:val="24"/>
-              </w:rPr>
-              <w:t>Una volta effettuata la verifica si assegna lo slot al paziente</w:t>
+              <w:t>Deve esistere una prenotazione ed il paziente deve avere fondi a sufficienza per poter pagare la prestazione</w:t>
             </w:r>
           </w:p>
         </w:tc>
@@ -5579,6 +5118,7 @@
                 <w:sz w:val="24"/>
                 <w:szCs w:val="24"/>
               </w:rPr>
+              <w:lastRenderedPageBreak/>
               <w:t>Requisiti speciali</w:t>
             </w:r>
           </w:p>
@@ -5700,15 +5240,7 @@
                 <w:sz w:val="24"/>
                 <w:szCs w:val="24"/>
               </w:rPr>
-              <w:t>Dipendente dal numero di pazienti</w:t>
-            </w:r>
-            <w:r>
-              <w:rPr>
-                <w:rFonts w:cstheme="minorHAnsi"/>
-                <w:sz w:val="24"/>
-                <w:szCs w:val="24"/>
-              </w:rPr>
-              <w:t xml:space="preserve"> e dalle visite che essi devono affrontare</w:t>
+              <w:t>Ogni qualvolta si richiede una visita</w:t>
             </w:r>
           </w:p>
         </w:tc>
@@ -5764,891 +5296,6 @@
     </w:p>
     <w:p>
       <w:pPr>
-        <w:rPr>
-          <w:rFonts w:cstheme="minorHAnsi"/>
-          <w:sz w:val="24"/>
-          <w:szCs w:val="24"/>
-        </w:rPr>
-      </w:pPr>
-    </w:p>
-    <w:p>
-      <w:pPr>
-        <w:rPr>
-          <w:rFonts w:cstheme="minorHAnsi"/>
-          <w:sz w:val="24"/>
-          <w:szCs w:val="24"/>
-        </w:rPr>
-      </w:pPr>
-    </w:p>
-    <w:p>
-      <w:pPr>
-        <w:rPr>
-          <w:rFonts w:cstheme="minorHAnsi"/>
-          <w:sz w:val="24"/>
-          <w:szCs w:val="24"/>
-        </w:rPr>
-      </w:pPr>
-    </w:p>
-    <w:p>
-      <w:pPr>
-        <w:rPr>
-          <w:rFonts w:cstheme="minorHAnsi"/>
-          <w:sz w:val="24"/>
-          <w:szCs w:val="24"/>
-        </w:rPr>
-      </w:pPr>
-    </w:p>
-    <w:p>
-      <w:pPr>
-        <w:rPr>
-          <w:rFonts w:cstheme="minorHAnsi"/>
-          <w:sz w:val="24"/>
-          <w:szCs w:val="24"/>
-        </w:rPr>
-      </w:pPr>
-    </w:p>
-    <w:p>
-      <w:pPr>
-        <w:rPr>
-          <w:rFonts w:cstheme="minorHAnsi"/>
-          <w:sz w:val="24"/>
-          <w:szCs w:val="24"/>
-        </w:rPr>
-      </w:pPr>
-    </w:p>
-    <w:p>
-      <w:pPr>
-        <w:rPr>
-          <w:rFonts w:cstheme="minorHAnsi"/>
-          <w:sz w:val="24"/>
-          <w:szCs w:val="24"/>
-        </w:rPr>
-      </w:pPr>
-      <w:r>
-        <w:rPr>
-          <w:rFonts w:cstheme="minorHAnsi"/>
-          <w:b/>
-          <w:bCs/>
-          <w:sz w:val="24"/>
-          <w:szCs w:val="24"/>
-        </w:rPr>
-        <w:lastRenderedPageBreak/>
-        <w:t>UC</w:t>
-      </w:r>
-      <w:r>
-        <w:rPr>
-          <w:rFonts w:cstheme="minorHAnsi"/>
-          <w:b/>
-          <w:bCs/>
-          <w:sz w:val="24"/>
-          <w:szCs w:val="24"/>
-        </w:rPr>
-        <w:t>10</w:t>
-      </w:r>
-      <w:r>
-        <w:rPr>
-          <w:rFonts w:cstheme="minorHAnsi"/>
-          <w:sz w:val="24"/>
-          <w:szCs w:val="24"/>
-        </w:rPr>
-        <w:t xml:space="preserve">: </w:t>
-      </w:r>
-      <w:r>
-        <w:rPr>
-          <w:rFonts w:cstheme="minorHAnsi"/>
-          <w:sz w:val="24"/>
-          <w:szCs w:val="24"/>
-        </w:rPr>
-        <w:t>Gestione del pagamento</w:t>
-      </w:r>
-    </w:p>
-    <w:p>
-      <w:pPr>
-        <w:rPr>
-          <w:rFonts w:cstheme="minorHAnsi"/>
-          <w:sz w:val="24"/>
-          <w:szCs w:val="24"/>
-        </w:rPr>
-      </w:pPr>
-    </w:p>
-    <w:tbl>
-      <w:tblPr>
-        <w:tblStyle w:val="Grigliatabella"/>
-        <w:tblW w:w="0" w:type="auto"/>
-        <w:tblLook w:val="04A0" w:firstRow="1" w:lastRow="0" w:firstColumn="1" w:lastColumn="0" w:noHBand="0" w:noVBand="1"/>
-      </w:tblPr>
-      <w:tblGrid>
-        <w:gridCol w:w="4814"/>
-        <w:gridCol w:w="4814"/>
-      </w:tblGrid>
-      <w:tr>
-        <w:tc>
-          <w:tcPr>
-            <w:tcW w:w="4814" w:type="dxa"/>
-            <w:hideMark/>
-          </w:tcPr>
-          <w:p>
-            <w:pPr>
-              <w:rPr>
-                <w:rFonts w:cstheme="minorHAnsi"/>
-                <w:sz w:val="24"/>
-                <w:szCs w:val="24"/>
-              </w:rPr>
-            </w:pPr>
-            <w:r>
-              <w:rPr>
-                <w:rFonts w:cstheme="minorHAnsi"/>
-                <w:sz w:val="24"/>
-                <w:szCs w:val="24"/>
-              </w:rPr>
-              <w:t>Nome del caso d’uso</w:t>
-            </w:r>
-          </w:p>
-        </w:tc>
-        <w:tc>
-          <w:tcPr>
-            <w:tcW w:w="4814" w:type="dxa"/>
-            <w:hideMark/>
-          </w:tcPr>
-          <w:p>
-            <w:pPr>
-              <w:rPr>
-                <w:rFonts w:cstheme="minorHAnsi"/>
-                <w:sz w:val="24"/>
-                <w:szCs w:val="24"/>
-              </w:rPr>
-            </w:pPr>
-            <w:r>
-              <w:rPr>
-                <w:rFonts w:cstheme="minorHAnsi"/>
-                <w:sz w:val="24"/>
-                <w:szCs w:val="24"/>
-              </w:rPr>
-              <w:t>Gestione del pagamento</w:t>
-            </w:r>
-          </w:p>
-        </w:tc>
-      </w:tr>
-      <w:tr>
-        <w:tc>
-          <w:tcPr>
-            <w:tcW w:w="4814" w:type="dxa"/>
-            <w:hideMark/>
-          </w:tcPr>
-          <w:p>
-            <w:pPr>
-              <w:rPr>
-                <w:rFonts w:cstheme="minorHAnsi"/>
-                <w:sz w:val="24"/>
-                <w:szCs w:val="24"/>
-              </w:rPr>
-            </w:pPr>
-            <w:r>
-              <w:rPr>
-                <w:rFonts w:cstheme="minorHAnsi"/>
-                <w:sz w:val="24"/>
-                <w:szCs w:val="24"/>
-              </w:rPr>
-              <w:t>Portata</w:t>
-            </w:r>
-          </w:p>
-        </w:tc>
-        <w:tc>
-          <w:tcPr>
-            <w:tcW w:w="4814" w:type="dxa"/>
-            <w:hideMark/>
-          </w:tcPr>
-          <w:p>
-            <w:pPr>
-              <w:tabs>
-                <w:tab w:val="left" w:pos="1051"/>
-              </w:tabs>
-              <w:rPr>
-                <w:rFonts w:cstheme="minorHAnsi"/>
-                <w:sz w:val="24"/>
-                <w:szCs w:val="24"/>
-              </w:rPr>
-            </w:pPr>
-            <w:r>
-              <w:rPr>
-                <w:rFonts w:cstheme="minorHAnsi"/>
-                <w:sz w:val="24"/>
-                <w:szCs w:val="24"/>
-              </w:rPr>
-              <w:t>Applicazione</w:t>
-            </w:r>
-          </w:p>
-        </w:tc>
-      </w:tr>
-      <w:tr>
-        <w:tc>
-          <w:tcPr>
-            <w:tcW w:w="4814" w:type="dxa"/>
-            <w:hideMark/>
-          </w:tcPr>
-          <w:p>
-            <w:pPr>
-              <w:rPr>
-                <w:rFonts w:cstheme="minorHAnsi"/>
-                <w:sz w:val="24"/>
-                <w:szCs w:val="24"/>
-              </w:rPr>
-            </w:pPr>
-            <w:r>
-              <w:rPr>
-                <w:rFonts w:cstheme="minorHAnsi"/>
-                <w:sz w:val="24"/>
-                <w:szCs w:val="24"/>
-              </w:rPr>
-              <w:t>Livello</w:t>
-            </w:r>
-          </w:p>
-        </w:tc>
-        <w:tc>
-          <w:tcPr>
-            <w:tcW w:w="4814" w:type="dxa"/>
-            <w:hideMark/>
-          </w:tcPr>
-          <w:p>
-            <w:pPr>
-              <w:rPr>
-                <w:rFonts w:cstheme="minorHAnsi"/>
-                <w:sz w:val="24"/>
-                <w:szCs w:val="24"/>
-              </w:rPr>
-            </w:pPr>
-            <w:r>
-              <w:rPr>
-                <w:rFonts w:cstheme="minorHAnsi"/>
-                <w:sz w:val="24"/>
-                <w:szCs w:val="24"/>
-              </w:rPr>
-              <w:t>Obiettivo utente</w:t>
-            </w:r>
-          </w:p>
-        </w:tc>
-      </w:tr>
-      <w:tr>
-        <w:tc>
-          <w:tcPr>
-            <w:tcW w:w="4814" w:type="dxa"/>
-            <w:hideMark/>
-          </w:tcPr>
-          <w:p>
-            <w:pPr>
-              <w:rPr>
-                <w:rFonts w:cstheme="minorHAnsi"/>
-                <w:sz w:val="24"/>
-                <w:szCs w:val="24"/>
-              </w:rPr>
-            </w:pPr>
-            <w:r>
-              <w:rPr>
-                <w:rFonts w:cstheme="minorHAnsi"/>
-                <w:sz w:val="24"/>
-                <w:szCs w:val="24"/>
-              </w:rPr>
-              <w:t>Attore primario</w:t>
-            </w:r>
-          </w:p>
-        </w:tc>
-        <w:tc>
-          <w:tcPr>
-            <w:tcW w:w="4814" w:type="dxa"/>
-            <w:hideMark/>
-          </w:tcPr>
-          <w:p>
-            <w:pPr>
-              <w:rPr>
-                <w:rFonts w:cstheme="minorHAnsi"/>
-                <w:sz w:val="24"/>
-                <w:szCs w:val="24"/>
-              </w:rPr>
-            </w:pPr>
-            <w:r>
-              <w:rPr>
-                <w:rFonts w:cstheme="minorHAnsi"/>
-                <w:sz w:val="24"/>
-                <w:szCs w:val="24"/>
-              </w:rPr>
-              <w:t>Operatore</w:t>
-            </w:r>
-          </w:p>
-        </w:tc>
-      </w:tr>
-      <w:tr>
-        <w:tc>
-          <w:tcPr>
-            <w:tcW w:w="4814" w:type="dxa"/>
-            <w:hideMark/>
-          </w:tcPr>
-          <w:p>
-            <w:pPr>
-              <w:autoSpaceDE w:val="0"/>
-              <w:autoSpaceDN w:val="0"/>
-              <w:adjustRightInd w:val="0"/>
-              <w:rPr>
-                <w:rFonts w:cstheme="minorHAnsi"/>
-                <w:sz w:val="24"/>
-                <w:szCs w:val="24"/>
-              </w:rPr>
-            </w:pPr>
-            <w:r>
-              <w:rPr>
-                <w:rFonts w:cstheme="minorHAnsi"/>
-                <w:sz w:val="24"/>
-                <w:szCs w:val="24"/>
-              </w:rPr>
-              <w:t>Parti interessate e</w:t>
-            </w:r>
-          </w:p>
-          <w:p>
-            <w:pPr>
-              <w:rPr>
-                <w:rFonts w:cstheme="minorHAnsi"/>
-                <w:sz w:val="24"/>
-                <w:szCs w:val="24"/>
-              </w:rPr>
-            </w:pPr>
-            <w:r>
-              <w:rPr>
-                <w:rFonts w:cstheme="minorHAnsi"/>
-                <w:sz w:val="24"/>
-                <w:szCs w:val="24"/>
-              </w:rPr>
-              <w:t>Interessi</w:t>
-            </w:r>
-          </w:p>
-        </w:tc>
-        <w:tc>
-          <w:tcPr>
-            <w:tcW w:w="4814" w:type="dxa"/>
-            <w:hideMark/>
-          </w:tcPr>
-          <w:p>
-            <w:pPr>
-              <w:pStyle w:val="Paragrafoelenco"/>
-              <w:numPr>
-                <w:ilvl w:val="0"/>
-                <w:numId w:val="3"/>
-              </w:numPr>
-              <w:rPr>
-                <w:rFonts w:cstheme="minorHAnsi"/>
-                <w:sz w:val="24"/>
-                <w:szCs w:val="24"/>
-              </w:rPr>
-            </w:pPr>
-            <w:r>
-              <w:rPr>
-                <w:rFonts w:cstheme="minorHAnsi"/>
-                <w:sz w:val="24"/>
-                <w:szCs w:val="24"/>
-              </w:rPr>
-              <w:t xml:space="preserve">Operatore: </w:t>
-            </w:r>
-            <w:r>
-              <w:rPr>
-                <w:rFonts w:cstheme="minorHAnsi"/>
-                <w:sz w:val="24"/>
-                <w:szCs w:val="24"/>
-              </w:rPr>
-              <w:t>Fornisce il totale dovuto per la prestazione</w:t>
-            </w:r>
-          </w:p>
-          <w:p>
-            <w:pPr>
-              <w:pStyle w:val="Paragrafoelenco"/>
-              <w:numPr>
-                <w:ilvl w:val="0"/>
-                <w:numId w:val="3"/>
-              </w:numPr>
-              <w:rPr>
-                <w:rFonts w:cstheme="minorHAnsi"/>
-                <w:sz w:val="24"/>
-                <w:szCs w:val="24"/>
-              </w:rPr>
-            </w:pPr>
-            <w:r>
-              <w:rPr>
-                <w:rFonts w:cstheme="minorHAnsi"/>
-                <w:sz w:val="24"/>
-                <w:szCs w:val="24"/>
-              </w:rPr>
-              <w:t xml:space="preserve">Paziente: </w:t>
-            </w:r>
-            <w:r>
-              <w:rPr>
-                <w:rFonts w:cstheme="minorHAnsi"/>
-                <w:sz w:val="24"/>
-                <w:szCs w:val="24"/>
-              </w:rPr>
-              <w:t>Paga</w:t>
-            </w:r>
-          </w:p>
-        </w:tc>
-      </w:tr>
-      <w:tr>
-        <w:tc>
-          <w:tcPr>
-            <w:tcW w:w="4814" w:type="dxa"/>
-            <w:hideMark/>
-          </w:tcPr>
-          <w:p>
-            <w:pPr>
-              <w:rPr>
-                <w:rFonts w:cstheme="minorHAnsi"/>
-                <w:sz w:val="24"/>
-                <w:szCs w:val="24"/>
-              </w:rPr>
-            </w:pPr>
-            <w:r>
-              <w:rPr>
-                <w:rFonts w:cstheme="minorHAnsi"/>
-                <w:sz w:val="24"/>
-                <w:szCs w:val="24"/>
-              </w:rPr>
-              <w:t>Precondizioni</w:t>
-            </w:r>
-          </w:p>
-        </w:tc>
-        <w:tc>
-          <w:tcPr>
-            <w:tcW w:w="4814" w:type="dxa"/>
-            <w:hideMark/>
-          </w:tcPr>
-          <w:p>
-            <w:pPr>
-              <w:rPr>
-                <w:rFonts w:cstheme="minorHAnsi"/>
-                <w:sz w:val="24"/>
-                <w:szCs w:val="24"/>
-              </w:rPr>
-            </w:pPr>
-            <w:r>
-              <w:rPr>
-                <w:rFonts w:cstheme="minorHAnsi"/>
-                <w:sz w:val="24"/>
-                <w:szCs w:val="24"/>
-              </w:rPr>
-              <w:t>Prenotazione visita</w:t>
-            </w:r>
-          </w:p>
-        </w:tc>
-      </w:tr>
-      <w:tr>
-        <w:tc>
-          <w:tcPr>
-            <w:tcW w:w="4814" w:type="dxa"/>
-            <w:hideMark/>
-          </w:tcPr>
-          <w:p>
-            <w:pPr>
-              <w:rPr>
-                <w:rFonts w:cstheme="minorHAnsi"/>
-                <w:sz w:val="24"/>
-                <w:szCs w:val="24"/>
-              </w:rPr>
-            </w:pPr>
-            <w:r>
-              <w:rPr>
-                <w:rFonts w:cstheme="minorHAnsi"/>
-                <w:sz w:val="24"/>
-                <w:szCs w:val="24"/>
-              </w:rPr>
-              <w:t>Garanzia di successo</w:t>
-            </w:r>
-          </w:p>
-        </w:tc>
-        <w:tc>
-          <w:tcPr>
-            <w:tcW w:w="4814" w:type="dxa"/>
-            <w:hideMark/>
-          </w:tcPr>
-          <w:p>
-            <w:pPr>
-              <w:rPr>
-                <w:rFonts w:cstheme="minorHAnsi"/>
-                <w:sz w:val="24"/>
-                <w:szCs w:val="24"/>
-              </w:rPr>
-            </w:pPr>
-            <w:r>
-              <w:rPr>
-                <w:rFonts w:cstheme="minorHAnsi"/>
-                <w:sz w:val="24"/>
-                <w:szCs w:val="24"/>
-              </w:rPr>
-              <w:t xml:space="preserve">Presenza di </w:t>
-            </w:r>
-            <w:r>
-              <w:rPr>
-                <w:rFonts w:cstheme="minorHAnsi"/>
-                <w:sz w:val="24"/>
-                <w:szCs w:val="24"/>
-              </w:rPr>
-              <w:t>fondi</w:t>
-            </w:r>
-          </w:p>
-        </w:tc>
-      </w:tr>
-      <w:tr>
-        <w:tc>
-          <w:tcPr>
-            <w:tcW w:w="4814" w:type="dxa"/>
-            <w:hideMark/>
-          </w:tcPr>
-          <w:p>
-            <w:pPr>
-              <w:autoSpaceDE w:val="0"/>
-              <w:autoSpaceDN w:val="0"/>
-              <w:adjustRightInd w:val="0"/>
-              <w:rPr>
-                <w:rFonts w:cstheme="minorHAnsi"/>
-                <w:sz w:val="24"/>
-                <w:szCs w:val="24"/>
-              </w:rPr>
-            </w:pPr>
-            <w:r>
-              <w:rPr>
-                <w:rFonts w:cstheme="minorHAnsi"/>
-                <w:sz w:val="24"/>
-                <w:szCs w:val="24"/>
-              </w:rPr>
-              <w:t>Scenario principale di</w:t>
-            </w:r>
-          </w:p>
-          <w:p>
-            <w:pPr>
-              <w:rPr>
-                <w:rFonts w:cstheme="minorHAnsi"/>
-                <w:sz w:val="24"/>
-                <w:szCs w:val="24"/>
-              </w:rPr>
-            </w:pPr>
-            <w:r>
-              <w:rPr>
-                <w:rFonts w:cstheme="minorHAnsi"/>
-                <w:sz w:val="24"/>
-                <w:szCs w:val="24"/>
-              </w:rPr>
-              <w:t>successo</w:t>
-            </w:r>
-          </w:p>
-        </w:tc>
-        <w:tc>
-          <w:tcPr>
-            <w:tcW w:w="4814" w:type="dxa"/>
-            <w:hideMark/>
-          </w:tcPr>
-          <w:p>
-            <w:pPr>
-              <w:pStyle w:val="Paragrafoelenco"/>
-              <w:numPr>
-                <w:ilvl w:val="0"/>
-                <w:numId w:val="21"/>
-              </w:numPr>
-              <w:rPr>
-                <w:rFonts w:cstheme="minorHAnsi"/>
-                <w:sz w:val="24"/>
-                <w:szCs w:val="24"/>
-              </w:rPr>
-            </w:pPr>
-            <w:r>
-              <w:rPr>
-                <w:rFonts w:cstheme="minorHAnsi"/>
-                <w:sz w:val="24"/>
-                <w:szCs w:val="24"/>
-              </w:rPr>
-              <w:t>Prenotazione della visita</w:t>
-            </w:r>
-          </w:p>
-          <w:p>
-            <w:pPr>
-              <w:pStyle w:val="Paragrafoelenco"/>
-              <w:numPr>
-                <w:ilvl w:val="0"/>
-                <w:numId w:val="21"/>
-              </w:numPr>
-              <w:rPr>
-                <w:rFonts w:cstheme="minorHAnsi"/>
-                <w:sz w:val="24"/>
-                <w:szCs w:val="24"/>
-              </w:rPr>
-            </w:pPr>
-            <w:r>
-              <w:rPr>
-                <w:rFonts w:cstheme="minorHAnsi"/>
-                <w:sz w:val="24"/>
-                <w:szCs w:val="24"/>
-              </w:rPr>
-              <w:t>Fondi per il pagamento</w:t>
-            </w:r>
-          </w:p>
-        </w:tc>
-      </w:tr>
-      <w:tr>
-        <w:tc>
-          <w:tcPr>
-            <w:tcW w:w="4814" w:type="dxa"/>
-            <w:hideMark/>
-          </w:tcPr>
-          <w:p>
-            <w:pPr>
-              <w:rPr>
-                <w:rFonts w:cstheme="minorHAnsi"/>
-                <w:sz w:val="24"/>
-                <w:szCs w:val="24"/>
-              </w:rPr>
-            </w:pPr>
-            <w:r>
-              <w:rPr>
-                <w:rFonts w:cstheme="minorHAnsi"/>
-                <w:sz w:val="24"/>
-                <w:szCs w:val="24"/>
-              </w:rPr>
-              <w:t>Estensioni</w:t>
-            </w:r>
-          </w:p>
-        </w:tc>
-        <w:tc>
-          <w:tcPr>
-            <w:tcW w:w="4814" w:type="dxa"/>
-          </w:tcPr>
-          <w:p>
-            <w:pPr>
-              <w:rPr>
-                <w:rFonts w:cstheme="minorHAnsi"/>
-                <w:sz w:val="24"/>
-                <w:szCs w:val="24"/>
-              </w:rPr>
-            </w:pPr>
-          </w:p>
-        </w:tc>
-      </w:tr>
-      <w:tr>
-        <w:tc>
-          <w:tcPr>
-            <w:tcW w:w="4814" w:type="dxa"/>
-            <w:hideMark/>
-          </w:tcPr>
-          <w:p>
-            <w:pPr>
-              <w:rPr>
-                <w:rFonts w:cstheme="minorHAnsi"/>
-                <w:sz w:val="24"/>
-                <w:szCs w:val="24"/>
-              </w:rPr>
-            </w:pPr>
-            <w:r>
-              <w:rPr>
-                <w:rFonts w:cstheme="minorHAnsi"/>
-                <w:sz w:val="24"/>
-                <w:szCs w:val="24"/>
-              </w:rPr>
-              <w:t>Requisiti speciali</w:t>
-            </w:r>
-          </w:p>
-        </w:tc>
-        <w:tc>
-          <w:tcPr>
-            <w:tcW w:w="4814" w:type="dxa"/>
-          </w:tcPr>
-          <w:p>
-            <w:pPr>
-              <w:rPr>
-                <w:rFonts w:cstheme="minorHAnsi"/>
-                <w:sz w:val="24"/>
-                <w:szCs w:val="24"/>
-              </w:rPr>
-            </w:pPr>
-          </w:p>
-        </w:tc>
-      </w:tr>
-      <w:tr>
-        <w:tc>
-          <w:tcPr>
-            <w:tcW w:w="4814" w:type="dxa"/>
-            <w:hideMark/>
-          </w:tcPr>
-          <w:p>
-            <w:pPr>
-              <w:autoSpaceDE w:val="0"/>
-              <w:autoSpaceDN w:val="0"/>
-              <w:adjustRightInd w:val="0"/>
-              <w:rPr>
-                <w:rFonts w:cstheme="minorHAnsi"/>
-                <w:sz w:val="24"/>
-                <w:szCs w:val="24"/>
-              </w:rPr>
-            </w:pPr>
-            <w:r>
-              <w:rPr>
-                <w:rFonts w:cstheme="minorHAnsi"/>
-                <w:sz w:val="24"/>
-                <w:szCs w:val="24"/>
-              </w:rPr>
-              <w:t>Elenco delle varianti</w:t>
-            </w:r>
-          </w:p>
-          <w:p>
-            <w:pPr>
-              <w:rPr>
-                <w:rFonts w:cstheme="minorHAnsi"/>
-                <w:sz w:val="24"/>
-                <w:szCs w:val="24"/>
-              </w:rPr>
-            </w:pPr>
-            <w:r>
-              <w:rPr>
-                <w:rFonts w:cstheme="minorHAnsi"/>
-                <w:sz w:val="24"/>
-                <w:szCs w:val="24"/>
-              </w:rPr>
-              <w:t>tecnologiche e dei dati</w:t>
-            </w:r>
-          </w:p>
-        </w:tc>
-        <w:tc>
-          <w:tcPr>
-            <w:tcW w:w="4814" w:type="dxa"/>
-          </w:tcPr>
-          <w:p>
-            <w:pPr>
-              <w:rPr>
-                <w:rFonts w:cstheme="minorHAnsi"/>
-                <w:sz w:val="24"/>
-                <w:szCs w:val="24"/>
-              </w:rPr>
-            </w:pPr>
-          </w:p>
-        </w:tc>
-      </w:tr>
-      <w:tr>
-        <w:tc>
-          <w:tcPr>
-            <w:tcW w:w="4814" w:type="dxa"/>
-            <w:hideMark/>
-          </w:tcPr>
-          <w:p>
-            <w:pPr>
-              <w:rPr>
-                <w:rFonts w:cstheme="minorHAnsi"/>
-                <w:sz w:val="24"/>
-                <w:szCs w:val="24"/>
-              </w:rPr>
-            </w:pPr>
-            <w:r>
-              <w:rPr>
-                <w:rFonts w:cstheme="minorHAnsi"/>
-                <w:sz w:val="24"/>
-                <w:szCs w:val="24"/>
-              </w:rPr>
-              <w:t>Frequenza di ripetizioni</w:t>
-            </w:r>
-          </w:p>
-        </w:tc>
-        <w:tc>
-          <w:tcPr>
-            <w:tcW w:w="4814" w:type="dxa"/>
-            <w:hideMark/>
-          </w:tcPr>
-          <w:p>
-            <w:pPr>
-              <w:rPr>
-                <w:rFonts w:cstheme="minorHAnsi"/>
-                <w:sz w:val="24"/>
-                <w:szCs w:val="24"/>
-              </w:rPr>
-            </w:pPr>
-            <w:r>
-              <w:rPr>
-                <w:rFonts w:cstheme="minorHAnsi"/>
-                <w:sz w:val="24"/>
-                <w:szCs w:val="24"/>
-              </w:rPr>
-              <w:t>Varia dal numero di pagamenti da effettuare</w:t>
-            </w:r>
-          </w:p>
-        </w:tc>
-      </w:tr>
-      <w:tr>
-        <w:tc>
-          <w:tcPr>
-            <w:tcW w:w="4814" w:type="dxa"/>
-            <w:hideMark/>
-          </w:tcPr>
-          <w:p>
-            <w:pPr>
-              <w:rPr>
-                <w:rFonts w:cstheme="minorHAnsi"/>
-                <w:sz w:val="24"/>
-                <w:szCs w:val="24"/>
-              </w:rPr>
-            </w:pPr>
-            <w:r>
-              <w:rPr>
-                <w:rFonts w:cstheme="minorHAnsi"/>
-                <w:sz w:val="24"/>
-                <w:szCs w:val="24"/>
-              </w:rPr>
-              <w:t>Varie</w:t>
-            </w:r>
-          </w:p>
-        </w:tc>
-        <w:tc>
-          <w:tcPr>
-            <w:tcW w:w="4814" w:type="dxa"/>
-          </w:tcPr>
-          <w:p>
-            <w:pPr>
-              <w:rPr>
-                <w:rFonts w:cstheme="minorHAnsi"/>
-                <w:sz w:val="24"/>
-                <w:szCs w:val="24"/>
-              </w:rPr>
-            </w:pPr>
-          </w:p>
-        </w:tc>
-      </w:tr>
-    </w:tbl>
-    <w:p>
-      <w:pPr>
-        <w:rPr>
-          <w:rFonts w:cstheme="minorHAnsi"/>
-          <w:sz w:val="24"/>
-          <w:szCs w:val="24"/>
-        </w:rPr>
-      </w:pPr>
-    </w:p>
-    <w:p>
-      <w:pPr>
-        <w:rPr>
-          <w:rFonts w:cstheme="minorHAnsi"/>
-          <w:sz w:val="24"/>
-          <w:szCs w:val="24"/>
-        </w:rPr>
-      </w:pPr>
-    </w:p>
-    <w:p>
-      <w:pPr>
-        <w:rPr>
-          <w:rFonts w:cstheme="minorHAnsi"/>
-          <w:sz w:val="24"/>
-          <w:szCs w:val="24"/>
-        </w:rPr>
-      </w:pPr>
-    </w:p>
-    <w:p>
-      <w:pPr>
-        <w:rPr>
-          <w:rFonts w:cstheme="minorHAnsi"/>
-          <w:sz w:val="24"/>
-          <w:szCs w:val="24"/>
-        </w:rPr>
-      </w:pPr>
-    </w:p>
-    <w:p>
-      <w:pPr>
         <w:autoSpaceDE w:val="0"/>
         <w:autoSpaceDN w:val="0"/>
         <w:adjustRightInd w:val="0"/>
@@ -6981,50 +5628,6 @@
           <w:szCs w:val="24"/>
         </w:rPr>
       </w:pPr>
-      <w:r>
-        <w:rPr>
-          <w:rFonts w:cstheme="minorHAnsi"/>
-          <w:sz w:val="24"/>
-          <w:szCs w:val="24"/>
-        </w:rPr>
-        <w:t>● Deve essere possibile pianificare dei backup periodici del database la cui cadenza</w:t>
-      </w:r>
-    </w:p>
-    <w:p>
-      <w:pPr>
-        <w:autoSpaceDE w:val="0"/>
-        <w:autoSpaceDN w:val="0"/>
-        <w:adjustRightInd w:val="0"/>
-        <w:spacing w:after="0" w:line="240" w:lineRule="auto"/>
-        <w:ind w:firstLine="708"/>
-        <w:rPr>
-          <w:rFonts w:cstheme="minorHAnsi"/>
-          <w:sz w:val="24"/>
-          <w:szCs w:val="24"/>
-        </w:rPr>
-      </w:pPr>
-      <w:r>
-        <w:rPr>
-          <w:rFonts w:cstheme="minorHAnsi"/>
-          <w:sz w:val="24"/>
-          <w:szCs w:val="24"/>
-        </w:rPr>
-        <w:t>sarà definita più avanti nel progetto.</w:t>
-      </w:r>
-    </w:p>
-    <w:p>
-      <w:pPr>
-        <w:autoSpaceDE w:val="0"/>
-        <w:autoSpaceDN w:val="0"/>
-        <w:adjustRightInd w:val="0"/>
-        <w:spacing w:after="0" w:line="240" w:lineRule="auto"/>
-        <w:ind w:firstLine="708"/>
-        <w:rPr>
-          <w:rFonts w:cstheme="minorHAnsi"/>
-          <w:sz w:val="24"/>
-          <w:szCs w:val="24"/>
-        </w:rPr>
-      </w:pPr>
     </w:p>
     <w:p>
       <w:pPr>
@@ -7269,7 +5872,23 @@
           <w:sz w:val="24"/>
           <w:szCs w:val="24"/>
         </w:rPr>
-        <w:t>● Tutto il software è scritto usando Java e utilizza i file in formato json per mantenere i dati persistenti composti da 3 database separati.</w:t>
+        <w:t xml:space="preserve">● Tutto il software è scritto </w:t>
+      </w:r>
+      <w:r>
+        <w:rPr>
+          <w:rFonts w:cstheme="minorHAnsi"/>
+          <w:sz w:val="24"/>
+          <w:szCs w:val="24"/>
+        </w:rPr>
+        <w:t>in linguaggio</w:t>
+      </w:r>
+      <w:r>
+        <w:rPr>
+          <w:rFonts w:cstheme="minorHAnsi"/>
+          <w:sz w:val="24"/>
+          <w:szCs w:val="24"/>
+        </w:rPr>
+        <w:t xml:space="preserve"> Java</w:t>
       </w:r>
     </w:p>
     <w:p>
@@ -7446,7 +6065,13 @@
           <w:szCs w:val="28"/>
         </w:rPr>
       </w:pPr>
-      <w:r>
+    </w:p>
+    <w:p>
+      <w:pPr>
+        <w:autoSpaceDE w:val="0"/>
+        <w:autoSpaceDN w:val="0"/>
+        <w:adjustRightInd w:val="0"/>
+        <w:spacing w:after="0" w:line="240" w:lineRule="auto"/>
         <w:rPr>
           <w:rFonts w:cstheme="minorHAnsi"/>
           <w:b/>
@@ -7456,6 +6081,18 @@
           <w:sz w:val="28"/>
           <w:szCs w:val="28"/>
         </w:rPr>
+      </w:pPr>
+      <w:r>
+        <w:rPr>
+          <w:rFonts w:cstheme="minorHAnsi"/>
+          <w:b/>
+          <w:bCs/>
+          <w:i/>
+          <w:iCs/>
+          <w:sz w:val="28"/>
+          <w:szCs w:val="28"/>
+        </w:rPr>
+        <w:lastRenderedPageBreak/>
         <w:t>1.6 Glossario</w:t>
       </w:r>
     </w:p>
@@ -7581,31 +6218,7 @@
           <w:sz w:val="24"/>
           <w:szCs w:val="24"/>
         </w:rPr>
-        <w:t>Salva: Il termine si riferisce al processo di salvataggio in maniera persistente dei dati estrapolati</w:t>
-      </w:r>
-      <w:r>
-        <w:rPr>
-          <w:rFonts w:cstheme="minorHAnsi"/>
-          <w:sz w:val="24"/>
-          <w:szCs w:val="24"/>
-        </w:rPr>
-        <w:t xml:space="preserve"> </w:t>
-      </w:r>
-      <w:r>
-        <w:rPr>
-          <w:rFonts w:cstheme="minorHAnsi"/>
-          <w:sz w:val="24"/>
-          <w:szCs w:val="24"/>
-        </w:rPr>
-        <w:t>dai vari</w:t>
-      </w:r>
-      <w:r>
-        <w:rPr>
-          <w:rFonts w:cstheme="minorHAnsi"/>
-          <w:sz w:val="24"/>
-          <w:szCs w:val="24"/>
-        </w:rPr>
-        <w:t xml:space="preserve"> elementi appartenenti alle tre categorie.</w:t>
+        <w:t>Vai al pagamento: Il termine si riferisce al processo di pagamento della visita</w:t>
       </w:r>
     </w:p>
     <w:p>
@@ -7850,6 +6463,45 @@
         </w:rPr>
         <w:t>Le problematiche gestite sono le seguenti:</w:t>
       </w:r>
+    </w:p>
+    <w:p>
+      <w:pPr>
+        <w:autoSpaceDE w:val="0"/>
+        <w:autoSpaceDN w:val="0"/>
+        <w:adjustRightInd w:val="0"/>
+        <w:spacing w:after="0" w:line="240" w:lineRule="auto"/>
+        <w:rPr>
+          <w:rFonts w:cstheme="minorHAnsi"/>
+          <w:sz w:val="24"/>
+          <w:szCs w:val="24"/>
+        </w:rPr>
+      </w:pPr>
+    </w:p>
+    <w:p>
+      <w:pPr>
+        <w:autoSpaceDE w:val="0"/>
+        <w:autoSpaceDN w:val="0"/>
+        <w:adjustRightInd w:val="0"/>
+        <w:spacing w:after="0" w:line="240" w:lineRule="auto"/>
+        <w:rPr>
+          <w:rFonts w:cstheme="minorHAnsi"/>
+          <w:sz w:val="24"/>
+          <w:szCs w:val="24"/>
+        </w:rPr>
+      </w:pPr>
+    </w:p>
+    <w:p>
+      <w:pPr>
+        <w:autoSpaceDE w:val="0"/>
+        <w:autoSpaceDN w:val="0"/>
+        <w:adjustRightInd w:val="0"/>
+        <w:spacing w:after="0" w:line="240" w:lineRule="auto"/>
+        <w:rPr>
+          <w:rFonts w:cstheme="minorHAnsi"/>
+          <w:sz w:val="24"/>
+          <w:szCs w:val="24"/>
+        </w:rPr>
+      </w:pPr>
     </w:p>
     <w:p>
       <w:pPr>
@@ -7942,7 +6594,31 @@
           <w:sz w:val="24"/>
           <w:szCs w:val="24"/>
         </w:rPr>
-        <w:t xml:space="preserve">  gestione dell’aggiunta di un nuovo elemento UC1: Inserimento nel database di un nuovo paziente.</w:t>
+        <w:t xml:space="preserve"> Si immettono i dati per prenotare la visita</w:t>
+      </w:r>
+      <w:r>
+        <w:rPr>
+          <w:rFonts w:cstheme="minorHAnsi"/>
+          <w:sz w:val="24"/>
+          <w:szCs w:val="24"/>
+        </w:rPr>
+        <w:t xml:space="preserve"> UC1: </w:t>
+      </w:r>
+      <w:r>
+        <w:rPr>
+          <w:rFonts w:cstheme="minorHAnsi"/>
+          <w:sz w:val="24"/>
+          <w:szCs w:val="24"/>
+        </w:rPr>
+        <w:t>Prenotazione visita</w:t>
+      </w:r>
+      <w:r>
+        <w:rPr>
+          <w:rFonts w:cstheme="minorHAnsi"/>
+          <w:sz w:val="24"/>
+          <w:szCs w:val="24"/>
+        </w:rPr>
+        <w:t>.</w:t>
       </w:r>
     </w:p>
     <w:p>
@@ -7984,15 +6660,71 @@
           <w:sz w:val="24"/>
           <w:szCs w:val="24"/>
         </w:rPr>
-        <w:t xml:space="preserve"> permette di inserire gli elementi necessari alla creazione di un nuovo </w:t>
-      </w:r>
-      <w:r>
-        <w:rPr>
-          <w:rFonts w:cstheme="minorHAnsi"/>
-          <w:sz w:val="24"/>
-          <w:szCs w:val="24"/>
-        </w:rPr>
-        <w:t>paziente.</w:t>
+        <w:t xml:space="preserve"> </w:t>
+      </w:r>
+      <w:r>
+        <w:rPr>
+          <w:rFonts w:cstheme="minorHAnsi"/>
+          <w:sz w:val="24"/>
+          <w:szCs w:val="24"/>
+        </w:rPr>
+        <w:t>P</w:t>
+      </w:r>
+      <w:r>
+        <w:rPr>
+          <w:rFonts w:cstheme="minorHAnsi"/>
+          <w:sz w:val="24"/>
+          <w:szCs w:val="24"/>
+        </w:rPr>
+        <w:t xml:space="preserve">ermette di </w:t>
+      </w:r>
+      <w:r>
+        <w:rPr>
+          <w:rFonts w:cstheme="minorHAnsi"/>
+          <w:sz w:val="24"/>
+          <w:szCs w:val="24"/>
+        </w:rPr>
+        <w:t>immettere</w:t>
+      </w:r>
+      <w:r>
+        <w:rPr>
+          <w:rFonts w:cstheme="minorHAnsi"/>
+          <w:sz w:val="24"/>
+          <w:szCs w:val="24"/>
+        </w:rPr>
+        <w:t xml:space="preserve"> </w:t>
+      </w:r>
+      <w:r>
+        <w:rPr>
+          <w:rFonts w:cstheme="minorHAnsi"/>
+          <w:sz w:val="24"/>
+          <w:szCs w:val="24"/>
+        </w:rPr>
+        <w:t xml:space="preserve">le informazioni necessarie </w:t>
+      </w:r>
+      <w:r>
+        <w:rPr>
+          <w:rFonts w:cstheme="minorHAnsi"/>
+          <w:sz w:val="24"/>
+          <w:szCs w:val="24"/>
+        </w:rPr>
+        <w:t xml:space="preserve">alla </w:t>
+      </w:r>
+      <w:r>
+        <w:rPr>
+          <w:rFonts w:cstheme="minorHAnsi"/>
+          <w:sz w:val="24"/>
+          <w:szCs w:val="24"/>
+        </w:rPr>
+        <w:t>prenotazione della visita</w:t>
+      </w:r>
+      <w:r>
+        <w:rPr>
+          <w:rFonts w:cstheme="minorHAnsi"/>
+          <w:sz w:val="24"/>
+          <w:szCs w:val="24"/>
+        </w:rPr>
+        <w:t>.</w:t>
       </w:r>
     </w:p>
     <w:p>
@@ -8087,7 +6819,63 @@
           <w:sz w:val="24"/>
           <w:szCs w:val="24"/>
         </w:rPr>
-        <w:t xml:space="preserve">  Stampa a video degli elementi appartenenti al database: UC4: Consulto dei pazienti</w:t>
+        <w:t xml:space="preserve">  </w:t>
+      </w:r>
+      <w:r>
+        <w:rPr>
+          <w:rFonts w:cstheme="minorHAnsi"/>
+          <w:sz w:val="24"/>
+          <w:szCs w:val="24"/>
+        </w:rPr>
+        <w:t xml:space="preserve">Si verifica la priorità dei pazienti in caso di sovrapposizione </w:t>
+      </w:r>
+      <w:r>
+        <w:rPr>
+          <w:rFonts w:cstheme="minorHAnsi"/>
+          <w:sz w:val="24"/>
+          <w:szCs w:val="24"/>
+        </w:rPr>
+        <w:t>temporale n</w:t>
+      </w:r>
+      <w:r>
+        <w:rPr>
+          <w:rFonts w:cstheme="minorHAnsi"/>
+          <w:sz w:val="24"/>
+          <w:szCs w:val="24"/>
+        </w:rPr>
+        <w:t>elle visite</w:t>
+      </w:r>
+      <w:r>
+        <w:rPr>
+          <w:rFonts w:cstheme="minorHAnsi"/>
+          <w:sz w:val="24"/>
+          <w:szCs w:val="24"/>
+        </w:rPr>
+        <w:t>: UC</w:t>
+      </w:r>
+      <w:r>
+        <w:rPr>
+          <w:rFonts w:cstheme="minorHAnsi"/>
+          <w:sz w:val="24"/>
+          <w:szCs w:val="24"/>
+        </w:rPr>
+        <w:t>2</w:t>
+      </w:r>
+      <w:r>
+        <w:rPr>
+          <w:rFonts w:cstheme="minorHAnsi"/>
+          <w:sz w:val="24"/>
+          <w:szCs w:val="24"/>
+        </w:rPr>
+        <w:t xml:space="preserve">: </w:t>
+      </w:r>
+      <w:r>
+        <w:rPr>
+          <w:rFonts w:cstheme="minorHAnsi"/>
+          <w:sz w:val="24"/>
+          <w:szCs w:val="24"/>
+        </w:rPr>
+        <w:t>Gestione priorità visite</w:t>
       </w:r>
     </w:p>
     <w:p>
@@ -8129,7 +6917,15 @@
           <w:sz w:val="24"/>
           <w:szCs w:val="24"/>
         </w:rPr>
-        <w:t xml:space="preserve"> permette di stampare a video gli elementi del database</w:t>
+        <w:t xml:space="preserve"> </w:t>
+      </w:r>
+      <w:r>
+        <w:rPr>
+          <w:rFonts w:cstheme="minorHAnsi"/>
+          <w:sz w:val="24"/>
+          <w:szCs w:val="24"/>
+        </w:rPr>
+        <w:t>Qui si verificano, in caso di sovrapposizione temporale di visita per un medico (subentrano emergenze), le priorità nelle visite così da poter dare massimo supporto ai pazienti in emergenza.</w:t>
       </w:r>
     </w:p>
     <w:p>
@@ -8224,7 +7020,47 @@
           <w:sz w:val="24"/>
           <w:szCs w:val="24"/>
         </w:rPr>
-        <w:t xml:space="preserve">  Salvataggio su dispositivo gli elementi appartenenti al database: UC7: Salva database pazienti</w:t>
+        <w:t xml:space="preserve">  </w:t>
+      </w:r>
+      <w:r>
+        <w:rPr>
+          <w:rFonts w:cstheme="minorHAnsi"/>
+          <w:sz w:val="24"/>
+          <w:szCs w:val="24"/>
+        </w:rPr>
+        <w:t>Si gestiscono i pagamenti delle visite prenotate</w:t>
+      </w:r>
+      <w:r>
+        <w:rPr>
+          <w:rFonts w:cstheme="minorHAnsi"/>
+          <w:sz w:val="24"/>
+          <w:szCs w:val="24"/>
+        </w:rPr>
+        <w:t>: UC</w:t>
+      </w:r>
+      <w:r>
+        <w:rPr>
+          <w:rFonts w:cstheme="minorHAnsi"/>
+          <w:sz w:val="24"/>
+          <w:szCs w:val="24"/>
+        </w:rPr>
+        <w:t>3</w:t>
+      </w:r>
+      <w:r>
+        <w:rPr>
+          <w:rFonts w:cstheme="minorHAnsi"/>
+          <w:sz w:val="24"/>
+          <w:szCs w:val="24"/>
+        </w:rPr>
+        <w:t xml:space="preserve">: </w:t>
+      </w:r>
+      <w:r>
+        <w:rPr>
+          <w:rFonts w:cstheme="minorHAnsi"/>
+          <w:sz w:val="24"/>
+          <w:szCs w:val="24"/>
+        </w:rPr>
+        <w:t>Gestione del pagamento</w:t>
       </w:r>
     </w:p>
     <w:p>
@@ -8250,6 +7086,7 @@
           <w:sz w:val="24"/>
           <w:szCs w:val="24"/>
         </w:rPr>
+        <w:lastRenderedPageBreak/>
         <w:t xml:space="preserve">implementazione di un caso d’uso </w:t>
       </w:r>
       <w:r>
@@ -8266,7 +7103,31 @@
           <w:sz w:val="24"/>
           <w:szCs w:val="24"/>
         </w:rPr>
-        <w:t xml:space="preserve"> permette di salvare gli elementi in memoria in maniera persistente per i vari database</w:t>
+        <w:t xml:space="preserve"> </w:t>
+      </w:r>
+      <w:r>
+        <w:rPr>
+          <w:rFonts w:cstheme="minorHAnsi"/>
+          <w:sz w:val="24"/>
+          <w:szCs w:val="24"/>
+        </w:rPr>
+        <w:t>P</w:t>
+      </w:r>
+      <w:r>
+        <w:rPr>
+          <w:rFonts w:cstheme="minorHAnsi"/>
+          <w:sz w:val="24"/>
+          <w:szCs w:val="24"/>
+        </w:rPr>
+        <w:t>ermette di</w:t>
+      </w:r>
+      <w:r>
+        <w:rPr>
+          <w:rFonts w:cstheme="minorHAnsi"/>
+          <w:sz w:val="24"/>
+          <w:szCs w:val="24"/>
+        </w:rPr>
+        <w:t xml:space="preserve"> effettuare i pagamenti delle visite prenotate</w:t>
       </w:r>
     </w:p>
     <w:p>
@@ -8286,271 +7147,6 @@
     </w:p>
     <w:p>
       <w:pPr>
-        <w:pStyle w:val="Paragrafoelenco"/>
-        <w:numPr>
-          <w:ilvl w:val="0"/>
-          <w:numId w:val="14"/>
-        </w:numPr>
-        <w:autoSpaceDE w:val="0"/>
-        <w:autoSpaceDN w:val="0"/>
-        <w:adjustRightInd w:val="0"/>
-        <w:spacing w:after="0" w:line="240" w:lineRule="auto"/>
-        <w:rPr>
-          <w:rFonts w:cstheme="minorHAnsi"/>
-          <w:sz w:val="24"/>
-          <w:szCs w:val="24"/>
-        </w:rPr>
-      </w:pPr>
-      <w:r>
-        <w:rPr>
-          <w:rFonts w:cstheme="minorHAnsi"/>
-          <w:sz w:val="24"/>
-          <w:szCs w:val="24"/>
-        </w:rPr>
-        <w:t>Iterazione 4:</w:t>
-      </w:r>
-    </w:p>
-    <w:p>
-      <w:pPr>
-        <w:autoSpaceDE w:val="0"/>
-        <w:autoSpaceDN w:val="0"/>
-        <w:adjustRightInd w:val="0"/>
-        <w:spacing w:after="0" w:line="240" w:lineRule="auto"/>
-        <w:rPr>
-          <w:rFonts w:cstheme="minorHAnsi"/>
-          <w:sz w:val="24"/>
-          <w:szCs w:val="24"/>
-        </w:rPr>
-      </w:pPr>
-    </w:p>
-    <w:p>
-      <w:pPr>
-        <w:pStyle w:val="Paragrafoelenco"/>
-        <w:numPr>
-          <w:ilvl w:val="1"/>
-          <w:numId w:val="14"/>
-        </w:numPr>
-        <w:autoSpaceDE w:val="0"/>
-        <w:autoSpaceDN w:val="0"/>
-        <w:adjustRightInd w:val="0"/>
-        <w:spacing w:after="0" w:line="240" w:lineRule="auto"/>
-        <w:rPr>
-          <w:rFonts w:cstheme="minorHAnsi"/>
-          <w:sz w:val="24"/>
-          <w:szCs w:val="24"/>
-        </w:rPr>
-      </w:pPr>
-      <w:r>
-        <w:rPr>
-          <w:rFonts w:cstheme="minorHAnsi"/>
-          <w:sz w:val="24"/>
-          <w:szCs w:val="24"/>
-        </w:rPr>
-        <w:t xml:space="preserve">implementazione scenario principale </w:t>
-      </w:r>
-      <w:r>
-        <w:rPr>
-          <w:rFonts w:cstheme="minorHAnsi"/>
-          <w:sz w:val="24"/>
-          <w:szCs w:val="24"/>
-        </w:rPr>
-        <w:sym w:font="Wingdings" w:char="F0E0"/>
-      </w:r>
-      <w:r>
-        <w:rPr>
-          <w:rFonts w:cstheme="minorHAnsi"/>
-          <w:sz w:val="24"/>
-          <w:szCs w:val="24"/>
-        </w:rPr>
-        <w:t xml:space="preserve">  </w:t>
-      </w:r>
-      <w:r>
-        <w:rPr>
-          <w:rFonts w:cstheme="minorHAnsi"/>
-          <w:sz w:val="24"/>
-          <w:szCs w:val="24"/>
-        </w:rPr>
-        <w:t>Pagamento della prestazione</w:t>
-      </w:r>
-      <w:r>
-        <w:rPr>
-          <w:rFonts w:cstheme="minorHAnsi"/>
-          <w:sz w:val="24"/>
-          <w:szCs w:val="24"/>
-        </w:rPr>
-        <w:t>: UC</w:t>
-      </w:r>
-      <w:r>
-        <w:rPr>
-          <w:rFonts w:cstheme="minorHAnsi"/>
-          <w:sz w:val="24"/>
-          <w:szCs w:val="24"/>
-        </w:rPr>
-        <w:t>10</w:t>
-      </w:r>
-    </w:p>
-    <w:p>
-      <w:pPr>
-        <w:pStyle w:val="Paragrafoelenco"/>
-        <w:numPr>
-          <w:ilvl w:val="1"/>
-          <w:numId w:val="14"/>
-        </w:numPr>
-        <w:autoSpaceDE w:val="0"/>
-        <w:autoSpaceDN w:val="0"/>
-        <w:adjustRightInd w:val="0"/>
-        <w:spacing w:after="0" w:line="240" w:lineRule="auto"/>
-        <w:rPr>
-          <w:rFonts w:cstheme="minorHAnsi"/>
-          <w:sz w:val="24"/>
-          <w:szCs w:val="24"/>
-        </w:rPr>
-      </w:pPr>
-      <w:r>
-        <w:rPr>
-          <w:rFonts w:cstheme="minorHAnsi"/>
-          <w:sz w:val="24"/>
-          <w:szCs w:val="24"/>
-        </w:rPr>
-        <w:t xml:space="preserve">implementazione di un caso d’uso </w:t>
-      </w:r>
-      <w:r>
-        <w:rPr>
-          <w:rFonts w:cstheme="minorHAnsi"/>
-          <w:sz w:val="24"/>
-          <w:szCs w:val="24"/>
-        </w:rPr>
-        <w:sym w:font="Wingdings" w:char="F0E0"/>
-      </w:r>
-      <w:r>
-        <w:rPr>
-          <w:rFonts w:cstheme="minorHAnsi"/>
-          <w:sz w:val="24"/>
-          <w:szCs w:val="24"/>
-        </w:rPr>
-        <w:t xml:space="preserve"> </w:t>
-      </w:r>
-      <w:r>
-        <w:rPr>
-          <w:rFonts w:cstheme="minorHAnsi"/>
-          <w:sz w:val="24"/>
-          <w:szCs w:val="24"/>
-        </w:rPr>
-        <w:t xml:space="preserve">permette </w:t>
-      </w:r>
-      <w:r>
-        <w:rPr>
-          <w:rFonts w:cstheme="minorHAnsi"/>
-          <w:sz w:val="24"/>
-          <w:szCs w:val="24"/>
-        </w:rPr>
-        <w:t>il pagamento</w:t>
-      </w:r>
-      <w:r>
-        <w:rPr>
-          <w:rFonts w:cstheme="minorHAnsi"/>
-          <w:sz w:val="24"/>
-          <w:szCs w:val="24"/>
-        </w:rPr>
-        <w:t xml:space="preserve"> </w:t>
-      </w:r>
-      <w:r>
-        <w:rPr>
-          <w:rFonts w:cstheme="minorHAnsi"/>
-          <w:sz w:val="24"/>
-          <w:szCs w:val="24"/>
-        </w:rPr>
-        <w:t>(selezionabile</w:t>
-      </w:r>
-      <w:r>
-        <w:rPr>
-          <w:rFonts w:cstheme="minorHAnsi"/>
-          <w:sz w:val="24"/>
-          <w:szCs w:val="24"/>
-        </w:rPr>
-        <w:t xml:space="preserve"> per tipologia</w:t>
-      </w:r>
-      <w:r>
-        <w:rPr>
-          <w:rFonts w:cstheme="minorHAnsi"/>
-          <w:sz w:val="24"/>
-          <w:szCs w:val="24"/>
-        </w:rPr>
-        <w:t xml:space="preserve">) da </w:t>
-      </w:r>
-      <w:r>
-        <w:rPr>
-          <w:rFonts w:cstheme="minorHAnsi"/>
-          <w:sz w:val="24"/>
-          <w:szCs w:val="24"/>
-        </w:rPr>
-        <w:t>parte</w:t>
-      </w:r>
-      <w:r>
-        <w:rPr>
-          <w:rFonts w:cstheme="minorHAnsi"/>
-          <w:sz w:val="24"/>
-          <w:szCs w:val="24"/>
-        </w:rPr>
-        <w:t xml:space="preserve"> del paziente per l</w:t>
-      </w:r>
-      <w:r>
-        <w:rPr>
-          <w:rFonts w:cstheme="minorHAnsi"/>
-          <w:sz w:val="24"/>
-          <w:szCs w:val="24"/>
-        </w:rPr>
-        <w:t>e</w:t>
-      </w:r>
-      <w:r>
-        <w:rPr>
-          <w:rFonts w:cstheme="minorHAnsi"/>
-          <w:sz w:val="24"/>
-          <w:szCs w:val="24"/>
-        </w:rPr>
-        <w:t xml:space="preserve"> prestazion</w:t>
-      </w:r>
-      <w:r>
-        <w:rPr>
-          <w:rFonts w:cstheme="minorHAnsi"/>
-          <w:sz w:val="24"/>
-          <w:szCs w:val="24"/>
-        </w:rPr>
-        <w:t>i</w:t>
-      </w:r>
-      <w:r>
-        <w:rPr>
-          <w:rFonts w:cstheme="minorHAnsi"/>
-          <w:sz w:val="24"/>
-          <w:szCs w:val="24"/>
-        </w:rPr>
-        <w:t xml:space="preserve"> effettuat</w:t>
-      </w:r>
-      <w:r>
-        <w:rPr>
-          <w:rFonts w:cstheme="minorHAnsi"/>
-          <w:sz w:val="24"/>
-          <w:szCs w:val="24"/>
-        </w:rPr>
-        <w:t>e</w:t>
-      </w:r>
-    </w:p>
-    <w:p>
-      <w:pPr>
-        <w:autoSpaceDE w:val="0"/>
-        <w:autoSpaceDN w:val="0"/>
-        <w:adjustRightInd w:val="0"/>
-        <w:spacing w:after="0" w:line="240" w:lineRule="auto"/>
-        <w:ind w:left="360"/>
-        <w:rPr>
-          <w:rFonts w:cstheme="minorHAnsi"/>
-          <w:sz w:val="24"/>
-          <w:szCs w:val="24"/>
-        </w:rPr>
-      </w:pPr>
-    </w:p>
-    <w:p>
-      <w:pPr>
         <w:autoSpaceDE w:val="0"/>
         <w:autoSpaceDN w:val="0"/>
         <w:adjustRightInd w:val="0"/>
@@ -8588,7 +7184,43 @@
           <w:sz w:val="24"/>
           <w:szCs w:val="24"/>
         </w:rPr>
-        <w:t>, SSD (Sequence System Diagram) e Contratti delle operazioni</w:t>
+        <w:t>, SSD (</w:t>
+      </w:r>
+      <w:proofErr w:type="spellStart"/>
+      <w:r>
+        <w:rPr>
+          <w:rFonts w:cstheme="minorHAnsi"/>
+          <w:sz w:val="24"/>
+          <w:szCs w:val="24"/>
+        </w:rPr>
+        <w:t>Sequence</w:t>
+      </w:r>
+      <w:proofErr w:type="spellEnd"/>
+      <w:r>
+        <w:rPr>
+          <w:rFonts w:cstheme="minorHAnsi"/>
+          <w:sz w:val="24"/>
+          <w:szCs w:val="24"/>
+        </w:rPr>
+        <w:t xml:space="preserve"> System </w:t>
+      </w:r>
+      <w:proofErr w:type="spellStart"/>
+      <w:r>
+        <w:rPr>
+          <w:rFonts w:cstheme="minorHAnsi"/>
+          <w:sz w:val="24"/>
+          <w:szCs w:val="24"/>
+        </w:rPr>
+        <w:t>Diagram</w:t>
+      </w:r>
+      <w:proofErr w:type="spellEnd"/>
+      <w:r>
+        <w:rPr>
+          <w:rFonts w:cstheme="minorHAnsi"/>
+          <w:sz w:val="24"/>
+          <w:szCs w:val="24"/>
+        </w:rPr>
+        <w:t>) e Contratti delle operazioni</w:t>
       </w:r>
       <w:r>
         <w:rPr>
@@ -8692,13 +7324,7 @@
           <w:szCs w:val="28"/>
         </w:rPr>
       </w:pPr>
-    </w:p>
-    <w:p>
-      <w:pPr>
-        <w:autoSpaceDE w:val="0"/>
-        <w:autoSpaceDN w:val="0"/>
-        <w:adjustRightInd w:val="0"/>
-        <w:spacing w:after="0" w:line="240" w:lineRule="auto"/>
+      <w:r>
         <w:rPr>
           <w:rFonts w:cstheme="minorHAnsi"/>
           <w:b/>
@@ -8707,184 +7333,9 @@
           <w:iCs/>
           <w:sz w:val="28"/>
           <w:szCs w:val="28"/>
-        </w:rPr>
-      </w:pPr>
-    </w:p>
-    <w:p>
-      <w:pPr>
-        <w:autoSpaceDE w:val="0"/>
-        <w:autoSpaceDN w:val="0"/>
-        <w:adjustRightInd w:val="0"/>
-        <w:spacing w:after="0" w:line="240" w:lineRule="auto"/>
-        <w:rPr>
-          <w:rFonts w:cstheme="minorHAnsi"/>
-          <w:b/>
-          <w:bCs/>
-          <w:i/>
-          <w:iCs/>
-          <w:sz w:val="28"/>
-          <w:szCs w:val="28"/>
-        </w:rPr>
-      </w:pPr>
-    </w:p>
-    <w:p>
-      <w:pPr>
-        <w:autoSpaceDE w:val="0"/>
-        <w:autoSpaceDN w:val="0"/>
-        <w:adjustRightInd w:val="0"/>
-        <w:spacing w:after="0" w:line="240" w:lineRule="auto"/>
-        <w:rPr>
-          <w:rFonts w:cstheme="minorHAnsi"/>
-          <w:b/>
-          <w:bCs/>
-          <w:i/>
-          <w:iCs/>
-          <w:sz w:val="28"/>
-          <w:szCs w:val="28"/>
-        </w:rPr>
-      </w:pPr>
-    </w:p>
-    <w:p>
-      <w:pPr>
-        <w:autoSpaceDE w:val="0"/>
-        <w:autoSpaceDN w:val="0"/>
-        <w:adjustRightInd w:val="0"/>
-        <w:spacing w:after="0" w:line="240" w:lineRule="auto"/>
-        <w:rPr>
-          <w:rFonts w:cstheme="minorHAnsi"/>
-          <w:b/>
-          <w:bCs/>
-          <w:i/>
-          <w:iCs/>
-          <w:sz w:val="28"/>
-          <w:szCs w:val="28"/>
-        </w:rPr>
-      </w:pPr>
-    </w:p>
-    <w:p>
-      <w:pPr>
-        <w:autoSpaceDE w:val="0"/>
-        <w:autoSpaceDN w:val="0"/>
-        <w:adjustRightInd w:val="0"/>
-        <w:spacing w:after="0" w:line="240" w:lineRule="auto"/>
-        <w:rPr>
-          <w:rFonts w:cstheme="minorHAnsi"/>
-          <w:b/>
-          <w:bCs/>
-          <w:i/>
-          <w:iCs/>
-          <w:sz w:val="28"/>
-          <w:szCs w:val="28"/>
-        </w:rPr>
-      </w:pPr>
-    </w:p>
-    <w:p>
-      <w:pPr>
-        <w:autoSpaceDE w:val="0"/>
-        <w:autoSpaceDN w:val="0"/>
-        <w:adjustRightInd w:val="0"/>
-        <w:spacing w:after="0" w:line="240" w:lineRule="auto"/>
-        <w:rPr>
-          <w:rFonts w:cstheme="minorHAnsi"/>
-          <w:b/>
-          <w:bCs/>
-          <w:i/>
-          <w:iCs/>
-          <w:sz w:val="28"/>
-          <w:szCs w:val="28"/>
-        </w:rPr>
-      </w:pPr>
-    </w:p>
-    <w:p>
-      <w:pPr>
-        <w:autoSpaceDE w:val="0"/>
-        <w:autoSpaceDN w:val="0"/>
-        <w:adjustRightInd w:val="0"/>
-        <w:spacing w:after="0" w:line="240" w:lineRule="auto"/>
-        <w:rPr>
-          <w:rFonts w:cstheme="minorHAnsi"/>
-          <w:b/>
-          <w:bCs/>
-          <w:i/>
-          <w:iCs/>
-          <w:sz w:val="28"/>
-          <w:szCs w:val="28"/>
-        </w:rPr>
-      </w:pPr>
-    </w:p>
-    <w:p>
-      <w:pPr>
-        <w:autoSpaceDE w:val="0"/>
-        <w:autoSpaceDN w:val="0"/>
-        <w:adjustRightInd w:val="0"/>
-        <w:spacing w:after="0" w:line="240" w:lineRule="auto"/>
-        <w:rPr>
-          <w:rFonts w:cstheme="minorHAnsi"/>
-          <w:b/>
-          <w:bCs/>
-          <w:i/>
-          <w:iCs/>
-          <w:sz w:val="28"/>
-          <w:szCs w:val="28"/>
-        </w:rPr>
-      </w:pPr>
-    </w:p>
-    <w:p>
-      <w:pPr>
-        <w:autoSpaceDE w:val="0"/>
-        <w:autoSpaceDN w:val="0"/>
-        <w:adjustRightInd w:val="0"/>
-        <w:spacing w:after="0" w:line="240" w:lineRule="auto"/>
-        <w:rPr>
-          <w:rFonts w:cstheme="minorHAnsi"/>
-          <w:b/>
-          <w:bCs/>
-          <w:i/>
-          <w:iCs/>
-          <w:sz w:val="28"/>
-          <w:szCs w:val="28"/>
-        </w:rPr>
-      </w:pPr>
-    </w:p>
-    <w:p>
-      <w:pPr>
-        <w:autoSpaceDE w:val="0"/>
-        <w:autoSpaceDN w:val="0"/>
-        <w:adjustRightInd w:val="0"/>
-        <w:spacing w:after="0" w:line="240" w:lineRule="auto"/>
-        <w:rPr>
-          <w:rFonts w:cstheme="minorHAnsi"/>
-          <w:b/>
-          <w:bCs/>
-          <w:i/>
-          <w:iCs/>
-          <w:sz w:val="28"/>
-          <w:szCs w:val="28"/>
-        </w:rPr>
-      </w:pPr>
-      <w:r>
-        <w:rPr>
-          <w:rFonts w:cstheme="minorHAnsi"/>
-          <w:b/>
-          <w:bCs/>
-          <w:i/>
-          <w:iCs/>
-          <w:sz w:val="28"/>
-          <w:szCs w:val="28"/>
-        </w:rPr>
-        <w:t xml:space="preserve">2.2 </w:t>
-      </w:r>
-      <w:r>
-        <w:rPr>
-          <w:rFonts w:cstheme="minorHAnsi"/>
-          <w:b/>
-          <w:bCs/>
-          <w:i/>
-          <w:iCs/>
-          <w:sz w:val="28"/>
-          <w:szCs w:val="28"/>
-        </w:rPr>
-        <w:t>Modello di Dominio</w:t>
+          <w:highlight w:val="yellow"/>
+        </w:rPr>
+        <w:t>2.2 Modello di Dominio</w:t>
       </w:r>
     </w:p>
     <w:p>
@@ -9171,7 +7622,7 @@
           <w:sz w:val="24"/>
           <w:szCs w:val="24"/>
         </w:rPr>
-        <w:t>Database Paziente</w:t>
+        <w:t>Medico</w:t>
       </w:r>
       <w:r>
         <w:rPr>
@@ -9189,7 +7640,7 @@
           <w:sz w:val="24"/>
           <w:szCs w:val="24"/>
         </w:rPr>
-        <w:t xml:space="preserve"> Rappresenta il database contenente le informazioni di ogni paziente</w:t>
+        <w:t xml:space="preserve"> Rappresenta il medico riportato dall’operatore</w:t>
       </w:r>
     </w:p>
     <w:p>
@@ -9219,7 +7670,7 @@
           <w:sz w:val="24"/>
           <w:szCs w:val="24"/>
         </w:rPr>
-        <w:t>Medico</w:t>
+        <w:t>Prenotazione</w:t>
       </w:r>
       <w:r>
         <w:rPr>
@@ -9237,7 +7688,7 @@
           <w:sz w:val="24"/>
           <w:szCs w:val="24"/>
         </w:rPr>
-        <w:t xml:space="preserve"> Rappresenta il medico riportato dall’operatore</w:t>
+        <w:t xml:space="preserve"> Rappresenta la prenotazione riportata dall’operatore</w:t>
       </w:r>
     </w:p>
     <w:p>
@@ -9267,25 +7718,15 @@
           <w:sz w:val="24"/>
           <w:szCs w:val="24"/>
         </w:rPr>
-        <w:t>Database Medico</w:t>
-      </w:r>
-      <w:r>
-        <w:rPr>
-          <w:rFonts w:cstheme="minorHAnsi"/>
-          <w:i/>
-          <w:iCs/>
-          <w:sz w:val="24"/>
-          <w:szCs w:val="24"/>
-        </w:rPr>
-        <w:t>:</w:t>
-      </w:r>
-      <w:r>
-        <w:rPr>
-          <w:rFonts w:cstheme="minorHAnsi"/>
-          <w:sz w:val="24"/>
-          <w:szCs w:val="24"/>
-        </w:rPr>
-        <w:t xml:space="preserve"> Rappresenta il database contenente le informazioni di ogni medico</w:t>
+        <w:t xml:space="preserve">Pagamenti: </w:t>
+      </w:r>
+      <w:r>
+        <w:rPr>
+          <w:rFonts w:cstheme="minorHAnsi"/>
+          <w:sz w:val="24"/>
+          <w:szCs w:val="24"/>
+        </w:rPr>
+        <w:t>Rappresenta il sistema di gestione dei pagamenti</w:t>
       </w:r>
     </w:p>
     <w:p>
@@ -9315,7 +7756,7 @@
           <w:sz w:val="24"/>
           <w:szCs w:val="24"/>
         </w:rPr>
-        <w:t>Prenotazione</w:t>
+        <w:t>O.C.M.</w:t>
       </w:r>
       <w:r>
         <w:rPr>
@@ -9333,7 +7774,7 @@
           <w:sz w:val="24"/>
           <w:szCs w:val="24"/>
         </w:rPr>
-        <w:t xml:space="preserve"> Rappresenta la prenotazione riportata dall’operatore</w:t>
+        <w:t xml:space="preserve"> Rappresenta il sistema Opensource Clinic Manager</w:t>
       </w:r>
     </w:p>
     <w:p>
@@ -9363,140 +7804,6 @@
           <w:sz w:val="24"/>
           <w:szCs w:val="24"/>
         </w:rPr>
-        <w:t>Database Prenotazione</w:t>
-      </w:r>
-      <w:r>
-        <w:rPr>
-          <w:rFonts w:cstheme="minorHAnsi"/>
-          <w:i/>
-          <w:iCs/>
-          <w:sz w:val="24"/>
-          <w:szCs w:val="24"/>
-        </w:rPr>
-        <w:t>:</w:t>
-      </w:r>
-      <w:r>
-        <w:rPr>
-          <w:rFonts w:cstheme="minorHAnsi"/>
-          <w:sz w:val="24"/>
-          <w:szCs w:val="24"/>
-        </w:rPr>
-        <w:t xml:space="preserve"> Rappresenta il database contenente le informazioni di ogni prenotazione assegnata</w:t>
-      </w:r>
-    </w:p>
-    <w:p>
-      <w:pPr>
-        <w:pStyle w:val="Paragrafoelenco"/>
-        <w:numPr>
-          <w:ilvl w:val="0"/>
-          <w:numId w:val="20"/>
-        </w:numPr>
-        <w:autoSpaceDE w:val="0"/>
-        <w:autoSpaceDN w:val="0"/>
-        <w:adjustRightInd w:val="0"/>
-        <w:spacing w:after="0" w:line="240" w:lineRule="auto"/>
-        <w:rPr>
-          <w:rFonts w:cstheme="minorHAnsi"/>
-          <w:i/>
-          <w:iCs/>
-          <w:sz w:val="24"/>
-          <w:szCs w:val="24"/>
-        </w:rPr>
-      </w:pPr>
-      <w:r>
-        <w:rPr>
-          <w:rFonts w:cstheme="minorHAnsi"/>
-          <w:i/>
-          <w:iCs/>
-          <w:sz w:val="24"/>
-          <w:szCs w:val="24"/>
-        </w:rPr>
-        <w:t xml:space="preserve">Pagamenti: </w:t>
-      </w:r>
-      <w:r>
-        <w:rPr>
-          <w:rFonts w:cstheme="minorHAnsi"/>
-          <w:sz w:val="24"/>
-          <w:szCs w:val="24"/>
-        </w:rPr>
-        <w:t>Rappresenta il sistema di gestione dei pagamenti</w:t>
-      </w:r>
-    </w:p>
-    <w:p>
-      <w:pPr>
-        <w:pStyle w:val="Paragrafoelenco"/>
-        <w:numPr>
-          <w:ilvl w:val="0"/>
-          <w:numId w:val="20"/>
-        </w:numPr>
-        <w:autoSpaceDE w:val="0"/>
-        <w:autoSpaceDN w:val="0"/>
-        <w:adjustRightInd w:val="0"/>
-        <w:spacing w:after="0" w:line="240" w:lineRule="auto"/>
-        <w:rPr>
-          <w:rFonts w:cstheme="minorHAnsi"/>
-          <w:i/>
-          <w:iCs/>
-          <w:sz w:val="24"/>
-          <w:szCs w:val="24"/>
-        </w:rPr>
-      </w:pPr>
-      <w:r>
-        <w:rPr>
-          <w:rFonts w:cstheme="minorHAnsi"/>
-          <w:i/>
-          <w:iCs/>
-          <w:sz w:val="24"/>
-          <w:szCs w:val="24"/>
-        </w:rPr>
-        <w:t>O.C.M.</w:t>
-      </w:r>
-      <w:r>
-        <w:rPr>
-          <w:rFonts w:cstheme="minorHAnsi"/>
-          <w:i/>
-          <w:iCs/>
-          <w:sz w:val="24"/>
-          <w:szCs w:val="24"/>
-        </w:rPr>
-        <w:t>:</w:t>
-      </w:r>
-      <w:r>
-        <w:rPr>
-          <w:rFonts w:cstheme="minorHAnsi"/>
-          <w:sz w:val="24"/>
-          <w:szCs w:val="24"/>
-        </w:rPr>
-        <w:t xml:space="preserve"> Rappresenta il sistema Opensource Clinic Manager</w:t>
-      </w:r>
-    </w:p>
-    <w:p>
-      <w:pPr>
-        <w:pStyle w:val="Paragrafoelenco"/>
-        <w:numPr>
-          <w:ilvl w:val="0"/>
-          <w:numId w:val="20"/>
-        </w:numPr>
-        <w:autoSpaceDE w:val="0"/>
-        <w:autoSpaceDN w:val="0"/>
-        <w:adjustRightInd w:val="0"/>
-        <w:spacing w:after="0" w:line="240" w:lineRule="auto"/>
-        <w:rPr>
-          <w:rFonts w:cstheme="minorHAnsi"/>
-          <w:i/>
-          <w:iCs/>
-          <w:sz w:val="24"/>
-          <w:szCs w:val="24"/>
-        </w:rPr>
-      </w:pPr>
-      <w:r>
-        <w:rPr>
-          <w:rFonts w:cstheme="minorHAnsi"/>
-          <w:i/>
-          <w:iCs/>
-          <w:sz w:val="24"/>
-          <w:szCs w:val="24"/>
-        </w:rPr>
         <w:t>Operatore</w:t>
       </w:r>
       <w:r>
@@ -9670,7 +7977,6 @@
           <w:sz w:val="28"/>
           <w:szCs w:val="28"/>
         </w:rPr>
-        <w:lastRenderedPageBreak/>
         <w:t>2.3 SSD e Contratti</w:t>
       </w:r>
     </w:p>
@@ -9949,6 +8255,19 @@
         <w:autoSpaceDE w:val="0"/>
         <w:autoSpaceDN w:val="0"/>
         <w:adjustRightInd w:val="0"/>
+        <w:spacing w:after="0" w:line="360" w:lineRule="auto"/>
+        <w:rPr>
+          <w:rFonts w:cstheme="minorHAnsi"/>
+          <w:sz w:val="24"/>
+          <w:szCs w:val="24"/>
+        </w:rPr>
+      </w:pPr>
+    </w:p>
+    <w:p>
+      <w:pPr>
+        <w:autoSpaceDE w:val="0"/>
+        <w:autoSpaceDN w:val="0"/>
+        <w:adjustRightInd w:val="0"/>
         <w:spacing w:after="0" w:line="240" w:lineRule="auto"/>
         <w:rPr>
           <w:rFonts w:cstheme="minorHAnsi"/>
@@ -9958,13 +8277,7 @@
           <w:szCs w:val="28"/>
         </w:rPr>
       </w:pPr>
-    </w:p>
-    <w:p>
-      <w:pPr>
-        <w:autoSpaceDE w:val="0"/>
-        <w:autoSpaceDN w:val="0"/>
-        <w:adjustRightInd w:val="0"/>
-        <w:spacing w:after="0" w:line="240" w:lineRule="auto"/>
+      <w:r>
         <w:rPr>
           <w:rFonts w:cstheme="minorHAnsi"/>
           <w:b/>
@@ -9972,7 +8285,8 @@
           <w:sz w:val="28"/>
           <w:szCs w:val="28"/>
         </w:rPr>
-      </w:pPr>
+        <w:t>Contratto CO</w:t>
+      </w:r>
       <w:r>
         <w:rPr>
           <w:rFonts w:cstheme="minorHAnsi"/>
@@ -9981,7 +8295,17 @@
           <w:sz w:val="28"/>
           <w:szCs w:val="28"/>
         </w:rPr>
-        <w:t xml:space="preserve">Contratto CO1: </w:t>
+        <w:t>1</w:t>
+      </w:r>
+      <w:r>
+        <w:rPr>
+          <w:rFonts w:cstheme="minorHAnsi"/>
+          <w:b/>
+          <w:bCs/>
+          <w:sz w:val="28"/>
+          <w:szCs w:val="28"/>
+        </w:rPr>
+        <w:t xml:space="preserve">: </w:t>
       </w:r>
       <w:r>
         <w:rPr>
@@ -9993,7 +8317,7 @@
           <w:sz w:val="28"/>
           <w:szCs w:val="28"/>
         </w:rPr>
-        <w:t>Aggiungo Paziente</w:t>
+        <w:t>Aggiungo Medico</w:t>
       </w:r>
     </w:p>
     <w:p>
@@ -10036,7 +8360,7 @@
           <w:szCs w:val="24"/>
           <w:lang w:bidi="he-IL"/>
         </w:rPr>
-        <w:t xml:space="preserve">Aggiungo Paziente </w:t>
+        <w:t xml:space="preserve">Aggiungo Medico </w:t>
       </w:r>
       <w:r>
         <w:rPr>
@@ -10053,8 +8377,104 @@
           <w:szCs w:val="24"/>
           <w:lang w:bidi="he-IL"/>
         </w:rPr>
-        <w:t>Nome : PazienteBuilder, Cognome : PazienteBuilder ,Data di nascita : PazienteBuilder, Sesso : PazienteBuilder</w:t>
-      </w:r>
+        <w:t>Nome:</w:t>
+      </w:r>
+      <w:r>
+        <w:rPr>
+          <w:rFonts w:cstheme="minorHAnsi"/>
+          <w:sz w:val="24"/>
+          <w:szCs w:val="24"/>
+          <w:lang w:bidi="he-IL"/>
+        </w:rPr>
+        <w:t xml:space="preserve"> </w:t>
+      </w:r>
+      <w:proofErr w:type="spellStart"/>
+      <w:r>
+        <w:rPr>
+          <w:rFonts w:cstheme="minorHAnsi"/>
+          <w:sz w:val="24"/>
+          <w:szCs w:val="24"/>
+          <w:lang w:bidi="he-IL"/>
+        </w:rPr>
+        <w:t>MedicoBuilder</w:t>
+      </w:r>
+      <w:proofErr w:type="spellEnd"/>
+      <w:r>
+        <w:rPr>
+          <w:rFonts w:cstheme="minorHAnsi"/>
+          <w:sz w:val="24"/>
+          <w:szCs w:val="24"/>
+          <w:lang w:bidi="he-IL"/>
+        </w:rPr>
+        <w:t xml:space="preserve">, </w:t>
+      </w:r>
+      <w:r>
+        <w:rPr>
+          <w:rFonts w:cstheme="minorHAnsi"/>
+          <w:sz w:val="24"/>
+          <w:szCs w:val="24"/>
+          <w:lang w:bidi="he-IL"/>
+        </w:rPr>
+        <w:t>Cognome:</w:t>
+      </w:r>
+      <w:r>
+        <w:rPr>
+          <w:rFonts w:cstheme="minorHAnsi"/>
+          <w:sz w:val="24"/>
+          <w:szCs w:val="24"/>
+          <w:lang w:bidi="he-IL"/>
+        </w:rPr>
+        <w:t xml:space="preserve"> </w:t>
+      </w:r>
+      <w:proofErr w:type="spellStart"/>
+      <w:r>
+        <w:rPr>
+          <w:rFonts w:cstheme="minorHAnsi"/>
+          <w:sz w:val="24"/>
+          <w:szCs w:val="24"/>
+          <w:lang w:bidi="he-IL"/>
+        </w:rPr>
+        <w:t>MedicoBuilder</w:t>
+      </w:r>
+      <w:proofErr w:type="spellEnd"/>
+      <w:r>
+        <w:rPr>
+          <w:rFonts w:cstheme="minorHAnsi"/>
+          <w:sz w:val="24"/>
+          <w:szCs w:val="24"/>
+          <w:lang w:bidi="he-IL"/>
+        </w:rPr>
+        <w:t xml:space="preserve">, </w:t>
+      </w:r>
+      <w:r>
+        <w:rPr>
+          <w:rFonts w:cstheme="minorHAnsi"/>
+          <w:sz w:val="24"/>
+          <w:szCs w:val="24"/>
+          <w:lang w:bidi="he-IL"/>
+        </w:rPr>
+        <w:t>Professione:</w:t>
+      </w:r>
+      <w:r>
+        <w:rPr>
+          <w:rFonts w:cstheme="minorHAnsi"/>
+          <w:sz w:val="24"/>
+          <w:szCs w:val="24"/>
+          <w:lang w:bidi="he-IL"/>
+        </w:rPr>
+        <w:t xml:space="preserve"> </w:t>
+      </w:r>
+      <w:proofErr w:type="spellStart"/>
+      <w:r>
+        <w:rPr>
+          <w:rFonts w:cstheme="minorHAnsi"/>
+          <w:sz w:val="24"/>
+          <w:szCs w:val="24"/>
+          <w:lang w:bidi="he-IL"/>
+        </w:rPr>
+        <w:t>MedicoBuilder</w:t>
+      </w:r>
+      <w:proofErr w:type="spellEnd"/>
       <w:r>
         <w:rPr>
           <w:rFonts w:cstheme="minorHAnsi"/>
@@ -10082,15 +8502,7 @@
           <w:sz w:val="24"/>
           <w:szCs w:val="24"/>
         </w:rPr>
-        <w:t xml:space="preserve">Riferimenti: caso d’uso: </w:t>
-      </w:r>
-      <w:r>
-        <w:rPr>
-          <w:rFonts w:cstheme="minorHAnsi"/>
-          <w:sz w:val="24"/>
-          <w:szCs w:val="24"/>
-        </w:rPr>
-        <w:t>Gestisco la prenotazione del paziente</w:t>
+        <w:t>Riferimenti: caso d’uso: Gestisco la prenotazione del paziente</w:t>
       </w:r>
     </w:p>
     <w:p>
@@ -10112,15 +8524,7 @@
           <w:sz w:val="24"/>
           <w:szCs w:val="24"/>
         </w:rPr>
-        <w:t>Precondizioni:</w:t>
-      </w:r>
-      <w:r>
-        <w:rPr>
-          <w:rFonts w:cstheme="minorHAnsi"/>
-          <w:sz w:val="24"/>
-          <w:szCs w:val="24"/>
-        </w:rPr>
-        <w:t xml:space="preserve"> Il paziente necessita di una visita con uno specialista</w:t>
+        <w:t>Precondizioni: Il paziente necessita di una visita con uno specialista</w:t>
       </w:r>
     </w:p>
     <w:p>
@@ -10149,15 +8553,7 @@
           <w:sz w:val="24"/>
           <w:szCs w:val="24"/>
         </w:rPr>
-        <w:t xml:space="preserve">: </w:t>
-      </w:r>
-      <w:r>
-        <w:rPr>
-          <w:rFonts w:cstheme="minorHAnsi"/>
-          <w:sz w:val="24"/>
-          <w:szCs w:val="24"/>
-        </w:rPr>
-        <w:t>L’operatore inserisce le informazioni necessarie alla registrazione del paziente</w:t>
+        <w:t>: L’operatore inserisce le informazioni necessarie alla registrazione del medico</w:t>
       </w:r>
     </w:p>
     <w:p>
@@ -10195,7 +8591,27 @@
           <w:sz w:val="28"/>
           <w:szCs w:val="28"/>
         </w:rPr>
-        <w:t xml:space="preserve">Contratto CO2: </w:t>
+        <w:t>Contratto CO</w:t>
+      </w:r>
+      <w:r>
+        <w:rPr>
+          <w:rFonts w:cstheme="minorHAnsi"/>
+          <w:b/>
+          <w:bCs/>
+          <w:sz w:val="28"/>
+          <w:szCs w:val="28"/>
+        </w:rPr>
+        <w:t>2</w:t>
+      </w:r>
+      <w:r>
+        <w:rPr>
+          <w:rFonts w:cstheme="minorHAnsi"/>
+          <w:b/>
+          <w:bCs/>
+          <w:sz w:val="28"/>
+          <w:szCs w:val="28"/>
+        </w:rPr>
+        <w:t xml:space="preserve">: </w:t>
       </w:r>
       <w:r>
         <w:rPr>
@@ -10207,7 +8623,7 @@
           <w:sz w:val="28"/>
           <w:szCs w:val="28"/>
         </w:rPr>
-        <w:t>Aggiungo Medico</w:t>
+        <w:t>Aggiungo Prenotazione</w:t>
       </w:r>
     </w:p>
     <w:p>
@@ -10250,7 +8666,7 @@
           <w:szCs w:val="24"/>
           <w:lang w:bidi="he-IL"/>
         </w:rPr>
-        <w:t xml:space="preserve">Aggiungo Medico </w:t>
+        <w:t xml:space="preserve">Aggiungo Prenotazione </w:t>
       </w:r>
       <w:r>
         <w:rPr>
@@ -10267,8 +8683,9 @@
           <w:szCs w:val="24"/>
           <w:lang w:bidi="he-IL"/>
         </w:rPr>
-        <w:t>Nome:</w:t>
-      </w:r>
+        <w:t xml:space="preserve">ID </w:t>
+      </w:r>
+      <w:proofErr w:type="gramStart"/>
       <w:r>
         <w:rPr>
           <w:rFonts w:cstheme="minorHAnsi"/>
@@ -10276,8 +8693,9 @@
           <w:szCs w:val="24"/>
           <w:lang w:bidi="he-IL"/>
         </w:rPr>
-        <w:t xml:space="preserve"> MedicoBuilder, </w:t>
-      </w:r>
+        <w:t>paziente :</w:t>
+      </w:r>
+      <w:proofErr w:type="gramEnd"/>
       <w:r>
         <w:rPr>
           <w:rFonts w:cstheme="minorHAnsi"/>
@@ -10285,8 +8703,9 @@
           <w:szCs w:val="24"/>
           <w:lang w:bidi="he-IL"/>
         </w:rPr>
-        <w:t>Cognome:</w:t>
-      </w:r>
+        <w:t xml:space="preserve"> </w:t>
+      </w:r>
+      <w:proofErr w:type="spellStart"/>
       <w:r>
         <w:rPr>
           <w:rFonts w:cstheme="minorHAnsi"/>
@@ -10294,8 +8713,9 @@
           <w:szCs w:val="24"/>
           <w:lang w:bidi="he-IL"/>
         </w:rPr>
-        <w:t xml:space="preserve"> MedicoBuilder, </w:t>
-      </w:r>
+        <w:t>PrenotazioneBuilder</w:t>
+      </w:r>
+      <w:proofErr w:type="spellEnd"/>
       <w:r>
         <w:rPr>
           <w:rFonts w:cstheme="minorHAnsi"/>
@@ -10303,8 +8723,9 @@
           <w:szCs w:val="24"/>
           <w:lang w:bidi="he-IL"/>
         </w:rPr>
-        <w:t>Professione:</w:t>
-      </w:r>
+        <w:t xml:space="preserve">, ID medico : </w:t>
+      </w:r>
+      <w:proofErr w:type="spellStart"/>
       <w:r>
         <w:rPr>
           <w:rFonts w:cstheme="minorHAnsi"/>
@@ -10312,8 +8733,49 @@
           <w:szCs w:val="24"/>
           <w:lang w:bidi="he-IL"/>
         </w:rPr>
-        <w:t xml:space="preserve"> MedicoBuilder</w:t>
-      </w:r>
+        <w:t>PrenotazioneBuilder</w:t>
+      </w:r>
+      <w:proofErr w:type="spellEnd"/>
+      <w:r>
+        <w:rPr>
+          <w:rFonts w:cstheme="minorHAnsi"/>
+          <w:sz w:val="24"/>
+          <w:szCs w:val="24"/>
+          <w:lang w:bidi="he-IL"/>
+        </w:rPr>
+        <w:t xml:space="preserve">, Professione : </w:t>
+      </w:r>
+      <w:proofErr w:type="spellStart"/>
+      <w:r>
+        <w:rPr>
+          <w:rFonts w:cstheme="minorHAnsi"/>
+          <w:sz w:val="24"/>
+          <w:szCs w:val="24"/>
+          <w:lang w:bidi="he-IL"/>
+        </w:rPr>
+        <w:t>PrenotazioneBuilder</w:t>
+      </w:r>
+      <w:proofErr w:type="spellEnd"/>
+      <w:r>
+        <w:rPr>
+          <w:rFonts w:cstheme="minorHAnsi"/>
+          <w:sz w:val="24"/>
+          <w:szCs w:val="24"/>
+          <w:lang w:bidi="he-IL"/>
+        </w:rPr>
+        <w:t xml:space="preserve">, Data prenotazione : </w:t>
+      </w:r>
+      <w:proofErr w:type="spellStart"/>
+      <w:r>
+        <w:rPr>
+          <w:rFonts w:cstheme="minorHAnsi"/>
+          <w:sz w:val="24"/>
+          <w:szCs w:val="24"/>
+          <w:lang w:bidi="he-IL"/>
+        </w:rPr>
+        <w:t>PrenotazioneBuilder</w:t>
+      </w:r>
+      <w:proofErr w:type="spellEnd"/>
       <w:r>
         <w:rPr>
           <w:rFonts w:cstheme="minorHAnsi"/>
@@ -10341,7 +8803,6 @@
           <w:sz w:val="24"/>
           <w:szCs w:val="24"/>
         </w:rPr>
-        <w:lastRenderedPageBreak/>
         <w:t>Riferimenti: caso d’uso: Gestisco la prenotazione del paziente</w:t>
       </w:r>
     </w:p>
@@ -10385,15 +8846,23 @@
           <w:sz w:val="24"/>
           <w:szCs w:val="24"/>
         </w:rPr>
-        <w:t>Post Condizioni</w:t>
-      </w:r>
-      <w:r>
-        <w:rPr>
-          <w:rFonts w:cstheme="minorHAnsi"/>
-          <w:sz w:val="24"/>
-          <w:szCs w:val="24"/>
-        </w:rPr>
-        <w:t>: L’operatore inserisce le informazioni necessarie alla registrazione del medico</w:t>
+        <w:t xml:space="preserve">Post Condizioni: L’operatore inserisce le informazioni necessarie alla registrazione </w:t>
+      </w:r>
+      <w:r>
+        <w:rPr>
+          <w:rFonts w:cstheme="minorHAnsi"/>
+          <w:sz w:val="24"/>
+          <w:szCs w:val="24"/>
+        </w:rPr>
+        <w:t>della prenotazione</w:t>
+      </w:r>
+      <w:r>
+        <w:rPr>
+          <w:rFonts w:cstheme="minorHAnsi"/>
+          <w:sz w:val="24"/>
+          <w:szCs w:val="24"/>
+        </w:rPr>
+        <w:t xml:space="preserve"> e la aggiunge al carrello</w:t>
       </w:r>
     </w:p>
     <w:p>
@@ -10414,7 +8883,7 @@
         <w:autoSpaceDE w:val="0"/>
         <w:autoSpaceDN w:val="0"/>
         <w:adjustRightInd w:val="0"/>
-        <w:spacing w:after="0" w:line="240" w:lineRule="auto"/>
+        <w:spacing w:after="0" w:line="360" w:lineRule="auto"/>
         <w:rPr>
           <w:rFonts w:cstheme="minorHAnsi"/>
           <w:b/>
@@ -10431,188 +8900,19 @@
           <w:sz w:val="28"/>
           <w:szCs w:val="28"/>
         </w:rPr>
-        <w:t xml:space="preserve">Contratto CO3: </w:t>
+        <w:t>Contratto C0</w:t>
       </w:r>
       <w:r>
         <w:rPr>
           <w:rFonts w:cstheme="minorHAnsi"/>
           <w:b/>
           <w:bCs/>
-          <w:i/>
-          <w:iCs/>
-          <w:sz w:val="28"/>
-          <w:szCs w:val="28"/>
-        </w:rPr>
-        <w:t>Aggiungo Prenotazione</w:t>
-      </w:r>
-    </w:p>
-    <w:p>
-      <w:pPr>
-        <w:autoSpaceDE w:val="0"/>
-        <w:autoSpaceDN w:val="0"/>
-        <w:adjustRightInd w:val="0"/>
-        <w:spacing w:after="0" w:line="240" w:lineRule="auto"/>
-        <w:rPr>
-          <w:rFonts w:cstheme="minorHAnsi"/>
-          <w:sz w:val="24"/>
-          <w:szCs w:val="24"/>
-        </w:rPr>
-      </w:pPr>
-    </w:p>
-    <w:p>
-      <w:pPr>
-        <w:autoSpaceDE w:val="0"/>
-        <w:autoSpaceDN w:val="0"/>
-        <w:adjustRightInd w:val="0"/>
-        <w:spacing w:after="0" w:line="360" w:lineRule="auto"/>
-        <w:rPr>
-          <w:rFonts w:cstheme="minorHAnsi"/>
-          <w:sz w:val="24"/>
-          <w:szCs w:val="24"/>
-        </w:rPr>
-      </w:pPr>
-      <w:r>
-        <w:rPr>
-          <w:rFonts w:cstheme="minorHAnsi"/>
-          <w:sz w:val="24"/>
-          <w:szCs w:val="24"/>
-        </w:rPr>
-        <w:t xml:space="preserve">Operazione: </w:t>
-      </w:r>
-      <w:r>
-        <w:rPr>
-          <w:rFonts w:cstheme="minorHAnsi"/>
-          <w:sz w:val="24"/>
-          <w:szCs w:val="24"/>
-          <w:lang w:bidi="he-IL"/>
-        </w:rPr>
-        <w:t xml:space="preserve">Aggiungo Prenotazione </w:t>
-      </w:r>
-      <w:r>
-        <w:rPr>
-          <w:rFonts w:cstheme="minorHAnsi"/>
-          <w:sz w:val="24"/>
-          <w:szCs w:val="24"/>
-        </w:rPr>
-        <w:t>(</w:t>
-      </w:r>
-      <w:r>
-        <w:rPr>
-          <w:rFonts w:cstheme="minorHAnsi"/>
-          <w:sz w:val="24"/>
-          <w:szCs w:val="24"/>
-          <w:lang w:bidi="he-IL"/>
-        </w:rPr>
-        <w:t>ID paziente : PrenotazioneBuilder, ID medico : PrenotazioneBuilder, Professione : PrenotazioneBuilder, Data prenotazione : PrenotazioneBuilder</w:t>
-      </w:r>
-      <w:r>
-        <w:rPr>
-          <w:rFonts w:cstheme="minorHAnsi"/>
-          <w:sz w:val="24"/>
-          <w:szCs w:val="24"/>
-        </w:rPr>
-        <w:t>)</w:t>
-      </w:r>
-    </w:p>
-    <w:p>
-      <w:pPr>
-        <w:autoSpaceDE w:val="0"/>
-        <w:autoSpaceDN w:val="0"/>
-        <w:adjustRightInd w:val="0"/>
-        <w:spacing w:after="0" w:line="360" w:lineRule="auto"/>
-        <w:rPr>
-          <w:rFonts w:cstheme="minorHAnsi"/>
-          <w:sz w:val="24"/>
-          <w:szCs w:val="24"/>
-        </w:rPr>
-      </w:pPr>
-      <w:r>
-        <w:rPr>
-          <w:rFonts w:cstheme="minorHAnsi"/>
-          <w:sz w:val="24"/>
-          <w:szCs w:val="24"/>
-        </w:rPr>
-        <w:t>Riferimenti: caso d’uso: Gestisco la prenotazione del paziente</w:t>
-      </w:r>
-    </w:p>
-    <w:p>
-      <w:pPr>
-        <w:autoSpaceDE w:val="0"/>
-        <w:autoSpaceDN w:val="0"/>
-        <w:adjustRightInd w:val="0"/>
-        <w:spacing w:after="0" w:line="360" w:lineRule="auto"/>
-        <w:rPr>
-          <w:rFonts w:cstheme="minorHAnsi"/>
-          <w:sz w:val="24"/>
-          <w:szCs w:val="24"/>
-          <w:lang w:bidi="he-IL"/>
-        </w:rPr>
-      </w:pPr>
-      <w:r>
-        <w:rPr>
-          <w:rFonts w:cstheme="minorHAnsi"/>
-          <w:sz w:val="24"/>
-          <w:szCs w:val="24"/>
-        </w:rPr>
-        <w:t>Precondizioni: Il paziente necessita di una visita con uno specialista</w:t>
-      </w:r>
-    </w:p>
-    <w:p>
-      <w:pPr>
-        <w:autoSpaceDE w:val="0"/>
-        <w:autoSpaceDN w:val="0"/>
-        <w:adjustRightInd w:val="0"/>
-        <w:spacing w:after="0" w:line="360" w:lineRule="auto"/>
-        <w:rPr>
-          <w:rFonts w:cstheme="minorHAnsi"/>
-          <w:sz w:val="24"/>
-          <w:szCs w:val="24"/>
-        </w:rPr>
-      </w:pPr>
-      <w:r>
-        <w:rPr>
-          <w:rFonts w:cstheme="minorHAnsi"/>
-          <w:sz w:val="24"/>
-          <w:szCs w:val="24"/>
-        </w:rPr>
-        <w:t xml:space="preserve">Post Condizioni: L’operatore inserisce le informazioni necessarie alla registrazione </w:t>
-      </w:r>
-      <w:r>
-        <w:rPr>
-          <w:rFonts w:cstheme="minorHAnsi"/>
-          <w:sz w:val="24"/>
-          <w:szCs w:val="24"/>
-        </w:rPr>
-        <w:t>della prenotazione</w:t>
-      </w:r>
-      <w:r>
-        <w:rPr>
-          <w:rFonts w:cstheme="minorHAnsi"/>
-          <w:sz w:val="24"/>
-          <w:szCs w:val="24"/>
-        </w:rPr>
-        <w:t xml:space="preserve"> e la aggiunge al carrello</w:t>
-      </w:r>
-    </w:p>
-    <w:p>
-      <w:pPr>
-        <w:autoSpaceDE w:val="0"/>
-        <w:autoSpaceDN w:val="0"/>
-        <w:adjustRightInd w:val="0"/>
-        <w:spacing w:after="0" w:line="360" w:lineRule="auto"/>
-        <w:rPr>
-          <w:rFonts w:cstheme="minorHAnsi"/>
-          <w:sz w:val="24"/>
-          <w:szCs w:val="24"/>
-        </w:rPr>
-      </w:pPr>
-    </w:p>
-    <w:p>
-      <w:pPr>
-        <w:autoSpaceDE w:val="0"/>
-        <w:autoSpaceDN w:val="0"/>
-        <w:adjustRightInd w:val="0"/>
-        <w:spacing w:after="0" w:line="360" w:lineRule="auto"/>
+          <w:sz w:val="28"/>
+          <w:szCs w:val="28"/>
+        </w:rPr>
+        <w:t>3</w:t>
+      </w:r>
+      <w:r>
         <w:rPr>
           <w:rFonts w:cstheme="minorHAnsi"/>
           <w:b/>
@@ -10620,7 +8920,8 @@
           <w:sz w:val="28"/>
           <w:szCs w:val="28"/>
         </w:rPr>
-      </w:pPr>
+        <w:t xml:space="preserve">: </w:t>
+      </w:r>
       <w:r>
         <w:rPr>
           <w:rFonts w:cstheme="minorHAnsi"/>
@@ -10629,16 +8930,6 @@
           <w:sz w:val="28"/>
           <w:szCs w:val="28"/>
         </w:rPr>
-        <w:t xml:space="preserve">Contratto C04: </w:t>
-      </w:r>
-      <w:r>
-        <w:rPr>
-          <w:rFonts w:cstheme="minorHAnsi"/>
-          <w:b/>
-          <w:bCs/>
-          <w:sz w:val="28"/>
-          <w:szCs w:val="28"/>
-        </w:rPr>
         <w:t>Pagamento</w:t>
       </w:r>
     </w:p>
@@ -10724,6 +9015,7 @@
         </w:rPr>
         <w:t xml:space="preserve">, </w:t>
       </w:r>
+      <w:proofErr w:type="spellStart"/>
       <w:r>
         <w:rPr>
           <w:rFonts w:cstheme="minorHAnsi"/>
@@ -10733,6 +9025,7 @@
         </w:rPr>
         <w:t>idpaziente</w:t>
       </w:r>
+      <w:proofErr w:type="spellEnd"/>
       <w:r>
         <w:rPr>
           <w:rFonts w:cstheme="minorHAnsi"/>
@@ -10742,6 +9035,7 @@
         </w:rPr>
         <w:t xml:space="preserve">: </w:t>
       </w:r>
+      <w:proofErr w:type="spellStart"/>
       <w:r>
         <w:rPr>
           <w:rFonts w:cstheme="minorHAnsi"/>
@@ -10751,6 +9045,7 @@
         </w:rPr>
         <w:t>String</w:t>
       </w:r>
+      <w:proofErr w:type="spellEnd"/>
       <w:r>
         <w:rPr>
           <w:rFonts w:cstheme="minorHAnsi"/>
@@ -10778,15 +9073,15 @@
           <w:sz w:val="24"/>
           <w:szCs w:val="24"/>
         </w:rPr>
-        <w:t xml:space="preserve">Riferimenti: caso d’uso: Gestisco </w:t>
-      </w:r>
-      <w:r>
-        <w:rPr>
-          <w:rFonts w:cstheme="minorHAnsi"/>
-          <w:sz w:val="24"/>
-          <w:szCs w:val="24"/>
-        </w:rPr>
-        <w:t>il pagamento</w:t>
+        <w:t xml:space="preserve">Riferimenti caso d’uso: </w:t>
+      </w:r>
+      <w:r>
+        <w:rPr>
+          <w:rFonts w:cstheme="minorHAnsi"/>
+          <w:sz w:val="24"/>
+          <w:szCs w:val="24"/>
+        </w:rPr>
+        <w:t>Gestione del pagamento</w:t>
       </w:r>
     </w:p>
     <w:p>
@@ -10816,15 +9111,7 @@
           <w:sz w:val="24"/>
           <w:szCs w:val="24"/>
         </w:rPr>
-        <w:t>Precedente prenotazione</w:t>
-      </w:r>
-      <w:r>
-        <w:rPr>
-          <w:rFonts w:cstheme="minorHAnsi"/>
-          <w:sz w:val="24"/>
-          <w:szCs w:val="24"/>
-        </w:rPr>
-        <w:t xml:space="preserve"> esistente</w:t>
+        <w:t>Esistenza della prenotazione</w:t>
       </w:r>
     </w:p>
     <w:p>
@@ -11238,7 +9525,43 @@
           <w:sz w:val="24"/>
           <w:szCs w:val="24"/>
         </w:rPr>
-        <w:t xml:space="preserve"> (Unified Process)</w:t>
+        <w:t xml:space="preserve"> (</w:t>
+      </w:r>
+      <w:proofErr w:type="spellStart"/>
+      <w:r>
+        <w:rPr>
+          <w:rFonts w:cstheme="minorHAnsi"/>
+          <w:sz w:val="24"/>
+          <w:szCs w:val="24"/>
+        </w:rPr>
+        <w:t>Unified</w:t>
+      </w:r>
+      <w:proofErr w:type="spellEnd"/>
+      <w:r>
+        <w:rPr>
+          <w:rFonts w:cstheme="minorHAnsi"/>
+          <w:sz w:val="24"/>
+          <w:szCs w:val="24"/>
+        </w:rPr>
+        <w:t xml:space="preserve"> </w:t>
+      </w:r>
+      <w:proofErr w:type="spellStart"/>
+      <w:r>
+        <w:rPr>
+          <w:rFonts w:cstheme="minorHAnsi"/>
+          <w:sz w:val="24"/>
+          <w:szCs w:val="24"/>
+        </w:rPr>
+        <w:t>Process</w:t>
+      </w:r>
+      <w:proofErr w:type="spellEnd"/>
+      <w:r>
+        <w:rPr>
+          <w:rFonts w:cstheme="minorHAnsi"/>
+          <w:sz w:val="24"/>
+          <w:szCs w:val="24"/>
+        </w:rPr>
+        <w:t>)</w:t>
       </w:r>
       <w:r>
         <w:rPr>
@@ -11692,6 +10015,7 @@
           <w:sz w:val="24"/>
           <w:szCs w:val="24"/>
         </w:rPr>
+        <w:lastRenderedPageBreak/>
         <w:t>Le classi di comando suddivise in questo modo, rappresentano i comandi che si possono eseguire con gli oggetti creati:</w:t>
       </w:r>
     </w:p>
@@ -11712,6 +10036,7 @@
           <w:szCs w:val="24"/>
         </w:rPr>
       </w:pPr>
+      <w:proofErr w:type="spellStart"/>
       <w:r>
         <w:rPr>
           <w:rFonts w:cstheme="minorHAnsi"/>
@@ -11720,6 +10045,7 @@
         </w:rPr>
         <w:t>ComandiMedico</w:t>
       </w:r>
+      <w:proofErr w:type="spellEnd"/>
     </w:p>
     <w:p>
       <w:pPr>
@@ -11738,6 +10064,7 @@
           <w:szCs w:val="24"/>
         </w:rPr>
       </w:pPr>
+      <w:proofErr w:type="spellStart"/>
       <w:r>
         <w:rPr>
           <w:rFonts w:cstheme="minorHAnsi"/>
@@ -11746,6 +10073,7 @@
         </w:rPr>
         <w:t>ComandiPaziente</w:t>
       </w:r>
+      <w:proofErr w:type="spellEnd"/>
     </w:p>
     <w:p>
       <w:pPr>
@@ -11764,6 +10092,7 @@
           <w:szCs w:val="24"/>
         </w:rPr>
       </w:pPr>
+      <w:proofErr w:type="spellStart"/>
       <w:r>
         <w:rPr>
           <w:rFonts w:cstheme="minorHAnsi"/>
@@ -11772,6 +10101,7 @@
         </w:rPr>
         <w:t>ComandiPrenotazione</w:t>
       </w:r>
+      <w:proofErr w:type="spellEnd"/>
     </w:p>
     <w:p>
       <w:pPr>
@@ -11790,6 +10120,7 @@
           <w:szCs w:val="24"/>
         </w:rPr>
       </w:pPr>
+      <w:proofErr w:type="spellStart"/>
       <w:r>
         <w:rPr>
           <w:rFonts w:cstheme="minorHAnsi"/>
@@ -11798,6 +10129,7 @@
         </w:rPr>
         <w:t>CommonCommand</w:t>
       </w:r>
+      <w:proofErr w:type="spellEnd"/>
     </w:p>
     <w:p>
       <w:pPr>
@@ -11842,14 +10174,50 @@
           <w:szCs w:val="24"/>
         </w:rPr>
       </w:pPr>
-      <w:r>
-        <w:rPr>
-          <w:rFonts w:cstheme="minorHAnsi"/>
-          <w:sz w:val="24"/>
-          <w:szCs w:val="24"/>
-        </w:rPr>
-        <w:t>JsonHelper, rappresenta la parte di gestione dei database persistenti</w:t>
-      </w:r>
+      <w:proofErr w:type="spellStart"/>
+      <w:r>
+        <w:rPr>
+          <w:rFonts w:cstheme="minorHAnsi"/>
+          <w:sz w:val="24"/>
+          <w:szCs w:val="24"/>
+        </w:rPr>
+        <w:t>JsonHelper</w:t>
+      </w:r>
+      <w:proofErr w:type="spellEnd"/>
+      <w:r>
+        <w:rPr>
+          <w:rFonts w:cstheme="minorHAnsi"/>
+          <w:sz w:val="24"/>
+          <w:szCs w:val="24"/>
+        </w:rPr>
+        <w:t xml:space="preserve">, rappresenta la parte di gestione dei </w:t>
+      </w:r>
+      <w:r>
+        <w:rPr>
+          <w:rFonts w:cstheme="minorHAnsi"/>
+          <w:sz w:val="24"/>
+          <w:szCs w:val="24"/>
+        </w:rPr>
+        <w:t>dati persistenti</w:t>
+      </w:r>
+      <w:r>
+        <w:rPr>
+          <w:rFonts w:cstheme="minorHAnsi"/>
+          <w:sz w:val="24"/>
+          <w:szCs w:val="24"/>
+        </w:rPr>
+        <w:t xml:space="preserve"> </w:t>
+      </w:r>
+      <w:proofErr w:type="spellStart"/>
+      <w:r>
+        <w:rPr>
+          <w:rFonts w:cstheme="minorHAnsi"/>
+          <w:sz w:val="24"/>
+          <w:szCs w:val="24"/>
+        </w:rPr>
+        <w:t>persistenti</w:t>
+      </w:r>
+      <w:proofErr w:type="spellEnd"/>
     </w:p>
     <w:p>
       <w:pPr>
@@ -11894,6 +10262,7 @@
           <w:szCs w:val="24"/>
         </w:rPr>
       </w:pPr>
+      <w:proofErr w:type="spellStart"/>
       <w:r>
         <w:rPr>
           <w:rFonts w:cstheme="minorHAnsi"/>
@@ -11902,6 +10271,7 @@
         </w:rPr>
         <w:t>MedicoBuilder</w:t>
       </w:r>
+      <w:proofErr w:type="spellEnd"/>
     </w:p>
     <w:p>
       <w:pPr>
@@ -11920,6 +10290,7 @@
           <w:szCs w:val="24"/>
         </w:rPr>
       </w:pPr>
+      <w:proofErr w:type="spellStart"/>
       <w:r>
         <w:rPr>
           <w:rFonts w:cstheme="minorHAnsi"/>
@@ -11928,6 +10299,7 @@
         </w:rPr>
         <w:t>PazienteBuilder</w:t>
       </w:r>
+      <w:proofErr w:type="spellEnd"/>
     </w:p>
     <w:p>
       <w:pPr>
@@ -11946,6 +10318,7 @@
           <w:szCs w:val="24"/>
         </w:rPr>
       </w:pPr>
+      <w:proofErr w:type="spellStart"/>
       <w:r>
         <w:rPr>
           <w:rFonts w:cstheme="minorHAnsi"/>
@@ -11954,6 +10327,7 @@
         </w:rPr>
         <w:t>PrenotazioneBuilder</w:t>
       </w:r>
+      <w:proofErr w:type="spellEnd"/>
     </w:p>
     <w:p>
       <w:pPr>
@@ -12154,13 +10528,23 @@
           <w:szCs w:val="24"/>
         </w:rPr>
       </w:pPr>
-      <w:r>
-        <w:rPr>
-          <w:rFonts w:cstheme="minorHAnsi"/>
-          <w:sz w:val="24"/>
-          <w:szCs w:val="24"/>
-        </w:rPr>
-        <w:t>pagaCartadiCredito, strategia di pagamento con carta di credito</w:t>
+      <w:proofErr w:type="spellStart"/>
+      <w:r>
+        <w:rPr>
+          <w:rFonts w:cstheme="minorHAnsi"/>
+          <w:sz w:val="24"/>
+          <w:szCs w:val="24"/>
+        </w:rPr>
+        <w:t>pagaCartadiCredito</w:t>
+      </w:r>
+      <w:proofErr w:type="spellEnd"/>
+      <w:r>
+        <w:rPr>
+          <w:rFonts w:cstheme="minorHAnsi"/>
+          <w:sz w:val="24"/>
+          <w:szCs w:val="24"/>
+        </w:rPr>
+        <w:t>, strategia di pagamento con carta di credito</w:t>
       </w:r>
     </w:p>
     <w:p>
@@ -12180,29 +10564,39 @@
           <w:szCs w:val="24"/>
         </w:rPr>
       </w:pPr>
-      <w:r>
-        <w:rPr>
-          <w:rFonts w:cstheme="minorHAnsi"/>
-          <w:sz w:val="24"/>
-          <w:szCs w:val="24"/>
-        </w:rPr>
-        <w:t xml:space="preserve">pagaPayPal, </w:t>
-      </w:r>
-      <w:r>
-        <w:rPr>
-          <w:rFonts w:cstheme="minorHAnsi"/>
-          <w:sz w:val="24"/>
-          <w:szCs w:val="24"/>
-        </w:rPr>
-        <w:t xml:space="preserve">strategia di pagamento con </w:t>
-      </w:r>
-      <w:r>
-        <w:rPr>
-          <w:rFonts w:cstheme="minorHAnsi"/>
-          <w:sz w:val="24"/>
-          <w:szCs w:val="24"/>
-        </w:rPr>
-        <w:t>PyaPal</w:t>
+      <w:proofErr w:type="spellStart"/>
+      <w:r>
+        <w:rPr>
+          <w:rFonts w:cstheme="minorHAnsi"/>
+          <w:sz w:val="24"/>
+          <w:szCs w:val="24"/>
+        </w:rPr>
+        <w:t>pagaPayPal</w:t>
+      </w:r>
+      <w:proofErr w:type="spellEnd"/>
+      <w:r>
+        <w:rPr>
+          <w:rFonts w:cstheme="minorHAnsi"/>
+          <w:sz w:val="24"/>
+          <w:szCs w:val="24"/>
+        </w:rPr>
+        <w:t>, strategia di pagamento con P</w:t>
+      </w:r>
+      <w:r>
+        <w:rPr>
+          <w:rFonts w:cstheme="minorHAnsi"/>
+          <w:sz w:val="24"/>
+          <w:szCs w:val="24"/>
+        </w:rPr>
+        <w:t>a</w:t>
+      </w:r>
+      <w:r>
+        <w:rPr>
+          <w:rFonts w:cstheme="minorHAnsi"/>
+          <w:sz w:val="24"/>
+          <w:szCs w:val="24"/>
+        </w:rPr>
+        <w:t>yPal</w:t>
       </w:r>
     </w:p>
     <w:p>
@@ -12310,13 +10704,23 @@
           <w:szCs w:val="24"/>
         </w:rPr>
       </w:pPr>
-      <w:r>
-        <w:rPr>
-          <w:rFonts w:cstheme="minorHAnsi"/>
-          <w:sz w:val="24"/>
-          <w:szCs w:val="24"/>
-        </w:rPr>
-        <w:t>CommonPanelUtils, raggruppa le funzioni comuni ai vari panels</w:t>
+      <w:proofErr w:type="spellStart"/>
+      <w:r>
+        <w:rPr>
+          <w:rFonts w:cstheme="minorHAnsi"/>
+          <w:sz w:val="24"/>
+          <w:szCs w:val="24"/>
+        </w:rPr>
+        <w:t>CommonPanelUtils</w:t>
+      </w:r>
+      <w:proofErr w:type="spellEnd"/>
+      <w:r>
+        <w:rPr>
+          <w:rFonts w:cstheme="minorHAnsi"/>
+          <w:sz w:val="24"/>
+          <w:szCs w:val="24"/>
+        </w:rPr>
+        <w:t>, raggruppa le funzioni comuni ai vari panels</w:t>
       </w:r>
     </w:p>
     <w:p>
@@ -12336,13 +10740,23 @@
           <w:szCs w:val="24"/>
         </w:rPr>
       </w:pPr>
-      <w:r>
-        <w:rPr>
-          <w:rFonts w:cstheme="minorHAnsi"/>
-          <w:sz w:val="24"/>
-          <w:szCs w:val="24"/>
-        </w:rPr>
-        <w:t>MedicoPanel, qui viene generato il pannello relativo alla gestione dei medici</w:t>
+      <w:proofErr w:type="spellStart"/>
+      <w:r>
+        <w:rPr>
+          <w:rFonts w:cstheme="minorHAnsi"/>
+          <w:sz w:val="24"/>
+          <w:szCs w:val="24"/>
+        </w:rPr>
+        <w:t>MedicoPanel</w:t>
+      </w:r>
+      <w:proofErr w:type="spellEnd"/>
+      <w:r>
+        <w:rPr>
+          <w:rFonts w:cstheme="minorHAnsi"/>
+          <w:sz w:val="24"/>
+          <w:szCs w:val="24"/>
+        </w:rPr>
+        <w:t>, qui viene generato il pannello relativo alla gestione dei medici</w:t>
       </w:r>
     </w:p>
     <w:p>
@@ -12362,13 +10776,23 @@
           <w:szCs w:val="24"/>
         </w:rPr>
       </w:pPr>
-      <w:r>
-        <w:rPr>
-          <w:rFonts w:cstheme="minorHAnsi"/>
-          <w:sz w:val="24"/>
-          <w:szCs w:val="24"/>
-        </w:rPr>
-        <w:t>PazientePanel, qui viene generato il pannello relativo alla gestione dei pazienti</w:t>
+      <w:proofErr w:type="spellStart"/>
+      <w:r>
+        <w:rPr>
+          <w:rFonts w:cstheme="minorHAnsi"/>
+          <w:sz w:val="24"/>
+          <w:szCs w:val="24"/>
+        </w:rPr>
+        <w:t>PazientePanel</w:t>
+      </w:r>
+      <w:proofErr w:type="spellEnd"/>
+      <w:r>
+        <w:rPr>
+          <w:rFonts w:cstheme="minorHAnsi"/>
+          <w:sz w:val="24"/>
+          <w:szCs w:val="24"/>
+        </w:rPr>
+        <w:t>, qui viene generato il pannello relativo alla gestione dei pazienti</w:t>
       </w:r>
     </w:p>
     <w:p>
@@ -12388,13 +10812,23 @@
           <w:szCs w:val="24"/>
         </w:rPr>
       </w:pPr>
-      <w:r>
-        <w:rPr>
-          <w:rFonts w:cstheme="minorHAnsi"/>
-          <w:sz w:val="24"/>
-          <w:szCs w:val="24"/>
-        </w:rPr>
-        <w:t>PrenotazioniPanel, qui viene generato il pannello relativo alla gestione delle prenotazioni</w:t>
+      <w:proofErr w:type="spellStart"/>
+      <w:r>
+        <w:rPr>
+          <w:rFonts w:cstheme="minorHAnsi"/>
+          <w:sz w:val="24"/>
+          <w:szCs w:val="24"/>
+        </w:rPr>
+        <w:t>PrenotazioniPanel</w:t>
+      </w:r>
+      <w:proofErr w:type="spellEnd"/>
+      <w:r>
+        <w:rPr>
+          <w:rFonts w:cstheme="minorHAnsi"/>
+          <w:sz w:val="24"/>
+          <w:szCs w:val="24"/>
+        </w:rPr>
+        <w:t>, qui viene generato il pannello relativo alla gestione delle prenotazioni</w:t>
       </w:r>
     </w:p>
     <w:p>
@@ -12414,13 +10848,23 @@
           <w:szCs w:val="24"/>
         </w:rPr>
       </w:pPr>
-      <w:r>
-        <w:rPr>
-          <w:rFonts w:cstheme="minorHAnsi"/>
-          <w:sz w:val="24"/>
-          <w:szCs w:val="24"/>
-        </w:rPr>
-        <w:t>ListFrame, qui vengono generate le varie frame relative ai dati inseriti</w:t>
+      <w:proofErr w:type="spellStart"/>
+      <w:r>
+        <w:rPr>
+          <w:rFonts w:cstheme="minorHAnsi"/>
+          <w:sz w:val="24"/>
+          <w:szCs w:val="24"/>
+        </w:rPr>
+        <w:t>ListFrame</w:t>
+      </w:r>
+      <w:proofErr w:type="spellEnd"/>
+      <w:r>
+        <w:rPr>
+          <w:rFonts w:cstheme="minorHAnsi"/>
+          <w:sz w:val="24"/>
+          <w:szCs w:val="24"/>
+        </w:rPr>
+        <w:t>, qui vengono generate le varie frame relative ai dati inseriti</w:t>
       </w:r>
     </w:p>
     <w:p>
@@ -12440,13 +10884,23 @@
           <w:szCs w:val="24"/>
         </w:rPr>
       </w:pPr>
-      <w:r>
-        <w:rPr>
-          <w:rFonts w:cstheme="minorHAnsi"/>
-          <w:sz w:val="24"/>
-          <w:szCs w:val="24"/>
-        </w:rPr>
-        <w:t>PaymentPanel, qui viene generato il pannello grafico di gestione dei pagamenti</w:t>
+      <w:proofErr w:type="spellStart"/>
+      <w:r>
+        <w:rPr>
+          <w:rFonts w:cstheme="minorHAnsi"/>
+          <w:sz w:val="24"/>
+          <w:szCs w:val="24"/>
+        </w:rPr>
+        <w:t>PaymentPanel</w:t>
+      </w:r>
+      <w:proofErr w:type="spellEnd"/>
+      <w:r>
+        <w:rPr>
+          <w:rFonts w:cstheme="minorHAnsi"/>
+          <w:sz w:val="24"/>
+          <w:szCs w:val="24"/>
+        </w:rPr>
+        <w:t>, qui viene generato il pannello grafico di gestione dei pagamenti</w:t>
       </w:r>
     </w:p>
     <w:p>
@@ -12716,6 +11170,16 @@
           <w:szCs w:val="28"/>
         </w:rPr>
         <w:t xml:space="preserve"> Diagrammi di Sequenza</w:t>
+      </w:r>
+      <w:r>
+        <w:rPr>
+          <w:rFonts w:cstheme="minorHAnsi"/>
+          <w:b/>
+          <w:bCs/>
+          <w:sz w:val="28"/>
+          <w:szCs w:val="28"/>
+        </w:rPr>
+        <w:t xml:space="preserve"> (da rifare)</w:t>
       </w:r>
     </w:p>
     <w:p>
@@ -13772,6 +12236,7 @@
           <w:szCs w:val="24"/>
         </w:rPr>
       </w:pPr>
+      <w:proofErr w:type="spellStart"/>
       <w:r>
         <w:rPr>
           <w:rFonts w:cstheme="minorHAnsi"/>
@@ -13779,7 +12244,17 @@
           <w:szCs w:val="24"/>
           <w:lang w:bidi="he-IL"/>
         </w:rPr>
-        <w:t xml:space="preserve">JUnit </w:t>
+        <w:t>JUnit</w:t>
+      </w:r>
+      <w:proofErr w:type="spellEnd"/>
+      <w:r>
+        <w:rPr>
+          <w:rFonts w:cstheme="minorHAnsi"/>
+          <w:sz w:val="24"/>
+          <w:szCs w:val="24"/>
+          <w:lang w:bidi="he-IL"/>
+        </w:rPr>
+        <w:t xml:space="preserve"> </w:t>
       </w:r>
       <w:r>
         <w:rPr>
@@ -13913,8 +12388,18 @@
           <w:sz w:val="24"/>
           <w:szCs w:val="24"/>
         </w:rPr>
-        <w:t>su test unitari eseguiti tramite l’ausilio di JUnit</w:t>
-      </w:r>
+        <w:t xml:space="preserve">su test unitari eseguiti tramite l’ausilio di </w:t>
+      </w:r>
+      <w:proofErr w:type="spellStart"/>
+      <w:r>
+        <w:rPr>
+          <w:rFonts w:cstheme="minorHAnsi"/>
+          <w:sz w:val="24"/>
+          <w:szCs w:val="24"/>
+        </w:rPr>
+        <w:t>JUnit</w:t>
+      </w:r>
+      <w:proofErr w:type="spellEnd"/>
       <w:r>
         <w:rPr>
           <w:rFonts w:cstheme="minorHAnsi"/>
@@ -14113,15 +12598,33 @@
           <w:sz w:val="24"/>
           <w:szCs w:val="24"/>
         </w:rPr>
-        <w:t xml:space="preserve"> quantità, </w:t>
-      </w:r>
-      <w:r>
-        <w:rPr>
-          <w:rFonts w:cstheme="minorHAnsi"/>
-          <w:sz w:val="24"/>
-          <w:szCs w:val="24"/>
-        </w:rPr>
-        <w:t>alla gestione del database e la creazione dei vari oggetti</w:t>
+        <w:t xml:space="preserve"> </w:t>
+      </w:r>
+      <w:proofErr w:type="spellStart"/>
+      <w:r>
+        <w:rPr>
+          <w:rFonts w:cstheme="minorHAnsi"/>
+          <w:sz w:val="24"/>
+          <w:szCs w:val="24"/>
+        </w:rPr>
+        <w:t>quantità</w:t>
+      </w:r>
+      <w:r>
+        <w:rPr>
+          <w:rFonts w:cstheme="minorHAnsi"/>
+          <w:sz w:val="24"/>
+          <w:szCs w:val="24"/>
+        </w:rPr>
+        <w:t>e</w:t>
+      </w:r>
+      <w:proofErr w:type="spellEnd"/>
+      <w:r>
+        <w:rPr>
+          <w:rFonts w:cstheme="minorHAnsi"/>
+          <w:sz w:val="24"/>
+          <w:szCs w:val="24"/>
+        </w:rPr>
+        <w:t xml:space="preserve"> la creazione dei vari oggetti</w:t>
       </w:r>
       <w:r>
         <w:rPr>
@@ -14150,7 +12653,25 @@
           <w:sz w:val="24"/>
           <w:szCs w:val="24"/>
         </w:rPr>
-        <w:t>A seguito dell’esecuzione di questi test unitari con JUnit, si è passati a correggere le relative</w:t>
+        <w:t xml:space="preserve">A seguito dell’esecuzione di questi test unitari con </w:t>
+      </w:r>
+      <w:proofErr w:type="spellStart"/>
+      <w:r>
+        <w:rPr>
+          <w:rFonts w:cstheme="minorHAnsi"/>
+          <w:sz w:val="24"/>
+          <w:szCs w:val="24"/>
+        </w:rPr>
+        <w:t>JUnit</w:t>
+      </w:r>
+      <w:proofErr w:type="spellEnd"/>
+      <w:r>
+        <w:rPr>
+          <w:rFonts w:cstheme="minorHAnsi"/>
+          <w:sz w:val="24"/>
+          <w:szCs w:val="24"/>
+        </w:rPr>
+        <w:t>, si è passati a correggere le relative</w:t>
       </w:r>
     </w:p>
     <w:p>
@@ -14213,28 +12734,15 @@
           <w:sz w:val="24"/>
           <w:szCs w:val="24"/>
         </w:rPr>
-        <w:t>In previsione di una fase di refactoring in cui verrà integrato un Database con l’applicazione</w:t>
-      </w:r>
-    </w:p>
-    <w:p>
-      <w:pPr>
-        <w:autoSpaceDE w:val="0"/>
-        <w:autoSpaceDN w:val="0"/>
-        <w:adjustRightInd w:val="0"/>
-        <w:spacing w:after="0" w:line="240" w:lineRule="auto"/>
-        <w:rPr>
-          <w:rFonts w:cstheme="minorHAnsi"/>
-          <w:sz w:val="24"/>
-          <w:szCs w:val="24"/>
-        </w:rPr>
-      </w:pPr>
-      <w:r>
-        <w:rPr>
-          <w:rFonts w:cstheme="minorHAnsi"/>
-          <w:sz w:val="24"/>
-          <w:szCs w:val="24"/>
-        </w:rPr>
-        <w:t>esistente, si è scelto di eseguire dei test di sistema manuali lanciando l’applicazione e</w:t>
+        <w:t>Si</w:t>
+      </w:r>
+      <w:r>
+        <w:rPr>
+          <w:rFonts w:cstheme="minorHAnsi"/>
+          <w:sz w:val="24"/>
+          <w:szCs w:val="24"/>
+        </w:rPr>
+        <w:t xml:space="preserve"> è scelto di eseguire dei test di sistema manuali lanciando l’applicazione e</w:t>
       </w:r>
     </w:p>
     <w:p>
@@ -14318,43 +12826,75 @@
           <w:sz w:val="24"/>
           <w:szCs w:val="24"/>
         </w:rPr>
+        <w:t>anomalie nell’esecuzione di alcune funzionalità:</w:t>
+      </w:r>
+    </w:p>
+    <w:p>
+      <w:pPr>
+        <w:autoSpaceDE w:val="0"/>
+        <w:autoSpaceDN w:val="0"/>
+        <w:adjustRightInd w:val="0"/>
+        <w:spacing w:after="0" w:line="360" w:lineRule="auto"/>
+        <w:rPr>
+          <w:rFonts w:cstheme="minorHAnsi"/>
+          <w:sz w:val="24"/>
+          <w:szCs w:val="24"/>
+        </w:rPr>
+      </w:pPr>
+    </w:p>
+    <w:p>
+      <w:pPr>
+        <w:pStyle w:val="Paragrafoelenco"/>
+        <w:autoSpaceDE w:val="0"/>
+        <w:autoSpaceDN w:val="0"/>
+        <w:adjustRightInd w:val="0"/>
+        <w:spacing w:after="0" w:line="360" w:lineRule="auto"/>
+        <w:rPr>
+          <w:rFonts w:cstheme="minorHAnsi"/>
+          <w:sz w:val="24"/>
+          <w:szCs w:val="24"/>
+        </w:rPr>
+      </w:pPr>
+      <w:r>
+        <w:rPr>
+          <w:rFonts w:cstheme="minorHAnsi"/>
+          <w:sz w:val="24"/>
+          <w:szCs w:val="24"/>
+        </w:rPr>
         <w:lastRenderedPageBreak/>
-        <w:t>anomalie nell’esecuzione di alcune funzionalità:</w:t>
-      </w:r>
-    </w:p>
-    <w:p>
-      <w:pPr>
-        <w:autoSpaceDE w:val="0"/>
-        <w:autoSpaceDN w:val="0"/>
-        <w:adjustRightInd w:val="0"/>
-        <w:spacing w:after="0" w:line="360" w:lineRule="auto"/>
-        <w:rPr>
-          <w:rFonts w:cstheme="minorHAnsi"/>
-          <w:sz w:val="24"/>
-          <w:szCs w:val="24"/>
-        </w:rPr>
-      </w:pPr>
-    </w:p>
-    <w:p>
-      <w:pPr>
-        <w:pStyle w:val="Paragrafoelenco"/>
-        <w:autoSpaceDE w:val="0"/>
-        <w:autoSpaceDN w:val="0"/>
-        <w:adjustRightInd w:val="0"/>
-        <w:spacing w:after="0" w:line="360" w:lineRule="auto"/>
-        <w:rPr>
-          <w:rFonts w:cstheme="minorHAnsi"/>
-          <w:sz w:val="24"/>
-          <w:szCs w:val="24"/>
-        </w:rPr>
-      </w:pPr>
-      <w:r>
-        <w:rPr>
-          <w:rFonts w:cstheme="minorHAnsi"/>
-          <w:sz w:val="24"/>
-          <w:szCs w:val="24"/>
-        </w:rPr>
-        <w:t>Per esempio, sono state individuate alcune implementazioni piu ostiche quali la persistenza dei dati per tanto si è provveduto a testarne l’aggiunta dei vari oggetti , la scrittura su file, la lettura da file e la lettura dei vari oggetti con conseguente pulizia finale per non incombere a malfunzionamenti o oggetti indesiderati durante il funzionamento.</w:t>
+        <w:t xml:space="preserve">Per esempio, sono state individuate alcune implementazioni </w:t>
+      </w:r>
+      <w:r>
+        <w:rPr>
+          <w:rFonts w:cstheme="minorHAnsi"/>
+          <w:sz w:val="24"/>
+          <w:szCs w:val="24"/>
+        </w:rPr>
+        <w:t>più</w:t>
+      </w:r>
+      <w:r>
+        <w:rPr>
+          <w:rFonts w:cstheme="minorHAnsi"/>
+          <w:sz w:val="24"/>
+          <w:szCs w:val="24"/>
+        </w:rPr>
+        <w:t xml:space="preserve"> ostiche quali la persistenza dei dati per tanto si è provveduto a testarne l’aggiunta dei vari </w:t>
+      </w:r>
+      <w:r>
+        <w:rPr>
+          <w:rFonts w:cstheme="minorHAnsi"/>
+          <w:sz w:val="24"/>
+          <w:szCs w:val="24"/>
+        </w:rPr>
+        <w:t>oggetti,</w:t>
+      </w:r>
+      <w:r>
+        <w:rPr>
+          <w:rFonts w:cstheme="minorHAnsi"/>
+          <w:sz w:val="24"/>
+          <w:szCs w:val="24"/>
+        </w:rPr>
+        <w:t xml:space="preserve"> la scrittura su file, la lettura da file e la lettura dei vari oggetti con conseguente pulizia finale per non incombere a malfunzionamenti o oggetti indesiderati durante il funzionamento.</w:t>
       </w:r>
     </w:p>
     <w:p>

--- a/Documentazione/documentazione completa.docx
+++ b/Documentazione/documentazione completa.docx
@@ -753,7 +753,15 @@
           <w:sz w:val="28"/>
           <w:szCs w:val="28"/>
         </w:rPr>
-        <w:t>1.3 Obiettivi e casi d’uso . . . . . . . . . . . . . . . . . . . . . . . . . . . . . . . . pag. 5</w:t>
+        <w:t xml:space="preserve">1.3 Obiettivi e casi d’uso . . . . . . . . . . . . . . . . . . . . . . . . . . . . . . . . pag. </w:t>
+      </w:r>
+      <w:r>
+        <w:rPr>
+          <w:rFonts w:cstheme="minorHAnsi"/>
+          <w:sz w:val="28"/>
+          <w:szCs w:val="28"/>
+        </w:rPr>
+        <w:t>6</w:t>
       </w:r>
     </w:p>
     <w:p>
@@ -797,15 +805,37 @@
           <w:sz w:val="28"/>
           <w:szCs w:val="28"/>
         </w:rPr>
-        <w:t xml:space="preserve">1.5 </w:t>
-      </w:r>
-      <w:r>
-        <w:rPr>
-          <w:rFonts w:cstheme="minorHAnsi"/>
-          <w:sz w:val="28"/>
-          <w:szCs w:val="28"/>
-        </w:rPr>
-        <w:t>Specifiche Supplementari</w:t>
+        <w:t>1.5 Specifiche Supplementari. . . . . . . . . . . . . . . . . . . . . . . . . . . . . . . pag. 1</w:t>
+      </w:r>
+      <w:r>
+        <w:rPr>
+          <w:rFonts w:cstheme="minorHAnsi"/>
+          <w:sz w:val="28"/>
+          <w:szCs w:val="28"/>
+        </w:rPr>
+        <w:t>0</w:t>
+      </w:r>
+    </w:p>
+    <w:p>
+      <w:pPr>
+        <w:autoSpaceDE w:val="0"/>
+        <w:autoSpaceDN w:val="0"/>
+        <w:adjustRightInd w:val="0"/>
+        <w:spacing w:after="0" w:line="240" w:lineRule="auto"/>
+        <w:ind w:firstLine="708"/>
+        <w:rPr>
+          <w:rFonts w:cstheme="minorHAnsi"/>
+          <w:sz w:val="28"/>
+          <w:szCs w:val="28"/>
+        </w:rPr>
+      </w:pPr>
+      <w:r>
+        <w:rPr>
+          <w:rFonts w:cstheme="minorHAnsi"/>
+          <w:sz w:val="28"/>
+          <w:szCs w:val="28"/>
+        </w:rPr>
+        <w:t>1.6 Regole di business</w:t>
       </w:r>
       <w:r>
         <w:rPr>
@@ -821,7 +851,7 @@
           <w:sz w:val="28"/>
           <w:szCs w:val="28"/>
         </w:rPr>
-        <w:t>0</w:t>
+        <w:t>1</w:t>
       </w:r>
     </w:p>
     <w:p>
@@ -851,7 +881,7 @@
           <w:sz w:val="28"/>
           <w:szCs w:val="28"/>
         </w:rPr>
-        <w:t>6</w:t>
+        <w:t>7</w:t>
       </w:r>
       <w:r>
         <w:rPr>
@@ -935,6 +965,157 @@
         <w:autoSpaceDN w:val="0"/>
         <w:adjustRightInd w:val="0"/>
         <w:spacing w:after="0" w:line="240" w:lineRule="auto"/>
+        <w:rPr>
+          <w:rFonts w:cstheme="minorHAnsi"/>
+          <w:sz w:val="28"/>
+          <w:szCs w:val="28"/>
+        </w:rPr>
+      </w:pPr>
+      <w:r>
+        <w:rPr>
+          <w:rFonts w:cstheme="minorHAnsi"/>
+          <w:b/>
+          <w:bCs/>
+          <w:i/>
+          <w:iCs/>
+          <w:sz w:val="28"/>
+          <w:szCs w:val="28"/>
+        </w:rPr>
+        <w:t xml:space="preserve">           </w:t>
+      </w:r>
+      <w:r>
+        <w:rPr>
+          <w:rFonts w:cstheme="minorHAnsi"/>
+          <w:sz w:val="28"/>
+          <w:szCs w:val="28"/>
+        </w:rPr>
+        <w:t>2.2 UC1 – Prenotazione visita</w:t>
+      </w:r>
+      <w:r>
+        <w:rPr>
+          <w:rFonts w:cstheme="minorHAnsi"/>
+          <w:sz w:val="28"/>
+          <w:szCs w:val="28"/>
+        </w:rPr>
+        <w:t xml:space="preserve">. . . . . . . . . . . . . . . . . . . . . . . . . . . . pag. </w:t>
+      </w:r>
+      <w:r>
+        <w:rPr>
+          <w:rFonts w:cstheme="minorHAnsi"/>
+          <w:sz w:val="28"/>
+          <w:szCs w:val="28"/>
+        </w:rPr>
+        <w:t>12</w:t>
+      </w:r>
+    </w:p>
+    <w:p>
+      <w:pPr>
+        <w:autoSpaceDE w:val="0"/>
+        <w:autoSpaceDN w:val="0"/>
+        <w:adjustRightInd w:val="0"/>
+        <w:spacing w:after="0" w:line="240" w:lineRule="auto"/>
+        <w:rPr>
+          <w:rFonts w:cstheme="minorHAnsi"/>
+          <w:sz w:val="28"/>
+          <w:szCs w:val="28"/>
+        </w:rPr>
+      </w:pPr>
+      <w:r>
+        <w:rPr>
+          <w:rFonts w:cstheme="minorHAnsi"/>
+          <w:sz w:val="28"/>
+          <w:szCs w:val="28"/>
+        </w:rPr>
+        <w:t xml:space="preserve">           </w:t>
+      </w:r>
+      <w:r>
+        <w:rPr>
+          <w:rFonts w:cstheme="minorHAnsi"/>
+          <w:sz w:val="28"/>
+          <w:szCs w:val="28"/>
+        </w:rPr>
+        <w:t>2.2</w:t>
+      </w:r>
+      <w:r>
+        <w:rPr>
+          <w:rFonts w:cstheme="minorHAnsi"/>
+          <w:sz w:val="28"/>
+          <w:szCs w:val="28"/>
+        </w:rPr>
+        <w:t>.1</w:t>
+      </w:r>
+      <w:r>
+        <w:rPr>
+          <w:rFonts w:cstheme="minorHAnsi"/>
+          <w:sz w:val="28"/>
+          <w:szCs w:val="28"/>
+        </w:rPr>
+        <w:t xml:space="preserve"> Modello di dominio – UC1</w:t>
+      </w:r>
+      <w:r>
+        <w:rPr>
+          <w:rFonts w:cstheme="minorHAnsi"/>
+          <w:sz w:val="28"/>
+          <w:szCs w:val="28"/>
+        </w:rPr>
+        <w:t xml:space="preserve">. . . . . . . . . . . . . . . . . . . . . . . . . . . . pag. </w:t>
+      </w:r>
+      <w:r>
+        <w:rPr>
+          <w:rFonts w:cstheme="minorHAnsi"/>
+          <w:sz w:val="28"/>
+          <w:szCs w:val="28"/>
+        </w:rPr>
+        <w:t>12</w:t>
+      </w:r>
+    </w:p>
+    <w:p>
+      <w:pPr>
+        <w:autoSpaceDE w:val="0"/>
+        <w:autoSpaceDN w:val="0"/>
+        <w:adjustRightInd w:val="0"/>
+        <w:spacing w:after="0" w:line="240" w:lineRule="auto"/>
+        <w:rPr>
+          <w:rFonts w:cstheme="minorHAnsi"/>
+          <w:sz w:val="28"/>
+          <w:szCs w:val="28"/>
+        </w:rPr>
+      </w:pPr>
+      <w:r>
+        <w:rPr>
+          <w:rFonts w:cstheme="minorHAnsi"/>
+          <w:b/>
+          <w:bCs/>
+          <w:i/>
+          <w:iCs/>
+          <w:sz w:val="28"/>
+          <w:szCs w:val="28"/>
+        </w:rPr>
+        <w:t xml:space="preserve">           </w:t>
+      </w:r>
+      <w:r>
+        <w:rPr>
+          <w:rFonts w:cstheme="minorHAnsi"/>
+          <w:sz w:val="28"/>
+          <w:szCs w:val="28"/>
+        </w:rPr>
+        <w:t>2.2.2 SSD e Contratti – UC1</w:t>
+      </w:r>
+      <w:r>
+        <w:rPr>
+          <w:rFonts w:cstheme="minorHAnsi"/>
+          <w:sz w:val="28"/>
+          <w:szCs w:val="28"/>
+        </w:rPr>
+        <w:t xml:space="preserve"> . . . . . . . . . . . . . . .. . . . . . . . . . . . . .. . . . pag. 13</w:t>
+      </w:r>
+    </w:p>
+    <w:p>
+      <w:pPr>
+        <w:autoSpaceDE w:val="0"/>
+        <w:autoSpaceDN w:val="0"/>
+        <w:adjustRightInd w:val="0"/>
+        <w:spacing w:after="0" w:line="240" w:lineRule="auto"/>
         <w:ind w:firstLine="708"/>
         <w:rPr>
           <w:rFonts w:cstheme="minorHAnsi"/>
@@ -956,32 +1137,40 @@
           <w:sz w:val="28"/>
           <w:szCs w:val="28"/>
         </w:rPr>
-        <w:t>2</w:t>
-      </w:r>
-      <w:r>
-        <w:rPr>
-          <w:rFonts w:cstheme="minorHAnsi"/>
-          <w:sz w:val="28"/>
-          <w:szCs w:val="28"/>
-        </w:rPr>
-        <w:t xml:space="preserve"> Modello di Dominio . . . . . . . . . . . . . . . . . . . . . . . . . . . . . . . . . pag. </w:t>
-      </w:r>
-      <w:r>
-        <w:rPr>
-          <w:rFonts w:cstheme="minorHAnsi"/>
-          <w:sz w:val="28"/>
-          <w:szCs w:val="28"/>
-        </w:rPr>
-        <w:t>1</w:t>
-      </w:r>
-      <w:r>
-        <w:rPr>
-          <w:rFonts w:cstheme="minorHAnsi"/>
-          <w:sz w:val="28"/>
-          <w:szCs w:val="28"/>
-        </w:rPr>
         <w:t>3</w:t>
       </w:r>
+      <w:r>
+        <w:rPr>
+          <w:rFonts w:cstheme="minorHAnsi"/>
+          <w:sz w:val="28"/>
+          <w:szCs w:val="28"/>
+        </w:rPr>
+        <w:t xml:space="preserve"> </w:t>
+      </w:r>
+      <w:r>
+        <w:rPr>
+          <w:rFonts w:cstheme="minorHAnsi"/>
+          <w:sz w:val="28"/>
+          <w:szCs w:val="28"/>
+        </w:rPr>
+        <w:t>UC2 – Gestione pagamenti</w:t>
+      </w:r>
+      <w:r>
+        <w:rPr>
+          <w:rFonts w:cstheme="minorHAnsi"/>
+          <w:sz w:val="28"/>
+          <w:szCs w:val="28"/>
+        </w:rPr>
+        <w:t xml:space="preserve"> . . . . . . . . . . . . . . . . . . . . . . . . . . . . . pag. </w:t>
+      </w:r>
+      <w:r>
+        <w:rPr>
+          <w:rFonts w:cstheme="minorHAnsi"/>
+          <w:sz w:val="28"/>
+          <w:szCs w:val="28"/>
+        </w:rPr>
+        <w:t>15</w:t>
+      </w:r>
     </w:p>
     <w:p>
       <w:pPr>
@@ -1018,60 +1207,52 @@
           <w:sz w:val="28"/>
           <w:szCs w:val="28"/>
         </w:rPr>
-        <w:t xml:space="preserve"> SSD e Contratti . . . . . . . . . . . . . . . . . . . . . . . . . . . . . . . . . . . . pag. </w:t>
-      </w:r>
-      <w:r>
-        <w:rPr>
-          <w:rFonts w:cstheme="minorHAnsi"/>
-          <w:sz w:val="28"/>
-          <w:szCs w:val="28"/>
-        </w:rPr>
-        <w:t>1</w:t>
-      </w:r>
-      <w:r>
-        <w:rPr>
-          <w:rFonts w:cstheme="minorHAnsi"/>
-          <w:sz w:val="28"/>
-          <w:szCs w:val="28"/>
-        </w:rPr>
-        <w:t>4</w:t>
-      </w:r>
-    </w:p>
-    <w:p>
-      <w:pPr>
-        <w:autoSpaceDE w:val="0"/>
-        <w:autoSpaceDN w:val="0"/>
-        <w:adjustRightInd w:val="0"/>
-        <w:spacing w:after="0" w:line="240" w:lineRule="auto"/>
-        <w:rPr>
-          <w:rFonts w:cstheme="minorHAnsi"/>
-          <w:sz w:val="28"/>
-          <w:szCs w:val="28"/>
-        </w:rPr>
-      </w:pPr>
-      <w:r>
-        <w:rPr>
-          <w:rFonts w:cstheme="minorHAnsi"/>
-          <w:sz w:val="28"/>
-          <w:szCs w:val="28"/>
-        </w:rPr>
-        <w:t xml:space="preserve">3 Progettazione . . . . . . . . . . . . . . . . . . . . . . . . . . . . . . . . . . . . . . . pag. </w:t>
-      </w:r>
-      <w:r>
-        <w:rPr>
-          <w:rFonts w:cstheme="minorHAnsi"/>
-          <w:sz w:val="28"/>
-          <w:szCs w:val="28"/>
-        </w:rPr>
-        <w:t>1</w:t>
-      </w:r>
-      <w:r>
-        <w:rPr>
-          <w:rFonts w:cstheme="minorHAnsi"/>
-          <w:sz w:val="28"/>
-          <w:szCs w:val="28"/>
-        </w:rPr>
-        <w:t>6</w:t>
+        <w:t>.2 SSD e Contratti – UC</w:t>
+      </w:r>
+      <w:r>
+        <w:rPr>
+          <w:rFonts w:cstheme="minorHAnsi"/>
+          <w:sz w:val="28"/>
+          <w:szCs w:val="28"/>
+        </w:rPr>
+        <w:t>2 . . . . . . . . . . . . . . .. . . . . . . . . . . . . .. . . . pag. 16</w:t>
+      </w:r>
+    </w:p>
+    <w:p>
+      <w:pPr>
+        <w:autoSpaceDE w:val="0"/>
+        <w:autoSpaceDN w:val="0"/>
+        <w:adjustRightInd w:val="0"/>
+        <w:spacing w:after="0" w:line="240" w:lineRule="auto"/>
+        <w:rPr>
+          <w:rFonts w:cstheme="minorHAnsi"/>
+          <w:sz w:val="28"/>
+          <w:szCs w:val="28"/>
+        </w:rPr>
+      </w:pPr>
+      <w:r>
+        <w:rPr>
+          <w:rFonts w:cstheme="minorHAnsi"/>
+          <w:sz w:val="28"/>
+          <w:szCs w:val="28"/>
+        </w:rPr>
+        <w:t>3</w:t>
+      </w:r>
+      <w:r>
+        <w:rPr>
+          <w:rFonts w:cstheme="minorHAnsi"/>
+          <w:sz w:val="28"/>
+          <w:szCs w:val="28"/>
+        </w:rPr>
+        <w:t xml:space="preserve"> Testing . . . . . . . . . . . . . . . . . . . . . . . . . . . . . . . . . . . . . . . . . . . . . . . . . .pag. </w:t>
+      </w:r>
+      <w:r>
+        <w:rPr>
+          <w:rFonts w:cstheme="minorHAnsi"/>
+          <w:sz w:val="28"/>
+          <w:szCs w:val="28"/>
+        </w:rPr>
+        <w:t>17</w:t>
       </w:r>
     </w:p>
     <w:p>
@@ -1093,23 +1274,23 @@
           <w:sz w:val="28"/>
           <w:szCs w:val="28"/>
         </w:rPr>
-        <w:t xml:space="preserve">3.1 Diagramma delle Classi . . . . . . . . . . . . . . . . . . . . . . . . . . . . . pag. </w:t>
-      </w:r>
-      <w:r>
-        <w:rPr>
-          <w:rFonts w:cstheme="minorHAnsi"/>
-          <w:sz w:val="28"/>
-          <w:szCs w:val="28"/>
-        </w:rPr>
-        <w:t>1</w:t>
-      </w:r>
-      <w:r>
-        <w:rPr>
-          <w:rFonts w:cstheme="minorHAnsi"/>
-          <w:sz w:val="28"/>
-          <w:szCs w:val="28"/>
-        </w:rPr>
-        <w:t>6</w:t>
+        <w:t>3</w:t>
+      </w:r>
+      <w:r>
+        <w:rPr>
+          <w:rFonts w:cstheme="minorHAnsi"/>
+          <w:sz w:val="28"/>
+          <w:szCs w:val="28"/>
+        </w:rPr>
+        <w:t xml:space="preserve">.1 Introduzione. . . . . . . . . . . . . . . . . . . . . . . . . . . . . . . . . . . . . . . pag. </w:t>
+      </w:r>
+      <w:r>
+        <w:rPr>
+          <w:rFonts w:cstheme="minorHAnsi"/>
+          <w:sz w:val="28"/>
+          <w:szCs w:val="28"/>
+        </w:rPr>
+        <w:t>17</w:t>
       </w:r>
     </w:p>
     <w:p>
@@ -1131,136 +1312,23 @@
           <w:sz w:val="28"/>
           <w:szCs w:val="28"/>
         </w:rPr>
-        <w:t xml:space="preserve">3.2 Diagrammi di Sequenza . . . . . . . . . . . . . . . . . . . . . . . . . . . . . pag. </w:t>
-      </w:r>
-      <w:r>
-        <w:rPr>
-          <w:rFonts w:cstheme="minorHAnsi"/>
-          <w:sz w:val="28"/>
-          <w:szCs w:val="28"/>
-        </w:rPr>
-        <w:t>1</w:t>
-      </w:r>
-      <w:r>
-        <w:rPr>
-          <w:rFonts w:cstheme="minorHAnsi"/>
-          <w:sz w:val="28"/>
-          <w:szCs w:val="28"/>
-        </w:rPr>
-        <w:t>8</w:t>
-      </w:r>
-    </w:p>
-    <w:p>
-      <w:pPr>
-        <w:autoSpaceDE w:val="0"/>
-        <w:autoSpaceDN w:val="0"/>
-        <w:adjustRightInd w:val="0"/>
-        <w:spacing w:after="0" w:line="240" w:lineRule="auto"/>
-        <w:rPr>
-          <w:rFonts w:cstheme="minorHAnsi"/>
-          <w:sz w:val="28"/>
-          <w:szCs w:val="28"/>
-        </w:rPr>
-      </w:pPr>
-      <w:r>
-        <w:rPr>
-          <w:rFonts w:cstheme="minorHAnsi"/>
-          <w:sz w:val="28"/>
-          <w:szCs w:val="28"/>
-        </w:rPr>
-        <w:t xml:space="preserve">4 Testing . . . . . . . . . . . . . . . . . . . . . . . . . . . . . . . . . . . . . . . . . . . . . . . . . .pag. </w:t>
-      </w:r>
-      <w:r>
-        <w:rPr>
-          <w:rFonts w:cstheme="minorHAnsi"/>
-          <w:sz w:val="28"/>
-          <w:szCs w:val="28"/>
-        </w:rPr>
-        <w:t>1</w:t>
-      </w:r>
-      <w:r>
-        <w:rPr>
-          <w:rFonts w:cstheme="minorHAnsi"/>
-          <w:sz w:val="28"/>
-          <w:szCs w:val="28"/>
-        </w:rPr>
-        <w:t>9</w:t>
-      </w:r>
-    </w:p>
-    <w:p>
-      <w:pPr>
-        <w:autoSpaceDE w:val="0"/>
-        <w:autoSpaceDN w:val="0"/>
-        <w:adjustRightInd w:val="0"/>
-        <w:spacing w:after="0" w:line="240" w:lineRule="auto"/>
-        <w:ind w:firstLine="708"/>
-        <w:rPr>
-          <w:rFonts w:cstheme="minorHAnsi"/>
-          <w:sz w:val="28"/>
-          <w:szCs w:val="28"/>
-        </w:rPr>
-      </w:pPr>
-      <w:r>
-        <w:rPr>
-          <w:rFonts w:cstheme="minorHAnsi"/>
-          <w:sz w:val="28"/>
-          <w:szCs w:val="28"/>
-        </w:rPr>
-        <w:t xml:space="preserve">4.1 Introduzione. . . . . . . . . . . . . . . . . . . . . . . . . . . . . . . . . . . . . . . pag. </w:t>
-      </w:r>
-      <w:r>
-        <w:rPr>
-          <w:rFonts w:cstheme="minorHAnsi"/>
-          <w:sz w:val="28"/>
-          <w:szCs w:val="28"/>
-        </w:rPr>
-        <w:t>1</w:t>
-      </w:r>
-      <w:r>
-        <w:rPr>
-          <w:rFonts w:cstheme="minorHAnsi"/>
-          <w:sz w:val="28"/>
-          <w:szCs w:val="28"/>
-        </w:rPr>
-        <w:t>9</w:t>
-      </w:r>
-    </w:p>
-    <w:p>
-      <w:pPr>
-        <w:autoSpaceDE w:val="0"/>
-        <w:autoSpaceDN w:val="0"/>
-        <w:adjustRightInd w:val="0"/>
-        <w:spacing w:after="0" w:line="240" w:lineRule="auto"/>
-        <w:ind w:firstLine="708"/>
-        <w:rPr>
-          <w:rFonts w:cstheme="minorHAnsi"/>
-          <w:sz w:val="28"/>
-          <w:szCs w:val="28"/>
-        </w:rPr>
-      </w:pPr>
-      <w:r>
-        <w:rPr>
-          <w:rFonts w:cstheme="minorHAnsi"/>
-          <w:sz w:val="28"/>
-          <w:szCs w:val="28"/>
-        </w:rPr>
-        <w:t xml:space="preserve">4.2 Individuazione dei casi di test e Testing Unitario . . . . . . . . . . pag. </w:t>
-      </w:r>
-      <w:r>
-        <w:rPr>
-          <w:rFonts w:cstheme="minorHAnsi"/>
-          <w:sz w:val="28"/>
-          <w:szCs w:val="28"/>
-        </w:rPr>
-        <w:t>1</w:t>
-      </w:r>
-      <w:r>
-        <w:rPr>
-          <w:rFonts w:cstheme="minorHAnsi"/>
-          <w:sz w:val="28"/>
-          <w:szCs w:val="28"/>
-        </w:rPr>
-        <w:t>9</w:t>
+        <w:t>3</w:t>
+      </w:r>
+      <w:r>
+        <w:rPr>
+          <w:rFonts w:cstheme="minorHAnsi"/>
+          <w:sz w:val="28"/>
+          <w:szCs w:val="28"/>
+        </w:rPr>
+        <w:t xml:space="preserve">.2 Individuazione dei casi di test e Testing Unitario . . . . . . . . . . pag. </w:t>
+      </w:r>
+      <w:r>
+        <w:rPr>
+          <w:rFonts w:cstheme="minorHAnsi"/>
+          <w:sz w:val="28"/>
+          <w:szCs w:val="28"/>
+        </w:rPr>
+        <w:t>17</w:t>
       </w:r>
     </w:p>
     <w:p>
@@ -1421,7 +1489,23 @@
           <w:sz w:val="24"/>
           <w:szCs w:val="24"/>
         </w:rPr>
-        <w:t>tempi e delle risorse necessari.</w:t>
+        <w:t>tempi e delle risorse necessari</w:t>
+      </w:r>
+      <w:r>
+        <w:rPr>
+          <w:rFonts w:cstheme="minorHAnsi"/>
+          <w:sz w:val="24"/>
+          <w:szCs w:val="24"/>
+        </w:rPr>
+        <w:t>e</w:t>
+      </w:r>
+      <w:r>
+        <w:rPr>
+          <w:rFonts w:cstheme="minorHAnsi"/>
+          <w:sz w:val="24"/>
+          <w:szCs w:val="24"/>
+        </w:rPr>
+        <w:t>.</w:t>
       </w:r>
     </w:p>
     <w:p>
@@ -7730,7 +7814,6 @@
           <w:bCs/>
           <w:sz w:val="32"/>
           <w:szCs w:val="32"/>
-          <w:highlight w:val="yellow"/>
         </w:rPr>
         <w:t>2 Analisi Orientata agli oggetti</w:t>
       </w:r>
@@ -7905,6 +7988,7 @@
           <w:szCs w:val="28"/>
         </w:rPr>
       </w:pPr>
+      <w:bookmarkStart w:id="0" w:name="_Hlk191331435"/>
       <w:r>
         <w:rPr>
           <w:rFonts w:cstheme="minorHAnsi"/>
@@ -7942,6 +8026,7 @@
         <w:t xml:space="preserve"> – Prenotazione visita</w:t>
       </w:r>
     </w:p>
+    <w:bookmarkEnd w:id="0"/>
     <w:p>
       <w:pPr>
         <w:autoSpaceDE w:val="0"/>
@@ -7987,6 +8072,7 @@
         </w:rPr>
         <w:t xml:space="preserve">2.2.1 </w:t>
       </w:r>
+      <w:bookmarkStart w:id="1" w:name="_Hlk191331500"/>
       <w:r>
         <w:rPr>
           <w:rFonts w:cstheme="minorHAnsi"/>
@@ -8012,6 +8098,7 @@
         <w:t xml:space="preserve"> – UC1</w:t>
       </w:r>
     </w:p>
+    <w:bookmarkEnd w:id="1"/>
     <w:p>
       <w:pPr>
         <w:autoSpaceDE w:val="0"/>
@@ -8449,6 +8536,7 @@
           <w:szCs w:val="28"/>
         </w:rPr>
       </w:pPr>
+      <w:bookmarkStart w:id="2" w:name="_Hlk191331520"/>
       <w:r>
         <w:rPr>
           <w:rFonts w:cstheme="minorHAnsi"/>
@@ -8498,6 +8586,7 @@
         <w:t xml:space="preserve"> – UC1</w:t>
       </w:r>
     </w:p>
+    <w:bookmarkEnd w:id="2"/>
     <w:p>
       <w:pPr>
         <w:autoSpaceDE w:val="0"/>
@@ -10879,8 +10968,9 @@
           <w:sz w:val="28"/>
           <w:szCs w:val="28"/>
         </w:rPr>
-        <w:t xml:space="preserve"> UC</w:t>
-      </w:r>
+        <w:t xml:space="preserve"> </w:t>
+      </w:r>
+      <w:bookmarkStart w:id="3" w:name="_Hlk191331585"/>
       <w:r>
         <w:rPr>
           <w:rFonts w:cstheme="minorHAnsi"/>
@@ -10891,7 +10981,7 @@
           <w:sz w:val="28"/>
           <w:szCs w:val="28"/>
         </w:rPr>
-        <w:t>2</w:t>
+        <w:t>UC</w:t>
       </w:r>
       <w:r>
         <w:rPr>
@@ -10903,7 +10993,7 @@
           <w:sz w:val="28"/>
           <w:szCs w:val="28"/>
         </w:rPr>
-        <w:t xml:space="preserve"> – </w:t>
+        <w:t>2</w:t>
       </w:r>
       <w:r>
         <w:rPr>
@@ -10915,8 +11005,21 @@
           <w:sz w:val="28"/>
           <w:szCs w:val="28"/>
         </w:rPr>
+        <w:t xml:space="preserve"> – </w:t>
+      </w:r>
+      <w:r>
+        <w:rPr>
+          <w:rFonts w:cstheme="minorHAnsi"/>
+          <w:b/>
+          <w:bCs/>
+          <w:i/>
+          <w:iCs/>
+          <w:sz w:val="28"/>
+          <w:szCs w:val="28"/>
+        </w:rPr>
         <w:t>Gestione pagamenti</w:t>
       </w:r>
+      <w:bookmarkEnd w:id="3"/>
     </w:p>
     <w:p>
       <w:pPr>
@@ -11176,7 +11279,19 @@
           <w:sz w:val="28"/>
           <w:szCs w:val="28"/>
         </w:rPr>
-        <w:t>2.2</w:t>
+        <w:t>3</w:t>
+      </w:r>
+      <w:r>
+        <w:rPr>
+          <w:rFonts w:cstheme="minorHAnsi"/>
+          <w:b/>
+          <w:bCs/>
+          <w:i/>
+          <w:iCs/>
+          <w:sz w:val="28"/>
+          <w:szCs w:val="28"/>
+        </w:rPr>
+        <w:t>.2</w:t>
       </w:r>
       <w:r>
         <w:rPr>
@@ -12692,7 +12807,7 @@
           <w:sz w:val="24"/>
           <w:szCs w:val="24"/>
         </w:rPr>
-        <w:t>E</w:t>
+        <w:t>e</w:t>
       </w:r>
       <w:r>
         <w:rPr>
@@ -13716,7 +13831,45 @@
     </w:p>
     <w:p>
       <w:pPr>
+        <w:autoSpaceDE w:val="0"/>
+        <w:autoSpaceDN w:val="0"/>
+        <w:adjustRightInd w:val="0"/>
+        <w:spacing w:after="0" w:line="360" w:lineRule="auto"/>
+        <w:rPr>
+          <w:rFonts w:cstheme="minorHAnsi"/>
+          <w:sz w:val="24"/>
+          <w:szCs w:val="24"/>
+        </w:rPr>
+      </w:pPr>
+      <w:r>
+        <w:rPr>
+          <w:rFonts w:cstheme="minorHAnsi"/>
+          <w:sz w:val="24"/>
+          <w:szCs w:val="24"/>
+        </w:rPr>
+        <w:t>Gli aspetti principali testati sono stati:</w:t>
+      </w:r>
+    </w:p>
+    <w:p>
+      <w:pPr>
+        <w:autoSpaceDE w:val="0"/>
+        <w:autoSpaceDN w:val="0"/>
+        <w:adjustRightInd w:val="0"/>
+        <w:spacing w:after="0" w:line="360" w:lineRule="auto"/>
+        <w:rPr>
+          <w:rFonts w:cstheme="minorHAnsi"/>
+          <w:sz w:val="24"/>
+          <w:szCs w:val="24"/>
+        </w:rPr>
+      </w:pPr>
+    </w:p>
+    <w:p>
+      <w:pPr>
         <w:pStyle w:val="Paragrafoelenco"/>
+        <w:numPr>
+          <w:ilvl w:val="0"/>
+          <w:numId w:val="27"/>
+        </w:numPr>
         <w:autoSpaceDE w:val="0"/>
         <w:autoSpaceDN w:val="0"/>
         <w:adjustRightInd w:val="0"/>
@@ -13733,44 +13886,16 @@
           <w:sz w:val="24"/>
           <w:szCs w:val="24"/>
         </w:rPr>
-        <w:t xml:space="preserve">Per esempio, sono state individuate alcune implementazioni </w:t>
-      </w:r>
-      <w:r>
-        <w:rPr>
-          <w:rFonts w:cstheme="minorHAnsi"/>
-          <w:sz w:val="24"/>
-          <w:szCs w:val="24"/>
-        </w:rPr>
-        <w:t>più</w:t>
-      </w:r>
-      <w:r>
-        <w:rPr>
-          <w:rFonts w:cstheme="minorHAnsi"/>
-          <w:sz w:val="24"/>
-          <w:szCs w:val="24"/>
-        </w:rPr>
-        <w:t xml:space="preserve"> ostiche quali la persistenza dei dati per tanto si è provveduto a testarne l’aggiunta dei vari </w:t>
-      </w:r>
-      <w:r>
-        <w:rPr>
-          <w:rFonts w:cstheme="minorHAnsi"/>
-          <w:sz w:val="24"/>
-          <w:szCs w:val="24"/>
-        </w:rPr>
-        <w:t>oggetti,</w:t>
-      </w:r>
-      <w:r>
-        <w:rPr>
-          <w:rFonts w:cstheme="minorHAnsi"/>
-          <w:sz w:val="24"/>
-          <w:szCs w:val="24"/>
-        </w:rPr>
-        <w:t xml:space="preserve"> la scrittura su file, la lettura da file e la lettura dei vari oggetti con conseguente pulizia finale per non incombere a malfunzionamenti o oggetti indesiderati durante il funzionamento.</w:t>
+        <w:t>Inserimento di un paziente</w:t>
       </w:r>
     </w:p>
     <w:p>
       <w:pPr>
         <w:pStyle w:val="Paragrafoelenco"/>
+        <w:numPr>
+          <w:ilvl w:val="0"/>
+          <w:numId w:val="27"/>
+        </w:numPr>
         <w:autoSpaceDE w:val="0"/>
         <w:autoSpaceDN w:val="0"/>
         <w:adjustRightInd w:val="0"/>
@@ -13781,10 +13906,22 @@
           <w:szCs w:val="24"/>
         </w:rPr>
       </w:pPr>
+      <w:r>
+        <w:rPr>
+          <w:rFonts w:cstheme="minorHAnsi"/>
+          <w:sz w:val="24"/>
+          <w:szCs w:val="24"/>
+        </w:rPr>
+        <w:t>Inserimento di un medico</w:t>
+      </w:r>
     </w:p>
     <w:p>
       <w:pPr>
         <w:pStyle w:val="Paragrafoelenco"/>
+        <w:numPr>
+          <w:ilvl w:val="0"/>
+          <w:numId w:val="27"/>
+        </w:numPr>
         <w:autoSpaceDE w:val="0"/>
         <w:autoSpaceDN w:val="0"/>
         <w:adjustRightInd w:val="0"/>
@@ -13795,6 +13932,66 @@
           <w:szCs w:val="24"/>
         </w:rPr>
       </w:pPr>
+      <w:r>
+        <w:rPr>
+          <w:rFonts w:cstheme="minorHAnsi"/>
+          <w:sz w:val="24"/>
+          <w:szCs w:val="24"/>
+        </w:rPr>
+        <w:t>Inserimento di una prenotazione</w:t>
+      </w:r>
+    </w:p>
+    <w:p>
+      <w:pPr>
+        <w:pStyle w:val="Paragrafoelenco"/>
+        <w:numPr>
+          <w:ilvl w:val="0"/>
+          <w:numId w:val="27"/>
+        </w:numPr>
+        <w:autoSpaceDE w:val="0"/>
+        <w:autoSpaceDN w:val="0"/>
+        <w:adjustRightInd w:val="0"/>
+        <w:spacing w:after="0" w:line="360" w:lineRule="auto"/>
+        <w:rPr>
+          <w:rFonts w:cstheme="minorHAnsi"/>
+          <w:sz w:val="24"/>
+          <w:szCs w:val="24"/>
+        </w:rPr>
+      </w:pPr>
+      <w:r>
+        <w:rPr>
+          <w:rFonts w:cstheme="minorHAnsi"/>
+          <w:sz w:val="24"/>
+          <w:szCs w:val="24"/>
+        </w:rPr>
+        <w:t>Inserimento della prenotazione nel carrello</w:t>
+      </w:r>
+    </w:p>
+    <w:p>
+      <w:pPr>
+        <w:pStyle w:val="Paragrafoelenco"/>
+        <w:numPr>
+          <w:ilvl w:val="0"/>
+          <w:numId w:val="27"/>
+        </w:numPr>
+        <w:autoSpaceDE w:val="0"/>
+        <w:autoSpaceDN w:val="0"/>
+        <w:adjustRightInd w:val="0"/>
+        <w:spacing w:after="0" w:line="360" w:lineRule="auto"/>
+        <w:rPr>
+          <w:rFonts w:cstheme="minorHAnsi"/>
+          <w:sz w:val="24"/>
+          <w:szCs w:val="24"/>
+        </w:rPr>
+      </w:pPr>
+      <w:r>
+        <w:rPr>
+          <w:rFonts w:cstheme="minorHAnsi"/>
+          <w:sz w:val="24"/>
+          <w:szCs w:val="24"/>
+        </w:rPr>
+        <w:t>Check pagamento con e senza esnzione</w:t>
+      </w:r>
     </w:p>
     <w:sectPr>
       <w:footerReference w:type="default" r:id="rId13"/>
@@ -13924,6 +14121,95 @@
 <file path=word/numbering.xml><?xml version="1.0" encoding="utf-8"?>
 <w:numbering xmlns:wpc="http://schemas.microsoft.com/office/word/2010/wordprocessingCanvas" xmlns:cx="http://schemas.microsoft.com/office/drawing/2014/chartex" xmlns:cx1="http://schemas.microsoft.com/office/drawing/2015/9/8/chartex" xmlns:cx2="http://schemas.microsoft.com/office/drawing/2015/10/21/chartex" xmlns:cx3="http://schemas.microsoft.com/office/drawing/2016/5/9/chartex" xmlns:cx4="http://schemas.microsoft.com/office/drawing/2016/5/10/chartex" xmlns:cx5="http://schemas.microsoft.com/office/drawing/2016/5/11/chartex" xmlns:cx6="http://schemas.microsoft.com/office/drawing/2016/5/12/chartex" xmlns:cx7="http://schemas.microsoft.com/office/drawing/2016/5/13/chartex" xmlns:cx8="http://schemas.microsoft.com/office/drawing/2016/5/14/chartex" xmlns:mc="http://schemas.openxmlformats.org/markup-compatibility/2006" xmlns:aink="http://schemas.microsoft.com/office/drawing/2016/ink" xmlns:am3d="http://schemas.microsoft.com/office/drawing/2017/model3d" xmlns:o="urn:schemas-microsoft-com:office:office" xmlns:oel="http://schemas.microsoft.com/office/2019/extlst" xmlns:r="http://schemas.openxmlformats.org/officeDocument/2006/relationships" xmlns:m="http://schemas.openxmlformats.org/officeDocument/2006/math" xmlns:v="urn:schemas-microsoft-com:vml" xmlns:wp14="http://schemas.microsoft.com/office/word/2010/wordprocessingDrawing" xmlns:wp="http://schemas.openxmlformats.org/drawingml/2006/wordprocessingDrawing" xmlns:w10="urn:schemas-microsoft-com:office:word" xmlns:w="http://schemas.openxmlformats.org/wordprocessingml/2006/main" xmlns:w14="http://schemas.microsoft.com/office/word/2010/wordml" xmlns:w15="http://schemas.microsoft.com/office/word/2012/wordml" xmlns:w16cex="http://schemas.microsoft.com/office/word/2018/wordml/cex" xmlns:w16cid="http://schemas.microsoft.com/office/word/2016/wordml/cid" xmlns:w16="http://schemas.microsoft.com/office/word/2018/wordml" xmlns:w16sdtdh="http://schemas.microsoft.com/office/word/2020/wordml/sdtdatahash" xmlns:w16se="http://schemas.microsoft.com/office/word/2015/wordml/symex" xmlns:wpg="http://schemas.microsoft.com/office/word/2010/wordprocessingGroup" xmlns:wpi="http://schemas.microsoft.com/office/word/2010/wordprocessingInk" xmlns:wne="http://schemas.microsoft.com/office/word/2006/wordml" xmlns:wps="http://schemas.microsoft.com/office/word/2010/wordprocessingShape" mc:Ignorable="w14 w15 w16se w16cid w16 w16cex w16sdtdh wp14">
   <w:abstractNum w:abstractNumId="0" w15:restartNumberingAfterBreak="0">
+    <w:nsid w:val="053744EF"/>
+    <w:multiLevelType w:val="hybridMultilevel"/>
+    <w:tmpl w:val="FBFEFC04"/>
+    <w:lvl w:ilvl="0" w:tplc="24D8F7A4">
+      <w:start w:val="1"/>
+      <w:numFmt w:val="decimal"/>
+      <w:lvlText w:val="%1)"/>
+      <w:lvlJc w:val="left"/>
+      <w:pPr>
+        <w:ind w:left="720" w:hanging="360"/>
+      </w:pPr>
+      <w:rPr>
+        <w:rFonts w:hint="default"/>
+      </w:rPr>
+    </w:lvl>
+    <w:lvl w:ilvl="1" w:tplc="04100019" w:tentative="1">
+      <w:start w:val="1"/>
+      <w:numFmt w:val="lowerLetter"/>
+      <w:lvlText w:val="%2."/>
+      <w:lvlJc w:val="left"/>
+      <w:pPr>
+        <w:ind w:left="1440" w:hanging="360"/>
+      </w:pPr>
+    </w:lvl>
+    <w:lvl w:ilvl="2" w:tplc="0410001B" w:tentative="1">
+      <w:start w:val="1"/>
+      <w:numFmt w:val="lowerRoman"/>
+      <w:lvlText w:val="%3."/>
+      <w:lvlJc w:val="right"/>
+      <w:pPr>
+        <w:ind w:left="2160" w:hanging="180"/>
+      </w:pPr>
+    </w:lvl>
+    <w:lvl w:ilvl="3" w:tplc="0410000F" w:tentative="1">
+      <w:start w:val="1"/>
+      <w:numFmt w:val="decimal"/>
+      <w:lvlText w:val="%4."/>
+      <w:lvlJc w:val="left"/>
+      <w:pPr>
+        <w:ind w:left="2880" w:hanging="360"/>
+      </w:pPr>
+    </w:lvl>
+    <w:lvl w:ilvl="4" w:tplc="04100019" w:tentative="1">
+      <w:start w:val="1"/>
+      <w:numFmt w:val="lowerLetter"/>
+      <w:lvlText w:val="%5."/>
+      <w:lvlJc w:val="left"/>
+      <w:pPr>
+        <w:ind w:left="3600" w:hanging="360"/>
+      </w:pPr>
+    </w:lvl>
+    <w:lvl w:ilvl="5" w:tplc="0410001B" w:tentative="1">
+      <w:start w:val="1"/>
+      <w:numFmt w:val="lowerRoman"/>
+      <w:lvlText w:val="%6."/>
+      <w:lvlJc w:val="right"/>
+      <w:pPr>
+        <w:ind w:left="4320" w:hanging="180"/>
+      </w:pPr>
+    </w:lvl>
+    <w:lvl w:ilvl="6" w:tplc="0410000F" w:tentative="1">
+      <w:start w:val="1"/>
+      <w:numFmt w:val="decimal"/>
+      <w:lvlText w:val="%7."/>
+      <w:lvlJc w:val="left"/>
+      <w:pPr>
+        <w:ind w:left="5040" w:hanging="360"/>
+      </w:pPr>
+    </w:lvl>
+    <w:lvl w:ilvl="7" w:tplc="04100019" w:tentative="1">
+      <w:start w:val="1"/>
+      <w:numFmt w:val="lowerLetter"/>
+      <w:lvlText w:val="%8."/>
+      <w:lvlJc w:val="left"/>
+      <w:pPr>
+        <w:ind w:left="5760" w:hanging="360"/>
+      </w:pPr>
+    </w:lvl>
+    <w:lvl w:ilvl="8" w:tplc="0410001B" w:tentative="1">
+      <w:start w:val="1"/>
+      <w:numFmt w:val="lowerRoman"/>
+      <w:lvlText w:val="%9."/>
+      <w:lvlJc w:val="right"/>
+      <w:pPr>
+        <w:ind w:left="6480" w:hanging="180"/>
+      </w:pPr>
+    </w:lvl>
+  </w:abstractNum>
+  <w:abstractNum w:abstractNumId="1" w15:restartNumberingAfterBreak="0">
     <w:nsid w:val="0731248A"/>
     <w:multiLevelType w:val="multilevel"/>
     <w:tmpl w:val="0410001F"/>
@@ -14036,7 +14322,7 @@
       </w:rPr>
     </w:lvl>
   </w:abstractNum>
-  <w:abstractNum w:abstractNumId="1" w15:restartNumberingAfterBreak="0">
+  <w:abstractNum w:abstractNumId="2" w15:restartNumberingAfterBreak="0">
     <w:nsid w:val="0BE45636"/>
     <w:multiLevelType w:val="hybridMultilevel"/>
     <w:tmpl w:val="31864356"/>
@@ -14122,7 +14408,7 @@
       </w:pPr>
     </w:lvl>
   </w:abstractNum>
-  <w:abstractNum w:abstractNumId="2" w15:restartNumberingAfterBreak="0">
+  <w:abstractNum w:abstractNumId="3" w15:restartNumberingAfterBreak="0">
     <w:nsid w:val="166016A3"/>
     <w:multiLevelType w:val="hybridMultilevel"/>
     <w:tmpl w:val="46CA287E"/>
@@ -14235,7 +14521,7 @@
       </w:rPr>
     </w:lvl>
   </w:abstractNum>
-  <w:abstractNum w:abstractNumId="3" w15:restartNumberingAfterBreak="0">
+  <w:abstractNum w:abstractNumId="4" w15:restartNumberingAfterBreak="0">
     <w:nsid w:val="19975D7B"/>
     <w:multiLevelType w:val="hybridMultilevel"/>
     <w:tmpl w:val="F460A538"/>
@@ -14321,7 +14607,7 @@
       </w:pPr>
     </w:lvl>
   </w:abstractNum>
-  <w:abstractNum w:abstractNumId="4" w15:restartNumberingAfterBreak="0">
+  <w:abstractNum w:abstractNumId="5" w15:restartNumberingAfterBreak="0">
     <w:nsid w:val="1FA838B7"/>
     <w:multiLevelType w:val="hybridMultilevel"/>
     <w:tmpl w:val="D23CC378"/>
@@ -14410,7 +14696,7 @@
       </w:pPr>
     </w:lvl>
   </w:abstractNum>
-  <w:abstractNum w:abstractNumId="5" w15:restartNumberingAfterBreak="0">
+  <w:abstractNum w:abstractNumId="6" w15:restartNumberingAfterBreak="0">
     <w:nsid w:val="215A238D"/>
     <w:multiLevelType w:val="hybridMultilevel"/>
     <w:tmpl w:val="A600FF54"/>
@@ -14499,7 +14785,7 @@
       </w:pPr>
     </w:lvl>
   </w:abstractNum>
-  <w:abstractNum w:abstractNumId="6" w15:restartNumberingAfterBreak="0">
+  <w:abstractNum w:abstractNumId="7" w15:restartNumberingAfterBreak="0">
     <w:nsid w:val="2699756A"/>
     <w:multiLevelType w:val="multilevel"/>
     <w:tmpl w:val="0FCA3AE4"/>
@@ -14612,7 +14898,7 @@
       </w:rPr>
     </w:lvl>
   </w:abstractNum>
-  <w:abstractNum w:abstractNumId="7" w15:restartNumberingAfterBreak="0">
+  <w:abstractNum w:abstractNumId="8" w15:restartNumberingAfterBreak="0">
     <w:nsid w:val="2E274726"/>
     <w:multiLevelType w:val="hybridMultilevel"/>
     <w:tmpl w:val="071E60D6"/>
@@ -14725,7 +15011,7 @@
       </w:rPr>
     </w:lvl>
   </w:abstractNum>
-  <w:abstractNum w:abstractNumId="8" w15:restartNumberingAfterBreak="0">
+  <w:abstractNum w:abstractNumId="9" w15:restartNumberingAfterBreak="0">
     <w:nsid w:val="30CD5ADA"/>
     <w:multiLevelType w:val="hybridMultilevel"/>
     <w:tmpl w:val="CFF8E218"/>
@@ -14814,7 +15100,7 @@
       </w:pPr>
     </w:lvl>
   </w:abstractNum>
-  <w:abstractNum w:abstractNumId="9" w15:restartNumberingAfterBreak="0">
+  <w:abstractNum w:abstractNumId="10" w15:restartNumberingAfterBreak="0">
     <w:nsid w:val="32C57DB2"/>
     <w:multiLevelType w:val="hybridMultilevel"/>
     <w:tmpl w:val="EC5AC4F0"/>
@@ -14900,7 +15186,7 @@
       </w:pPr>
     </w:lvl>
   </w:abstractNum>
-  <w:abstractNum w:abstractNumId="10" w15:restartNumberingAfterBreak="0">
+  <w:abstractNum w:abstractNumId="11" w15:restartNumberingAfterBreak="0">
     <w:nsid w:val="3E353635"/>
     <w:multiLevelType w:val="hybridMultilevel"/>
     <w:tmpl w:val="93FE122E"/>
@@ -15013,7 +15299,7 @@
       </w:rPr>
     </w:lvl>
   </w:abstractNum>
-  <w:abstractNum w:abstractNumId="11" w15:restartNumberingAfterBreak="0">
+  <w:abstractNum w:abstractNumId="12" w15:restartNumberingAfterBreak="0">
     <w:nsid w:val="41482013"/>
     <w:multiLevelType w:val="multilevel"/>
     <w:tmpl w:val="41106A14"/>
@@ -15126,7 +15412,7 @@
       </w:rPr>
     </w:lvl>
   </w:abstractNum>
-  <w:abstractNum w:abstractNumId="12" w15:restartNumberingAfterBreak="0">
+  <w:abstractNum w:abstractNumId="13" w15:restartNumberingAfterBreak="0">
     <w:nsid w:val="4C1B7AA3"/>
     <w:multiLevelType w:val="multilevel"/>
     <w:tmpl w:val="FE4C59C8"/>
@@ -15239,7 +15525,7 @@
       </w:rPr>
     </w:lvl>
   </w:abstractNum>
-  <w:abstractNum w:abstractNumId="13" w15:restartNumberingAfterBreak="0">
+  <w:abstractNum w:abstractNumId="14" w15:restartNumberingAfterBreak="0">
     <w:nsid w:val="4C3C586E"/>
     <w:multiLevelType w:val="hybridMultilevel"/>
     <w:tmpl w:val="78003762"/>
@@ -15352,7 +15638,7 @@
       </w:rPr>
     </w:lvl>
   </w:abstractNum>
-  <w:abstractNum w:abstractNumId="14" w15:restartNumberingAfterBreak="0">
+  <w:abstractNum w:abstractNumId="15" w15:restartNumberingAfterBreak="0">
     <w:nsid w:val="4EE865F9"/>
     <w:multiLevelType w:val="hybridMultilevel"/>
     <w:tmpl w:val="7C567C02"/>
@@ -15465,7 +15751,7 @@
       </w:rPr>
     </w:lvl>
   </w:abstractNum>
-  <w:abstractNum w:abstractNumId="15" w15:restartNumberingAfterBreak="0">
+  <w:abstractNum w:abstractNumId="16" w15:restartNumberingAfterBreak="0">
     <w:nsid w:val="651531EE"/>
     <w:multiLevelType w:val="hybridMultilevel"/>
     <w:tmpl w:val="815668AA"/>
@@ -15578,7 +15864,7 @@
       </w:rPr>
     </w:lvl>
   </w:abstractNum>
-  <w:abstractNum w:abstractNumId="16" w15:restartNumberingAfterBreak="0">
+  <w:abstractNum w:abstractNumId="17" w15:restartNumberingAfterBreak="0">
     <w:nsid w:val="6771154D"/>
     <w:multiLevelType w:val="hybridMultilevel"/>
     <w:tmpl w:val="7132098C"/>
@@ -15667,7 +15953,7 @@
       </w:pPr>
     </w:lvl>
   </w:abstractNum>
-  <w:abstractNum w:abstractNumId="17" w15:restartNumberingAfterBreak="0">
+  <w:abstractNum w:abstractNumId="18" w15:restartNumberingAfterBreak="0">
     <w:nsid w:val="68734DE9"/>
     <w:multiLevelType w:val="hybridMultilevel"/>
     <w:tmpl w:val="70446146"/>
@@ -15756,7 +16042,7 @@
       </w:pPr>
     </w:lvl>
   </w:abstractNum>
-  <w:abstractNum w:abstractNumId="18" w15:restartNumberingAfterBreak="0">
+  <w:abstractNum w:abstractNumId="19" w15:restartNumberingAfterBreak="0">
     <w:nsid w:val="6B3B7B65"/>
     <w:multiLevelType w:val="hybridMultilevel"/>
     <w:tmpl w:val="CFF8E218"/>
@@ -15845,7 +16131,7 @@
       </w:pPr>
     </w:lvl>
   </w:abstractNum>
-  <w:abstractNum w:abstractNumId="19" w15:restartNumberingAfterBreak="0">
+  <w:abstractNum w:abstractNumId="20" w15:restartNumberingAfterBreak="0">
     <w:nsid w:val="6EF17613"/>
     <w:multiLevelType w:val="hybridMultilevel"/>
     <w:tmpl w:val="F758B6A6"/>
@@ -15958,7 +16244,7 @@
       </w:rPr>
     </w:lvl>
   </w:abstractNum>
-  <w:abstractNum w:abstractNumId="20" w15:restartNumberingAfterBreak="0">
+  <w:abstractNum w:abstractNumId="21" w15:restartNumberingAfterBreak="0">
     <w:nsid w:val="719E155C"/>
     <w:multiLevelType w:val="hybridMultilevel"/>
     <w:tmpl w:val="3026859C"/>
@@ -16047,7 +16333,7 @@
       </w:pPr>
     </w:lvl>
   </w:abstractNum>
-  <w:abstractNum w:abstractNumId="21" w15:restartNumberingAfterBreak="0">
+  <w:abstractNum w:abstractNumId="22" w15:restartNumberingAfterBreak="0">
     <w:nsid w:val="72CA0917"/>
     <w:multiLevelType w:val="hybridMultilevel"/>
     <w:tmpl w:val="31864356"/>
@@ -16133,7 +16419,7 @@
       </w:pPr>
     </w:lvl>
   </w:abstractNum>
-  <w:abstractNum w:abstractNumId="22" w15:restartNumberingAfterBreak="0">
+  <w:abstractNum w:abstractNumId="23" w15:restartNumberingAfterBreak="0">
     <w:nsid w:val="731C3F74"/>
     <w:multiLevelType w:val="multilevel"/>
     <w:tmpl w:val="0410001F"/>
@@ -16219,7 +16505,7 @@
       </w:pPr>
     </w:lvl>
   </w:abstractNum>
-  <w:abstractNum w:abstractNumId="23" w15:restartNumberingAfterBreak="0">
+  <w:abstractNum w:abstractNumId="24" w15:restartNumberingAfterBreak="0">
     <w:nsid w:val="7FB87BCA"/>
     <w:multiLevelType w:val="hybridMultilevel"/>
     <w:tmpl w:val="89225236"/>
@@ -16333,22 +16619,22 @@
     </w:lvl>
   </w:abstractNum>
   <w:num w:numId="1" w16cid:durableId="1500081156">
-    <w:abstractNumId w:val="3"/>
+    <w:abstractNumId w:val="4"/>
   </w:num>
   <w:num w:numId="2" w16cid:durableId="1681546071">
-    <w:abstractNumId w:val="15"/>
+    <w:abstractNumId w:val="16"/>
   </w:num>
   <w:num w:numId="3" w16cid:durableId="1197347570">
-    <w:abstractNumId w:val="23"/>
+    <w:abstractNumId w:val="24"/>
   </w:num>
   <w:num w:numId="4" w16cid:durableId="1404137809">
-    <w:abstractNumId w:val="1"/>
+    <w:abstractNumId w:val="2"/>
   </w:num>
   <w:num w:numId="5" w16cid:durableId="1675523404">
-    <w:abstractNumId w:val="23"/>
+    <w:abstractNumId w:val="24"/>
   </w:num>
   <w:num w:numId="6" w16cid:durableId="1997370593">
-    <w:abstractNumId w:val="1"/>
+    <w:abstractNumId w:val="2"/>
     <w:lvlOverride w:ilvl="0">
       <w:startOverride w:val="1"/>
     </w:lvlOverride>
@@ -16378,64 +16664,67 @@
     </w:lvlOverride>
   </w:num>
   <w:num w:numId="7" w16cid:durableId="555047435">
-    <w:abstractNumId w:val="2"/>
+    <w:abstractNumId w:val="3"/>
   </w:num>
   <w:num w:numId="8" w16cid:durableId="181827543">
+    <w:abstractNumId w:val="10"/>
+  </w:num>
+  <w:num w:numId="9" w16cid:durableId="1472291302">
+    <w:abstractNumId w:val="20"/>
+  </w:num>
+  <w:num w:numId="10" w16cid:durableId="1167667151">
+    <w:abstractNumId w:val="15"/>
+  </w:num>
+  <w:num w:numId="11" w16cid:durableId="82530938">
+    <w:abstractNumId w:val="14"/>
+  </w:num>
+  <w:num w:numId="12" w16cid:durableId="1567915737">
+    <w:abstractNumId w:val="7"/>
+  </w:num>
+  <w:num w:numId="13" w16cid:durableId="1394961294">
+    <w:abstractNumId w:val="23"/>
+  </w:num>
+  <w:num w:numId="14" w16cid:durableId="1922060990">
+    <w:abstractNumId w:val="13"/>
+  </w:num>
+  <w:num w:numId="15" w16cid:durableId="1718428897">
+    <w:abstractNumId w:val="1"/>
+  </w:num>
+  <w:num w:numId="16" w16cid:durableId="2054228174">
+    <w:abstractNumId w:val="12"/>
+  </w:num>
+  <w:num w:numId="17" w16cid:durableId="1452823600">
+    <w:abstractNumId w:val="19"/>
+  </w:num>
+  <w:num w:numId="18" w16cid:durableId="771583563">
     <w:abstractNumId w:val="9"/>
   </w:num>
-  <w:num w:numId="9" w16cid:durableId="1472291302">
-    <w:abstractNumId w:val="19"/>
+  <w:num w:numId="19" w16cid:durableId="475029184">
+    <w:abstractNumId w:val="8"/>
   </w:num>
-  <w:num w:numId="10" w16cid:durableId="1167667151">
-    <w:abstractNumId w:val="14"/>
+  <w:num w:numId="20" w16cid:durableId="1332561742">
+    <w:abstractNumId w:val="11"/>
   </w:num>
-  <w:num w:numId="11" w16cid:durableId="82530938">
-    <w:abstractNumId w:val="13"/>
+  <w:num w:numId="21" w16cid:durableId="1766002005">
+    <w:abstractNumId w:val="22"/>
   </w:num>
-  <w:num w:numId="12" w16cid:durableId="1567915737">
+  <w:num w:numId="22" w16cid:durableId="999188602">
+    <w:abstractNumId w:val="5"/>
+  </w:num>
+  <w:num w:numId="23" w16cid:durableId="1198199680">
+    <w:abstractNumId w:val="21"/>
+  </w:num>
+  <w:num w:numId="24" w16cid:durableId="1447576743">
+    <w:abstractNumId w:val="18"/>
+  </w:num>
+  <w:num w:numId="25" w16cid:durableId="1909147898">
     <w:abstractNumId w:val="6"/>
   </w:num>
-  <w:num w:numId="13" w16cid:durableId="1394961294">
-    <w:abstractNumId w:val="22"/>
-  </w:num>
-  <w:num w:numId="14" w16cid:durableId="1922060990">
-    <w:abstractNumId w:val="12"/>
-  </w:num>
-  <w:num w:numId="15" w16cid:durableId="1718428897">
-    <w:abstractNumId w:val="0"/>
-  </w:num>
-  <w:num w:numId="16" w16cid:durableId="2054228174">
-    <w:abstractNumId w:val="11"/>
-  </w:num>
-  <w:num w:numId="17" w16cid:durableId="1452823600">
-    <w:abstractNumId w:val="18"/>
-  </w:num>
-  <w:num w:numId="18" w16cid:durableId="771583563">
-    <w:abstractNumId w:val="8"/>
-  </w:num>
-  <w:num w:numId="19" w16cid:durableId="475029184">
-    <w:abstractNumId w:val="7"/>
-  </w:num>
-  <w:num w:numId="20" w16cid:durableId="1332561742">
-    <w:abstractNumId w:val="10"/>
-  </w:num>
-  <w:num w:numId="21" w16cid:durableId="1766002005">
-    <w:abstractNumId w:val="21"/>
-  </w:num>
-  <w:num w:numId="22" w16cid:durableId="999188602">
-    <w:abstractNumId w:val="4"/>
-  </w:num>
-  <w:num w:numId="23" w16cid:durableId="1198199680">
-    <w:abstractNumId w:val="20"/>
-  </w:num>
-  <w:num w:numId="24" w16cid:durableId="1447576743">
+  <w:num w:numId="26" w16cid:durableId="630869894">
     <w:abstractNumId w:val="17"/>
   </w:num>
-  <w:num w:numId="25" w16cid:durableId="1909147898">
-    <w:abstractNumId w:val="5"/>
-  </w:num>
-  <w:num w:numId="26" w16cid:durableId="630869894">
-    <w:abstractNumId w:val="16"/>
+  <w:num w:numId="27" w16cid:durableId="596989437">
+    <w:abstractNumId w:val="0"/>
   </w:num>
 </w:numbering>
 </file>
